--- a/Docs/Daewoo_CPC400_Upgrade_Project.docx
+++ b/Docs/Daewoo_CPC400_Upgrade_Project.docx
@@ -10,7 +10,6 @@
           <w:b/>
           <w:sz w:val="28"/>
           <w:szCs w:val="28"/>
-          <w:lang w:val="ru-RU"/>
         </w:rPr>
       </w:pPr>
       <w:r>
@@ -20,7 +19,7 @@
           <w:szCs w:val="28"/>
           <w:lang w:val="ru-RU"/>
         </w:rPr>
-        <w:t>Проект апгрейда Daewoo CPC-400/400S в</w:t>
+        <w:t>Проект</w:t>
       </w:r>
       <w:r>
         <w:rPr>
@@ -30,34 +29,67 @@
         </w:rPr>
         <w:t xml:space="preserve"> </w:t>
       </w:r>
-      <w:proofErr w:type="spellStart"/>
       <w:r>
         <w:rPr>
           <w:b/>
           <w:sz w:val="28"/>
           <w:szCs w:val="28"/>
-        </w:rPr>
-        <w:t>стандартный</w:t>
-      </w:r>
-      <w:proofErr w:type="spellEnd"/>
+          <w:lang w:val="ru-RU"/>
+        </w:rPr>
+        <w:t>апгрейда</w:t>
+      </w:r>
       <w:r>
         <w:rPr>
           <w:b/>
           <w:sz w:val="28"/>
           <w:szCs w:val="28"/>
-          <w:lang w:val="ru-RU"/>
-        </w:rPr>
-        <w:t xml:space="preserve"> MSX2/MSX2+</w:t>
-      </w:r>
-    </w:p>
-    <w:p>
-      <w:pPr>
-        <w:contextualSpacing/>
-        <w:jc w:val="center"/>
+        </w:rPr>
+        <w:t xml:space="preserve"> Daewoo CPC-400/400S </w:t>
+      </w:r>
+      <w:r>
         <w:rPr>
           <w:b/>
           <w:sz w:val="28"/>
           <w:szCs w:val="28"/>
+          <w:lang w:val="ru-RU"/>
+        </w:rPr>
+        <w:t>в</w:t>
+      </w:r>
+      <w:r>
+        <w:rPr>
+          <w:b/>
+          <w:sz w:val="28"/>
+          <w:szCs w:val="28"/>
+        </w:rPr>
+        <w:t xml:space="preserve"> </w:t>
+      </w:r>
+      <w:proofErr w:type="spellStart"/>
+      <w:r>
+        <w:rPr>
+          <w:b/>
+          <w:sz w:val="28"/>
+          <w:szCs w:val="28"/>
+        </w:rPr>
+        <w:t>стандартный</w:t>
+      </w:r>
+      <w:proofErr w:type="spellEnd"/>
+      <w:r>
+        <w:rPr>
+          <w:b/>
+          <w:sz w:val="28"/>
+          <w:szCs w:val="28"/>
+        </w:rPr>
+        <w:t xml:space="preserve"> MSX2/MSX2+</w:t>
+      </w:r>
+    </w:p>
+    <w:p>
+      <w:pPr>
+        <w:contextualSpacing/>
+        <w:jc w:val="center"/>
+        <w:rPr>
+          <w:b/>
+          <w:sz w:val="28"/>
+          <w:szCs w:val="28"/>
         </w:rPr>
       </w:pPr>
     </w:p>
@@ -69,7 +101,6 @@
           <w:b/>
           <w:sz w:val="24"/>
           <w:szCs w:val="24"/>
-          <w:lang w:val="ru-RU"/>
         </w:rPr>
       </w:pPr>
       <w:r>
@@ -79,65 +110,62 @@
           <w:szCs w:val="24"/>
           <w:lang w:val="ru-RU"/>
         </w:rPr>
-        <w:t xml:space="preserve">Автор: </w:t>
-      </w:r>
-      <w:proofErr w:type="spellStart"/>
+        <w:t>Автор</w:t>
+      </w:r>
       <w:r>
         <w:rPr>
           <w:b/>
           <w:sz w:val="24"/>
           <w:szCs w:val="24"/>
         </w:rPr>
-        <w:t>Wierzbowsky</w:t>
-      </w:r>
-      <w:proofErr w:type="spellEnd"/>
+        <w:t xml:space="preserve">: </w:t>
+      </w:r>
+      <w:proofErr w:type="spellStart"/>
       <w:r>
         <w:rPr>
           <w:b/>
           <w:sz w:val="24"/>
           <w:szCs w:val="24"/>
-          <w:lang w:val="ru-RU"/>
-        </w:rPr>
-        <w:t xml:space="preserve"> [</w:t>
-      </w:r>
+        </w:rPr>
+        <w:t>Wierzbowsky</w:t>
+      </w:r>
+      <w:proofErr w:type="spellEnd"/>
       <w:r>
         <w:rPr>
           <w:b/>
           <w:sz w:val="24"/>
           <w:szCs w:val="24"/>
         </w:rPr>
-        <w:t>RBSC</w:t>
+        <w:t xml:space="preserve"> [</w:t>
       </w:r>
       <w:r>
         <w:rPr>
           <w:b/>
           <w:sz w:val="24"/>
           <w:szCs w:val="24"/>
-          <w:lang w:val="ru-RU"/>
-        </w:rPr>
-        <w:t>]</w:t>
-      </w:r>
-    </w:p>
-    <w:p>
-      <w:pPr>
-        <w:contextualSpacing/>
-        <w:jc w:val="center"/>
+        </w:rPr>
+        <w:t>RBSC</w:t>
+      </w:r>
+      <w:r>
         <w:rPr>
           <w:b/>
           <w:sz w:val="24"/>
           <w:szCs w:val="24"/>
-          <w:lang w:val="ru-RU"/>
-        </w:rPr>
-      </w:pPr>
-      <w:r>
+        </w:rPr>
+        <w:t>]</w:t>
+      </w:r>
+    </w:p>
+    <w:p>
+      <w:pPr>
+        <w:contextualSpacing/>
+        <w:jc w:val="center"/>
         <w:rPr>
           <w:b/>
           <w:sz w:val="24"/>
           <w:szCs w:val="24"/>
           <w:lang w:val="ru-RU"/>
         </w:rPr>
-        <w:t>Ревизия</w:t>
-      </w:r>
+      </w:pPr>
       <w:r>
         <w:rPr>
           <w:b/>
@@ -145,7 +173,7 @@
           <w:szCs w:val="24"/>
           <w:lang w:val="ru-RU"/>
         </w:rPr>
-        <w:t xml:space="preserve"> документа</w:t>
+        <w:t>Ревизия</w:t>
       </w:r>
       <w:r>
         <w:rPr>
@@ -154,7 +182,7 @@
           <w:szCs w:val="24"/>
           <w:lang w:val="ru-RU"/>
         </w:rPr>
-        <w:t>:</w:t>
+        <w:t xml:space="preserve"> документа</w:t>
       </w:r>
       <w:r>
         <w:rPr>
@@ -163,7 +191,7 @@
           <w:szCs w:val="24"/>
           <w:lang w:val="ru-RU"/>
         </w:rPr>
-        <w:t xml:space="preserve"> 1.0</w:t>
+        <w:t>:</w:t>
       </w:r>
       <w:r>
         <w:rPr>
@@ -172,29 +200,29 @@
           <w:szCs w:val="24"/>
           <w:lang w:val="ru-RU"/>
         </w:rPr>
-        <w:t>0</w:t>
-      </w:r>
-    </w:p>
-    <w:p>
-      <w:pPr>
-        <w:contextualSpacing/>
-        <w:jc w:val="center"/>
+        <w:t xml:space="preserve"> 1.0</w:t>
+      </w:r>
+      <w:r>
         <w:rPr>
           <w:b/>
           <w:sz w:val="24"/>
           <w:szCs w:val="24"/>
           <w:lang w:val="ru-RU"/>
         </w:rPr>
-      </w:pPr>
-      <w:r>
+        <w:t>0</w:t>
+      </w:r>
+    </w:p>
+    <w:p>
+      <w:pPr>
+        <w:contextualSpacing/>
+        <w:jc w:val="center"/>
         <w:rPr>
           <w:b/>
           <w:sz w:val="24"/>
           <w:szCs w:val="24"/>
           <w:lang w:val="ru-RU"/>
         </w:rPr>
-        <w:t>Последн</w:t>
-      </w:r>
+      </w:pPr>
       <w:r>
         <w:rPr>
           <w:b/>
@@ -202,7 +230,7 @@
           <w:szCs w:val="24"/>
           <w:lang w:val="ru-RU"/>
         </w:rPr>
-        <w:t>ие</w:t>
+        <w:t>Последн</w:t>
       </w:r>
       <w:r>
         <w:rPr>
@@ -211,7 +239,7 @@
           <w:szCs w:val="24"/>
           <w:lang w:val="ru-RU"/>
         </w:rPr>
-        <w:t xml:space="preserve"> </w:t>
+        <w:t>ие</w:t>
       </w:r>
       <w:r>
         <w:rPr>
@@ -220,7 +248,7 @@
           <w:szCs w:val="24"/>
           <w:lang w:val="ru-RU"/>
         </w:rPr>
-        <w:t>изменения</w:t>
+        <w:t xml:space="preserve"> </w:t>
       </w:r>
       <w:r>
         <w:rPr>
@@ -229,7 +257,7 @@
           <w:szCs w:val="24"/>
           <w:lang w:val="ru-RU"/>
         </w:rPr>
-        <w:t xml:space="preserve">: </w:t>
+        <w:t>изменения</w:t>
       </w:r>
       <w:r>
         <w:rPr>
@@ -238,7 +266,7 @@
           <w:szCs w:val="24"/>
           <w:lang w:val="ru-RU"/>
         </w:rPr>
-        <w:t>5</w:t>
+        <w:t xml:space="preserve">: </w:t>
       </w:r>
       <w:r>
         <w:rPr>
@@ -247,6 +275,15 @@
           <w:szCs w:val="24"/>
           <w:lang w:val="ru-RU"/>
         </w:rPr>
+        <w:t>6</w:t>
+      </w:r>
+      <w:r>
+        <w:rPr>
+          <w:b/>
+          <w:sz w:val="24"/>
+          <w:szCs w:val="24"/>
+          <w:lang w:val="ru-RU"/>
+        </w:rPr>
         <w:t xml:space="preserve"> апреля 2026 года</w:t>
       </w:r>
     </w:p>
@@ -1079,7 +1116,6 @@
         <w:rPr>
           <w:lang w:val="ru-RU"/>
         </w:rPr>
-        <w:lastRenderedPageBreak/>
         <w:tab/>
         <w:t xml:space="preserve">Вторая проблема, с которой мы столкнулись при отладке Carnivore2 - это то, что на корейских компьютерах достаточно много игр и другого программного обеспечения отказывалась работать из-за достаточно странного расположения </w:t>
       </w:r>
@@ -1202,7 +1238,19 @@
           <w:lang w:val="ru-RU"/>
         </w:rPr>
         <w:tab/>
-        <w:t xml:space="preserve">Была и тетья проблема, но о ней позже. Итак, появилась идея переделать Daewoo CPC-400 и 400S во что-то более совместимое с различным программным обеспечением, убрать глючный модуль Hangul и добавить поддержку русского языка. Образцом для подражания был выбран КУВТ2, а точнее его "учительский" вариант </w:t>
+        <w:t>Была и т</w:t>
+      </w:r>
+      <w:r>
+        <w:rPr>
+          <w:lang w:val="ru-RU"/>
+        </w:rPr>
+        <w:t>р</w:t>
+      </w:r>
+      <w:r>
+        <w:rPr>
+          <w:lang w:val="ru-RU"/>
+        </w:rPr>
+        <w:t xml:space="preserve">етья проблема, но о ней позже. Итак, появилась идея переделать Daewoo CPC-400 и 400S во что-то более совместимое с различным программным обеспечением, убрать глючный модуль Hangul и добавить поддержку русского языка. Образцом для подражания был выбран КУВТ2, а точнее его "учительский" вариант </w:t>
       </w:r>
       <w:r>
         <w:rPr>
@@ -1916,7 +1964,14 @@
         <w:rPr>
           <w:lang w:val="ru-RU"/>
         </w:rPr>
-        <w:t xml:space="preserve">будет грузиться MSX-DOS1 с вставленной в дисковод дискеты. Если же дискета отсутствует, </w:t>
+        <w:t xml:space="preserve">будет грузиться MSX-DOS1 с вставленной в дисковод дискеты. Если же дискета </w:t>
+      </w:r>
+      <w:r>
+        <w:rPr>
+          <w:lang w:val="ru-RU"/>
+        </w:rPr>
+        <w:lastRenderedPageBreak/>
+        <w:t xml:space="preserve">отсутствует, </w:t>
       </w:r>
       <w:r>
         <w:rPr>
@@ -1964,14 +2019,7 @@
         <w:rPr>
           <w:lang w:val="ru-RU"/>
         </w:rPr>
-        <w:t xml:space="preserve">ак что, если вы </w:t>
-      </w:r>
-      <w:r>
-        <w:rPr>
-          <w:lang w:val="ru-RU"/>
-        </w:rPr>
-        <w:lastRenderedPageBreak/>
-        <w:t>планируете использовать только встроенный дисковод и игровые картриджи, запишите в микросхему программируемой логики</w:t>
+        <w:t>ак что, если вы планируете использовать только встроенный дисковод и игровые картриджи, запишите в микросхему программируемой логики</w:t>
       </w:r>
       <w:r>
         <w:rPr>
@@ -2920,6 +2968,7 @@
         <w:rPr>
           <w:lang w:val="ru-RU"/>
         </w:rPr>
+        <w:lastRenderedPageBreak/>
         <w:tab/>
         <w:t>Тогда</w:t>
       </w:r>
@@ -2999,14 +3048,7 @@
         <w:rPr>
           <w:lang w:val="ru-RU"/>
         </w:rPr>
-        <w:t xml:space="preserve">прошивки в </w:t>
-      </w:r>
-      <w:r>
-        <w:rPr>
-          <w:lang w:val="ru-RU"/>
-        </w:rPr>
-        <w:lastRenderedPageBreak/>
-        <w:t>виде JED файлов. Исходников</w:t>
+        <w:t>прошивки в виде JED файлов. Исходников</w:t>
       </w:r>
       <w:r>
         <w:rPr>
@@ -4183,7 +4225,10 @@
         <w:rPr>
           <w:lang w:val="ru-RU"/>
         </w:rPr>
-        <w:t>ок</w:t>
+        <w:t>о</w:t>
+      </w:r>
+      <w:r>
+        <w:t>е</w:t>
       </w:r>
       <w:r>
         <w:rPr>
@@ -5208,6 +5253,7 @@
         <w:rPr>
           <w:lang w:val="ru-RU"/>
         </w:rPr>
+        <w:lastRenderedPageBreak/>
         <w:t>Дисковое ПЗУ</w:t>
       </w:r>
       <w:r>
@@ -5434,7 +5480,6 @@
         <w:rPr>
           <w:lang w:val="ru-RU"/>
         </w:rPr>
-        <w:lastRenderedPageBreak/>
         <w:t>Теперь у</w:t>
       </w:r>
       <w:r>
@@ -7154,6 +7199,7 @@
         <w:rPr>
           <w:lang w:val="ru-RU"/>
         </w:rPr>
+        <w:lastRenderedPageBreak/>
         <w:tab/>
       </w:r>
       <w:r>
@@ -7443,14 +7489,7 @@
         <w:rPr>
           <w:lang w:val="ru-RU"/>
         </w:rPr>
-        <w:t xml:space="preserve">, подключены пропатченные </w:t>
-      </w:r>
-      <w:r>
-        <w:rPr>
-          <w:lang w:val="ru-RU"/>
-        </w:rPr>
-        <w:lastRenderedPageBreak/>
-        <w:t>модули, а также оригинальн</w:t>
+        <w:t>, подключены пропатченные модули, а также оригинальн</w:t>
       </w:r>
       <w:r>
         <w:rPr>
@@ -8369,7 +8408,14 @@
         <w:rPr>
           <w:lang w:val="ru-RU"/>
         </w:rPr>
-        <w:t xml:space="preserve">. О самом апгрейде я напишу позже, для начала сосредоточимся на реализации порта F4. Где его удобнее всего </w:t>
+        <w:t xml:space="preserve">. О самом апгрейде я </w:t>
+      </w:r>
+      <w:r>
+        <w:rPr>
+          <w:lang w:val="ru-RU"/>
+        </w:rPr>
+        <w:lastRenderedPageBreak/>
+        <w:t xml:space="preserve">напишу позже, для начала сосредоточимся на реализации порта F4. Где его удобнее всего </w:t>
       </w:r>
       <w:r>
         <w:rPr>
@@ -8809,7 +8855,19 @@
         <w:rPr>
           <w:lang w:val="ru-RU"/>
         </w:rPr>
-        <w:t xml:space="preserve"> и глючный корейский компьютер преватился во что-то стоящее, очень напоминающее Ямаху </w:t>
+        <w:t xml:space="preserve"> и глючный корейский компьютер прев</w:t>
+      </w:r>
+      <w:r>
+        <w:rPr>
+          <w:lang w:val="ru-RU"/>
+        </w:rPr>
+        <w:t>р</w:t>
+      </w:r>
+      <w:r>
+        <w:rPr>
+          <w:lang w:val="ru-RU"/>
+        </w:rPr>
+        <w:t xml:space="preserve">атился во что-то стоящее, очень напоминающее Ямаху </w:t>
       </w:r>
       <w:r>
         <w:t>YIS</w:t>
@@ -9476,7 +9534,14 @@
         <w:rPr>
           <w:lang w:val="ru-RU"/>
         </w:rPr>
-        <w:t xml:space="preserve"> кусок с изменённой раскладкой клавиатуры и добавил пропатченн</w:t>
+        <w:t xml:space="preserve"> кусок с </w:t>
+      </w:r>
+      <w:r>
+        <w:rPr>
+          <w:lang w:val="ru-RU"/>
+        </w:rPr>
+        <w:lastRenderedPageBreak/>
+        <w:t>изменённой раскладкой клавиатуры и добавил пропатченн</w:t>
       </w:r>
       <w:r>
         <w:rPr>
@@ -10812,6 +10877,7 @@
         <w:rPr>
           <w:lang w:val="ru-RU"/>
         </w:rPr>
+        <w:lastRenderedPageBreak/>
         <w:t>Замена микросхемы программируемой логики (или обеих микросхем)</w:t>
       </w:r>
     </w:p>
@@ -11316,7 +11382,6 @@
         <w:rPr>
           <w:lang w:val="ru-RU"/>
         </w:rPr>
-        <w:lastRenderedPageBreak/>
         <w:t>Замена микросхемы программируемой логики (или обеих микросхем)</w:t>
       </w:r>
     </w:p>
@@ -12078,7 +12143,7 @@
                     </pic:cNvPicPr>
                   </pic:nvPicPr>
                   <pic:blipFill>
-                    <a:blip r:embed="rId5" cstate="print"/>
+                    <a:blip r:embed="rId7" cstate="print"/>
                     <a:srcRect/>
                     <a:stretch>
                       <a:fillRect/>
@@ -12229,7 +12294,7 @@
                     </pic:cNvPicPr>
                   </pic:nvPicPr>
                   <pic:blipFill>
-                    <a:blip r:embed="rId6" cstate="print"/>
+                    <a:blip r:embed="rId8" cstate="print"/>
                     <a:srcRect/>
                     <a:stretch>
                       <a:fillRect/>
@@ -12325,247 +12390,6 @@
                 <pic:pic xmlns:pic="http://schemas.openxmlformats.org/drawingml/2006/picture">
                   <pic:nvPicPr>
                     <pic:cNvPr id="0" name="Picture 10"/>
-                    <pic:cNvPicPr>
-                      <a:picLocks noChangeAspect="1" noChangeArrowheads="1"/>
-                    </pic:cNvPicPr>
-                  </pic:nvPicPr>
-                  <pic:blipFill>
-                    <a:blip r:embed="rId7" cstate="print"/>
-                    <a:srcRect/>
-                    <a:stretch>
-                      <a:fillRect/>
-                    </a:stretch>
-                  </pic:blipFill>
-                  <pic:spPr bwMode="auto">
-                    <a:xfrm>
-                      <a:off x="0" y="0"/>
-                      <a:ext cx="4680000" cy="3511393"/>
-                    </a:xfrm>
-                    <a:prstGeom prst="rect">
-                      <a:avLst/>
-                    </a:prstGeom>
-                    <a:noFill/>
-                    <a:ln w="9525">
-                      <a:noFill/>
-                      <a:miter lim="800000"/>
-                      <a:headEnd/>
-                      <a:tailEnd/>
-                    </a:ln>
-                  </pic:spPr>
-                </pic:pic>
-              </a:graphicData>
-            </a:graphic>
-          </wp:inline>
-        </w:drawing>
-      </w:r>
-    </w:p>
-    <w:p>
-      <w:pPr>
-        <w:contextualSpacing/>
-        <w:jc w:val="both"/>
-        <w:rPr>
-          <w:lang w:val="ru-RU"/>
-        </w:rPr>
-      </w:pPr>
-    </w:p>
-    <w:p>
-      <w:pPr>
-        <w:contextualSpacing/>
-        <w:jc w:val="both"/>
-        <w:rPr>
-          <w:lang w:val="ru-RU"/>
-        </w:rPr>
-      </w:pPr>
-      <w:r>
-        <w:rPr>
-          <w:lang w:val="ru-RU"/>
-        </w:rPr>
-        <w:t xml:space="preserve">Конфигурация </w:t>
-      </w:r>
-      <w:r>
-        <w:t>C</w:t>
-      </w:r>
-      <w:r>
-        <w:rPr>
-          <w:lang w:val="ru-RU"/>
-        </w:rPr>
-        <w:t xml:space="preserve"> (</w:t>
-      </w:r>
-      <w:r>
-        <w:rPr>
-          <w:b/>
-          <w:lang w:val="ru-RU"/>
-        </w:rPr>
-        <w:t>рекомендуемая</w:t>
-      </w:r>
-      <w:r>
-        <w:rPr>
-          <w:lang w:val="ru-RU"/>
-        </w:rPr>
-        <w:t>)</w:t>
-      </w:r>
-      <w:r>
-        <w:rPr>
-          <w:lang w:val="ru-RU"/>
-        </w:rPr>
-        <w:t>:</w:t>
-      </w:r>
-    </w:p>
-    <w:p>
-      <w:pPr>
-        <w:contextualSpacing/>
-        <w:jc w:val="both"/>
-        <w:rPr>
-          <w:lang w:val="ru-RU"/>
-        </w:rPr>
-      </w:pPr>
-    </w:p>
-    <w:p>
-      <w:pPr>
-        <w:contextualSpacing/>
-        <w:jc w:val="center"/>
-        <w:rPr>
-          <w:lang w:val="ru-RU"/>
-        </w:rPr>
-      </w:pPr>
-      <w:r>
-        <w:rPr>
-          <w:noProof/>
-        </w:rPr>
-        <w:lastRenderedPageBreak/>
-        <w:drawing>
-          <wp:inline distT="0" distB="0" distL="0" distR="0">
-            <wp:extent cx="4680000" cy="3511393"/>
-            <wp:effectExtent l="19050" t="0" r="6300" b="0"/>
-            <wp:docPr id="1" name="Picture 1"/>
-            <wp:cNvGraphicFramePr>
-              <a:graphicFrameLocks xmlns:a="http://schemas.openxmlformats.org/drawingml/2006/main" noChangeAspect="1"/>
-            </wp:cNvGraphicFramePr>
-            <a:graphic xmlns:a="http://schemas.openxmlformats.org/drawingml/2006/main">
-              <a:graphicData uri="http://schemas.openxmlformats.org/drawingml/2006/picture">
-                <pic:pic xmlns:pic="http://schemas.openxmlformats.org/drawingml/2006/picture">
-                  <pic:nvPicPr>
-                    <pic:cNvPr id="0" name="Picture 1"/>
-                    <pic:cNvPicPr>
-                      <a:picLocks noChangeAspect="1" noChangeArrowheads="1"/>
-                    </pic:cNvPicPr>
-                  </pic:nvPicPr>
-                  <pic:blipFill>
-                    <a:blip r:embed="rId8" cstate="print"/>
-                    <a:srcRect/>
-                    <a:stretch>
-                      <a:fillRect/>
-                    </a:stretch>
-                  </pic:blipFill>
-                  <pic:spPr bwMode="auto">
-                    <a:xfrm>
-                      <a:off x="0" y="0"/>
-                      <a:ext cx="4680000" cy="3511393"/>
-                    </a:xfrm>
-                    <a:prstGeom prst="rect">
-                      <a:avLst/>
-                    </a:prstGeom>
-                    <a:noFill/>
-                    <a:ln w="9525">
-                      <a:noFill/>
-                      <a:miter lim="800000"/>
-                      <a:headEnd/>
-                      <a:tailEnd/>
-                    </a:ln>
-                  </pic:spPr>
-                </pic:pic>
-              </a:graphicData>
-            </a:graphic>
-          </wp:inline>
-        </w:drawing>
-      </w:r>
-    </w:p>
-    <w:p>
-      <w:pPr>
-        <w:contextualSpacing/>
-        <w:jc w:val="both"/>
-        <w:rPr>
-          <w:lang w:val="ru-RU"/>
-        </w:rPr>
-      </w:pPr>
-    </w:p>
-    <w:p>
-      <w:pPr>
-        <w:contextualSpacing/>
-        <w:jc w:val="both"/>
-        <w:rPr>
-          <w:lang w:val="ru-RU"/>
-        </w:rPr>
-      </w:pPr>
-      <w:r>
-        <w:rPr>
-          <w:lang w:val="ru-RU"/>
-        </w:rPr>
-        <w:t xml:space="preserve">Конфигурация </w:t>
-      </w:r>
-      <w:r>
-        <w:t>D</w:t>
-      </w:r>
-      <w:r>
-        <w:rPr>
-          <w:lang w:val="ru-RU"/>
-        </w:rPr>
-        <w:t xml:space="preserve"> (</w:t>
-      </w:r>
-      <w:r>
-        <w:rPr>
-          <w:b/>
-          <w:lang w:val="ru-RU"/>
-        </w:rPr>
-        <w:t>рекомендуемая</w:t>
-      </w:r>
-      <w:r>
-        <w:rPr>
-          <w:lang w:val="ru-RU"/>
-        </w:rPr>
-        <w:t>)</w:t>
-      </w:r>
-      <w:r>
-        <w:rPr>
-          <w:lang w:val="ru-RU"/>
-        </w:rPr>
-        <w:t>:</w:t>
-      </w:r>
-    </w:p>
-    <w:p>
-      <w:pPr>
-        <w:contextualSpacing/>
-        <w:jc w:val="both"/>
-        <w:rPr>
-          <w:lang w:val="ru-RU"/>
-        </w:rPr>
-      </w:pPr>
-    </w:p>
-    <w:p>
-      <w:pPr>
-        <w:contextualSpacing/>
-        <w:jc w:val="center"/>
-        <w:rPr>
-          <w:lang w:val="ru-RU"/>
-        </w:rPr>
-      </w:pPr>
-      <w:r>
-        <w:rPr>
-          <w:noProof/>
-        </w:rPr>
-        <w:drawing>
-          <wp:inline distT="0" distB="0" distL="0" distR="0">
-            <wp:extent cx="4680000" cy="3511393"/>
-            <wp:effectExtent l="19050" t="0" r="6300" b="0"/>
-            <wp:docPr id="12" name="Picture 12"/>
-            <wp:cNvGraphicFramePr>
-              <a:graphicFrameLocks xmlns:a="http://schemas.openxmlformats.org/drawingml/2006/main" noChangeAspect="1"/>
-            </wp:cNvGraphicFramePr>
-            <a:graphic xmlns:a="http://schemas.openxmlformats.org/drawingml/2006/main">
-              <a:graphicData uri="http://schemas.openxmlformats.org/drawingml/2006/picture">
-                <pic:pic xmlns:pic="http://schemas.openxmlformats.org/drawingml/2006/picture">
-                  <pic:nvPicPr>
-                    <pic:cNvPr id="0" name="Picture 12"/>
                     <pic:cNvPicPr>
                       <a:picLocks noChangeAspect="1" noChangeArrowheads="1"/>
                     </pic:cNvPicPr>
@@ -12621,162 +12445,64 @@
         <w:rPr>
           <w:lang w:val="ru-RU"/>
         </w:rPr>
-        <w:tab/>
-      </w:r>
-      <w:r>
-        <w:rPr>
-          <w:lang w:val="ru-RU"/>
-        </w:rPr>
-        <w:t>Как видно на скриншотах</w:t>
-      </w:r>
-      <w:r>
-        <w:rPr>
-          <w:lang w:val="ru-RU"/>
-        </w:rPr>
-        <w:t xml:space="preserve"> новых конфигураций</w:t>
-      </w:r>
-      <w:r>
-        <w:rPr>
-          <w:lang w:val="ru-RU"/>
-        </w:rPr>
-        <w:t xml:space="preserve">, дисковое ПЗУ всегда находится в слоте 0.3 с адреса 0x4000. Это происходит потому, что на чип программируемой логики U33 заведены только синалы со слотов 0.1, 0.3 и 2, а сигнала со слота 3 нет. </w:t>
-      </w:r>
-      <w:r>
-        <w:rPr>
-          <w:lang w:val="ru-RU"/>
-        </w:rPr>
-        <w:t>Теоретически, возможно полностью повторить конфигурацию</w:t>
-      </w:r>
-      <w:r>
-        <w:rPr>
-          <w:lang w:val="ru-RU"/>
-        </w:rPr>
-        <w:t xml:space="preserve"> Ямахи YIS-805/128R и поместить дисковое ПЗУ в слот 3.0 с адреса 0x4000. Но для этого потребуются дополнительные изменения на плате</w:t>
-      </w:r>
-      <w:r>
-        <w:rPr>
-          <w:lang w:val="ru-RU"/>
-        </w:rPr>
-        <w:t xml:space="preserve"> (нужно будет завести сигнал со слота 3.0)</w:t>
-      </w:r>
-      <w:r>
-        <w:rPr>
-          <w:lang w:val="ru-RU"/>
-        </w:rPr>
-        <w:t>, другая прошивка микросхемы</w:t>
-      </w:r>
-      <w:r>
-        <w:rPr>
-          <w:lang w:val="ru-RU"/>
-        </w:rPr>
-        <w:t xml:space="preserve"> программируемой логики</w:t>
-      </w:r>
-      <w:r>
-        <w:rPr>
-          <w:lang w:val="ru-RU"/>
-        </w:rPr>
-        <w:t xml:space="preserve"> U33, а также и другое расположение модулей в микросхеме ПЗУ для расширителя слотов. Данная конфигурация не входит в планы этого проекта модернизации, но может быть предпринята поз</w:t>
-      </w:r>
-      <w:r>
-        <w:rPr>
-          <w:lang w:val="ru-RU"/>
-        </w:rPr>
-        <w:t>ж</w:t>
-      </w:r>
-      <w:r>
-        <w:rPr>
-          <w:lang w:val="ru-RU"/>
-        </w:rPr>
-        <w:t>е.</w:t>
-      </w:r>
-    </w:p>
-    <w:p>
-      <w:pPr>
-        <w:contextualSpacing/>
-        <w:jc w:val="both"/>
-        <w:rPr>
-          <w:lang w:val="ru-RU"/>
-        </w:rPr>
-      </w:pPr>
-    </w:p>
-    <w:p>
-      <w:pPr>
-        <w:contextualSpacing/>
-        <w:jc w:val="both"/>
-        <w:rPr>
-          <w:lang w:val="ru-RU"/>
-        </w:rPr>
-      </w:pPr>
-      <w:r>
-        <w:rPr>
-          <w:lang w:val="ru-RU"/>
+        <w:t xml:space="preserve">Конфигурация </w:t>
+      </w:r>
+      <w:r>
+        <w:t>C</w:t>
+      </w:r>
+      <w:r>
+        <w:rPr>
+          <w:lang w:val="ru-RU"/>
+        </w:rPr>
+        <w:t xml:space="preserve"> (</w:t>
+      </w:r>
+      <w:r>
+        <w:rPr>
+          <w:b/>
+          <w:lang w:val="ru-RU"/>
+        </w:rPr>
+        <w:t>рекомендуемая</w:t>
+      </w:r>
+      <w:r>
+        <w:rPr>
+          <w:lang w:val="ru-RU"/>
+        </w:rPr>
+        <w:t>)</w:t>
+      </w:r>
+      <w:r>
+        <w:rPr>
+          <w:lang w:val="ru-RU"/>
+        </w:rPr>
+        <w:t>:</w:t>
+      </w:r>
+    </w:p>
+    <w:p>
+      <w:pPr>
+        <w:contextualSpacing/>
+        <w:jc w:val="both"/>
+        <w:rPr>
+          <w:lang w:val="ru-RU"/>
+        </w:rPr>
+      </w:pPr>
+    </w:p>
+    <w:p>
+      <w:pPr>
+        <w:contextualSpacing/>
+        <w:jc w:val="center"/>
+        <w:rPr>
+          <w:lang w:val="ru-RU"/>
+        </w:rPr>
+      </w:pPr>
+      <w:r>
+        <w:rPr>
+          <w:noProof/>
         </w:rPr>
         <w:lastRenderedPageBreak/>
-        <w:tab/>
-      </w:r>
-      <w:r>
-        <w:rPr>
-          <w:lang w:val="ru-RU"/>
-        </w:rPr>
-        <w:t>Как указывалось выше, при использовании</w:t>
-      </w:r>
-      <w:r>
-        <w:rPr>
-          <w:lang w:val="ru-RU"/>
-        </w:rPr>
-        <w:t xml:space="preserve"> файла U33.JED для прошивки чипа программируемой логики U33, могут возникать проблемы при использовании в слоте 1 других дисковых устройств, например мультикартридж</w:t>
-      </w:r>
-      <w:r>
-        <w:rPr>
-          <w:lang w:val="ru-RU"/>
-        </w:rPr>
-        <w:t>ей</w:t>
-      </w:r>
-      <w:r>
-        <w:rPr>
-          <w:lang w:val="ru-RU"/>
-        </w:rPr>
-        <w:t xml:space="preserve"> Carnivore2 и 2+</w:t>
-      </w:r>
-      <w:r>
-        <w:rPr>
-          <w:lang w:val="ru-RU"/>
-        </w:rPr>
-        <w:t>. В</w:t>
-      </w:r>
-      <w:r>
-        <w:rPr>
-          <w:lang w:val="ru-RU"/>
-        </w:rPr>
-        <w:t xml:space="preserve"> этом случае, рекомендовалось использовать альтернативную прошивку U33_DSL2.JED для чипа программирумой логики. Эта прошивка возвращает дисковое ПЗУ в слот 2, так что приоритет загрузки будет у дискового устройства в слоте 1. Вот пример конфигурации MSX2+ с дисковым ПЗУ в нерасширенном слоте 2:</w:t>
-      </w:r>
-    </w:p>
-    <w:p>
-      <w:pPr>
-        <w:contextualSpacing/>
-        <w:jc w:val="both"/>
-        <w:rPr>
-          <w:lang w:val="ru-RU"/>
-        </w:rPr>
-      </w:pPr>
-    </w:p>
-    <w:p>
-      <w:pPr>
-        <w:contextualSpacing/>
-        <w:jc w:val="center"/>
-        <w:rPr>
-          <w:lang w:val="ru-RU"/>
-        </w:rPr>
-      </w:pPr>
-      <w:r>
-        <w:rPr>
-          <w:noProof/>
-        </w:rPr>
         <w:drawing>
           <wp:inline distT="0" distB="0" distL="0" distR="0">
             <wp:extent cx="4680000" cy="3511393"/>
             <wp:effectExtent l="19050" t="0" r="6300" b="0"/>
-            <wp:docPr id="2" name="Picture 1"/>
+            <wp:docPr id="1" name="Picture 1"/>
             <wp:cNvGraphicFramePr>
               <a:graphicFrameLocks xmlns:a="http://schemas.openxmlformats.org/drawingml/2006/main" noChangeAspect="1"/>
             </wp:cNvGraphicFramePr>
@@ -12824,6 +12550,351 @@
         <w:contextualSpacing/>
         <w:jc w:val="both"/>
         <w:rPr>
+          <w:lang w:val="ru-RU"/>
+        </w:rPr>
+      </w:pPr>
+    </w:p>
+    <w:p>
+      <w:pPr>
+        <w:contextualSpacing/>
+        <w:jc w:val="both"/>
+        <w:rPr>
+          <w:lang w:val="ru-RU"/>
+        </w:rPr>
+      </w:pPr>
+      <w:r>
+        <w:rPr>
+          <w:lang w:val="ru-RU"/>
+        </w:rPr>
+        <w:t xml:space="preserve">Конфигурация </w:t>
+      </w:r>
+      <w:r>
+        <w:t>D</w:t>
+      </w:r>
+      <w:r>
+        <w:rPr>
+          <w:lang w:val="ru-RU"/>
+        </w:rPr>
+        <w:t xml:space="preserve"> (</w:t>
+      </w:r>
+      <w:r>
+        <w:rPr>
+          <w:b/>
+          <w:lang w:val="ru-RU"/>
+        </w:rPr>
+        <w:t>рекомендуемая</w:t>
+      </w:r>
+      <w:r>
+        <w:rPr>
+          <w:lang w:val="ru-RU"/>
+        </w:rPr>
+        <w:t>)</w:t>
+      </w:r>
+      <w:r>
+        <w:rPr>
+          <w:lang w:val="ru-RU"/>
+        </w:rPr>
+        <w:t>:</w:t>
+      </w:r>
+    </w:p>
+    <w:p>
+      <w:pPr>
+        <w:contextualSpacing/>
+        <w:jc w:val="both"/>
+        <w:rPr>
+          <w:lang w:val="ru-RU"/>
+        </w:rPr>
+      </w:pPr>
+    </w:p>
+    <w:p>
+      <w:pPr>
+        <w:contextualSpacing/>
+        <w:jc w:val="center"/>
+        <w:rPr>
+          <w:lang w:val="ru-RU"/>
+        </w:rPr>
+      </w:pPr>
+      <w:r>
+        <w:rPr>
+          <w:noProof/>
+        </w:rPr>
+        <w:drawing>
+          <wp:inline distT="0" distB="0" distL="0" distR="0">
+            <wp:extent cx="4680000" cy="3511393"/>
+            <wp:effectExtent l="19050" t="0" r="6300" b="0"/>
+            <wp:docPr id="12" name="Picture 12"/>
+            <wp:cNvGraphicFramePr>
+              <a:graphicFrameLocks xmlns:a="http://schemas.openxmlformats.org/drawingml/2006/main" noChangeAspect="1"/>
+            </wp:cNvGraphicFramePr>
+            <a:graphic xmlns:a="http://schemas.openxmlformats.org/drawingml/2006/main">
+              <a:graphicData uri="http://schemas.openxmlformats.org/drawingml/2006/picture">
+                <pic:pic xmlns:pic="http://schemas.openxmlformats.org/drawingml/2006/picture">
+                  <pic:nvPicPr>
+                    <pic:cNvPr id="0" name="Picture 12"/>
+                    <pic:cNvPicPr>
+                      <a:picLocks noChangeAspect="1" noChangeArrowheads="1"/>
+                    </pic:cNvPicPr>
+                  </pic:nvPicPr>
+                  <pic:blipFill>
+                    <a:blip r:embed="rId11" cstate="print"/>
+                    <a:srcRect/>
+                    <a:stretch>
+                      <a:fillRect/>
+                    </a:stretch>
+                  </pic:blipFill>
+                  <pic:spPr bwMode="auto">
+                    <a:xfrm>
+                      <a:off x="0" y="0"/>
+                      <a:ext cx="4680000" cy="3511393"/>
+                    </a:xfrm>
+                    <a:prstGeom prst="rect">
+                      <a:avLst/>
+                    </a:prstGeom>
+                    <a:noFill/>
+                    <a:ln w="9525">
+                      <a:noFill/>
+                      <a:miter lim="800000"/>
+                      <a:headEnd/>
+                      <a:tailEnd/>
+                    </a:ln>
+                  </pic:spPr>
+                </pic:pic>
+              </a:graphicData>
+            </a:graphic>
+          </wp:inline>
+        </w:drawing>
+      </w:r>
+    </w:p>
+    <w:p>
+      <w:pPr>
+        <w:contextualSpacing/>
+        <w:jc w:val="both"/>
+        <w:rPr>
+          <w:lang w:val="ru-RU"/>
+        </w:rPr>
+      </w:pPr>
+    </w:p>
+    <w:p>
+      <w:pPr>
+        <w:contextualSpacing/>
+        <w:jc w:val="both"/>
+        <w:rPr>
+          <w:lang w:val="ru-RU"/>
+        </w:rPr>
+      </w:pPr>
+      <w:r>
+        <w:rPr>
+          <w:lang w:val="ru-RU"/>
+        </w:rPr>
+        <w:tab/>
+      </w:r>
+      <w:r>
+        <w:rPr>
+          <w:lang w:val="ru-RU"/>
+        </w:rPr>
+        <w:t>Как видно на скриншотах</w:t>
+      </w:r>
+      <w:r>
+        <w:rPr>
+          <w:lang w:val="ru-RU"/>
+        </w:rPr>
+        <w:t xml:space="preserve"> новых конфигураций</w:t>
+      </w:r>
+      <w:r>
+        <w:rPr>
+          <w:lang w:val="ru-RU"/>
+        </w:rPr>
+        <w:t xml:space="preserve">, дисковое ПЗУ всегда находится в слоте 0.3 с адреса 0x4000. Это происходит потому, что на чип программируемой логики U33 заведены только синалы со слотов 0.1, 0.3 и 2, а сигнала со слота 3 нет. </w:t>
+      </w:r>
+      <w:r>
+        <w:rPr>
+          <w:lang w:val="ru-RU"/>
+        </w:rPr>
+        <w:t>Теоретически, возможно полностью повторить конфигурацию</w:t>
+      </w:r>
+      <w:r>
+        <w:rPr>
+          <w:lang w:val="ru-RU"/>
+        </w:rPr>
+        <w:t xml:space="preserve"> Ямахи YIS-805/128R и поместить дисковое ПЗУ в слот 3.0 с адреса 0x4000. Но для этого потребуются дополнительные изменения на плате</w:t>
+      </w:r>
+      <w:r>
+        <w:rPr>
+          <w:lang w:val="ru-RU"/>
+        </w:rPr>
+        <w:t xml:space="preserve"> (нужно будет завести сигнал со слота 3.0)</w:t>
+      </w:r>
+      <w:r>
+        <w:rPr>
+          <w:lang w:val="ru-RU"/>
+        </w:rPr>
+        <w:t>, другая прошивка микросхемы</w:t>
+      </w:r>
+      <w:r>
+        <w:rPr>
+          <w:lang w:val="ru-RU"/>
+        </w:rPr>
+        <w:t xml:space="preserve"> программируемой логики</w:t>
+      </w:r>
+      <w:r>
+        <w:rPr>
+          <w:lang w:val="ru-RU"/>
+        </w:rPr>
+        <w:t xml:space="preserve"> U33, а также и другое расположение модулей в микросхеме ПЗУ для расширителя </w:t>
+      </w:r>
+      <w:r>
+        <w:rPr>
+          <w:lang w:val="ru-RU"/>
+        </w:rPr>
+        <w:lastRenderedPageBreak/>
+        <w:t>слотов. Данная конфигурация не входит в планы этого проекта модернизации, но может быть предпринята поз</w:t>
+      </w:r>
+      <w:r>
+        <w:rPr>
+          <w:lang w:val="ru-RU"/>
+        </w:rPr>
+        <w:t>ж</w:t>
+      </w:r>
+      <w:r>
+        <w:rPr>
+          <w:lang w:val="ru-RU"/>
+        </w:rPr>
+        <w:t>е.</w:t>
+      </w:r>
+    </w:p>
+    <w:p>
+      <w:pPr>
+        <w:contextualSpacing/>
+        <w:jc w:val="both"/>
+        <w:rPr>
+          <w:lang w:val="ru-RU"/>
+        </w:rPr>
+      </w:pPr>
+    </w:p>
+    <w:p>
+      <w:pPr>
+        <w:contextualSpacing/>
+        <w:jc w:val="both"/>
+        <w:rPr>
+          <w:lang w:val="ru-RU"/>
+        </w:rPr>
+      </w:pPr>
+      <w:r>
+        <w:rPr>
+          <w:lang w:val="ru-RU"/>
+        </w:rPr>
+        <w:tab/>
+      </w:r>
+      <w:r>
+        <w:rPr>
+          <w:lang w:val="ru-RU"/>
+        </w:rPr>
+        <w:t>Как указывалось выше, при использовании</w:t>
+      </w:r>
+      <w:r>
+        <w:rPr>
+          <w:lang w:val="ru-RU"/>
+        </w:rPr>
+        <w:t xml:space="preserve"> файла U33.JED для прошивки чипа программируемой логики U33, могут возникать проблемы при использовании в слоте 1 других дисковых устройств, например мультикартридж</w:t>
+      </w:r>
+      <w:r>
+        <w:rPr>
+          <w:lang w:val="ru-RU"/>
+        </w:rPr>
+        <w:t>ей</w:t>
+      </w:r>
+      <w:r>
+        <w:rPr>
+          <w:lang w:val="ru-RU"/>
+        </w:rPr>
+        <w:t xml:space="preserve"> Carnivore2 и 2+</w:t>
+      </w:r>
+      <w:r>
+        <w:rPr>
+          <w:lang w:val="ru-RU"/>
+        </w:rPr>
+        <w:t>. В</w:t>
+      </w:r>
+      <w:r>
+        <w:rPr>
+          <w:lang w:val="ru-RU"/>
+        </w:rPr>
+        <w:t xml:space="preserve"> этом случае, рекомендовалось использовать альтернативную прошивку U33_DSL2.JED для чипа программирумой логики. Эта прошивка возвращает дисковое ПЗУ в слот 2, так что приоритет загрузки будет у дискового устройства в слоте 1. Вот пример конфигурации MSX2+ с дисковым ПЗУ в нерасширенном слоте 2:</w:t>
+      </w:r>
+    </w:p>
+    <w:p>
+      <w:pPr>
+        <w:contextualSpacing/>
+        <w:jc w:val="both"/>
+        <w:rPr>
+          <w:lang w:val="ru-RU"/>
+        </w:rPr>
+      </w:pPr>
+    </w:p>
+    <w:p>
+      <w:pPr>
+        <w:contextualSpacing/>
+        <w:jc w:val="center"/>
+        <w:rPr>
+          <w:lang w:val="ru-RU"/>
+        </w:rPr>
+      </w:pPr>
+      <w:r>
+        <w:rPr>
+          <w:noProof/>
+        </w:rPr>
+        <w:drawing>
+          <wp:inline distT="0" distB="0" distL="0" distR="0">
+            <wp:extent cx="4680000" cy="3511393"/>
+            <wp:effectExtent l="19050" t="0" r="6300" b="0"/>
+            <wp:docPr id="2" name="Picture 1"/>
+            <wp:cNvGraphicFramePr>
+              <a:graphicFrameLocks xmlns:a="http://schemas.openxmlformats.org/drawingml/2006/main" noChangeAspect="1"/>
+            </wp:cNvGraphicFramePr>
+            <a:graphic xmlns:a="http://schemas.openxmlformats.org/drawingml/2006/main">
+              <a:graphicData uri="http://schemas.openxmlformats.org/drawingml/2006/picture">
+                <pic:pic xmlns:pic="http://schemas.openxmlformats.org/drawingml/2006/picture">
+                  <pic:nvPicPr>
+                    <pic:cNvPr id="0" name="Picture 1"/>
+                    <pic:cNvPicPr>
+                      <a:picLocks noChangeAspect="1" noChangeArrowheads="1"/>
+                    </pic:cNvPicPr>
+                  </pic:nvPicPr>
+                  <pic:blipFill>
+                    <a:blip r:embed="rId12" cstate="print"/>
+                    <a:srcRect/>
+                    <a:stretch>
+                      <a:fillRect/>
+                    </a:stretch>
+                  </pic:blipFill>
+                  <pic:spPr bwMode="auto">
+                    <a:xfrm>
+                      <a:off x="0" y="0"/>
+                      <a:ext cx="4680000" cy="3511393"/>
+                    </a:xfrm>
+                    <a:prstGeom prst="rect">
+                      <a:avLst/>
+                    </a:prstGeom>
+                    <a:noFill/>
+                    <a:ln w="9525">
+                      <a:noFill/>
+                      <a:miter lim="800000"/>
+                      <a:headEnd/>
+                      <a:tailEnd/>
+                    </a:ln>
+                  </pic:spPr>
+                </pic:pic>
+              </a:graphicData>
+            </a:graphic>
+          </wp:inline>
+        </w:drawing>
+      </w:r>
+    </w:p>
+    <w:p>
+      <w:pPr>
+        <w:contextualSpacing/>
+        <w:jc w:val="both"/>
+        <w:rPr>
           <w:b/>
           <w:lang w:val="ru-RU"/>
         </w:rPr>
@@ -13154,7 +13225,7 @@
         </w:rPr>
         <w:t xml:space="preserve">(видео: </w:t>
       </w:r>
-      <w:hyperlink r:id="rId11" w:history="1">
+      <w:hyperlink r:id="rId13" w:history="1">
         <w:r>
           <w:rPr>
             <w:rStyle w:val="Hyperlink"/>
@@ -13301,7 +13372,7 @@
         </w:rPr>
         <w:t xml:space="preserve"> (видеo: </w:t>
       </w:r>
-      <w:hyperlink r:id="rId12" w:history="1">
+      <w:hyperlink r:id="rId14" w:history="1">
         <w:r>
           <w:rPr>
             <w:rStyle w:val="Hyperlink"/>
@@ -13478,7 +13549,14 @@
         <w:rPr>
           <w:lang w:val="ru-RU"/>
         </w:rPr>
-        <w:t>. Не следует этим пренебрегать. Половинки корпусов следует соединять</w:t>
+        <w:t xml:space="preserve">. Не следует этим пренебрегать. Половинки </w:t>
+      </w:r>
+      <w:r>
+        <w:rPr>
+          <w:lang w:val="ru-RU"/>
+        </w:rPr>
+        <w:lastRenderedPageBreak/>
+        <w:t>корпусов следует соединять</w:t>
       </w:r>
       <w:r>
         <w:rPr>
@@ -13586,7 +13664,6 @@
         <w:rPr>
           <w:b/>
         </w:rPr>
-        <w:lastRenderedPageBreak/>
         <w:t>Репозиторий</w:t>
       </w:r>
       <w:proofErr w:type="spellEnd"/>
@@ -14063,7 +14140,7 @@
         </w:rPr>
         <w:t xml:space="preserve"> </w:t>
       </w:r>
-      <w:hyperlink r:id="rId13" w:history="1">
+      <w:hyperlink r:id="rId15" w:history="1">
         <w:r>
           <w:rPr>
             <w:rStyle w:val="Hyperlink"/>
@@ -14167,7 +14244,7 @@
         </w:rPr>
         <w:t xml:space="preserve"> </w:t>
       </w:r>
-      <w:hyperlink r:id="rId14" w:history="1">
+      <w:hyperlink r:id="rId16" w:history="1">
         <w:r>
           <w:rPr>
             <w:rStyle w:val="Hyperlink"/>
@@ -14233,7 +14310,7 @@
           <w:lang w:val="ru-RU"/>
         </w:rPr>
       </w:pPr>
-      <w:hyperlink r:id="rId15" w:history="1">
+      <w:hyperlink r:id="rId17" w:history="1">
         <w:r>
           <w:rPr>
             <w:rStyle w:val="Hyperlink"/>
@@ -14287,7 +14364,7 @@
           <w:lang w:val="ru-RU"/>
         </w:rPr>
       </w:pPr>
-      <w:hyperlink r:id="rId16" w:history="1">
+      <w:hyperlink r:id="rId18" w:history="1">
         <w:r>
           <w:rPr>
             <w:rStyle w:val="Hyperlink"/>
@@ -14412,7 +14489,7 @@
           <w:lang w:val="ru-RU"/>
         </w:rPr>
       </w:pPr>
-      <w:hyperlink r:id="rId17" w:history="1">
+      <w:hyperlink r:id="rId19" w:history="1">
         <w:r>
           <w:rPr>
             <w:rStyle w:val="Hyperlink"/>
@@ -14556,7 +14633,7 @@
           <w:lang w:val="ru-RU"/>
         </w:rPr>
       </w:pPr>
-      <w:hyperlink r:id="rId18" w:history="1">
+      <w:hyperlink r:id="rId20" w:history="1">
         <w:r>
           <w:rPr>
             <w:rStyle w:val="Hyperlink"/>
@@ -14684,13 +14761,99 @@
       </w:pPr>
     </w:p>
     <w:sectPr>
+      <w:footerReference w:type="default" r:id="rId21"/>
       <w:pgSz w:w="12240" w:h="15840"/>
-      <w:pgMar w:top="709" w:right="850" w:bottom="567" w:left="993" w:header="708" w:footer="708" w:gutter="0"/>
+      <w:pgMar w:top="709" w:right="850" w:bottom="567" w:left="993" w:header="708" w:footer="0" w:gutter="0"/>
       <w:cols w:space="708"/>
       <w:docGrid w:linePitch="360"/>
     </w:sectPr>
   </w:body>
 </w:document>
+</file>
+
+<file path=word/endnotes.xml><?xml version="1.0" encoding="utf-8"?>
+<w:endnotes xmlns:ve="http://schemas.openxmlformats.org/markup-compatibility/2006" xmlns:o="urn:schemas-microsoft-com:office:office" xmlns:r="http://schemas.openxmlformats.org/officeDocument/2006/relationships" xmlns:m="http://schemas.openxmlformats.org/officeDocument/2006/math" xmlns:v="urn:schemas-microsoft-com:vml" xmlns:wp="http://schemas.openxmlformats.org/drawingml/2006/wordprocessingDrawing" xmlns:w10="urn:schemas-microsoft-com:office:word" xmlns:w="http://schemas.openxmlformats.org/wordprocessingml/2006/main" xmlns:wne="http://schemas.microsoft.com/office/word/2006/wordml">
+  <w:endnote w:type="separator" w:id="-1">
+    <w:p>
+      <w:pPr>
+        <w:spacing w:before="0" w:after="0"/>
+      </w:pPr>
+      <w:r>
+        <w:separator/>
+      </w:r>
+    </w:p>
+  </w:endnote>
+  <w:endnote w:type="continuationSeparator" w:id="0">
+    <w:p>
+      <w:pPr>
+        <w:spacing w:before="0" w:after="0"/>
+      </w:pPr>
+      <w:r>
+        <w:continuationSeparator/>
+      </w:r>
+    </w:p>
+  </w:endnote>
+</w:endnotes>
+</file>
+
+<file path=word/footer1.xml><?xml version="1.0" encoding="utf-8"?>
+<w:ftr xmlns:ve="http://schemas.openxmlformats.org/markup-compatibility/2006" xmlns:o="urn:schemas-microsoft-com:office:office" xmlns:r="http://schemas.openxmlformats.org/officeDocument/2006/relationships" xmlns:m="http://schemas.openxmlformats.org/officeDocument/2006/math" xmlns:v="urn:schemas-microsoft-com:vml" xmlns:wp="http://schemas.openxmlformats.org/drawingml/2006/wordprocessingDrawing" xmlns:w10="urn:schemas-microsoft-com:office:word" xmlns:w="http://schemas.openxmlformats.org/wordprocessingml/2006/main" xmlns:wne="http://schemas.microsoft.com/office/word/2006/wordml">
+  <w:sdt>
+    <w:sdtPr>
+      <w:id w:val="3295500"/>
+      <w:docPartObj>
+        <w:docPartGallery w:val="Page Numbers (Bottom of Page)"/>
+        <w:docPartUnique/>
+      </w:docPartObj>
+    </w:sdtPr>
+    <w:sdtContent>
+      <w:p>
+        <w:pPr>
+          <w:pStyle w:val="Footer"/>
+          <w:jc w:val="right"/>
+        </w:pPr>
+        <w:fldSimple w:instr=" PAGE   \* MERGEFORMAT ">
+          <w:r>
+            <w:rPr>
+              <w:noProof/>
+            </w:rPr>
+            <w:t>2</w:t>
+          </w:r>
+        </w:fldSimple>
+      </w:p>
+    </w:sdtContent>
+  </w:sdt>
+  <w:p>
+    <w:pPr>
+      <w:pStyle w:val="Footer"/>
+    </w:pPr>
+  </w:p>
+</w:ftr>
+</file>
+
+<file path=word/footnotes.xml><?xml version="1.0" encoding="utf-8"?>
+<w:footnotes xmlns:ve="http://schemas.openxmlformats.org/markup-compatibility/2006" xmlns:o="urn:schemas-microsoft-com:office:office" xmlns:r="http://schemas.openxmlformats.org/officeDocument/2006/relationships" xmlns:m="http://schemas.openxmlformats.org/officeDocument/2006/math" xmlns:v="urn:schemas-microsoft-com:vml" xmlns:wp="http://schemas.openxmlformats.org/drawingml/2006/wordprocessingDrawing" xmlns:w10="urn:schemas-microsoft-com:office:word" xmlns:w="http://schemas.openxmlformats.org/wordprocessingml/2006/main" xmlns:wne="http://schemas.microsoft.com/office/word/2006/wordml">
+  <w:footnote w:type="separator" w:id="-1">
+    <w:p>
+      <w:pPr>
+        <w:spacing w:before="0" w:after="0"/>
+      </w:pPr>
+      <w:r>
+        <w:separator/>
+      </w:r>
+    </w:p>
+  </w:footnote>
+  <w:footnote w:type="continuationSeparator" w:id="0">
+    <w:p>
+      <w:pPr>
+        <w:spacing w:before="0" w:after="0"/>
+      </w:pPr>
+      <w:r>
+        <w:continuationSeparator/>
+      </w:r>
+    </w:p>
+  </w:footnote>
+</w:footnotes>
 </file>
 
 <file path=word/numbering.xml><?xml version="1.0" encoding="utf-8"?>
@@ -15661,7 +15824,384 @@
       <w:szCs w:val="16"/>
     </w:rPr>
   </w:style>
+  <w:style w:type="paragraph" w:styleId="Header">
+    <w:name w:val="header"/>
+    <w:basedOn w:val="Normal"/>
+    <w:link w:val="HeaderChar"/>
+    <w:uiPriority w:val="99"/>
+    <w:unhideWhenUsed/>
+    <w:rsid w:val="00101450"/>
+    <w:pPr>
+      <w:tabs>
+        <w:tab w:val="center" w:pos="4844"/>
+        <w:tab w:val="right" w:pos="9689"/>
+      </w:tabs>
+      <w:spacing w:before="0" w:after="0"/>
+    </w:pPr>
+  </w:style>
+  <w:style w:type="character" w:customStyle="1" w:styleId="HeaderChar">
+    <w:name w:val="Header Char"/>
+    <w:basedOn w:val="DefaultParagraphFont"/>
+    <w:link w:val="Header"/>
+    <w:uiPriority w:val="99"/>
+    <w:rsid w:val="00101450"/>
+  </w:style>
+  <w:style w:type="paragraph" w:styleId="Footer">
+    <w:name w:val="footer"/>
+    <w:basedOn w:val="Normal"/>
+    <w:link w:val="FooterChar"/>
+    <w:uiPriority w:val="99"/>
+    <w:unhideWhenUsed/>
+    <w:rsid w:val="00101450"/>
+    <w:pPr>
+      <w:tabs>
+        <w:tab w:val="center" w:pos="4844"/>
+        <w:tab w:val="right" w:pos="9689"/>
+      </w:tabs>
+      <w:spacing w:before="0" w:after="0"/>
+    </w:pPr>
+  </w:style>
+  <w:style w:type="character" w:customStyle="1" w:styleId="FooterChar">
+    <w:name w:val="Footer Char"/>
+    <w:basedOn w:val="DefaultParagraphFont"/>
+    <w:link w:val="Footer"/>
+    <w:uiPriority w:val="99"/>
+    <w:rsid w:val="00101450"/>
+  </w:style>
+  <w:style w:type="paragraph" w:styleId="NoSpacing">
+    <w:name w:val="No Spacing"/>
+    <w:link w:val="NoSpacingChar"/>
+    <w:uiPriority w:val="1"/>
+    <w:qFormat/>
+    <w:rsid w:val="00101450"/>
+    <w:pPr>
+      <w:spacing w:before="0" w:beforeAutospacing="0" w:after="0" w:afterAutospacing="0"/>
+    </w:pPr>
+    <w:rPr>
+      <w:rFonts w:eastAsiaTheme="minorEastAsia"/>
+    </w:rPr>
+  </w:style>
+  <w:style w:type="character" w:customStyle="1" w:styleId="NoSpacingChar">
+    <w:name w:val="No Spacing Char"/>
+    <w:basedOn w:val="DefaultParagraphFont"/>
+    <w:link w:val="NoSpacing"/>
+    <w:uiPriority w:val="1"/>
+    <w:rsid w:val="00101450"/>
+    <w:rPr>
+      <w:rFonts w:eastAsiaTheme="minorEastAsia"/>
+    </w:rPr>
+  </w:style>
 </w:styles>
+</file>
+
+<file path=word/glossary/document.xml><?xml version="1.0" encoding="utf-8"?>
+<w:glossaryDocument xmlns:ve="http://schemas.openxmlformats.org/markup-compatibility/2006" xmlns:o="urn:schemas-microsoft-com:office:office" xmlns:r="http://schemas.openxmlformats.org/officeDocument/2006/relationships" xmlns:m="http://schemas.openxmlformats.org/officeDocument/2006/math" xmlns:v="urn:schemas-microsoft-com:vml" xmlns:wp="http://schemas.openxmlformats.org/drawingml/2006/wordprocessingDrawing" xmlns:w10="urn:schemas-microsoft-com:office:word" xmlns:w="http://schemas.openxmlformats.org/wordprocessingml/2006/main" xmlns:wne="http://schemas.microsoft.com/office/word/2006/wordml">
+  <w:docParts/>
+</w:glossaryDocument>
+</file>
+
+<file path=word/glossary/fontTable.xml><?xml version="1.0" encoding="utf-8"?>
+<w:fonts xmlns:r="http://schemas.openxmlformats.org/officeDocument/2006/relationships" xmlns:w="http://schemas.openxmlformats.org/wordprocessingml/2006/main">
+  <w:font w:name="Symbol">
+    <w:panose1 w:val="05050102010706020507"/>
+    <w:charset w:val="02"/>
+    <w:family w:val="roman"/>
+    <w:pitch w:val="variable"/>
+    <w:sig w:usb0="00000000" w:usb1="10000000" w:usb2="00000000" w:usb3="00000000" w:csb0="80000000" w:csb1="00000000"/>
+  </w:font>
+  <w:font w:name="Times New Roman">
+    <w:panose1 w:val="02020603050405020304"/>
+    <w:charset w:val="CC"/>
+    <w:family w:val="roman"/>
+    <w:pitch w:val="variable"/>
+    <w:sig w:usb0="E0002EFF" w:usb1="C000785B" w:usb2="00000009" w:usb3="00000000" w:csb0="000001FF" w:csb1="00000000"/>
+  </w:font>
+  <w:font w:name="Courier New">
+    <w:panose1 w:val="02070309020205020404"/>
+    <w:charset w:val="CC"/>
+    <w:family w:val="modern"/>
+    <w:pitch w:val="fixed"/>
+    <w:sig w:usb0="E0002EFF" w:usb1="C0007843" w:usb2="00000009" w:usb3="00000000" w:csb0="000001FF" w:csb1="00000000"/>
+  </w:font>
+  <w:font w:name="Wingdings">
+    <w:panose1 w:val="05000000000000000000"/>
+    <w:charset w:val="02"/>
+    <w:family w:val="auto"/>
+    <w:pitch w:val="variable"/>
+    <w:sig w:usb0="00000000" w:usb1="10000000" w:usb2="00000000" w:usb3="00000000" w:csb0="80000000" w:csb1="00000000"/>
+  </w:font>
+  <w:font w:name="Calibri">
+    <w:panose1 w:val="020F0502020204030204"/>
+    <w:charset w:val="CC"/>
+    <w:family w:val="swiss"/>
+    <w:pitch w:val="variable"/>
+    <w:sig w:usb0="E4002EFF" w:usb1="C000247B" w:usb2="00000009" w:usb3="00000000" w:csb0="000001FF" w:csb1="00000000"/>
+  </w:font>
+  <w:font w:name="Tahoma">
+    <w:panose1 w:val="020B0604030504040204"/>
+    <w:charset w:val="00"/>
+    <w:family w:val="swiss"/>
+    <w:notTrueType/>
+    <w:pitch w:val="variable"/>
+    <w:sig w:usb0="00000003" w:usb1="00000000" w:usb2="00000000" w:usb3="00000000" w:csb0="00000001" w:csb1="00000000"/>
+  </w:font>
+  <w:font w:name="Malgun Gothic">
+    <w:panose1 w:val="020B0503020000020004"/>
+    <w:charset w:val="81"/>
+    <w:family w:val="swiss"/>
+    <w:pitch w:val="variable"/>
+    <w:sig w:usb0="9000002F" w:usb1="29D77CFB" w:usb2="00000012" w:usb3="00000000" w:csb0="00080001" w:csb1="00000000"/>
+  </w:font>
+  <w:font w:name="Cambria">
+    <w:panose1 w:val="02040503050406030204"/>
+    <w:charset w:val="CC"/>
+    <w:family w:val="roman"/>
+    <w:pitch w:val="variable"/>
+    <w:sig w:usb0="E00006FF" w:usb1="420024FF" w:usb2="02000000" w:usb3="00000000" w:csb0="0000019F" w:csb1="00000000"/>
+  </w:font>
+</w:fonts>
+</file>
+
+<file path=word/glossary/settings.xml><?xml version="1.0" encoding="utf-8"?>
+<w:settings xmlns:o="urn:schemas-microsoft-com:office:office" xmlns:r="http://schemas.openxmlformats.org/officeDocument/2006/relationships" xmlns:m="http://schemas.openxmlformats.org/officeDocument/2006/math" xmlns:v="urn:schemas-microsoft-com:vml" xmlns:w10="urn:schemas-microsoft-com:office:word" xmlns:w="http://schemas.openxmlformats.org/wordprocessingml/2006/main" xmlns:sl="http://schemas.openxmlformats.org/schemaLibrary/2006/main">
+  <w:view w:val="normal"/>
+  <w:defaultTabStop w:val="720"/>
+  <w:characterSpacingControl w:val="doNotCompress"/>
+  <w:compat>
+    <w:useFELayout/>
+  </w:compat>
+  <w:rsids>
+    <w:rsidRoot w:val="00534071"/>
+    <w:rsid w:val="00534071"/>
+    <w:rsid w:val="008F102C"/>
+  </w:rsids>
+  <m:mathPr>
+    <m:mathFont m:val="Cambria Math"/>
+    <m:brkBin m:val="before"/>
+    <m:brkBinSub m:val="--"/>
+    <m:smallFrac m:val="off"/>
+    <m:dispDef/>
+    <m:lMargin m:val="0"/>
+    <m:rMargin m:val="0"/>
+    <m:defJc m:val="centerGroup"/>
+    <m:wrapIndent m:val="1440"/>
+    <m:intLim m:val="subSup"/>
+    <m:naryLim m:val="undOvr"/>
+  </m:mathPr>
+  <w:themeFontLang w:val="en-US"/>
+  <w:clrSchemeMapping w:bg1="light1" w:t1="dark1" w:bg2="light2" w:t2="dark2" w:accent1="accent1" w:accent2="accent2" w:accent3="accent3" w:accent4="accent4" w:accent5="accent5" w:accent6="accent6" w:hyperlink="hyperlink" w:followedHyperlink="followedHyperlink"/>
+  <w:decimalSymbol w:val=","/>
+  <w:listSeparator w:val=","/>
+</w:settings>
+</file>
+
+<file path=word/glossary/styles.xml><?xml version="1.0" encoding="utf-8"?>
+<w:styles xmlns:r="http://schemas.openxmlformats.org/officeDocument/2006/relationships" xmlns:w="http://schemas.openxmlformats.org/wordprocessingml/2006/main">
+  <w:docDefaults>
+    <w:rPrDefault>
+      <w:rPr>
+        <w:rFonts w:asciiTheme="minorHAnsi" w:eastAsiaTheme="minorEastAsia" w:hAnsiTheme="minorHAnsi" w:cstheme="minorBidi"/>
+        <w:sz w:val="22"/>
+        <w:szCs w:val="22"/>
+        <w:lang w:val="en-US" w:eastAsia="en-US" w:bidi="ar-SA"/>
+      </w:rPr>
+    </w:rPrDefault>
+    <w:pPrDefault>
+      <w:pPr>
+        <w:spacing w:after="200" w:line="276" w:lineRule="auto"/>
+      </w:pPr>
+    </w:pPrDefault>
+  </w:docDefaults>
+  <w:latentStyles w:defLockedState="0" w:defUIPriority="99" w:defSemiHidden="1" w:defUnhideWhenUsed="1" w:defQFormat="0" w:count="267">
+    <w:lsdException w:name="Normal" w:semiHidden="0" w:uiPriority="0" w:unhideWhenUsed="0" w:qFormat="1"/>
+    <w:lsdException w:name="heading 1" w:semiHidden="0" w:uiPriority="9" w:unhideWhenUsed="0" w:qFormat="1"/>
+    <w:lsdException w:name="heading 2" w:uiPriority="9" w:qFormat="1"/>
+    <w:lsdException w:name="heading 3" w:uiPriority="9" w:qFormat="1"/>
+    <w:lsdException w:name="heading 4" w:uiPriority="9" w:qFormat="1"/>
+    <w:lsdException w:name="heading 5" w:uiPriority="9" w:qFormat="1"/>
+    <w:lsdException w:name="heading 6" w:uiPriority="9" w:qFormat="1"/>
+    <w:lsdException w:name="heading 7" w:uiPriority="9" w:qFormat="1"/>
+    <w:lsdException w:name="heading 8" w:uiPriority="9" w:qFormat="1"/>
+    <w:lsdException w:name="heading 9" w:uiPriority="9" w:qFormat="1"/>
+    <w:lsdException w:name="toc 1" w:uiPriority="39"/>
+    <w:lsdException w:name="toc 2" w:uiPriority="39"/>
+    <w:lsdException w:name="toc 3" w:uiPriority="39"/>
+    <w:lsdException w:name="toc 4" w:uiPriority="39"/>
+    <w:lsdException w:name="toc 5" w:uiPriority="39"/>
+    <w:lsdException w:name="toc 6" w:uiPriority="39"/>
+    <w:lsdException w:name="toc 7" w:uiPriority="39"/>
+    <w:lsdException w:name="toc 8" w:uiPriority="39"/>
+    <w:lsdException w:name="toc 9" w:uiPriority="39"/>
+    <w:lsdException w:name="caption" w:uiPriority="35" w:qFormat="1"/>
+    <w:lsdException w:name="Title" w:semiHidden="0" w:uiPriority="10" w:unhideWhenUsed="0" w:qFormat="1"/>
+    <w:lsdException w:name="Default Paragraph Font" w:uiPriority="1"/>
+    <w:lsdException w:name="Subtitle" w:semiHidden="0" w:uiPriority="11" w:unhideWhenUsed="0" w:qFormat="1"/>
+    <w:lsdException w:name="Strong" w:semiHidden="0" w:uiPriority="22" w:unhideWhenUsed="0" w:qFormat="1"/>
+    <w:lsdException w:name="Emphasis" w:semiHidden="0" w:uiPriority="20" w:unhideWhenUsed="0" w:qFormat="1"/>
+    <w:lsdException w:name="Table Grid" w:semiHidden="0" w:uiPriority="59" w:unhideWhenUsed="0"/>
+    <w:lsdException w:name="Placeholder Text" w:unhideWhenUsed="0"/>
+    <w:lsdException w:name="No Spacing" w:semiHidden="0" w:uiPriority="1" w:unhideWhenUsed="0" w:qFormat="1"/>
+    <w:lsdException w:name="Light Shading" w:semiHidden="0" w:uiPriority="60" w:unhideWhenUsed="0"/>
+    <w:lsdException w:name="Light List" w:semiHidden="0" w:uiPriority="61" w:unhideWhenUsed="0"/>
+    <w:lsdException w:name="Light Grid" w:semiHidden="0" w:uiPriority="62" w:unhideWhenUsed="0"/>
+    <w:lsdException w:name="Medium Shading 1" w:semiHidden="0" w:uiPriority="63" w:unhideWhenUsed="0"/>
+    <w:lsdException w:name="Medium Shading 2" w:semiHidden="0" w:uiPriority="64" w:unhideWhenUsed="0"/>
+    <w:lsdException w:name="Medium List 1" w:semiHidden="0" w:uiPriority="65" w:unhideWhenUsed="0"/>
+    <w:lsdException w:name="Medium List 2" w:semiHidden="0" w:uiPriority="66" w:unhideWhenUsed="0"/>
+    <w:lsdException w:name="Medium Grid 1" w:semiHidden="0" w:uiPriority="67" w:unhideWhenUsed="0"/>
+    <w:lsdException w:name="Medium Grid 2" w:semiHidden="0" w:uiPriority="68" w:unhideWhenUsed="0"/>
+    <w:lsdException w:name="Medium Grid 3" w:semiHidden="0" w:uiPriority="69" w:unhideWhenUsed="0"/>
+    <w:lsdException w:name="Dark List" w:semiHidden="0" w:uiPriority="70" w:unhideWhenUsed="0"/>
+    <w:lsdException w:name="Colorful Shading" w:semiHidden="0" w:uiPriority="71" w:unhideWhenUsed="0"/>
+    <w:lsdException w:name="Colorful List" w:semiHidden="0" w:uiPriority="72" w:unhideWhenUsed="0"/>
+    <w:lsdException w:name="Colorful Grid" w:semiHidden="0" w:uiPriority="73" w:unhideWhenUsed="0"/>
+    <w:lsdException w:name="Light Shading Accent 1" w:semiHidden="0" w:uiPriority="60" w:unhideWhenUsed="0"/>
+    <w:lsdException w:name="Light List Accent 1" w:semiHidden="0" w:uiPriority="61" w:unhideWhenUsed="0"/>
+    <w:lsdException w:name="Light Grid Accent 1" w:semiHidden="0" w:uiPriority="62" w:unhideWhenUsed="0"/>
+    <w:lsdException w:name="Medium Shading 1 Accent 1" w:semiHidden="0" w:uiPriority="63" w:unhideWhenUsed="0"/>
+    <w:lsdException w:name="Medium Shading 2 Accent 1" w:semiHidden="0" w:uiPriority="64" w:unhideWhenUsed="0"/>
+    <w:lsdException w:name="Medium List 1 Accent 1" w:semiHidden="0" w:uiPriority="65" w:unhideWhenUsed="0"/>
+    <w:lsdException w:name="Revision" w:unhideWhenUsed="0"/>
+    <w:lsdException w:name="List Paragraph" w:semiHidden="0" w:uiPriority="34" w:unhideWhenUsed="0" w:qFormat="1"/>
+    <w:lsdException w:name="Quote" w:semiHidden="0" w:uiPriority="29" w:unhideWhenUsed="0" w:qFormat="1"/>
+    <w:lsdException w:name="Intense Quote" w:semiHidden="0" w:uiPriority="30" w:unhideWhenUsed="0" w:qFormat="1"/>
+    <w:lsdException w:name="Medium List 2 Accent 1" w:semiHidden="0" w:uiPriority="66" w:unhideWhenUsed="0"/>
+    <w:lsdException w:name="Medium Grid 1 Accent 1" w:semiHidden="0" w:uiPriority="67" w:unhideWhenUsed="0"/>
+    <w:lsdException w:name="Medium Grid 2 Accent 1" w:semiHidden="0" w:uiPriority="68" w:unhideWhenUsed="0"/>
+    <w:lsdException w:name="Medium Grid 3 Accent 1" w:semiHidden="0" w:uiPriority="69" w:unhideWhenUsed="0"/>
+    <w:lsdException w:name="Dark List Accent 1" w:semiHidden="0" w:uiPriority="70" w:unhideWhenUsed="0"/>
+    <w:lsdException w:name="Colorful Shading Accent 1" w:semiHidden="0" w:uiPriority="71" w:unhideWhenUsed="0"/>
+    <w:lsdException w:name="Colorful List Accent 1" w:semiHidden="0" w:uiPriority="72" w:unhideWhenUsed="0"/>
+    <w:lsdException w:name="Colorful Grid Accent 1" w:semiHidden="0" w:uiPriority="73" w:unhideWhenUsed="0"/>
+    <w:lsdException w:name="Light Shading Accent 2" w:semiHidden="0" w:uiPriority="60" w:unhideWhenUsed="0"/>
+    <w:lsdException w:name="Light List Accent 2" w:semiHidden="0" w:uiPriority="61" w:unhideWhenUsed="0"/>
+    <w:lsdException w:name="Light Grid Accent 2" w:semiHidden="0" w:uiPriority="62" w:unhideWhenUsed="0"/>
+    <w:lsdException w:name="Medium Shading 1 Accent 2" w:semiHidden="0" w:uiPriority="63" w:unhideWhenUsed="0"/>
+    <w:lsdException w:name="Medium Shading 2 Accent 2" w:semiHidden="0" w:uiPriority="64" w:unhideWhenUsed="0"/>
+    <w:lsdException w:name="Medium List 1 Accent 2" w:semiHidden="0" w:uiPriority="65" w:unhideWhenUsed="0"/>
+    <w:lsdException w:name="Medium List 2 Accent 2" w:semiHidden="0" w:uiPriority="66" w:unhideWhenUsed="0"/>
+    <w:lsdException w:name="Medium Grid 1 Accent 2" w:semiHidden="0" w:uiPriority="67" w:unhideWhenUsed="0"/>
+    <w:lsdException w:name="Medium Grid 2 Accent 2" w:semiHidden="0" w:uiPriority="68" w:unhideWhenUsed="0"/>
+    <w:lsdException w:name="Medium Grid 3 Accent 2" w:semiHidden="0" w:uiPriority="69" w:unhideWhenUsed="0"/>
+    <w:lsdException w:name="Dark List Accent 2" w:semiHidden="0" w:uiPriority="70" w:unhideWhenUsed="0"/>
+    <w:lsdException w:name="Colorful Shading Accent 2" w:semiHidden="0" w:uiPriority="71" w:unhideWhenUsed="0"/>
+    <w:lsdException w:name="Colorful List Accent 2" w:semiHidden="0" w:uiPriority="72" w:unhideWhenUsed="0"/>
+    <w:lsdException w:name="Colorful Grid Accent 2" w:semiHidden="0" w:uiPriority="73" w:unhideWhenUsed="0"/>
+    <w:lsdException w:name="Light Shading Accent 3" w:semiHidden="0" w:uiPriority="60" w:unhideWhenUsed="0"/>
+    <w:lsdException w:name="Light List Accent 3" w:semiHidden="0" w:uiPriority="61" w:unhideWhenUsed="0"/>
+    <w:lsdException w:name="Light Grid Accent 3" w:semiHidden="0" w:uiPriority="62" w:unhideWhenUsed="0"/>
+    <w:lsdException w:name="Medium Shading 1 Accent 3" w:semiHidden="0" w:uiPriority="63" w:unhideWhenUsed="0"/>
+    <w:lsdException w:name="Medium Shading 2 Accent 3" w:semiHidden="0" w:uiPriority="64" w:unhideWhenUsed="0"/>
+    <w:lsdException w:name="Medium List 1 Accent 3" w:semiHidden="0" w:uiPriority="65" w:unhideWhenUsed="0"/>
+    <w:lsdException w:name="Medium List 2 Accent 3" w:semiHidden="0" w:uiPriority="66" w:unhideWhenUsed="0"/>
+    <w:lsdException w:name="Medium Grid 1 Accent 3" w:semiHidden="0" w:uiPriority="67" w:unhideWhenUsed="0"/>
+    <w:lsdException w:name="Medium Grid 2 Accent 3" w:semiHidden="0" w:uiPriority="68" w:unhideWhenUsed="0"/>
+    <w:lsdException w:name="Medium Grid 3 Accent 3" w:semiHidden="0" w:uiPriority="69" w:unhideWhenUsed="0"/>
+    <w:lsdException w:name="Dark List Accent 3" w:semiHidden="0" w:uiPriority="70" w:unhideWhenUsed="0"/>
+    <w:lsdException w:name="Colorful Shading Accent 3" w:semiHidden="0" w:uiPriority="71" w:unhideWhenUsed="0"/>
+    <w:lsdException w:name="Colorful List Accent 3" w:semiHidden="0" w:uiPriority="72" w:unhideWhenUsed="0"/>
+    <w:lsdException w:name="Colorful Grid Accent 3" w:semiHidden="0" w:uiPriority="73" w:unhideWhenUsed="0"/>
+    <w:lsdException w:name="Light Shading Accent 4" w:semiHidden="0" w:uiPriority="60" w:unhideWhenUsed="0"/>
+    <w:lsdException w:name="Light List Accent 4" w:semiHidden="0" w:uiPriority="61" w:unhideWhenUsed="0"/>
+    <w:lsdException w:name="Light Grid Accent 4" w:semiHidden="0" w:uiPriority="62" w:unhideWhenUsed="0"/>
+    <w:lsdException w:name="Medium Shading 1 Accent 4" w:semiHidden="0" w:uiPriority="63" w:unhideWhenUsed="0"/>
+    <w:lsdException w:name="Medium Shading 2 Accent 4" w:semiHidden="0" w:uiPriority="64" w:unhideWhenUsed="0"/>
+    <w:lsdException w:name="Medium List 1 Accent 4" w:semiHidden="0" w:uiPriority="65" w:unhideWhenUsed="0"/>
+    <w:lsdException w:name="Medium List 2 Accent 4" w:semiHidden="0" w:uiPriority="66" w:unhideWhenUsed="0"/>
+    <w:lsdException w:name="Medium Grid 1 Accent 4" w:semiHidden="0" w:uiPriority="67" w:unhideWhenUsed="0"/>
+    <w:lsdException w:name="Medium Grid 2 Accent 4" w:semiHidden="0" w:uiPriority="68" w:unhideWhenUsed="0"/>
+    <w:lsdException w:name="Medium Grid 3 Accent 4" w:semiHidden="0" w:uiPriority="69" w:unhideWhenUsed="0"/>
+    <w:lsdException w:name="Dark List Accent 4" w:semiHidden="0" w:uiPriority="70" w:unhideWhenUsed="0"/>
+    <w:lsdException w:name="Colorful Shading Accent 4" w:semiHidden="0" w:uiPriority="71" w:unhideWhenUsed="0"/>
+    <w:lsdException w:name="Colorful List Accent 4" w:semiHidden="0" w:uiPriority="72" w:unhideWhenUsed="0"/>
+    <w:lsdException w:name="Colorful Grid Accent 4" w:semiHidden="0" w:uiPriority="73" w:unhideWhenUsed="0"/>
+    <w:lsdException w:name="Light Shading Accent 5" w:semiHidden="0" w:uiPriority="60" w:unhideWhenUsed="0"/>
+    <w:lsdException w:name="Light List Accent 5" w:semiHidden="0" w:uiPriority="61" w:unhideWhenUsed="0"/>
+    <w:lsdException w:name="Light Grid Accent 5" w:semiHidden="0" w:uiPriority="62" w:unhideWhenUsed="0"/>
+    <w:lsdException w:name="Medium Shading 1 Accent 5" w:semiHidden="0" w:uiPriority="63" w:unhideWhenUsed="0"/>
+    <w:lsdException w:name="Medium Shading 2 Accent 5" w:semiHidden="0" w:uiPriority="64" w:unhideWhenUsed="0"/>
+    <w:lsdException w:name="Medium List 1 Accent 5" w:semiHidden="0" w:uiPriority="65" w:unhideWhenUsed="0"/>
+    <w:lsdException w:name="Medium List 2 Accent 5" w:semiHidden="0" w:uiPriority="66" w:unhideWhenUsed="0"/>
+    <w:lsdException w:name="Medium Grid 1 Accent 5" w:semiHidden="0" w:uiPriority="67" w:unhideWhenUsed="0"/>
+    <w:lsdException w:name="Medium Grid 2 Accent 5" w:semiHidden="0" w:uiPriority="68" w:unhideWhenUsed="0"/>
+    <w:lsdException w:name="Medium Grid 3 Accent 5" w:semiHidden="0" w:uiPriority="69" w:unhideWhenUsed="0"/>
+    <w:lsdException w:name="Dark List Accent 5" w:semiHidden="0" w:uiPriority="70" w:unhideWhenUsed="0"/>
+    <w:lsdException w:name="Colorful Shading Accent 5" w:semiHidden="0" w:uiPriority="71" w:unhideWhenUsed="0"/>
+    <w:lsdException w:name="Colorful List Accent 5" w:semiHidden="0" w:uiPriority="72" w:unhideWhenUsed="0"/>
+    <w:lsdException w:name="Colorful Grid Accent 5" w:semiHidden="0" w:uiPriority="73" w:unhideWhenUsed="0"/>
+    <w:lsdException w:name="Light Shading Accent 6" w:semiHidden="0" w:uiPriority="60" w:unhideWhenUsed="0"/>
+    <w:lsdException w:name="Light List Accent 6" w:semiHidden="0" w:uiPriority="61" w:unhideWhenUsed="0"/>
+    <w:lsdException w:name="Light Grid Accent 6" w:semiHidden="0" w:uiPriority="62" w:unhideWhenUsed="0"/>
+    <w:lsdException w:name="Medium Shading 1 Accent 6" w:semiHidden="0" w:uiPriority="63" w:unhideWhenUsed="0"/>
+    <w:lsdException w:name="Medium Shading 2 Accent 6" w:semiHidden="0" w:uiPriority="64" w:unhideWhenUsed="0"/>
+    <w:lsdException w:name="Medium List 1 Accent 6" w:semiHidden="0" w:uiPriority="65" w:unhideWhenUsed="0"/>
+    <w:lsdException w:name="Medium List 2 Accent 6" w:semiHidden="0" w:uiPriority="66" w:unhideWhenUsed="0"/>
+    <w:lsdException w:name="Medium Grid 1 Accent 6" w:semiHidden="0" w:uiPriority="67" w:unhideWhenUsed="0"/>
+    <w:lsdException w:name="Medium Grid 2 Accent 6" w:semiHidden="0" w:uiPriority="68" w:unhideWhenUsed="0"/>
+    <w:lsdException w:name="Medium Grid 3 Accent 6" w:semiHidden="0" w:uiPriority="69" w:unhideWhenUsed="0"/>
+    <w:lsdException w:name="Dark List Accent 6" w:semiHidden="0" w:uiPriority="70" w:unhideWhenUsed="0"/>
+    <w:lsdException w:name="Colorful Shading Accent 6" w:semiHidden="0" w:uiPriority="71" w:unhideWhenUsed="0"/>
+    <w:lsdException w:name="Colorful List Accent 6" w:semiHidden="0" w:uiPriority="72" w:unhideWhenUsed="0"/>
+    <w:lsdException w:name="Colorful Grid Accent 6" w:semiHidden="0" w:uiPriority="73" w:unhideWhenUsed="0"/>
+    <w:lsdException w:name="Subtle Emphasis" w:semiHidden="0" w:uiPriority="19" w:unhideWhenUsed="0" w:qFormat="1"/>
+    <w:lsdException w:name="Intense Emphasis" w:semiHidden="0" w:uiPriority="21" w:unhideWhenUsed="0" w:qFormat="1"/>
+    <w:lsdException w:name="Subtle Reference" w:semiHidden="0" w:uiPriority="31" w:unhideWhenUsed="0" w:qFormat="1"/>
+    <w:lsdException w:name="Intense Reference" w:semiHidden="0" w:uiPriority="32" w:unhideWhenUsed="0" w:qFormat="1"/>
+    <w:lsdException w:name="Book Title" w:semiHidden="0" w:uiPriority="33" w:unhideWhenUsed="0" w:qFormat="1"/>
+    <w:lsdException w:name="Bibliography" w:uiPriority="37"/>
+    <w:lsdException w:name="TOC Heading" w:uiPriority="39" w:qFormat="1"/>
+  </w:latentStyles>
+  <w:style w:type="paragraph" w:default="1" w:styleId="Normal">
+    <w:name w:val="Normal"/>
+    <w:qFormat/>
+  </w:style>
+  <w:style w:type="character" w:default="1" w:styleId="DefaultParagraphFont">
+    <w:name w:val="Default Paragraph Font"/>
+    <w:uiPriority w:val="1"/>
+    <w:semiHidden/>
+    <w:unhideWhenUsed/>
+  </w:style>
+  <w:style w:type="table" w:default="1" w:styleId="TableNormal">
+    <w:name w:val="Normal Table"/>
+    <w:uiPriority w:val="99"/>
+    <w:semiHidden/>
+    <w:unhideWhenUsed/>
+    <w:qFormat/>
+    <w:tblPr>
+      <w:tblInd w:w="0" w:type="dxa"/>
+      <w:tblCellMar>
+        <w:top w:w="0" w:type="dxa"/>
+        <w:left w:w="108" w:type="dxa"/>
+        <w:bottom w:w="0" w:type="dxa"/>
+        <w:right w:w="108" w:type="dxa"/>
+      </w:tblCellMar>
+    </w:tblPr>
+  </w:style>
+  <w:style w:type="numbering" w:default="1" w:styleId="NoList">
+    <w:name w:val="No List"/>
+    <w:uiPriority w:val="99"/>
+    <w:semiHidden/>
+    <w:unhideWhenUsed/>
+  </w:style>
+  <w:style w:type="paragraph" w:customStyle="1" w:styleId="C52A6DFF5B9A43C89795B67E9495CC77">
+    <w:name w:val="C52A6DFF5B9A43C89795B67E9495CC77"/>
+    <w:rsid w:val="00534071"/>
+  </w:style>
+  <w:style w:type="paragraph" w:customStyle="1" w:styleId="CCA5E4D722D24EB79AEA01D3FA20A63D">
+    <w:name w:val="CCA5E4D722D24EB79AEA01D3FA20A63D"/>
+    <w:rsid w:val="00534071"/>
+  </w:style>
+  <w:style w:type="paragraph" w:customStyle="1" w:styleId="92A579BF66B2467B91255D5B7B3F3E24">
+    <w:name w:val="92A579BF66B2467B91255D5B7B3F3E24"/>
+    <w:rsid w:val="00534071"/>
+  </w:style>
+</w:styles>
+</file>
+
+<file path=word/glossary/webSettings.xml><?xml version="1.0" encoding="utf-8"?>
+<w:webSettings xmlns:r="http://schemas.openxmlformats.org/officeDocument/2006/relationships" xmlns:w="http://schemas.openxmlformats.org/wordprocessingml/2006/main">
+  <w:optimizeForBrowser/>
+</w:webSettings>
 </file>
 
 <file path=word/theme/theme1.xml><?xml version="1.0" encoding="utf-8"?>

--- a/Docs/Daewoo_CPC400_Upgrade_Project.docx
+++ b/Docs/Daewoo_CPC400_Upgrade_Project.docx
@@ -101,6 +101,7 @@
           <w:b/>
           <w:sz w:val="24"/>
           <w:szCs w:val="24"/>
+          <w:lang w:val="ru-RU"/>
         </w:rPr>
       </w:pPr>
       <w:r>
@@ -117,6 +118,7 @@
           <w:b/>
           <w:sz w:val="24"/>
           <w:szCs w:val="24"/>
+          <w:lang w:val="ru-RU"/>
         </w:rPr>
         <w:t xml:space="preserve">: </w:t>
       </w:r>
@@ -135,6 +137,7 @@
           <w:b/>
           <w:sz w:val="24"/>
           <w:szCs w:val="24"/>
+          <w:lang w:val="ru-RU"/>
         </w:rPr>
         <w:t xml:space="preserve"> [</w:t>
       </w:r>
@@ -151,6 +154,7 @@
           <w:b/>
           <w:sz w:val="24"/>
           <w:szCs w:val="24"/>
+          <w:lang w:val="ru-RU"/>
         </w:rPr>
         <w:t>]</w:t>
       </w:r>
@@ -275,7 +279,7 @@
           <w:szCs w:val="24"/>
           <w:lang w:val="ru-RU"/>
         </w:rPr>
-        <w:t>6</w:t>
+        <w:t>7</w:t>
       </w:r>
       <w:r>
         <w:rPr>
@@ -600,7 +604,7 @@
         <w:rPr>
           <w:lang w:val="ru-RU"/>
         </w:rPr>
-        <w:t xml:space="preserve"> будет представлена отдельн</w:t>
+        <w:t xml:space="preserve"> представлена отдельн</w:t>
       </w:r>
       <w:r>
         <w:rPr>
@@ -4228,6 +4232,9 @@
         <w:t>о</w:t>
       </w:r>
       <w:r>
+        <w:rPr>
+          <w:lang w:val="ru-RU"/>
+        </w:rPr>
         <w:t>е</w:t>
       </w:r>
       <w:r>
@@ -14817,7 +14824,7 @@
             <w:rPr>
               <w:noProof/>
             </w:rPr>
-            <w:t>2</w:t>
+            <w:t>1</w:t>
           </w:r>
         </w:fldSimple>
       </w:p>
@@ -15894,316 +15901,6 @@
 </w:styles>
 </file>
 
-<file path=word/glossary/document.xml><?xml version="1.0" encoding="utf-8"?>
-<w:glossaryDocument xmlns:ve="http://schemas.openxmlformats.org/markup-compatibility/2006" xmlns:o="urn:schemas-microsoft-com:office:office" xmlns:r="http://schemas.openxmlformats.org/officeDocument/2006/relationships" xmlns:m="http://schemas.openxmlformats.org/officeDocument/2006/math" xmlns:v="urn:schemas-microsoft-com:vml" xmlns:wp="http://schemas.openxmlformats.org/drawingml/2006/wordprocessingDrawing" xmlns:w10="urn:schemas-microsoft-com:office:word" xmlns:w="http://schemas.openxmlformats.org/wordprocessingml/2006/main" xmlns:wne="http://schemas.microsoft.com/office/word/2006/wordml">
-  <w:docParts/>
-</w:glossaryDocument>
-</file>
-
-<file path=word/glossary/fontTable.xml><?xml version="1.0" encoding="utf-8"?>
-<w:fonts xmlns:r="http://schemas.openxmlformats.org/officeDocument/2006/relationships" xmlns:w="http://schemas.openxmlformats.org/wordprocessingml/2006/main">
-  <w:font w:name="Symbol">
-    <w:panose1 w:val="05050102010706020507"/>
-    <w:charset w:val="02"/>
-    <w:family w:val="roman"/>
-    <w:pitch w:val="variable"/>
-    <w:sig w:usb0="00000000" w:usb1="10000000" w:usb2="00000000" w:usb3="00000000" w:csb0="80000000" w:csb1="00000000"/>
-  </w:font>
-  <w:font w:name="Times New Roman">
-    <w:panose1 w:val="02020603050405020304"/>
-    <w:charset w:val="CC"/>
-    <w:family w:val="roman"/>
-    <w:pitch w:val="variable"/>
-    <w:sig w:usb0="E0002EFF" w:usb1="C000785B" w:usb2="00000009" w:usb3="00000000" w:csb0="000001FF" w:csb1="00000000"/>
-  </w:font>
-  <w:font w:name="Courier New">
-    <w:panose1 w:val="02070309020205020404"/>
-    <w:charset w:val="CC"/>
-    <w:family w:val="modern"/>
-    <w:pitch w:val="fixed"/>
-    <w:sig w:usb0="E0002EFF" w:usb1="C0007843" w:usb2="00000009" w:usb3="00000000" w:csb0="000001FF" w:csb1="00000000"/>
-  </w:font>
-  <w:font w:name="Wingdings">
-    <w:panose1 w:val="05000000000000000000"/>
-    <w:charset w:val="02"/>
-    <w:family w:val="auto"/>
-    <w:pitch w:val="variable"/>
-    <w:sig w:usb0="00000000" w:usb1="10000000" w:usb2="00000000" w:usb3="00000000" w:csb0="80000000" w:csb1="00000000"/>
-  </w:font>
-  <w:font w:name="Calibri">
-    <w:panose1 w:val="020F0502020204030204"/>
-    <w:charset w:val="CC"/>
-    <w:family w:val="swiss"/>
-    <w:pitch w:val="variable"/>
-    <w:sig w:usb0="E4002EFF" w:usb1="C000247B" w:usb2="00000009" w:usb3="00000000" w:csb0="000001FF" w:csb1="00000000"/>
-  </w:font>
-  <w:font w:name="Tahoma">
-    <w:panose1 w:val="020B0604030504040204"/>
-    <w:charset w:val="00"/>
-    <w:family w:val="swiss"/>
-    <w:notTrueType/>
-    <w:pitch w:val="variable"/>
-    <w:sig w:usb0="00000003" w:usb1="00000000" w:usb2="00000000" w:usb3="00000000" w:csb0="00000001" w:csb1="00000000"/>
-  </w:font>
-  <w:font w:name="Malgun Gothic">
-    <w:panose1 w:val="020B0503020000020004"/>
-    <w:charset w:val="81"/>
-    <w:family w:val="swiss"/>
-    <w:pitch w:val="variable"/>
-    <w:sig w:usb0="9000002F" w:usb1="29D77CFB" w:usb2="00000012" w:usb3="00000000" w:csb0="00080001" w:csb1="00000000"/>
-  </w:font>
-  <w:font w:name="Cambria">
-    <w:panose1 w:val="02040503050406030204"/>
-    <w:charset w:val="CC"/>
-    <w:family w:val="roman"/>
-    <w:pitch w:val="variable"/>
-    <w:sig w:usb0="E00006FF" w:usb1="420024FF" w:usb2="02000000" w:usb3="00000000" w:csb0="0000019F" w:csb1="00000000"/>
-  </w:font>
-</w:fonts>
-</file>
-
-<file path=word/glossary/settings.xml><?xml version="1.0" encoding="utf-8"?>
-<w:settings xmlns:o="urn:schemas-microsoft-com:office:office" xmlns:r="http://schemas.openxmlformats.org/officeDocument/2006/relationships" xmlns:m="http://schemas.openxmlformats.org/officeDocument/2006/math" xmlns:v="urn:schemas-microsoft-com:vml" xmlns:w10="urn:schemas-microsoft-com:office:word" xmlns:w="http://schemas.openxmlformats.org/wordprocessingml/2006/main" xmlns:sl="http://schemas.openxmlformats.org/schemaLibrary/2006/main">
-  <w:view w:val="normal"/>
-  <w:defaultTabStop w:val="720"/>
-  <w:characterSpacingControl w:val="doNotCompress"/>
-  <w:compat>
-    <w:useFELayout/>
-  </w:compat>
-  <w:rsids>
-    <w:rsidRoot w:val="00534071"/>
-    <w:rsid w:val="00534071"/>
-    <w:rsid w:val="008F102C"/>
-  </w:rsids>
-  <m:mathPr>
-    <m:mathFont m:val="Cambria Math"/>
-    <m:brkBin m:val="before"/>
-    <m:brkBinSub m:val="--"/>
-    <m:smallFrac m:val="off"/>
-    <m:dispDef/>
-    <m:lMargin m:val="0"/>
-    <m:rMargin m:val="0"/>
-    <m:defJc m:val="centerGroup"/>
-    <m:wrapIndent m:val="1440"/>
-    <m:intLim m:val="subSup"/>
-    <m:naryLim m:val="undOvr"/>
-  </m:mathPr>
-  <w:themeFontLang w:val="en-US"/>
-  <w:clrSchemeMapping w:bg1="light1" w:t1="dark1" w:bg2="light2" w:t2="dark2" w:accent1="accent1" w:accent2="accent2" w:accent3="accent3" w:accent4="accent4" w:accent5="accent5" w:accent6="accent6" w:hyperlink="hyperlink" w:followedHyperlink="followedHyperlink"/>
-  <w:decimalSymbol w:val=","/>
-  <w:listSeparator w:val=","/>
-</w:settings>
-</file>
-
-<file path=word/glossary/styles.xml><?xml version="1.0" encoding="utf-8"?>
-<w:styles xmlns:r="http://schemas.openxmlformats.org/officeDocument/2006/relationships" xmlns:w="http://schemas.openxmlformats.org/wordprocessingml/2006/main">
-  <w:docDefaults>
-    <w:rPrDefault>
-      <w:rPr>
-        <w:rFonts w:asciiTheme="minorHAnsi" w:eastAsiaTheme="minorEastAsia" w:hAnsiTheme="minorHAnsi" w:cstheme="minorBidi"/>
-        <w:sz w:val="22"/>
-        <w:szCs w:val="22"/>
-        <w:lang w:val="en-US" w:eastAsia="en-US" w:bidi="ar-SA"/>
-      </w:rPr>
-    </w:rPrDefault>
-    <w:pPrDefault>
-      <w:pPr>
-        <w:spacing w:after="200" w:line="276" w:lineRule="auto"/>
-      </w:pPr>
-    </w:pPrDefault>
-  </w:docDefaults>
-  <w:latentStyles w:defLockedState="0" w:defUIPriority="99" w:defSemiHidden="1" w:defUnhideWhenUsed="1" w:defQFormat="0" w:count="267">
-    <w:lsdException w:name="Normal" w:semiHidden="0" w:uiPriority="0" w:unhideWhenUsed="0" w:qFormat="1"/>
-    <w:lsdException w:name="heading 1" w:semiHidden="0" w:uiPriority="9" w:unhideWhenUsed="0" w:qFormat="1"/>
-    <w:lsdException w:name="heading 2" w:uiPriority="9" w:qFormat="1"/>
-    <w:lsdException w:name="heading 3" w:uiPriority="9" w:qFormat="1"/>
-    <w:lsdException w:name="heading 4" w:uiPriority="9" w:qFormat="1"/>
-    <w:lsdException w:name="heading 5" w:uiPriority="9" w:qFormat="1"/>
-    <w:lsdException w:name="heading 6" w:uiPriority="9" w:qFormat="1"/>
-    <w:lsdException w:name="heading 7" w:uiPriority="9" w:qFormat="1"/>
-    <w:lsdException w:name="heading 8" w:uiPriority="9" w:qFormat="1"/>
-    <w:lsdException w:name="heading 9" w:uiPriority="9" w:qFormat="1"/>
-    <w:lsdException w:name="toc 1" w:uiPriority="39"/>
-    <w:lsdException w:name="toc 2" w:uiPriority="39"/>
-    <w:lsdException w:name="toc 3" w:uiPriority="39"/>
-    <w:lsdException w:name="toc 4" w:uiPriority="39"/>
-    <w:lsdException w:name="toc 5" w:uiPriority="39"/>
-    <w:lsdException w:name="toc 6" w:uiPriority="39"/>
-    <w:lsdException w:name="toc 7" w:uiPriority="39"/>
-    <w:lsdException w:name="toc 8" w:uiPriority="39"/>
-    <w:lsdException w:name="toc 9" w:uiPriority="39"/>
-    <w:lsdException w:name="caption" w:uiPriority="35" w:qFormat="1"/>
-    <w:lsdException w:name="Title" w:semiHidden="0" w:uiPriority="10" w:unhideWhenUsed="0" w:qFormat="1"/>
-    <w:lsdException w:name="Default Paragraph Font" w:uiPriority="1"/>
-    <w:lsdException w:name="Subtitle" w:semiHidden="0" w:uiPriority="11" w:unhideWhenUsed="0" w:qFormat="1"/>
-    <w:lsdException w:name="Strong" w:semiHidden="0" w:uiPriority="22" w:unhideWhenUsed="0" w:qFormat="1"/>
-    <w:lsdException w:name="Emphasis" w:semiHidden="0" w:uiPriority="20" w:unhideWhenUsed="0" w:qFormat="1"/>
-    <w:lsdException w:name="Table Grid" w:semiHidden="0" w:uiPriority="59" w:unhideWhenUsed="0"/>
-    <w:lsdException w:name="Placeholder Text" w:unhideWhenUsed="0"/>
-    <w:lsdException w:name="No Spacing" w:semiHidden="0" w:uiPriority="1" w:unhideWhenUsed="0" w:qFormat="1"/>
-    <w:lsdException w:name="Light Shading" w:semiHidden="0" w:uiPriority="60" w:unhideWhenUsed="0"/>
-    <w:lsdException w:name="Light List" w:semiHidden="0" w:uiPriority="61" w:unhideWhenUsed="0"/>
-    <w:lsdException w:name="Light Grid" w:semiHidden="0" w:uiPriority="62" w:unhideWhenUsed="0"/>
-    <w:lsdException w:name="Medium Shading 1" w:semiHidden="0" w:uiPriority="63" w:unhideWhenUsed="0"/>
-    <w:lsdException w:name="Medium Shading 2" w:semiHidden="0" w:uiPriority="64" w:unhideWhenUsed="0"/>
-    <w:lsdException w:name="Medium List 1" w:semiHidden="0" w:uiPriority="65" w:unhideWhenUsed="0"/>
-    <w:lsdException w:name="Medium List 2" w:semiHidden="0" w:uiPriority="66" w:unhideWhenUsed="0"/>
-    <w:lsdException w:name="Medium Grid 1" w:semiHidden="0" w:uiPriority="67" w:unhideWhenUsed="0"/>
-    <w:lsdException w:name="Medium Grid 2" w:semiHidden="0" w:uiPriority="68" w:unhideWhenUsed="0"/>
-    <w:lsdException w:name="Medium Grid 3" w:semiHidden="0" w:uiPriority="69" w:unhideWhenUsed="0"/>
-    <w:lsdException w:name="Dark List" w:semiHidden="0" w:uiPriority="70" w:unhideWhenUsed="0"/>
-    <w:lsdException w:name="Colorful Shading" w:semiHidden="0" w:uiPriority="71" w:unhideWhenUsed="0"/>
-    <w:lsdException w:name="Colorful List" w:semiHidden="0" w:uiPriority="72" w:unhideWhenUsed="0"/>
-    <w:lsdException w:name="Colorful Grid" w:semiHidden="0" w:uiPriority="73" w:unhideWhenUsed="0"/>
-    <w:lsdException w:name="Light Shading Accent 1" w:semiHidden="0" w:uiPriority="60" w:unhideWhenUsed="0"/>
-    <w:lsdException w:name="Light List Accent 1" w:semiHidden="0" w:uiPriority="61" w:unhideWhenUsed="0"/>
-    <w:lsdException w:name="Light Grid Accent 1" w:semiHidden="0" w:uiPriority="62" w:unhideWhenUsed="0"/>
-    <w:lsdException w:name="Medium Shading 1 Accent 1" w:semiHidden="0" w:uiPriority="63" w:unhideWhenUsed="0"/>
-    <w:lsdException w:name="Medium Shading 2 Accent 1" w:semiHidden="0" w:uiPriority="64" w:unhideWhenUsed="0"/>
-    <w:lsdException w:name="Medium List 1 Accent 1" w:semiHidden="0" w:uiPriority="65" w:unhideWhenUsed="0"/>
-    <w:lsdException w:name="Revision" w:unhideWhenUsed="0"/>
-    <w:lsdException w:name="List Paragraph" w:semiHidden="0" w:uiPriority="34" w:unhideWhenUsed="0" w:qFormat="1"/>
-    <w:lsdException w:name="Quote" w:semiHidden="0" w:uiPriority="29" w:unhideWhenUsed="0" w:qFormat="1"/>
-    <w:lsdException w:name="Intense Quote" w:semiHidden="0" w:uiPriority="30" w:unhideWhenUsed="0" w:qFormat="1"/>
-    <w:lsdException w:name="Medium List 2 Accent 1" w:semiHidden="0" w:uiPriority="66" w:unhideWhenUsed="0"/>
-    <w:lsdException w:name="Medium Grid 1 Accent 1" w:semiHidden="0" w:uiPriority="67" w:unhideWhenUsed="0"/>
-    <w:lsdException w:name="Medium Grid 2 Accent 1" w:semiHidden="0" w:uiPriority="68" w:unhideWhenUsed="0"/>
-    <w:lsdException w:name="Medium Grid 3 Accent 1" w:semiHidden="0" w:uiPriority="69" w:unhideWhenUsed="0"/>
-    <w:lsdException w:name="Dark List Accent 1" w:semiHidden="0" w:uiPriority="70" w:unhideWhenUsed="0"/>
-    <w:lsdException w:name="Colorful Shading Accent 1" w:semiHidden="0" w:uiPriority="71" w:unhideWhenUsed="0"/>
-    <w:lsdException w:name="Colorful List Accent 1" w:semiHidden="0" w:uiPriority="72" w:unhideWhenUsed="0"/>
-    <w:lsdException w:name="Colorful Grid Accent 1" w:semiHidden="0" w:uiPriority="73" w:unhideWhenUsed="0"/>
-    <w:lsdException w:name="Light Shading Accent 2" w:semiHidden="0" w:uiPriority="60" w:unhideWhenUsed="0"/>
-    <w:lsdException w:name="Light List Accent 2" w:semiHidden="0" w:uiPriority="61" w:unhideWhenUsed="0"/>
-    <w:lsdException w:name="Light Grid Accent 2" w:semiHidden="0" w:uiPriority="62" w:unhideWhenUsed="0"/>
-    <w:lsdException w:name="Medium Shading 1 Accent 2" w:semiHidden="0" w:uiPriority="63" w:unhideWhenUsed="0"/>
-    <w:lsdException w:name="Medium Shading 2 Accent 2" w:semiHidden="0" w:uiPriority="64" w:unhideWhenUsed="0"/>
-    <w:lsdException w:name="Medium List 1 Accent 2" w:semiHidden="0" w:uiPriority="65" w:unhideWhenUsed="0"/>
-    <w:lsdException w:name="Medium List 2 Accent 2" w:semiHidden="0" w:uiPriority="66" w:unhideWhenUsed="0"/>
-    <w:lsdException w:name="Medium Grid 1 Accent 2" w:semiHidden="0" w:uiPriority="67" w:unhideWhenUsed="0"/>
-    <w:lsdException w:name="Medium Grid 2 Accent 2" w:semiHidden="0" w:uiPriority="68" w:unhideWhenUsed="0"/>
-    <w:lsdException w:name="Medium Grid 3 Accent 2" w:semiHidden="0" w:uiPriority="69" w:unhideWhenUsed="0"/>
-    <w:lsdException w:name="Dark List Accent 2" w:semiHidden="0" w:uiPriority="70" w:unhideWhenUsed="0"/>
-    <w:lsdException w:name="Colorful Shading Accent 2" w:semiHidden="0" w:uiPriority="71" w:unhideWhenUsed="0"/>
-    <w:lsdException w:name="Colorful List Accent 2" w:semiHidden="0" w:uiPriority="72" w:unhideWhenUsed="0"/>
-    <w:lsdException w:name="Colorful Grid Accent 2" w:semiHidden="0" w:uiPriority="73" w:unhideWhenUsed="0"/>
-    <w:lsdException w:name="Light Shading Accent 3" w:semiHidden="0" w:uiPriority="60" w:unhideWhenUsed="0"/>
-    <w:lsdException w:name="Light List Accent 3" w:semiHidden="0" w:uiPriority="61" w:unhideWhenUsed="0"/>
-    <w:lsdException w:name="Light Grid Accent 3" w:semiHidden="0" w:uiPriority="62" w:unhideWhenUsed="0"/>
-    <w:lsdException w:name="Medium Shading 1 Accent 3" w:semiHidden="0" w:uiPriority="63" w:unhideWhenUsed="0"/>
-    <w:lsdException w:name="Medium Shading 2 Accent 3" w:semiHidden="0" w:uiPriority="64" w:unhideWhenUsed="0"/>
-    <w:lsdException w:name="Medium List 1 Accent 3" w:semiHidden="0" w:uiPriority="65" w:unhideWhenUsed="0"/>
-    <w:lsdException w:name="Medium List 2 Accent 3" w:semiHidden="0" w:uiPriority="66" w:unhideWhenUsed="0"/>
-    <w:lsdException w:name="Medium Grid 1 Accent 3" w:semiHidden="0" w:uiPriority="67" w:unhideWhenUsed="0"/>
-    <w:lsdException w:name="Medium Grid 2 Accent 3" w:semiHidden="0" w:uiPriority="68" w:unhideWhenUsed="0"/>
-    <w:lsdException w:name="Medium Grid 3 Accent 3" w:semiHidden="0" w:uiPriority="69" w:unhideWhenUsed="0"/>
-    <w:lsdException w:name="Dark List Accent 3" w:semiHidden="0" w:uiPriority="70" w:unhideWhenUsed="0"/>
-    <w:lsdException w:name="Colorful Shading Accent 3" w:semiHidden="0" w:uiPriority="71" w:unhideWhenUsed="0"/>
-    <w:lsdException w:name="Colorful List Accent 3" w:semiHidden="0" w:uiPriority="72" w:unhideWhenUsed="0"/>
-    <w:lsdException w:name="Colorful Grid Accent 3" w:semiHidden="0" w:uiPriority="73" w:unhideWhenUsed="0"/>
-    <w:lsdException w:name="Light Shading Accent 4" w:semiHidden="0" w:uiPriority="60" w:unhideWhenUsed="0"/>
-    <w:lsdException w:name="Light List Accent 4" w:semiHidden="0" w:uiPriority="61" w:unhideWhenUsed="0"/>
-    <w:lsdException w:name="Light Grid Accent 4" w:semiHidden="0" w:uiPriority="62" w:unhideWhenUsed="0"/>
-    <w:lsdException w:name="Medium Shading 1 Accent 4" w:semiHidden="0" w:uiPriority="63" w:unhideWhenUsed="0"/>
-    <w:lsdException w:name="Medium Shading 2 Accent 4" w:semiHidden="0" w:uiPriority="64" w:unhideWhenUsed="0"/>
-    <w:lsdException w:name="Medium List 1 Accent 4" w:semiHidden="0" w:uiPriority="65" w:unhideWhenUsed="0"/>
-    <w:lsdException w:name="Medium List 2 Accent 4" w:semiHidden="0" w:uiPriority="66" w:unhideWhenUsed="0"/>
-    <w:lsdException w:name="Medium Grid 1 Accent 4" w:semiHidden="0" w:uiPriority="67" w:unhideWhenUsed="0"/>
-    <w:lsdException w:name="Medium Grid 2 Accent 4" w:semiHidden="0" w:uiPriority="68" w:unhideWhenUsed="0"/>
-    <w:lsdException w:name="Medium Grid 3 Accent 4" w:semiHidden="0" w:uiPriority="69" w:unhideWhenUsed="0"/>
-    <w:lsdException w:name="Dark List Accent 4" w:semiHidden="0" w:uiPriority="70" w:unhideWhenUsed="0"/>
-    <w:lsdException w:name="Colorful Shading Accent 4" w:semiHidden="0" w:uiPriority="71" w:unhideWhenUsed="0"/>
-    <w:lsdException w:name="Colorful List Accent 4" w:semiHidden="0" w:uiPriority="72" w:unhideWhenUsed="0"/>
-    <w:lsdException w:name="Colorful Grid Accent 4" w:semiHidden="0" w:uiPriority="73" w:unhideWhenUsed="0"/>
-    <w:lsdException w:name="Light Shading Accent 5" w:semiHidden="0" w:uiPriority="60" w:unhideWhenUsed="0"/>
-    <w:lsdException w:name="Light List Accent 5" w:semiHidden="0" w:uiPriority="61" w:unhideWhenUsed="0"/>
-    <w:lsdException w:name="Light Grid Accent 5" w:semiHidden="0" w:uiPriority="62" w:unhideWhenUsed="0"/>
-    <w:lsdException w:name="Medium Shading 1 Accent 5" w:semiHidden="0" w:uiPriority="63" w:unhideWhenUsed="0"/>
-    <w:lsdException w:name="Medium Shading 2 Accent 5" w:semiHidden="0" w:uiPriority="64" w:unhideWhenUsed="0"/>
-    <w:lsdException w:name="Medium List 1 Accent 5" w:semiHidden="0" w:uiPriority="65" w:unhideWhenUsed="0"/>
-    <w:lsdException w:name="Medium List 2 Accent 5" w:semiHidden="0" w:uiPriority="66" w:unhideWhenUsed="0"/>
-    <w:lsdException w:name="Medium Grid 1 Accent 5" w:semiHidden="0" w:uiPriority="67" w:unhideWhenUsed="0"/>
-    <w:lsdException w:name="Medium Grid 2 Accent 5" w:semiHidden="0" w:uiPriority="68" w:unhideWhenUsed="0"/>
-    <w:lsdException w:name="Medium Grid 3 Accent 5" w:semiHidden="0" w:uiPriority="69" w:unhideWhenUsed="0"/>
-    <w:lsdException w:name="Dark List Accent 5" w:semiHidden="0" w:uiPriority="70" w:unhideWhenUsed="0"/>
-    <w:lsdException w:name="Colorful Shading Accent 5" w:semiHidden="0" w:uiPriority="71" w:unhideWhenUsed="0"/>
-    <w:lsdException w:name="Colorful List Accent 5" w:semiHidden="0" w:uiPriority="72" w:unhideWhenUsed="0"/>
-    <w:lsdException w:name="Colorful Grid Accent 5" w:semiHidden="0" w:uiPriority="73" w:unhideWhenUsed="0"/>
-    <w:lsdException w:name="Light Shading Accent 6" w:semiHidden="0" w:uiPriority="60" w:unhideWhenUsed="0"/>
-    <w:lsdException w:name="Light List Accent 6" w:semiHidden="0" w:uiPriority="61" w:unhideWhenUsed="0"/>
-    <w:lsdException w:name="Light Grid Accent 6" w:semiHidden="0" w:uiPriority="62" w:unhideWhenUsed="0"/>
-    <w:lsdException w:name="Medium Shading 1 Accent 6" w:semiHidden="0" w:uiPriority="63" w:unhideWhenUsed="0"/>
-    <w:lsdException w:name="Medium Shading 2 Accent 6" w:semiHidden="0" w:uiPriority="64" w:unhideWhenUsed="0"/>
-    <w:lsdException w:name="Medium List 1 Accent 6" w:semiHidden="0" w:uiPriority="65" w:unhideWhenUsed="0"/>
-    <w:lsdException w:name="Medium List 2 Accent 6" w:semiHidden="0" w:uiPriority="66" w:unhideWhenUsed="0"/>
-    <w:lsdException w:name="Medium Grid 1 Accent 6" w:semiHidden="0" w:uiPriority="67" w:unhideWhenUsed="0"/>
-    <w:lsdException w:name="Medium Grid 2 Accent 6" w:semiHidden="0" w:uiPriority="68" w:unhideWhenUsed="0"/>
-    <w:lsdException w:name="Medium Grid 3 Accent 6" w:semiHidden="0" w:uiPriority="69" w:unhideWhenUsed="0"/>
-    <w:lsdException w:name="Dark List Accent 6" w:semiHidden="0" w:uiPriority="70" w:unhideWhenUsed="0"/>
-    <w:lsdException w:name="Colorful Shading Accent 6" w:semiHidden="0" w:uiPriority="71" w:unhideWhenUsed="0"/>
-    <w:lsdException w:name="Colorful List Accent 6" w:semiHidden="0" w:uiPriority="72" w:unhideWhenUsed="0"/>
-    <w:lsdException w:name="Colorful Grid Accent 6" w:semiHidden="0" w:uiPriority="73" w:unhideWhenUsed="0"/>
-    <w:lsdException w:name="Subtle Emphasis" w:semiHidden="0" w:uiPriority="19" w:unhideWhenUsed="0" w:qFormat="1"/>
-    <w:lsdException w:name="Intense Emphasis" w:semiHidden="0" w:uiPriority="21" w:unhideWhenUsed="0" w:qFormat="1"/>
-    <w:lsdException w:name="Subtle Reference" w:semiHidden="0" w:uiPriority="31" w:unhideWhenUsed="0" w:qFormat="1"/>
-    <w:lsdException w:name="Intense Reference" w:semiHidden="0" w:uiPriority="32" w:unhideWhenUsed="0" w:qFormat="1"/>
-    <w:lsdException w:name="Book Title" w:semiHidden="0" w:uiPriority="33" w:unhideWhenUsed="0" w:qFormat="1"/>
-    <w:lsdException w:name="Bibliography" w:uiPriority="37"/>
-    <w:lsdException w:name="TOC Heading" w:uiPriority="39" w:qFormat="1"/>
-  </w:latentStyles>
-  <w:style w:type="paragraph" w:default="1" w:styleId="Normal">
-    <w:name w:val="Normal"/>
-    <w:qFormat/>
-  </w:style>
-  <w:style w:type="character" w:default="1" w:styleId="DefaultParagraphFont">
-    <w:name w:val="Default Paragraph Font"/>
-    <w:uiPriority w:val="1"/>
-    <w:semiHidden/>
-    <w:unhideWhenUsed/>
-  </w:style>
-  <w:style w:type="table" w:default="1" w:styleId="TableNormal">
-    <w:name w:val="Normal Table"/>
-    <w:uiPriority w:val="99"/>
-    <w:semiHidden/>
-    <w:unhideWhenUsed/>
-    <w:qFormat/>
-    <w:tblPr>
-      <w:tblInd w:w="0" w:type="dxa"/>
-      <w:tblCellMar>
-        <w:top w:w="0" w:type="dxa"/>
-        <w:left w:w="108" w:type="dxa"/>
-        <w:bottom w:w="0" w:type="dxa"/>
-        <w:right w:w="108" w:type="dxa"/>
-      </w:tblCellMar>
-    </w:tblPr>
-  </w:style>
-  <w:style w:type="numbering" w:default="1" w:styleId="NoList">
-    <w:name w:val="No List"/>
-    <w:uiPriority w:val="99"/>
-    <w:semiHidden/>
-    <w:unhideWhenUsed/>
-  </w:style>
-  <w:style w:type="paragraph" w:customStyle="1" w:styleId="C52A6DFF5B9A43C89795B67E9495CC77">
-    <w:name w:val="C52A6DFF5B9A43C89795B67E9495CC77"/>
-    <w:rsid w:val="00534071"/>
-  </w:style>
-  <w:style w:type="paragraph" w:customStyle="1" w:styleId="CCA5E4D722D24EB79AEA01D3FA20A63D">
-    <w:name w:val="CCA5E4D722D24EB79AEA01D3FA20A63D"/>
-    <w:rsid w:val="00534071"/>
-  </w:style>
-  <w:style w:type="paragraph" w:customStyle="1" w:styleId="92A579BF66B2467B91255D5B7B3F3E24">
-    <w:name w:val="92A579BF66B2467B91255D5B7B3F3E24"/>
-    <w:rsid w:val="00534071"/>
-  </w:style>
-</w:styles>
-</file>
-
-<file path=word/glossary/webSettings.xml><?xml version="1.0" encoding="utf-8"?>
-<w:webSettings xmlns:r="http://schemas.openxmlformats.org/officeDocument/2006/relationships" xmlns:w="http://schemas.openxmlformats.org/wordprocessingml/2006/main">
-  <w:optimizeForBrowser/>
-</w:webSettings>
-</file>
-
 <file path=word/theme/theme1.xml><?xml version="1.0" encoding="utf-8"?>
 <a:theme xmlns:a="http://schemas.openxmlformats.org/drawingml/2006/main" name="Office Theme">
   <a:themeElements>

--- a/Docs/Daewoo_CPC400_Upgrade_Project.docx
+++ b/Docs/Daewoo_CPC400_Upgrade_Project.docx
@@ -2,500 +2,1813 @@
 <file path=word/document.xml><?xml version="1.0" encoding="utf-8"?>
 <w:document xmlns:ve="http://schemas.openxmlformats.org/markup-compatibility/2006" xmlns:o="urn:schemas-microsoft-com:office:office" xmlns:r="http://schemas.openxmlformats.org/officeDocument/2006/relationships" xmlns:m="http://schemas.openxmlformats.org/officeDocument/2006/math" xmlns:v="urn:schemas-microsoft-com:vml" xmlns:wp="http://schemas.openxmlformats.org/drawingml/2006/wordprocessingDrawing" xmlns:w10="urn:schemas-microsoft-com:office:word" xmlns:w="http://schemas.openxmlformats.org/wordprocessingml/2006/main" xmlns:wne="http://schemas.microsoft.com/office/word/2006/wordml">
   <w:body>
+    <w:sdt>
+      <w:sdtPr>
+        <w:rPr>
+          <w:rFonts w:asciiTheme="majorHAnsi" w:eastAsiaTheme="majorEastAsia" w:hAnsiTheme="majorHAnsi" w:cstheme="majorBidi"/>
+          <w:caps/>
+        </w:rPr>
+        <w:id w:val="17119540"/>
+        <w:docPartObj>
+          <w:docPartGallery w:val="Cover Pages"/>
+          <w:docPartUnique/>
+        </w:docPartObj>
+      </w:sdtPr>
+      <w:sdtEndPr>
+        <w:rPr>
+          <w:rFonts w:asciiTheme="minorHAnsi" w:eastAsiaTheme="minorHAnsi" w:hAnsiTheme="minorHAnsi" w:cstheme="minorBidi"/>
+          <w:b/>
+          <w:caps w:val="0"/>
+          <w:sz w:val="28"/>
+          <w:szCs w:val="28"/>
+          <w:lang w:val="ru-RU"/>
+        </w:rPr>
+      </w:sdtEndPr>
+      <w:sdtContent>
+        <w:tbl>
+          <w:tblPr>
+            <w:tblW w:w="5000" w:type="pct"/>
+            <w:jc w:val="center"/>
+            <w:tblLook w:val="04A0"/>
+          </w:tblPr>
+          <w:tblGrid>
+            <w:gridCol w:w="10613"/>
+          </w:tblGrid>
+          <w:tr>
+            <w:trPr>
+              <w:trHeight w:val="2880"/>
+              <w:jc w:val="center"/>
+            </w:trPr>
+            <w:sdt>
+              <w:sdtPr>
+                <w:rPr>
+                  <w:rFonts w:asciiTheme="majorHAnsi" w:eastAsiaTheme="majorEastAsia" w:hAnsiTheme="majorHAnsi" w:cstheme="majorBidi"/>
+                  <w:caps/>
+                </w:rPr>
+                <w:alias w:val="Company"/>
+                <w:id w:val="15524243"/>
+                <w:placeholder>
+                  <w:docPart w:val="249B6B104B5845E2A43F8676D3696F69"/>
+                </w:placeholder>
+                <w:dataBinding w:prefixMappings="xmlns:ns0='http://schemas.openxmlformats.org/officeDocument/2006/extended-properties'" w:xpath="/ns0:Properties[1]/ns0:Company[1]" w:storeItemID="{6668398D-A668-4E3E-A5EB-62B293D839F1}"/>
+                <w:text/>
+              </w:sdtPr>
+              <w:sdtContent>
+                <w:tc>
+                  <w:tcPr>
+                    <w:tcW w:w="5000" w:type="pct"/>
+                  </w:tcPr>
+                  <w:p>
+                    <w:pPr>
+                      <w:pStyle w:val="NoSpacing"/>
+                      <w:jc w:val="center"/>
+                      <w:rPr>
+                        <w:rFonts w:asciiTheme="majorHAnsi" w:eastAsiaTheme="majorEastAsia" w:hAnsiTheme="majorHAnsi" w:cstheme="majorBidi"/>
+                        <w:caps/>
+                      </w:rPr>
+                    </w:pPr>
+                    <w:r>
+                      <w:rPr>
+                        <w:rFonts w:asciiTheme="majorHAnsi" w:eastAsiaTheme="majorEastAsia" w:hAnsiTheme="majorHAnsi" w:cstheme="majorBidi"/>
+                        <w:caps/>
+                        <w:lang w:val="ru-RU"/>
+                      </w:rPr>
+                      <w:t>Russian bear service crew</w:t>
+                    </w:r>
+                  </w:p>
+                </w:tc>
+              </w:sdtContent>
+            </w:sdt>
+          </w:tr>
+          <w:tr>
+            <w:trPr>
+              <w:trHeight w:val="1440"/>
+              <w:jc w:val="center"/>
+            </w:trPr>
+            <w:sdt>
+              <w:sdtPr>
+                <w:rPr>
+                  <w:b/>
+                  <w:sz w:val="44"/>
+                  <w:szCs w:val="28"/>
+                </w:rPr>
+                <w:alias w:val="Title"/>
+                <w:id w:val="15524250"/>
+                <w:placeholder>
+                  <w:docPart w:val="9A56F0D68074435C9995E63A14F33311"/>
+                </w:placeholder>
+                <w:dataBinding w:prefixMappings="xmlns:ns0='http://schemas.openxmlformats.org/package/2006/metadata/core-properties' xmlns:ns1='http://purl.org/dc/elements/1.1/'" w:xpath="/ns0:coreProperties[1]/ns1:title[1]" w:storeItemID="{6C3C8BC8-F283-45AE-878A-BAB7291924A1}"/>
+                <w:text/>
+              </w:sdtPr>
+              <w:sdtContent>
+                <w:tc>
+                  <w:tcPr>
+                    <w:tcW w:w="5000" w:type="pct"/>
+                    <w:tcBorders>
+                      <w:bottom w:val="single" w:sz="4" w:space="0" w:color="4F81BD" w:themeColor="accent1"/>
+                    </w:tcBorders>
+                    <w:vAlign w:val="center"/>
+                  </w:tcPr>
+                  <w:p>
+                    <w:pPr>
+                      <w:pStyle w:val="NoSpacing"/>
+                      <w:jc w:val="center"/>
+                      <w:rPr>
+                        <w:rFonts w:asciiTheme="majorHAnsi" w:eastAsiaTheme="majorEastAsia" w:hAnsiTheme="majorHAnsi" w:cstheme="majorBidi"/>
+                        <w:sz w:val="80"/>
+                        <w:szCs w:val="80"/>
+                      </w:rPr>
+                    </w:pPr>
+                    <w:proofErr w:type="spellStart"/>
+                    <w:r>
+                      <w:rPr>
+                        <w:b/>
+                        <w:sz w:val="44"/>
+                        <w:szCs w:val="28"/>
+                      </w:rPr>
+                      <w:t>Проект</w:t>
+                    </w:r>
+                    <w:proofErr w:type="spellEnd"/>
+                    <w:r>
+                      <w:rPr>
+                        <w:b/>
+                        <w:sz w:val="44"/>
+                        <w:szCs w:val="28"/>
+                      </w:rPr>
+                      <w:t xml:space="preserve"> </w:t>
+                    </w:r>
+                    <w:proofErr w:type="spellStart"/>
+                    <w:r>
+                      <w:rPr>
+                        <w:b/>
+                        <w:sz w:val="44"/>
+                        <w:szCs w:val="28"/>
+                      </w:rPr>
+                      <w:t>апгрейда</w:t>
+                    </w:r>
+                    <w:proofErr w:type="spellEnd"/>
+                    <w:r>
+                      <w:rPr>
+                        <w:b/>
+                        <w:sz w:val="44"/>
+                        <w:szCs w:val="28"/>
+                      </w:rPr>
+                      <w:t xml:space="preserve"> Daewoo CPC-400/400S в </w:t>
+                    </w:r>
+                    <w:proofErr w:type="spellStart"/>
+                    <w:r>
+                      <w:rPr>
+                        <w:b/>
+                        <w:sz w:val="44"/>
+                        <w:szCs w:val="28"/>
+                      </w:rPr>
+                      <w:t>стандартный</w:t>
+                    </w:r>
+                    <w:proofErr w:type="spellEnd"/>
+                    <w:r>
+                      <w:rPr>
+                        <w:b/>
+                        <w:sz w:val="44"/>
+                        <w:szCs w:val="28"/>
+                      </w:rPr>
+                      <w:t xml:space="preserve"> MSX2/MSX2+</w:t>
+                    </w:r>
+                  </w:p>
+                </w:tc>
+              </w:sdtContent>
+            </w:sdt>
+          </w:tr>
+          <w:tr>
+            <w:trPr>
+              <w:trHeight w:val="720"/>
+              <w:jc w:val="center"/>
+            </w:trPr>
+            <w:sdt>
+              <w:sdtPr>
+                <w:rPr>
+                  <w:b/>
+                  <w:sz w:val="28"/>
+                  <w:szCs w:val="24"/>
+                  <w:lang w:val="ru-RU"/>
+                </w:rPr>
+                <w:alias w:val="Subtitle"/>
+                <w:id w:val="15524255"/>
+                <w:placeholder>
+                  <w:docPart w:val="6E283FAE7EC848F582846D9048A3467E"/>
+                </w:placeholder>
+                <w:dataBinding w:prefixMappings="xmlns:ns0='http://schemas.openxmlformats.org/package/2006/metadata/core-properties' xmlns:ns1='http://purl.org/dc/elements/1.1/'" w:xpath="/ns0:coreProperties[1]/ns1:subject[1]" w:storeItemID="{6C3C8BC8-F283-45AE-878A-BAB7291924A1}"/>
+                <w:text/>
+              </w:sdtPr>
+              <w:sdtContent>
+                <w:tc>
+                  <w:tcPr>
+                    <w:tcW w:w="5000" w:type="pct"/>
+                    <w:tcBorders>
+                      <w:top w:val="single" w:sz="4" w:space="0" w:color="4F81BD" w:themeColor="accent1"/>
+                    </w:tcBorders>
+                    <w:vAlign w:val="center"/>
+                  </w:tcPr>
+                  <w:p>
+                    <w:pPr>
+                      <w:pStyle w:val="NoSpacing"/>
+                      <w:jc w:val="center"/>
+                      <w:rPr>
+                        <w:rFonts w:asciiTheme="majorHAnsi" w:eastAsiaTheme="majorEastAsia" w:hAnsiTheme="majorHAnsi" w:cstheme="majorBidi"/>
+                        <w:sz w:val="44"/>
+                        <w:szCs w:val="44"/>
+                        <w:lang w:val="ru-RU"/>
+                      </w:rPr>
+                    </w:pPr>
+                    <w:r>
+                      <w:rPr>
+                        <w:b/>
+                        <w:sz w:val="28"/>
+                        <w:szCs w:val="24"/>
+                        <w:lang w:val="ru-RU"/>
+                      </w:rPr>
+                      <w:t>Ревизия документа: 1.01</w:t>
+                    </w:r>
+                  </w:p>
+                </w:tc>
+              </w:sdtContent>
+            </w:sdt>
+          </w:tr>
+          <w:tr>
+            <w:trPr>
+              <w:trHeight w:val="360"/>
+              <w:jc w:val="center"/>
+            </w:trPr>
+            <w:tc>
+              <w:tcPr>
+                <w:tcW w:w="5000" w:type="pct"/>
+                <w:vAlign w:val="center"/>
+              </w:tcPr>
+              <w:p>
+                <w:pPr>
+                  <w:pStyle w:val="NoSpacing"/>
+                  <w:jc w:val="center"/>
+                </w:pPr>
+              </w:p>
+            </w:tc>
+          </w:tr>
+          <w:tr>
+            <w:trPr>
+              <w:trHeight w:val="360"/>
+              <w:jc w:val="center"/>
+            </w:trPr>
+            <w:sdt>
+              <w:sdtPr>
+                <w:rPr>
+                  <w:b/>
+                  <w:sz w:val="28"/>
+                  <w:szCs w:val="24"/>
+                  <w:lang w:val="ru-RU"/>
+                </w:rPr>
+                <w:alias w:val="Author"/>
+                <w:id w:val="15524260"/>
+                <w:placeholder>
+                  <w:docPart w:val="CD58E3A522FE41BC81F85F88DD79C5AD"/>
+                </w:placeholder>
+                <w:dataBinding w:prefixMappings="xmlns:ns0='http://schemas.openxmlformats.org/package/2006/metadata/core-properties' xmlns:ns1='http://purl.org/dc/elements/1.1/'" w:xpath="/ns0:coreProperties[1]/ns1:creator[1]" w:storeItemID="{6C3C8BC8-F283-45AE-878A-BAB7291924A1}"/>
+                <w:text/>
+              </w:sdtPr>
+              <w:sdtContent>
+                <w:tc>
+                  <w:tcPr>
+                    <w:tcW w:w="5000" w:type="pct"/>
+                    <w:vAlign w:val="center"/>
+                  </w:tcPr>
+                  <w:p>
+                    <w:pPr>
+                      <w:pStyle w:val="NoSpacing"/>
+                      <w:jc w:val="center"/>
+                      <w:rPr>
+                        <w:b/>
+                        <w:bCs/>
+                        <w:lang w:val="ru-RU"/>
+                      </w:rPr>
+                    </w:pPr>
+                    <w:r>
+                      <w:rPr>
+                        <w:b/>
+                        <w:sz w:val="28"/>
+                        <w:szCs w:val="24"/>
+                        <w:lang w:val="ru-RU"/>
+                      </w:rPr>
+                      <w:t>Wierzbowsky [RBSC]</w:t>
+                    </w:r>
+                  </w:p>
+                </w:tc>
+              </w:sdtContent>
+            </w:sdt>
+          </w:tr>
+          <w:tr>
+            <w:trPr>
+              <w:trHeight w:val="360"/>
+              <w:jc w:val="center"/>
+            </w:trPr>
+            <w:tc>
+              <w:tcPr>
+                <w:tcW w:w="5000" w:type="pct"/>
+                <w:vAlign w:val="center"/>
+              </w:tcPr>
+              <w:p>
+                <w:pPr>
+                  <w:pStyle w:val="NoSpacing"/>
+                  <w:jc w:val="center"/>
+                  <w:rPr>
+                    <w:b/>
+                    <w:bCs/>
+                    <w:sz w:val="24"/>
+                  </w:rPr>
+                </w:pPr>
+              </w:p>
+              <w:p>
+                <w:pPr>
+                  <w:pStyle w:val="NoSpacing"/>
+                  <w:jc w:val="center"/>
+                  <w:rPr>
+                    <w:b/>
+                    <w:bCs/>
+                    <w:sz w:val="24"/>
+                  </w:rPr>
+                </w:pPr>
+              </w:p>
+              <w:p>
+                <w:pPr>
+                  <w:pStyle w:val="NoSpacing"/>
+                  <w:jc w:val="center"/>
+                  <w:rPr>
+                    <w:b/>
+                    <w:bCs/>
+                    <w:lang w:val="ru-RU"/>
+                  </w:rPr>
+                </w:pPr>
+                <w:r>
+                  <w:rPr>
+                    <w:b/>
+                    <w:bCs/>
+                    <w:sz w:val="24"/>
+                    <w:lang w:val="ru-RU"/>
+                  </w:rPr>
+                  <w:t>9 апреля 2026 года</w:t>
+                </w:r>
+              </w:p>
+            </w:tc>
+          </w:tr>
+        </w:tbl>
+        <w:p>
+          <w:pPr>
+            <w:rPr>
+              <w:lang w:val="ru-RU"/>
+            </w:rPr>
+          </w:pPr>
+        </w:p>
+        <w:p>
+          <w:pPr>
+            <w:rPr>
+              <w:lang w:val="ru-RU"/>
+            </w:rPr>
+          </w:pPr>
+        </w:p>
+        <w:tbl>
+          <w:tblPr>
+            <w:tblpPr w:leftFromText="187" w:rightFromText="187" w:horzAnchor="margin" w:tblpXSpec="center" w:tblpYSpec="bottom"/>
+            <w:tblW w:w="5000" w:type="pct"/>
+            <w:tblLook w:val="04A0"/>
+          </w:tblPr>
+          <w:tblGrid>
+            <w:gridCol w:w="10613"/>
+          </w:tblGrid>
+          <w:tr>
+            <w:sdt>
+              <w:sdtPr>
+                <w:rPr>
+                  <w:lang w:val="ru-RU"/>
+                </w:rPr>
+                <w:alias w:val="Abstract"/>
+                <w:id w:val="8276291"/>
+                <w:placeholder>
+                  <w:docPart w:val="958CABFCF8A64341951587A63733688B"/>
+                </w:placeholder>
+                <w:dataBinding w:prefixMappings="xmlns:ns0='http://schemas.microsoft.com/office/2006/coverPageProps'" w:xpath="/ns0:CoverPageProperties[1]/ns0:Abstract[1]" w:storeItemID="{55AF091B-3C7A-41E3-B477-F2FDAA23CFDA}"/>
+                <w:text/>
+              </w:sdtPr>
+              <w:sdtContent>
+                <w:tc>
+                  <w:tcPr>
+                    <w:tcW w:w="5000" w:type="pct"/>
+                  </w:tcPr>
+                  <w:p>
+                    <w:pPr>
+                      <w:pStyle w:val="NoSpacing"/>
+                      <w:jc w:val="both"/>
+                      <w:rPr>
+                        <w:lang w:val="ru-RU"/>
+                      </w:rPr>
+                    </w:pPr>
+                    <w:r>
+                      <w:rPr>
+                        <w:lang w:val="ru-RU"/>
+                      </w:rPr>
+                      <w:t>Данный документ рассказывает о процессе превращения корейского компьютера Daewoo CPC-400/400S в полноценный компьютер с японско-русской версией BIOS. В документе описана не только замена ПЗУ MSX2 на более совместимые, но и апгрейд этого компьютера в полноценный MSX2+ с портом F4, звуковой картой FMPAC Light и двумя мегабайтами внешнего ОЗУ.</w:t>
+                    </w:r>
+                  </w:p>
+                </w:tc>
+              </w:sdtContent>
+            </w:sdt>
+          </w:tr>
+        </w:tbl>
+        <w:p>
+          <w:pPr>
+            <w:rPr>
+              <w:lang w:val="ru-RU"/>
+            </w:rPr>
+          </w:pPr>
+        </w:p>
+        <w:p>
+          <w:pPr>
+            <w:rPr>
+              <w:b/>
+              <w:sz w:val="28"/>
+              <w:szCs w:val="28"/>
+              <w:lang w:val="ru-RU"/>
+            </w:rPr>
+          </w:pPr>
+          <w:r>
+            <w:rPr>
+              <w:b/>
+              <w:sz w:val="28"/>
+              <w:szCs w:val="28"/>
+              <w:lang w:val="ru-RU"/>
+            </w:rPr>
+            <w:br w:type="page"/>
+          </w:r>
+        </w:p>
+        <w:p>
+          <w:pPr>
+            <w:pStyle w:val="TOCHeading"/>
+            <w:rPr>
+              <w:lang w:val="ru-RU"/>
+            </w:rPr>
+          </w:pPr>
+          <w:r>
+            <w:rPr>
+              <w:lang w:val="ru-RU"/>
+            </w:rPr>
+            <w:lastRenderedPageBreak/>
+            <w:t>Оглавление</w:t>
+          </w:r>
+        </w:p>
+        <w:p>
+          <w:pPr>
+            <w:pStyle w:val="TOC3"/>
+            <w:tabs>
+              <w:tab w:val="right" w:leader="dot" w:pos="10387"/>
+            </w:tabs>
+            <w:rPr>
+              <w:rFonts w:eastAsiaTheme="minorEastAsia"/>
+              <w:noProof/>
+            </w:rPr>
+          </w:pPr>
+          <w:r>
+            <w:fldChar w:fldCharType="begin"/>
+          </w:r>
+          <w:r>
+            <w:instrText xml:space="preserve"> TOC \o "1-3" \h \z \u </w:instrText>
+          </w:r>
+          <w:r>
+            <w:fldChar w:fldCharType="separate"/>
+          </w:r>
+          <w:hyperlink w:anchor="_Toc226586701" w:history="1">
+            <w:r>
+              <w:rPr>
+                <w:rStyle w:val="Hyperlink"/>
+                <w:noProof/>
+                <w:lang w:val="ru-RU"/>
+              </w:rPr>
+              <w:t>1. Благодарности</w:t>
+            </w:r>
+            <w:r>
+              <w:rPr>
+                <w:noProof/>
+                <w:webHidden/>
+              </w:rPr>
+              <w:tab/>
+            </w:r>
+            <w:r>
+              <w:rPr>
+                <w:noProof/>
+                <w:webHidden/>
+              </w:rPr>
+              <w:fldChar w:fldCharType="begin"/>
+            </w:r>
+            <w:r>
+              <w:rPr>
+                <w:noProof/>
+                <w:webHidden/>
+              </w:rPr>
+              <w:instrText xml:space="preserve"> PAGEREF _Toc226586701 \h </w:instrText>
+            </w:r>
+            <w:r>
+              <w:rPr>
+                <w:noProof/>
+                <w:webHidden/>
+              </w:rPr>
+            </w:r>
+            <w:r>
+              <w:rPr>
+                <w:noProof/>
+                <w:webHidden/>
+              </w:rPr>
+              <w:fldChar w:fldCharType="separate"/>
+            </w:r>
+            <w:r>
+              <w:rPr>
+                <w:noProof/>
+                <w:webHidden/>
+              </w:rPr>
+              <w:t>3</w:t>
+            </w:r>
+            <w:r>
+              <w:rPr>
+                <w:noProof/>
+                <w:webHidden/>
+              </w:rPr>
+              <w:fldChar w:fldCharType="end"/>
+            </w:r>
+          </w:hyperlink>
+        </w:p>
+        <w:p>
+          <w:pPr>
+            <w:pStyle w:val="TOC3"/>
+            <w:tabs>
+              <w:tab w:val="right" w:leader="dot" w:pos="10387"/>
+            </w:tabs>
+            <w:rPr>
+              <w:rFonts w:eastAsiaTheme="minorEastAsia"/>
+              <w:noProof/>
+            </w:rPr>
+          </w:pPr>
+          <w:hyperlink w:anchor="_Toc226586702" w:history="1">
+            <w:r>
+              <w:rPr>
+                <w:rStyle w:val="Hyperlink"/>
+                <w:noProof/>
+                <w:lang w:val="ru-RU"/>
+              </w:rPr>
+              <w:t>2. Начало</w:t>
+            </w:r>
+            <w:r>
+              <w:rPr>
+                <w:noProof/>
+                <w:webHidden/>
+              </w:rPr>
+              <w:tab/>
+            </w:r>
+            <w:r>
+              <w:rPr>
+                <w:noProof/>
+                <w:webHidden/>
+              </w:rPr>
+              <w:fldChar w:fldCharType="begin"/>
+            </w:r>
+            <w:r>
+              <w:rPr>
+                <w:noProof/>
+                <w:webHidden/>
+              </w:rPr>
+              <w:instrText xml:space="preserve"> PAGEREF _Toc226586702 \h </w:instrText>
+            </w:r>
+            <w:r>
+              <w:rPr>
+                <w:noProof/>
+                <w:webHidden/>
+              </w:rPr>
+            </w:r>
+            <w:r>
+              <w:rPr>
+                <w:noProof/>
+                <w:webHidden/>
+              </w:rPr>
+              <w:fldChar w:fldCharType="separate"/>
+            </w:r>
+            <w:r>
+              <w:rPr>
+                <w:noProof/>
+                <w:webHidden/>
+              </w:rPr>
+              <w:t>3</w:t>
+            </w:r>
+            <w:r>
+              <w:rPr>
+                <w:noProof/>
+                <w:webHidden/>
+              </w:rPr>
+              <w:fldChar w:fldCharType="end"/>
+            </w:r>
+          </w:hyperlink>
+        </w:p>
+        <w:p>
+          <w:pPr>
+            <w:pStyle w:val="TOC3"/>
+            <w:tabs>
+              <w:tab w:val="right" w:leader="dot" w:pos="10387"/>
+            </w:tabs>
+            <w:rPr>
+              <w:rFonts w:eastAsiaTheme="minorEastAsia"/>
+              <w:noProof/>
+            </w:rPr>
+          </w:pPr>
+          <w:hyperlink w:anchor="_Toc226586703" w:history="1">
+            <w:r>
+              <w:rPr>
+                <w:rStyle w:val="Hyperlink"/>
+                <w:noProof/>
+                <w:lang w:val="ru-RU"/>
+              </w:rPr>
+              <w:t>3. Цели проекта</w:t>
+            </w:r>
+            <w:r>
+              <w:rPr>
+                <w:noProof/>
+                <w:webHidden/>
+              </w:rPr>
+              <w:tab/>
+            </w:r>
+            <w:r>
+              <w:rPr>
+                <w:noProof/>
+                <w:webHidden/>
+              </w:rPr>
+              <w:fldChar w:fldCharType="begin"/>
+            </w:r>
+            <w:r>
+              <w:rPr>
+                <w:noProof/>
+                <w:webHidden/>
+              </w:rPr>
+              <w:instrText xml:space="preserve"> PAGEREF _Toc226586703 \h </w:instrText>
+            </w:r>
+            <w:r>
+              <w:rPr>
+                <w:noProof/>
+                <w:webHidden/>
+              </w:rPr>
+            </w:r>
+            <w:r>
+              <w:rPr>
+                <w:noProof/>
+                <w:webHidden/>
+              </w:rPr>
+              <w:fldChar w:fldCharType="separate"/>
+            </w:r>
+            <w:r>
+              <w:rPr>
+                <w:noProof/>
+                <w:webHidden/>
+              </w:rPr>
+              <w:t>5</w:t>
+            </w:r>
+            <w:r>
+              <w:rPr>
+                <w:noProof/>
+                <w:webHidden/>
+              </w:rPr>
+              <w:fldChar w:fldCharType="end"/>
+            </w:r>
+          </w:hyperlink>
+        </w:p>
+        <w:p>
+          <w:pPr>
+            <w:pStyle w:val="TOC3"/>
+            <w:tabs>
+              <w:tab w:val="right" w:leader="dot" w:pos="10387"/>
+            </w:tabs>
+            <w:rPr>
+              <w:rFonts w:eastAsiaTheme="minorEastAsia"/>
+              <w:noProof/>
+            </w:rPr>
+          </w:pPr>
+          <w:hyperlink w:anchor="_Toc226586704" w:history="1">
+            <w:r>
+              <w:rPr>
+                <w:rStyle w:val="Hyperlink"/>
+                <w:noProof/>
+                <w:lang w:val="ru-RU"/>
+              </w:rPr>
+              <w:t>4. Анализ и начальная модификация</w:t>
+            </w:r>
+            <w:r>
+              <w:rPr>
+                <w:noProof/>
+                <w:webHidden/>
+              </w:rPr>
+              <w:tab/>
+            </w:r>
+            <w:r>
+              <w:rPr>
+                <w:noProof/>
+                <w:webHidden/>
+              </w:rPr>
+              <w:fldChar w:fldCharType="begin"/>
+            </w:r>
+            <w:r>
+              <w:rPr>
+                <w:noProof/>
+                <w:webHidden/>
+              </w:rPr>
+              <w:instrText xml:space="preserve"> PAGEREF _Toc226586704 \h </w:instrText>
+            </w:r>
+            <w:r>
+              <w:rPr>
+                <w:noProof/>
+                <w:webHidden/>
+              </w:rPr>
+            </w:r>
+            <w:r>
+              <w:rPr>
+                <w:noProof/>
+                <w:webHidden/>
+              </w:rPr>
+              <w:fldChar w:fldCharType="separate"/>
+            </w:r>
+            <w:r>
+              <w:rPr>
+                <w:noProof/>
+                <w:webHidden/>
+              </w:rPr>
+              <w:t>6</w:t>
+            </w:r>
+            <w:r>
+              <w:rPr>
+                <w:noProof/>
+                <w:webHidden/>
+              </w:rPr>
+              <w:fldChar w:fldCharType="end"/>
+            </w:r>
+          </w:hyperlink>
+        </w:p>
+        <w:p>
+          <w:pPr>
+            <w:pStyle w:val="TOC3"/>
+            <w:tabs>
+              <w:tab w:val="right" w:leader="dot" w:pos="10387"/>
+            </w:tabs>
+            <w:rPr>
+              <w:rFonts w:eastAsiaTheme="minorEastAsia"/>
+              <w:noProof/>
+            </w:rPr>
+          </w:pPr>
+          <w:hyperlink w:anchor="_Toc226586705" w:history="1">
+            <w:r>
+              <w:rPr>
+                <w:rStyle w:val="Hyperlink"/>
+                <w:noProof/>
+                <w:lang w:val="ru-RU"/>
+              </w:rPr>
+              <w:t>5. Первые трудности и их решение</w:t>
+            </w:r>
+            <w:r>
+              <w:rPr>
+                <w:noProof/>
+                <w:webHidden/>
+              </w:rPr>
+              <w:tab/>
+            </w:r>
+            <w:r>
+              <w:rPr>
+                <w:noProof/>
+                <w:webHidden/>
+              </w:rPr>
+              <w:fldChar w:fldCharType="begin"/>
+            </w:r>
+            <w:r>
+              <w:rPr>
+                <w:noProof/>
+                <w:webHidden/>
+              </w:rPr>
+              <w:instrText xml:space="preserve"> PAGEREF _Toc226586705 \h </w:instrText>
+            </w:r>
+            <w:r>
+              <w:rPr>
+                <w:noProof/>
+                <w:webHidden/>
+              </w:rPr>
+            </w:r>
+            <w:r>
+              <w:rPr>
+                <w:noProof/>
+                <w:webHidden/>
+              </w:rPr>
+              <w:fldChar w:fldCharType="separate"/>
+            </w:r>
+            <w:r>
+              <w:rPr>
+                <w:noProof/>
+                <w:webHidden/>
+              </w:rPr>
+              <w:t>7</w:t>
+            </w:r>
+            <w:r>
+              <w:rPr>
+                <w:noProof/>
+                <w:webHidden/>
+              </w:rPr>
+              <w:fldChar w:fldCharType="end"/>
+            </w:r>
+          </w:hyperlink>
+        </w:p>
+        <w:p>
+          <w:pPr>
+            <w:pStyle w:val="TOC3"/>
+            <w:tabs>
+              <w:tab w:val="right" w:leader="dot" w:pos="10387"/>
+            </w:tabs>
+            <w:rPr>
+              <w:rFonts w:eastAsiaTheme="minorEastAsia"/>
+              <w:noProof/>
+            </w:rPr>
+          </w:pPr>
+          <w:hyperlink w:anchor="_Toc226586706" w:history="1">
+            <w:r>
+              <w:rPr>
+                <w:rStyle w:val="Hyperlink"/>
+                <w:noProof/>
+                <w:lang w:val="ru-RU"/>
+              </w:rPr>
+              <w:t>6. Внешние модули</w:t>
+            </w:r>
+            <w:r>
+              <w:rPr>
+                <w:noProof/>
+                <w:webHidden/>
+              </w:rPr>
+              <w:tab/>
+            </w:r>
+            <w:r>
+              <w:rPr>
+                <w:noProof/>
+                <w:webHidden/>
+              </w:rPr>
+              <w:fldChar w:fldCharType="begin"/>
+            </w:r>
+            <w:r>
+              <w:rPr>
+                <w:noProof/>
+                <w:webHidden/>
+              </w:rPr>
+              <w:instrText xml:space="preserve"> PAGEREF _Toc226586706 \h </w:instrText>
+            </w:r>
+            <w:r>
+              <w:rPr>
+                <w:noProof/>
+                <w:webHidden/>
+              </w:rPr>
+            </w:r>
+            <w:r>
+              <w:rPr>
+                <w:noProof/>
+                <w:webHidden/>
+              </w:rPr>
+              <w:fldChar w:fldCharType="separate"/>
+            </w:r>
+            <w:r>
+              <w:rPr>
+                <w:noProof/>
+                <w:webHidden/>
+              </w:rPr>
+              <w:t>7</w:t>
+            </w:r>
+            <w:r>
+              <w:rPr>
+                <w:noProof/>
+                <w:webHidden/>
+              </w:rPr>
+              <w:fldChar w:fldCharType="end"/>
+            </w:r>
+          </w:hyperlink>
+        </w:p>
+        <w:p>
+          <w:pPr>
+            <w:pStyle w:val="TOC3"/>
+            <w:tabs>
+              <w:tab w:val="right" w:leader="dot" w:pos="10387"/>
+            </w:tabs>
+            <w:rPr>
+              <w:rFonts w:eastAsiaTheme="minorEastAsia"/>
+              <w:noProof/>
+            </w:rPr>
+          </w:pPr>
+          <w:hyperlink w:anchor="_Toc226586707" w:history="1">
+            <w:r>
+              <w:rPr>
+                <w:rStyle w:val="Hyperlink"/>
+                <w:noProof/>
+                <w:lang w:val="ru-RU"/>
+              </w:rPr>
+              <w:t xml:space="preserve">7. Первая прошивка на </w:t>
+            </w:r>
+            <w:r>
+              <w:rPr>
+                <w:rStyle w:val="Hyperlink"/>
+                <w:noProof/>
+              </w:rPr>
+              <w:t>VHDL</w:t>
+            </w:r>
+            <w:r>
+              <w:rPr>
+                <w:noProof/>
+                <w:webHidden/>
+              </w:rPr>
+              <w:tab/>
+            </w:r>
+            <w:r>
+              <w:rPr>
+                <w:noProof/>
+                <w:webHidden/>
+              </w:rPr>
+              <w:fldChar w:fldCharType="begin"/>
+            </w:r>
+            <w:r>
+              <w:rPr>
+                <w:noProof/>
+                <w:webHidden/>
+              </w:rPr>
+              <w:instrText xml:space="preserve"> PAGEREF _Toc226586707 \h </w:instrText>
+            </w:r>
+            <w:r>
+              <w:rPr>
+                <w:noProof/>
+                <w:webHidden/>
+              </w:rPr>
+            </w:r>
+            <w:r>
+              <w:rPr>
+                <w:noProof/>
+                <w:webHidden/>
+              </w:rPr>
+              <w:fldChar w:fldCharType="separate"/>
+            </w:r>
+            <w:r>
+              <w:rPr>
+                <w:noProof/>
+                <w:webHidden/>
+              </w:rPr>
+              <w:t>8</w:t>
+            </w:r>
+            <w:r>
+              <w:rPr>
+                <w:noProof/>
+                <w:webHidden/>
+              </w:rPr>
+              <w:fldChar w:fldCharType="end"/>
+            </w:r>
+          </w:hyperlink>
+        </w:p>
+        <w:p>
+          <w:pPr>
+            <w:pStyle w:val="TOC3"/>
+            <w:tabs>
+              <w:tab w:val="right" w:leader="dot" w:pos="10387"/>
+            </w:tabs>
+            <w:rPr>
+              <w:rFonts w:eastAsiaTheme="minorEastAsia"/>
+              <w:noProof/>
+            </w:rPr>
+          </w:pPr>
+          <w:hyperlink w:anchor="_Toc226586708" w:history="1">
+            <w:r>
+              <w:rPr>
+                <w:rStyle w:val="Hyperlink"/>
+                <w:noProof/>
+                <w:lang w:val="ru-RU"/>
+              </w:rPr>
+              <w:t>8. Новые проблемы - дисковое ПЗУ</w:t>
+            </w:r>
+            <w:r>
+              <w:rPr>
+                <w:noProof/>
+                <w:webHidden/>
+              </w:rPr>
+              <w:tab/>
+            </w:r>
+            <w:r>
+              <w:rPr>
+                <w:noProof/>
+                <w:webHidden/>
+              </w:rPr>
+              <w:fldChar w:fldCharType="begin"/>
+            </w:r>
+            <w:r>
+              <w:rPr>
+                <w:noProof/>
+                <w:webHidden/>
+              </w:rPr>
+              <w:instrText xml:space="preserve"> PAGEREF _Toc226586708 \h </w:instrText>
+            </w:r>
+            <w:r>
+              <w:rPr>
+                <w:noProof/>
+                <w:webHidden/>
+              </w:rPr>
+            </w:r>
+            <w:r>
+              <w:rPr>
+                <w:noProof/>
+                <w:webHidden/>
+              </w:rPr>
+              <w:fldChar w:fldCharType="separate"/>
+            </w:r>
+            <w:r>
+              <w:rPr>
+                <w:noProof/>
+                <w:webHidden/>
+              </w:rPr>
+              <w:t>8</w:t>
+            </w:r>
+            <w:r>
+              <w:rPr>
+                <w:noProof/>
+                <w:webHidden/>
+              </w:rPr>
+              <w:fldChar w:fldCharType="end"/>
+            </w:r>
+          </w:hyperlink>
+        </w:p>
+        <w:p>
+          <w:pPr>
+            <w:pStyle w:val="TOC3"/>
+            <w:tabs>
+              <w:tab w:val="right" w:leader="dot" w:pos="10387"/>
+            </w:tabs>
+            <w:rPr>
+              <w:rFonts w:eastAsiaTheme="minorEastAsia"/>
+              <w:noProof/>
+            </w:rPr>
+          </w:pPr>
+          <w:hyperlink w:anchor="_Toc226586709" w:history="1">
+            <w:r>
+              <w:rPr>
+                <w:rStyle w:val="Hyperlink"/>
+                <w:noProof/>
+                <w:lang w:val="ru-RU"/>
+              </w:rPr>
+              <w:t>9. "Самоубийство" дискового ПЗУ</w:t>
+            </w:r>
+            <w:r>
+              <w:rPr>
+                <w:noProof/>
+                <w:webHidden/>
+              </w:rPr>
+              <w:tab/>
+            </w:r>
+            <w:r>
+              <w:rPr>
+                <w:noProof/>
+                <w:webHidden/>
+              </w:rPr>
+              <w:fldChar w:fldCharType="begin"/>
+            </w:r>
+            <w:r>
+              <w:rPr>
+                <w:noProof/>
+                <w:webHidden/>
+              </w:rPr>
+              <w:instrText xml:space="preserve"> PAGEREF _Toc226586709 \h </w:instrText>
+            </w:r>
+            <w:r>
+              <w:rPr>
+                <w:noProof/>
+                <w:webHidden/>
+              </w:rPr>
+            </w:r>
+            <w:r>
+              <w:rPr>
+                <w:noProof/>
+                <w:webHidden/>
+              </w:rPr>
+              <w:fldChar w:fldCharType="separate"/>
+            </w:r>
+            <w:r>
+              <w:rPr>
+                <w:noProof/>
+                <w:webHidden/>
+              </w:rPr>
+              <w:t>9</w:t>
+            </w:r>
+            <w:r>
+              <w:rPr>
+                <w:noProof/>
+                <w:webHidden/>
+              </w:rPr>
+              <w:fldChar w:fldCharType="end"/>
+            </w:r>
+          </w:hyperlink>
+        </w:p>
+        <w:p>
+          <w:pPr>
+            <w:pStyle w:val="TOC3"/>
+            <w:tabs>
+              <w:tab w:val="right" w:leader="dot" w:pos="10387"/>
+            </w:tabs>
+            <w:rPr>
+              <w:rFonts w:eastAsiaTheme="minorEastAsia"/>
+              <w:noProof/>
+            </w:rPr>
+          </w:pPr>
+          <w:hyperlink w:anchor="_Toc226586710" w:history="1">
+            <w:r>
+              <w:rPr>
+                <w:rStyle w:val="Hyperlink"/>
+                <w:noProof/>
+                <w:lang w:val="ru-RU"/>
+              </w:rPr>
+              <w:t>10. Новые версии плат</w:t>
+            </w:r>
+            <w:r>
+              <w:rPr>
+                <w:noProof/>
+                <w:webHidden/>
+              </w:rPr>
+              <w:tab/>
+            </w:r>
+            <w:r>
+              <w:rPr>
+                <w:noProof/>
+                <w:webHidden/>
+              </w:rPr>
+              <w:fldChar w:fldCharType="begin"/>
+            </w:r>
+            <w:r>
+              <w:rPr>
+                <w:noProof/>
+                <w:webHidden/>
+              </w:rPr>
+              <w:instrText xml:space="preserve"> PAGEREF _Toc226586710 \h </w:instrText>
+            </w:r>
+            <w:r>
+              <w:rPr>
+                <w:noProof/>
+                <w:webHidden/>
+              </w:rPr>
+            </w:r>
+            <w:r>
+              <w:rPr>
+                <w:noProof/>
+                <w:webHidden/>
+              </w:rPr>
+              <w:fldChar w:fldCharType="separate"/>
+            </w:r>
+            <w:r>
+              <w:rPr>
+                <w:noProof/>
+                <w:webHidden/>
+              </w:rPr>
+              <w:t>9</w:t>
+            </w:r>
+            <w:r>
+              <w:rPr>
+                <w:noProof/>
+                <w:webHidden/>
+              </w:rPr>
+              <w:fldChar w:fldCharType="end"/>
+            </w:r>
+          </w:hyperlink>
+        </w:p>
+        <w:p>
+          <w:pPr>
+            <w:pStyle w:val="TOC3"/>
+            <w:tabs>
+              <w:tab w:val="right" w:leader="dot" w:pos="10387"/>
+            </w:tabs>
+            <w:rPr>
+              <w:rFonts w:eastAsiaTheme="minorEastAsia"/>
+              <w:noProof/>
+            </w:rPr>
+          </w:pPr>
+          <w:hyperlink w:anchor="_Toc226586711" w:history="1">
+            <w:r>
+              <w:rPr>
+                <w:rStyle w:val="Hyperlink"/>
+                <w:noProof/>
+                <w:lang w:val="ru-RU"/>
+              </w:rPr>
+              <w:t>11. Через тернии к звёздам. И ещё дальше</w:t>
+            </w:r>
+            <w:r>
+              <w:rPr>
+                <w:noProof/>
+                <w:webHidden/>
+              </w:rPr>
+              <w:tab/>
+            </w:r>
+            <w:r>
+              <w:rPr>
+                <w:noProof/>
+                <w:webHidden/>
+              </w:rPr>
+              <w:fldChar w:fldCharType="begin"/>
+            </w:r>
+            <w:r>
+              <w:rPr>
+                <w:noProof/>
+                <w:webHidden/>
+              </w:rPr>
+              <w:instrText xml:space="preserve"> PAGEREF _Toc226586711 \h </w:instrText>
+            </w:r>
+            <w:r>
+              <w:rPr>
+                <w:noProof/>
+                <w:webHidden/>
+              </w:rPr>
+            </w:r>
+            <w:r>
+              <w:rPr>
+                <w:noProof/>
+                <w:webHidden/>
+              </w:rPr>
+              <w:fldChar w:fldCharType="separate"/>
+            </w:r>
+            <w:r>
+              <w:rPr>
+                <w:noProof/>
+                <w:webHidden/>
+              </w:rPr>
+              <w:t>10</w:t>
+            </w:r>
+            <w:r>
+              <w:rPr>
+                <w:noProof/>
+                <w:webHidden/>
+              </w:rPr>
+              <w:fldChar w:fldCharType="end"/>
+            </w:r>
+          </w:hyperlink>
+        </w:p>
+        <w:p>
+          <w:pPr>
+            <w:pStyle w:val="TOC3"/>
+            <w:tabs>
+              <w:tab w:val="right" w:leader="dot" w:pos="10387"/>
+            </w:tabs>
+            <w:rPr>
+              <w:rFonts w:eastAsiaTheme="minorEastAsia"/>
+              <w:noProof/>
+            </w:rPr>
+          </w:pPr>
+          <w:hyperlink w:anchor="_Toc226586712" w:history="1">
+            <w:r>
+              <w:rPr>
+                <w:rStyle w:val="Hyperlink"/>
+                <w:noProof/>
+                <w:lang w:val="ru-RU"/>
+              </w:rPr>
+              <w:t xml:space="preserve">12. </w:t>
+            </w:r>
+            <w:r>
+              <w:rPr>
+                <w:rStyle w:val="Hyperlink"/>
+                <w:noProof/>
+              </w:rPr>
+              <w:t>MSX</w:t>
+            </w:r>
+            <w:r>
+              <w:rPr>
+                <w:rStyle w:val="Hyperlink"/>
+                <w:noProof/>
+                <w:lang w:val="ru-RU"/>
+              </w:rPr>
+              <w:t xml:space="preserve">2+ всегда лучше чем </w:t>
+            </w:r>
+            <w:r>
+              <w:rPr>
+                <w:rStyle w:val="Hyperlink"/>
+                <w:noProof/>
+              </w:rPr>
+              <w:t>MSX</w:t>
+            </w:r>
+            <w:r>
+              <w:rPr>
+                <w:rStyle w:val="Hyperlink"/>
+                <w:noProof/>
+                <w:lang w:val="ru-RU"/>
+              </w:rPr>
+              <w:t>2</w:t>
+            </w:r>
+            <w:r>
+              <w:rPr>
+                <w:noProof/>
+                <w:webHidden/>
+              </w:rPr>
+              <w:tab/>
+            </w:r>
+            <w:r>
+              <w:rPr>
+                <w:noProof/>
+                <w:webHidden/>
+              </w:rPr>
+              <w:fldChar w:fldCharType="begin"/>
+            </w:r>
+            <w:r>
+              <w:rPr>
+                <w:noProof/>
+                <w:webHidden/>
+              </w:rPr>
+              <w:instrText xml:space="preserve"> PAGEREF _Toc226586712 \h </w:instrText>
+            </w:r>
+            <w:r>
+              <w:rPr>
+                <w:noProof/>
+                <w:webHidden/>
+              </w:rPr>
+            </w:r>
+            <w:r>
+              <w:rPr>
+                <w:noProof/>
+                <w:webHidden/>
+              </w:rPr>
+              <w:fldChar w:fldCharType="separate"/>
+            </w:r>
+            <w:r>
+              <w:rPr>
+                <w:noProof/>
+                <w:webHidden/>
+              </w:rPr>
+              <w:t>10</w:t>
+            </w:r>
+            <w:r>
+              <w:rPr>
+                <w:noProof/>
+                <w:webHidden/>
+              </w:rPr>
+              <w:fldChar w:fldCharType="end"/>
+            </w:r>
+          </w:hyperlink>
+        </w:p>
+        <w:p>
+          <w:pPr>
+            <w:pStyle w:val="TOC3"/>
+            <w:tabs>
+              <w:tab w:val="right" w:leader="dot" w:pos="10387"/>
+            </w:tabs>
+            <w:rPr>
+              <w:rFonts w:eastAsiaTheme="minorEastAsia"/>
+              <w:noProof/>
+            </w:rPr>
+          </w:pPr>
+          <w:hyperlink w:anchor="_Toc226586713" w:history="1">
+            <w:r>
+              <w:rPr>
+                <w:rStyle w:val="Hyperlink"/>
+                <w:noProof/>
+                <w:lang w:val="ru-RU"/>
+              </w:rPr>
+              <w:t>13. Как повторить проект</w:t>
+            </w:r>
+            <w:r>
+              <w:rPr>
+                <w:noProof/>
+                <w:webHidden/>
+              </w:rPr>
+              <w:tab/>
+            </w:r>
+            <w:r>
+              <w:rPr>
+                <w:noProof/>
+                <w:webHidden/>
+              </w:rPr>
+              <w:fldChar w:fldCharType="begin"/>
+            </w:r>
+            <w:r>
+              <w:rPr>
+                <w:noProof/>
+                <w:webHidden/>
+              </w:rPr>
+              <w:instrText xml:space="preserve"> PAGEREF _Toc226586713 \h </w:instrText>
+            </w:r>
+            <w:r>
+              <w:rPr>
+                <w:noProof/>
+                <w:webHidden/>
+              </w:rPr>
+            </w:r>
+            <w:r>
+              <w:rPr>
+                <w:noProof/>
+                <w:webHidden/>
+              </w:rPr>
+              <w:fldChar w:fldCharType="separate"/>
+            </w:r>
+            <w:r>
+              <w:rPr>
+                <w:noProof/>
+                <w:webHidden/>
+              </w:rPr>
+              <w:t>11</w:t>
+            </w:r>
+            <w:r>
+              <w:rPr>
+                <w:noProof/>
+                <w:webHidden/>
+              </w:rPr>
+              <w:fldChar w:fldCharType="end"/>
+            </w:r>
+          </w:hyperlink>
+        </w:p>
+        <w:p>
+          <w:pPr>
+            <w:pStyle w:val="TOC3"/>
+            <w:tabs>
+              <w:tab w:val="right" w:leader="dot" w:pos="10387"/>
+            </w:tabs>
+            <w:rPr>
+              <w:rFonts w:eastAsiaTheme="minorEastAsia"/>
+              <w:noProof/>
+            </w:rPr>
+          </w:pPr>
+          <w:hyperlink w:anchor="_Toc226586714" w:history="1">
+            <w:r>
+              <w:rPr>
+                <w:rStyle w:val="Hyperlink"/>
+                <w:noProof/>
+                <w:lang w:val="ru-RU"/>
+              </w:rPr>
+              <w:t xml:space="preserve">14. Новая конфигурации модулей </w:t>
+            </w:r>
+            <w:r>
+              <w:rPr>
+                <w:rStyle w:val="Hyperlink"/>
+                <w:noProof/>
+              </w:rPr>
+              <w:t>BIOS</w:t>
+            </w:r>
+            <w:r>
+              <w:rPr>
+                <w:rStyle w:val="Hyperlink"/>
+                <w:noProof/>
+                <w:lang w:val="ru-RU"/>
+              </w:rPr>
+              <w:t xml:space="preserve"> по слотам</w:t>
+            </w:r>
+            <w:r>
+              <w:rPr>
+                <w:noProof/>
+                <w:webHidden/>
+              </w:rPr>
+              <w:tab/>
+            </w:r>
+            <w:r>
+              <w:rPr>
+                <w:noProof/>
+                <w:webHidden/>
+              </w:rPr>
+              <w:fldChar w:fldCharType="begin"/>
+            </w:r>
+            <w:r>
+              <w:rPr>
+                <w:noProof/>
+                <w:webHidden/>
+              </w:rPr>
+              <w:instrText xml:space="preserve"> PAGEREF _Toc226586714 \h </w:instrText>
+            </w:r>
+            <w:r>
+              <w:rPr>
+                <w:noProof/>
+                <w:webHidden/>
+              </w:rPr>
+            </w:r>
+            <w:r>
+              <w:rPr>
+                <w:noProof/>
+                <w:webHidden/>
+              </w:rPr>
+              <w:fldChar w:fldCharType="separate"/>
+            </w:r>
+            <w:r>
+              <w:rPr>
+                <w:noProof/>
+                <w:webHidden/>
+              </w:rPr>
+              <w:t>12</w:t>
+            </w:r>
+            <w:r>
+              <w:rPr>
+                <w:noProof/>
+                <w:webHidden/>
+              </w:rPr>
+              <w:fldChar w:fldCharType="end"/>
+            </w:r>
+          </w:hyperlink>
+        </w:p>
+        <w:p>
+          <w:pPr>
+            <w:pStyle w:val="TOC3"/>
+            <w:tabs>
+              <w:tab w:val="right" w:leader="dot" w:pos="10387"/>
+            </w:tabs>
+            <w:rPr>
+              <w:rFonts w:eastAsiaTheme="minorEastAsia"/>
+              <w:noProof/>
+            </w:rPr>
+          </w:pPr>
+          <w:hyperlink w:anchor="_Toc226586715" w:history="1">
+            <w:r>
+              <w:rPr>
+                <w:rStyle w:val="Hyperlink"/>
+                <w:noProof/>
+                <w:lang w:val="ru-RU"/>
+              </w:rPr>
+              <w:t>15. ВАЖНАЯ ИНФОРМАЦИЯ!</w:t>
+            </w:r>
+            <w:r>
+              <w:rPr>
+                <w:noProof/>
+                <w:webHidden/>
+              </w:rPr>
+              <w:tab/>
+            </w:r>
+            <w:r>
+              <w:rPr>
+                <w:noProof/>
+                <w:webHidden/>
+              </w:rPr>
+              <w:fldChar w:fldCharType="begin"/>
+            </w:r>
+            <w:r>
+              <w:rPr>
+                <w:noProof/>
+                <w:webHidden/>
+              </w:rPr>
+              <w:instrText xml:space="preserve"> PAGEREF _Toc226586715 \h </w:instrText>
+            </w:r>
+            <w:r>
+              <w:rPr>
+                <w:noProof/>
+                <w:webHidden/>
+              </w:rPr>
+            </w:r>
+            <w:r>
+              <w:rPr>
+                <w:noProof/>
+                <w:webHidden/>
+              </w:rPr>
+              <w:fldChar w:fldCharType="separate"/>
+            </w:r>
+            <w:r>
+              <w:rPr>
+                <w:noProof/>
+                <w:webHidden/>
+              </w:rPr>
+              <w:t>16</w:t>
+            </w:r>
+            <w:r>
+              <w:rPr>
+                <w:noProof/>
+                <w:webHidden/>
+              </w:rPr>
+              <w:fldChar w:fldCharType="end"/>
+            </w:r>
+          </w:hyperlink>
+        </w:p>
+        <w:p>
+          <w:pPr>
+            <w:pStyle w:val="TOC3"/>
+            <w:tabs>
+              <w:tab w:val="right" w:leader="dot" w:pos="10387"/>
+            </w:tabs>
+            <w:rPr>
+              <w:rFonts w:eastAsiaTheme="minorEastAsia"/>
+              <w:noProof/>
+            </w:rPr>
+          </w:pPr>
+          <w:hyperlink w:anchor="_Toc226586716" w:history="1">
+            <w:r>
+              <w:rPr>
+                <w:rStyle w:val="Hyperlink"/>
+                <w:noProof/>
+                <w:lang w:val="ru-RU"/>
+              </w:rPr>
+              <w:t xml:space="preserve">16. </w:t>
+            </w:r>
+            <w:r>
+              <w:rPr>
+                <w:rStyle w:val="Hyperlink"/>
+                <w:noProof/>
+              </w:rPr>
+              <w:t>Репозиторий</w:t>
+            </w:r>
+            <w:r>
+              <w:rPr>
+                <w:rStyle w:val="Hyperlink"/>
+                <w:noProof/>
+                <w:lang w:val="ru-RU"/>
+              </w:rPr>
+              <w:t xml:space="preserve"> проекта</w:t>
+            </w:r>
+            <w:r>
+              <w:rPr>
+                <w:noProof/>
+                <w:webHidden/>
+              </w:rPr>
+              <w:tab/>
+            </w:r>
+            <w:r>
+              <w:rPr>
+                <w:noProof/>
+                <w:webHidden/>
+              </w:rPr>
+              <w:fldChar w:fldCharType="begin"/>
+            </w:r>
+            <w:r>
+              <w:rPr>
+                <w:noProof/>
+                <w:webHidden/>
+              </w:rPr>
+              <w:instrText xml:space="preserve"> PAGEREF _Toc226586716 \h </w:instrText>
+            </w:r>
+            <w:r>
+              <w:rPr>
+                <w:noProof/>
+                <w:webHidden/>
+              </w:rPr>
+            </w:r>
+            <w:r>
+              <w:rPr>
+                <w:noProof/>
+                <w:webHidden/>
+              </w:rPr>
+              <w:fldChar w:fldCharType="separate"/>
+            </w:r>
+            <w:r>
+              <w:rPr>
+                <w:noProof/>
+                <w:webHidden/>
+              </w:rPr>
+              <w:t>17</w:t>
+            </w:r>
+            <w:r>
+              <w:rPr>
+                <w:noProof/>
+                <w:webHidden/>
+              </w:rPr>
+              <w:fldChar w:fldCharType="end"/>
+            </w:r>
+          </w:hyperlink>
+        </w:p>
+        <w:p>
+          <w:pPr>
+            <w:pStyle w:val="TOC3"/>
+            <w:tabs>
+              <w:tab w:val="right" w:leader="dot" w:pos="10387"/>
+            </w:tabs>
+            <w:rPr>
+              <w:rFonts w:eastAsiaTheme="minorEastAsia"/>
+              <w:noProof/>
+            </w:rPr>
+          </w:pPr>
+          <w:hyperlink w:anchor="_Toc226586717" w:history="1">
+            <w:r>
+              <w:rPr>
+                <w:rStyle w:val="Hyperlink"/>
+                <w:noProof/>
+                <w:lang w:val="ru-RU"/>
+              </w:rPr>
+              <w:t>17. Контактная информация</w:t>
+            </w:r>
+            <w:r>
+              <w:rPr>
+                <w:noProof/>
+                <w:webHidden/>
+              </w:rPr>
+              <w:tab/>
+            </w:r>
+            <w:r>
+              <w:rPr>
+                <w:noProof/>
+                <w:webHidden/>
+              </w:rPr>
+              <w:fldChar w:fldCharType="begin"/>
+            </w:r>
+            <w:r>
+              <w:rPr>
+                <w:noProof/>
+                <w:webHidden/>
+              </w:rPr>
+              <w:instrText xml:space="preserve"> PAGEREF _Toc226586717 \h </w:instrText>
+            </w:r>
+            <w:r>
+              <w:rPr>
+                <w:noProof/>
+                <w:webHidden/>
+              </w:rPr>
+            </w:r>
+            <w:r>
+              <w:rPr>
+                <w:noProof/>
+                <w:webHidden/>
+              </w:rPr>
+              <w:fldChar w:fldCharType="separate"/>
+            </w:r>
+            <w:r>
+              <w:rPr>
+                <w:noProof/>
+                <w:webHidden/>
+              </w:rPr>
+              <w:t>17</w:t>
+            </w:r>
+            <w:r>
+              <w:rPr>
+                <w:noProof/>
+                <w:webHidden/>
+              </w:rPr>
+              <w:fldChar w:fldCharType="end"/>
+            </w:r>
+          </w:hyperlink>
+        </w:p>
+        <w:p>
+          <w:r>
+            <w:fldChar w:fldCharType="end"/>
+          </w:r>
+        </w:p>
+      </w:sdtContent>
+    </w:sdt>
+    <w:p>
+      <w:pPr>
+        <w:rPr>
+          <w:lang w:val="ru-RU"/>
+        </w:rPr>
+      </w:pPr>
+      <w:r>
+        <w:rPr>
+          <w:lang w:val="ru-RU"/>
+        </w:rPr>
+        <w:br w:type="page"/>
+      </w:r>
+    </w:p>
     <w:p>
       <w:pPr>
         <w:contextualSpacing/>
-        <w:jc w:val="center"/>
+        <w:jc w:val="both"/>
         <w:rPr>
           <w:b/>
           <w:sz w:val="28"/>
           <w:szCs w:val="28"/>
-        </w:rPr>
-      </w:pPr>
+          <w:lang w:val="ru-RU"/>
+        </w:rPr>
+      </w:pPr>
+      <w:r>
+        <w:rPr>
+          <w:lang w:val="ru-RU"/>
+        </w:rPr>
+        <w:lastRenderedPageBreak/>
+        <w:tab/>
+      </w:r>
+      <w:r>
+        <w:rPr>
+          <w:lang w:val="ru-RU"/>
+        </w:rPr>
+        <w:t>Данный документ не является официальной инструкцией и все</w:t>
+      </w:r>
+      <w:r>
+        <w:rPr>
+          <w:lang w:val="ru-RU"/>
+        </w:rPr>
+        <w:t xml:space="preserve"> те</w:t>
+      </w:r>
+      <w:r>
+        <w:rPr>
+          <w:lang w:val="ru-RU"/>
+        </w:rPr>
+        <w:t>, кто реш</w:t>
+      </w:r>
+      <w:r>
+        <w:rPr>
+          <w:lang w:val="ru-RU"/>
+        </w:rPr>
+        <w:t>а</w:t>
+      </w:r>
+      <w:r>
+        <w:rPr>
+          <w:lang w:val="ru-RU"/>
+        </w:rPr>
+        <w:t>т повторить этот апгрейд</w:t>
+      </w:r>
+      <w:r>
+        <w:rPr>
+          <w:lang w:val="ru-RU"/>
+        </w:rPr>
+        <w:t>,</w:t>
+      </w:r>
+      <w:r>
+        <w:rPr>
+          <w:lang w:val="ru-RU"/>
+        </w:rPr>
+        <w:t xml:space="preserve"> делают это </w:t>
+      </w:r>
       <w:r>
         <w:rPr>
           <w:b/>
-          <w:sz w:val="28"/>
-          <w:szCs w:val="28"/>
-          <w:lang w:val="ru-RU"/>
-        </w:rPr>
-        <w:t>Проект</w:t>
-      </w:r>
-      <w:r>
-        <w:rPr>
-          <w:b/>
-          <w:sz w:val="28"/>
-          <w:szCs w:val="28"/>
-        </w:rPr>
-        <w:t xml:space="preserve"> </w:t>
-      </w:r>
-      <w:r>
-        <w:rPr>
-          <w:b/>
-          <w:sz w:val="28"/>
-          <w:szCs w:val="28"/>
-          <w:lang w:val="ru-RU"/>
-        </w:rPr>
-        <w:t>апгрейда</w:t>
-      </w:r>
-      <w:r>
-        <w:rPr>
-          <w:b/>
-          <w:sz w:val="28"/>
-          <w:szCs w:val="28"/>
-        </w:rPr>
-        <w:t xml:space="preserve"> Daewoo CPC-400/400S </w:t>
-      </w:r>
-      <w:r>
-        <w:rPr>
-          <w:b/>
-          <w:sz w:val="28"/>
-          <w:szCs w:val="28"/>
-          <w:lang w:val="ru-RU"/>
-        </w:rPr>
-        <w:t>в</w:t>
-      </w:r>
-      <w:r>
-        <w:rPr>
-          <w:b/>
-          <w:sz w:val="28"/>
-          <w:szCs w:val="28"/>
-        </w:rPr>
-        <w:t xml:space="preserve"> </w:t>
-      </w:r>
-      <w:proofErr w:type="spellStart"/>
-      <w:r>
-        <w:rPr>
-          <w:b/>
-          <w:sz w:val="28"/>
-          <w:szCs w:val="28"/>
-        </w:rPr>
-        <w:t>стандартный</w:t>
-      </w:r>
-      <w:proofErr w:type="spellEnd"/>
-      <w:r>
-        <w:rPr>
-          <w:b/>
-          <w:sz w:val="28"/>
-          <w:szCs w:val="28"/>
-        </w:rPr>
-        <w:t xml:space="preserve"> MSX2/MSX2+</w:t>
-      </w:r>
-    </w:p>
-    <w:p>
-      <w:pPr>
-        <w:contextualSpacing/>
-        <w:jc w:val="center"/>
-        <w:rPr>
-          <w:b/>
-          <w:sz w:val="28"/>
-          <w:szCs w:val="28"/>
-        </w:rPr>
-      </w:pPr>
-    </w:p>
-    <w:p>
-      <w:pPr>
-        <w:contextualSpacing/>
-        <w:jc w:val="center"/>
-        <w:rPr>
-          <w:b/>
-          <w:sz w:val="24"/>
-          <w:szCs w:val="24"/>
-          <w:lang w:val="ru-RU"/>
-        </w:rPr>
-      </w:pPr>
-      <w:r>
-        <w:rPr>
-          <w:b/>
-          <w:sz w:val="24"/>
-          <w:szCs w:val="24"/>
-          <w:lang w:val="ru-RU"/>
-        </w:rPr>
-        <w:t>Автор</w:t>
-      </w:r>
-      <w:r>
-        <w:rPr>
-          <w:b/>
-          <w:sz w:val="24"/>
-          <w:szCs w:val="24"/>
-          <w:lang w:val="ru-RU"/>
-        </w:rPr>
-        <w:t xml:space="preserve">: </w:t>
-      </w:r>
-      <w:proofErr w:type="spellStart"/>
-      <w:r>
-        <w:rPr>
-          <w:b/>
-          <w:sz w:val="24"/>
-          <w:szCs w:val="24"/>
-        </w:rPr>
-        <w:t>Wierzbowsky</w:t>
-      </w:r>
-      <w:proofErr w:type="spellEnd"/>
-      <w:r>
-        <w:rPr>
-          <w:b/>
-          <w:sz w:val="24"/>
-          <w:szCs w:val="24"/>
-          <w:lang w:val="ru-RU"/>
-        </w:rPr>
-        <w:t xml:space="preserve"> [</w:t>
-      </w:r>
-      <w:r>
-        <w:rPr>
-          <w:b/>
-          <w:sz w:val="24"/>
-          <w:szCs w:val="24"/>
-        </w:rPr>
-        <w:t>RBSC</w:t>
-      </w:r>
-      <w:r>
-        <w:rPr>
-          <w:b/>
-          <w:sz w:val="24"/>
-          <w:szCs w:val="24"/>
-          <w:lang w:val="ru-RU"/>
-        </w:rPr>
-        <w:t>]</w:t>
-      </w:r>
-    </w:p>
-    <w:p>
-      <w:pPr>
-        <w:contextualSpacing/>
-        <w:jc w:val="center"/>
-        <w:rPr>
-          <w:b/>
-          <w:sz w:val="24"/>
-          <w:szCs w:val="24"/>
-          <w:lang w:val="ru-RU"/>
-        </w:rPr>
-      </w:pPr>
-      <w:r>
-        <w:rPr>
-          <w:b/>
-          <w:sz w:val="24"/>
-          <w:szCs w:val="24"/>
-          <w:lang w:val="ru-RU"/>
-        </w:rPr>
-        <w:t>Ревизия</w:t>
-      </w:r>
-      <w:r>
-        <w:rPr>
-          <w:b/>
-          <w:sz w:val="24"/>
-          <w:szCs w:val="24"/>
-          <w:lang w:val="ru-RU"/>
-        </w:rPr>
-        <w:t xml:space="preserve"> документа</w:t>
-      </w:r>
-      <w:r>
-        <w:rPr>
-          <w:b/>
-          <w:sz w:val="24"/>
-          <w:szCs w:val="24"/>
-          <w:lang w:val="ru-RU"/>
-        </w:rPr>
-        <w:t>:</w:t>
-      </w:r>
-      <w:r>
-        <w:rPr>
-          <w:b/>
-          <w:sz w:val="24"/>
-          <w:szCs w:val="24"/>
-          <w:lang w:val="ru-RU"/>
-        </w:rPr>
-        <w:t xml:space="preserve"> 1.0</w:t>
-      </w:r>
-      <w:r>
-        <w:rPr>
-          <w:b/>
-          <w:sz w:val="24"/>
-          <w:szCs w:val="24"/>
-          <w:lang w:val="ru-RU"/>
-        </w:rPr>
-        <w:t>0</w:t>
-      </w:r>
-    </w:p>
-    <w:p>
-      <w:pPr>
-        <w:contextualSpacing/>
-        <w:jc w:val="center"/>
-        <w:rPr>
-          <w:b/>
-          <w:sz w:val="24"/>
-          <w:szCs w:val="24"/>
-          <w:lang w:val="ru-RU"/>
-        </w:rPr>
-      </w:pPr>
-      <w:r>
-        <w:rPr>
-          <w:b/>
-          <w:sz w:val="24"/>
-          <w:szCs w:val="24"/>
-          <w:lang w:val="ru-RU"/>
-        </w:rPr>
-        <w:t>Последн</w:t>
-      </w:r>
-      <w:r>
-        <w:rPr>
-          <w:b/>
-          <w:sz w:val="24"/>
-          <w:szCs w:val="24"/>
-          <w:lang w:val="ru-RU"/>
-        </w:rPr>
-        <w:t>ие</w:t>
-      </w:r>
-      <w:r>
-        <w:rPr>
-          <w:b/>
-          <w:sz w:val="24"/>
-          <w:szCs w:val="24"/>
-          <w:lang w:val="ru-RU"/>
-        </w:rPr>
-        <w:t xml:space="preserve"> </w:t>
-      </w:r>
-      <w:r>
-        <w:rPr>
-          <w:b/>
-          <w:sz w:val="24"/>
-          <w:szCs w:val="24"/>
-          <w:lang w:val="ru-RU"/>
-        </w:rPr>
-        <w:t>изменения</w:t>
-      </w:r>
-      <w:r>
-        <w:rPr>
-          <w:b/>
-          <w:sz w:val="24"/>
-          <w:szCs w:val="24"/>
-          <w:lang w:val="ru-RU"/>
-        </w:rPr>
-        <w:t xml:space="preserve">: </w:t>
-      </w:r>
-      <w:r>
-        <w:rPr>
-          <w:b/>
-          <w:sz w:val="24"/>
-          <w:szCs w:val="24"/>
-          <w:lang w:val="ru-RU"/>
-        </w:rPr>
-        <w:t>7</w:t>
-      </w:r>
-      <w:r>
-        <w:rPr>
-          <w:b/>
-          <w:sz w:val="24"/>
-          <w:szCs w:val="24"/>
-          <w:lang w:val="ru-RU"/>
-        </w:rPr>
-        <w:t xml:space="preserve"> апреля 2026 года</w:t>
-      </w:r>
-    </w:p>
-    <w:p>
-      <w:pPr>
-        <w:contextualSpacing/>
-        <w:rPr>
-          <w:lang w:val="ru-RU"/>
-        </w:rPr>
-      </w:pPr>
-    </w:p>
-    <w:p>
-      <w:pPr>
-        <w:contextualSpacing/>
-        <w:jc w:val="both"/>
-        <w:rPr>
-          <w:lang w:val="ru-RU"/>
-        </w:rPr>
-      </w:pPr>
-    </w:p>
-    <w:p>
-      <w:pPr>
-        <w:contextualSpacing/>
-        <w:jc w:val="both"/>
-        <w:rPr>
-          <w:lang w:val="ru-RU"/>
-        </w:rPr>
-      </w:pPr>
-      <w:r>
-        <w:rPr>
-          <w:lang w:val="ru-RU"/>
-        </w:rPr>
-        <w:tab/>
-      </w:r>
-      <w:r>
-        <w:rPr>
-          <w:lang w:val="ru-RU"/>
-        </w:rPr>
-        <w:t xml:space="preserve">Данный документ рассказывает о процессе превращения </w:t>
-      </w:r>
-      <w:r>
-        <w:rPr>
-          <w:lang w:val="ru-RU"/>
-        </w:rPr>
-        <w:t xml:space="preserve">корейского </w:t>
-      </w:r>
-      <w:r>
-        <w:rPr>
-          <w:lang w:val="ru-RU"/>
-        </w:rPr>
-        <w:t xml:space="preserve">компьютера </w:t>
-      </w:r>
-      <w:r>
-        <w:t>Daewoo</w:t>
-      </w:r>
-      <w:r>
-        <w:rPr>
-          <w:lang w:val="ru-RU"/>
-        </w:rPr>
-        <w:t xml:space="preserve"> </w:t>
-      </w:r>
-      <w:r>
-        <w:t>CPC</w:t>
-      </w:r>
-      <w:r>
-        <w:rPr>
-          <w:lang w:val="ru-RU"/>
-        </w:rPr>
-        <w:t>-400/400</w:t>
-      </w:r>
-      <w:r>
-        <w:t>S</w:t>
-      </w:r>
-      <w:r>
-        <w:rPr>
-          <w:lang w:val="ru-RU"/>
-        </w:rPr>
-        <w:t xml:space="preserve"> в полноценный компьютер с японско-русской версией </w:t>
-      </w:r>
-      <w:r>
-        <w:t>BIOS</w:t>
-      </w:r>
-      <w:r>
-        <w:rPr>
-          <w:lang w:val="ru-RU"/>
-        </w:rPr>
-        <w:t xml:space="preserve">. </w:t>
-      </w:r>
-      <w:r>
-        <w:rPr>
-          <w:lang w:val="ru-RU"/>
-        </w:rPr>
-        <w:t xml:space="preserve">В документе описана не только замена </w:t>
-      </w:r>
-      <w:r>
-        <w:rPr>
-          <w:lang w:val="ru-RU"/>
-        </w:rPr>
-        <w:t xml:space="preserve">ПЗУ </w:t>
-      </w:r>
-      <w:r>
-        <w:t>MSX</w:t>
-      </w:r>
-      <w:r>
-        <w:rPr>
-          <w:lang w:val="ru-RU"/>
-        </w:rPr>
-        <w:t xml:space="preserve">2 </w:t>
-      </w:r>
-      <w:r>
-        <w:rPr>
-          <w:lang w:val="ru-RU"/>
-        </w:rPr>
-        <w:t>на более совместимые</w:t>
-      </w:r>
-      <w:r>
-        <w:rPr>
-          <w:lang w:val="ru-RU"/>
-        </w:rPr>
-        <w:t>, но и апгрейд этого компьютера в полноценный MSX2+ с портом F4, звуковой картой FMPAC Light и двумя мегабайтами</w:t>
-      </w:r>
-      <w:r>
-        <w:rPr>
-          <w:lang w:val="ru-RU"/>
-        </w:rPr>
-        <w:t xml:space="preserve"> внешнего</w:t>
-      </w:r>
-      <w:r>
-        <w:rPr>
-          <w:lang w:val="ru-RU"/>
-        </w:rPr>
-        <w:t xml:space="preserve"> ОЗУ</w:t>
-      </w:r>
-      <w:r>
-        <w:rPr>
-          <w:lang w:val="ru-RU"/>
-        </w:rPr>
-        <w:t>.</w:t>
-      </w:r>
-    </w:p>
-    <w:p>
-      <w:pPr>
-        <w:contextualSpacing/>
-        <w:jc w:val="both"/>
-        <w:rPr>
-          <w:lang w:val="ru-RU"/>
-        </w:rPr>
-      </w:pPr>
-    </w:p>
-    <w:p>
-      <w:pPr>
-        <w:contextualSpacing/>
-        <w:jc w:val="both"/>
-        <w:rPr>
-          <w:lang w:val="ru-RU"/>
-        </w:rPr>
-      </w:pPr>
-      <w:r>
-        <w:rPr>
-          <w:lang w:val="ru-RU"/>
-        </w:rPr>
-        <w:tab/>
-      </w:r>
-      <w:r>
-        <w:rPr>
-          <w:lang w:val="ru-RU"/>
-        </w:rPr>
-        <w:t>Данный документ не является официальной инструкцией и все</w:t>
-      </w:r>
-      <w:r>
-        <w:rPr>
-          <w:lang w:val="ru-RU"/>
-        </w:rPr>
-        <w:t xml:space="preserve"> те</w:t>
-      </w:r>
-      <w:r>
-        <w:rPr>
-          <w:lang w:val="ru-RU"/>
-        </w:rPr>
-        <w:t>, кто реш</w:t>
-      </w:r>
-      <w:r>
-        <w:rPr>
-          <w:lang w:val="ru-RU"/>
-        </w:rPr>
-        <w:t>а</w:t>
-      </w:r>
-      <w:r>
-        <w:rPr>
-          <w:lang w:val="ru-RU"/>
-        </w:rPr>
-        <w:t>т повторить этот апгрейд</w:t>
-      </w:r>
-      <w:r>
-        <w:rPr>
-          <w:lang w:val="ru-RU"/>
-        </w:rPr>
-        <w:t>,</w:t>
-      </w:r>
-      <w:r>
-        <w:rPr>
-          <w:lang w:val="ru-RU"/>
-        </w:rPr>
-        <w:t xml:space="preserve"> делают это </w:t>
-      </w:r>
-      <w:r>
-        <w:rPr>
-          <w:b/>
           <w:lang w:val="ru-RU"/>
         </w:rPr>
         <w:t>на свой страх и риск</w:t>
@@ -516,7 +1829,19 @@
         <w:rPr>
           <w:lang w:val="ru-RU"/>
         </w:rPr>
-        <w:t xml:space="preserve"> за возможные проблемы с апгрейдом компьютера третьими лицами.</w:t>
+        <w:t xml:space="preserve"> за возможные проблемы с апгрейдом </w:t>
+      </w:r>
+      <w:r>
+        <w:rPr>
+          <w:lang w:val="ru-RU"/>
+        </w:rPr>
+        <w:t>к</w:t>
+      </w:r>
+      <w:r>
+        <w:rPr>
+          <w:lang w:val="ru-RU"/>
+        </w:rPr>
+        <w:t>омпьютера третьими лицами.</w:t>
       </w:r>
       <w:r>
         <w:rPr>
@@ -694,45 +2019,27 @@
     </w:p>
     <w:p>
       <w:pPr>
+        <w:pStyle w:val="Heading3"/>
+        <w:spacing w:before="100" w:after="100"/>
         <w:contextualSpacing/>
-        <w:jc w:val="both"/>
-        <w:rPr>
-          <w:lang w:val="ru-RU"/>
-        </w:rPr>
-      </w:pPr>
-    </w:p>
-    <w:p>
-      <w:pPr>
-        <w:contextualSpacing/>
-        <w:jc w:val="both"/>
-        <w:rPr>
-          <w:b/>
-          <w:lang w:val="ru-RU"/>
-        </w:rPr>
-      </w:pPr>
-      <w:r>
-        <w:rPr>
-          <w:b/>
+        <w:rPr>
+          <w:lang w:val="ru-RU"/>
+        </w:rPr>
+      </w:pPr>
+      <w:bookmarkStart w:id="0" w:name="_Toc226586701"/>
+      <w:r>
+        <w:rPr>
+          <w:lang w:val="ru-RU"/>
+        </w:rPr>
+        <w:t xml:space="preserve">1. </w:t>
+      </w:r>
+      <w:r>
+        <w:rPr>
           <w:lang w:val="ru-RU"/>
         </w:rPr>
         <w:t>Благодарности</w:t>
       </w:r>
-      <w:r>
-        <w:rPr>
-          <w:b/>
-          <w:lang w:val="ru-RU"/>
-        </w:rPr>
-        <w:t>.</w:t>
-      </w:r>
-    </w:p>
-    <w:p>
-      <w:pPr>
-        <w:contextualSpacing/>
-        <w:jc w:val="both"/>
-        <w:rPr>
-          <w:lang w:val="ru-RU"/>
-        </w:rPr>
-      </w:pPr>
+      <w:bookmarkEnd w:id="0"/>
     </w:p>
     <w:p>
       <w:pPr>
@@ -876,38 +2183,21 @@
     </w:p>
     <w:p>
       <w:pPr>
+        <w:pStyle w:val="Heading3"/>
+        <w:spacing w:before="100" w:after="100"/>
         <w:contextualSpacing/>
-        <w:jc w:val="both"/>
-        <w:rPr>
-          <w:lang w:val="ru-RU"/>
-        </w:rPr>
-      </w:pPr>
-    </w:p>
-    <w:p>
-      <w:pPr>
-        <w:contextualSpacing/>
-        <w:jc w:val="both"/>
-        <w:rPr>
-          <w:b/>
-          <w:lang w:val="ru-RU"/>
-        </w:rPr>
-      </w:pPr>
-      <w:r>
-        <w:rPr>
-          <w:b/>
-          <w:lang w:val="ru-RU"/>
-        </w:rPr>
-        <w:t>Начало.</w:t>
-      </w:r>
-    </w:p>
-    <w:p>
-      <w:pPr>
-        <w:contextualSpacing/>
-        <w:jc w:val="both"/>
-        <w:rPr>
-          <w:lang w:val="ru-RU"/>
-        </w:rPr>
-      </w:pPr>
+        <w:rPr>
+          <w:lang w:val="ru-RU"/>
+        </w:rPr>
+      </w:pPr>
+      <w:bookmarkStart w:id="1" w:name="_Toc226586702"/>
+      <w:r>
+        <w:rPr>
+          <w:lang w:val="ru-RU"/>
+        </w:rPr>
+        <w:t>2. Начало</w:t>
+      </w:r>
+      <w:bookmarkEnd w:id="1"/>
     </w:p>
     <w:p>
       <w:pPr>
@@ -1254,7 +2544,14 @@
         <w:rPr>
           <w:lang w:val="ru-RU"/>
         </w:rPr>
-        <w:t xml:space="preserve">етья проблема, но о ней позже. Итак, появилась идея переделать Daewoo CPC-400 и 400S во что-то более совместимое с различным программным обеспечением, убрать глючный модуль Hangul и добавить поддержку русского языка. Образцом для подражания был выбран КУВТ2, а точнее его "учительский" вариант </w:t>
+        <w:t xml:space="preserve">етья проблема, но о ней позже. Итак, появилась идея переделать Daewoo CPC-400 и 400S во что-то более совместимое с различным программным обеспечением, убрать глючный модуль Hangul и </w:t>
+      </w:r>
+      <w:r>
+        <w:rPr>
+          <w:lang w:val="ru-RU"/>
+        </w:rPr>
+        <w:lastRenderedPageBreak/>
+        <w:t xml:space="preserve">добавить поддержку русского языка. Образцом для подражания был выбран КУВТ2, а точнее его "учительский" вариант </w:t>
       </w:r>
       <w:r>
         <w:rPr>
@@ -1520,7 +2817,19 @@
         <w:rPr>
           <w:lang w:val="ru-RU"/>
         </w:rPr>
-        <w:t>ухитряются убивать часть основной платы - электролит стекает по кабелям вниз и вызывает коррозию. Так что все платы, которые мне достались, оказались с жуткой коррозией. Одна видеоплата вообще работала очень нестабильно - пришлось её чистить от электролита, пропаивать и ставить дополнительные конденсаторы. Также были заменены все кабели и держатель батареек. А та материнских платах пришлось менять часть панелек, разъёмы кабелей и чистить позеленевшие ножки микросхем.</w:t>
+        <w:t xml:space="preserve">ухитряются убивать часть основной платы - электролит стекает по кабелям вниз и вызывает коррозию. Так что все платы, которые мне достались, оказались с жуткой коррозией. Одна видеоплата вообще работала очень нестабильно - пришлось её чистить от электролита, пропаивать и ставить дополнительные конденсаторы. Также были заменены все кабели и держатель батареек. А </w:t>
+      </w:r>
+      <w:r>
+        <w:rPr>
+          <w:lang w:val="ru-RU"/>
+        </w:rPr>
+        <w:t>н</w:t>
+      </w:r>
+      <w:r>
+        <w:rPr>
+          <w:lang w:val="ru-RU"/>
+        </w:rPr>
+        <w:t>а материнских платах пришлось менять часть панелек, разъёмы кабелей и чистить позеленевшие ножки микросхем.</w:t>
       </w:r>
     </w:p>
     <w:p>
@@ -1968,230 +3277,217 @@
         <w:rPr>
           <w:lang w:val="ru-RU"/>
         </w:rPr>
-        <w:t xml:space="preserve">будет грузиться MSX-DOS1 с вставленной в дисковод дискеты. Если же дискета </w:t>
-      </w:r>
+        <w:t xml:space="preserve">будет грузиться MSX-DOS1 с вставленной в дисковод дискеты. Если же дискета отсутствует, </w:t>
+      </w:r>
+      <w:r>
+        <w:rPr>
+          <w:lang w:val="ru-RU"/>
+        </w:rPr>
+        <w:t xml:space="preserve">то </w:t>
+      </w:r>
+      <w:r>
+        <w:rPr>
+          <w:lang w:val="ru-RU"/>
+        </w:rPr>
+        <w:t>загрузится MSX-DOS2</w:t>
+      </w:r>
+      <w:r>
+        <w:rPr>
+          <w:lang w:val="ru-RU"/>
+        </w:rPr>
+        <w:t xml:space="preserve"> с картриджа</w:t>
+      </w:r>
+      <w:r>
+        <w:rPr>
+          <w:lang w:val="ru-RU"/>
+        </w:rPr>
+        <w:t>, но при попытке прочитать директорию, система будет "ругаться" на ошибку диска A:.</w:t>
+      </w:r>
+      <w:r>
+        <w:rPr>
+          <w:lang w:val="ru-RU"/>
+        </w:rPr>
+        <w:t xml:space="preserve"> П</w:t>
+      </w:r>
+      <w:r>
+        <w:rPr>
+          <w:lang w:val="ru-RU"/>
+        </w:rPr>
+        <w:t>оэтому было принято решение добавить в уже готовый к выкладыванию репозиторий альтернативный файл для прошивки чипа программируемой логики U33.</w:t>
+      </w:r>
+      <w:r>
+        <w:rPr>
+          <w:lang w:val="ru-RU"/>
+        </w:rPr>
+        <w:t xml:space="preserve"> Т</w:t>
+      </w:r>
+      <w:r>
+        <w:rPr>
+          <w:lang w:val="ru-RU"/>
+        </w:rPr>
+        <w:t>ак что, если вы планируете использовать только встроенный дисковод и игровые картриджи, запишите в микросхему программируемой логики</w:t>
+      </w:r>
+      <w:r>
+        <w:rPr>
+          <w:lang w:val="ru-RU"/>
+        </w:rPr>
+        <w:t xml:space="preserve"> U33</w:t>
+      </w:r>
+      <w:r>
+        <w:rPr>
+          <w:lang w:val="ru-RU"/>
+        </w:rPr>
+        <w:t xml:space="preserve"> файл U33.</w:t>
+      </w:r>
+      <w:r>
+        <w:t>JED</w:t>
+      </w:r>
+      <w:r>
+        <w:rPr>
+          <w:lang w:val="ru-RU"/>
+        </w:rPr>
+        <w:t>. Е</w:t>
+      </w:r>
+      <w:r>
+        <w:rPr>
+          <w:lang w:val="ru-RU"/>
+        </w:rPr>
+        <w:t>сли</w:t>
+      </w:r>
+      <w:r>
+        <w:rPr>
+          <w:lang w:val="ru-RU"/>
+        </w:rPr>
+        <w:t xml:space="preserve"> же</w:t>
+      </w:r>
+      <w:r>
+        <w:rPr>
+          <w:lang w:val="ru-RU"/>
+        </w:rPr>
+        <w:t xml:space="preserve"> планируется использовать картриджи с </w:t>
+      </w:r>
+      <w:r>
+        <w:rPr>
+          <w:lang w:val="ru-RU"/>
+        </w:rPr>
+        <w:t>дисковыми устройствами</w:t>
+      </w:r>
+      <w:r>
+        <w:rPr>
+          <w:lang w:val="ru-RU"/>
+        </w:rPr>
+        <w:t>, например Carnivore2 или 2+, то во избе</w:t>
+      </w:r>
+      <w:r>
+        <w:rPr>
+          <w:lang w:val="ru-RU"/>
+        </w:rPr>
+        <w:t>ж</w:t>
+      </w:r>
+      <w:r>
+        <w:rPr>
+          <w:lang w:val="ru-RU"/>
+        </w:rPr>
+        <w:t>ание конфликтов с приоритетом загрузки</w:t>
+      </w:r>
+      <w:r>
+        <w:rPr>
+          <w:lang w:val="ru-RU"/>
+        </w:rPr>
+        <w:t>,</w:t>
+      </w:r>
+      <w:r>
+        <w:rPr>
+          <w:lang w:val="ru-RU"/>
+        </w:rPr>
+        <w:t xml:space="preserve"> в микросхему программируемой логики U33 необходимо </w:t>
+      </w:r>
+      <w:r>
+        <w:rPr>
+          <w:lang w:val="ru-RU"/>
+        </w:rPr>
+        <w:t xml:space="preserve">записать файл </w:t>
+      </w:r>
+      <w:r>
+        <w:rPr>
+          <w:b/>
+          <w:lang w:val="ru-RU"/>
+        </w:rPr>
+        <w:t>U33_DSL2.JED</w:t>
+      </w:r>
+      <w:r>
+        <w:rPr>
+          <w:lang w:val="ru-RU"/>
+        </w:rPr>
+        <w:t>. В результате</w:t>
+      </w:r>
+      <w:r>
+        <w:rPr>
+          <w:lang w:val="ru-RU"/>
+        </w:rPr>
+        <w:t xml:space="preserve"> этих действий</w:t>
+      </w:r>
+      <w:r>
+        <w:rPr>
+          <w:lang w:val="ru-RU"/>
+        </w:rPr>
+        <w:t xml:space="preserve">, приоритет загрузки будет у </w:t>
+      </w:r>
+      <w:r>
+        <w:rPr>
+          <w:lang w:val="ru-RU"/>
+        </w:rPr>
+        <w:t>дискового устройства в</w:t>
+      </w:r>
+      <w:r>
+        <w:rPr>
+          <w:lang w:val="ru-RU"/>
+        </w:rPr>
+        <w:t xml:space="preserve"> слоте 1</w:t>
+      </w:r>
+      <w:r>
+        <w:rPr>
+          <w:lang w:val="ru-RU"/>
+        </w:rPr>
+        <w:t>, а не у встроенного 3.5-дюймового дисковода</w:t>
+      </w:r>
+      <w:r>
+        <w:rPr>
+          <w:lang w:val="ru-RU"/>
+        </w:rPr>
+        <w:t>.</w:t>
+      </w:r>
+    </w:p>
+    <w:p>
+      <w:pPr>
+        <w:pStyle w:val="Heading3"/>
+        <w:spacing w:before="100" w:after="100"/>
+        <w:contextualSpacing/>
+        <w:rPr>
+          <w:lang w:val="ru-RU"/>
+        </w:rPr>
+      </w:pPr>
+      <w:bookmarkStart w:id="2" w:name="_Toc226586703"/>
       <w:r>
         <w:rPr>
           <w:lang w:val="ru-RU"/>
         </w:rPr>
         <w:lastRenderedPageBreak/>
-        <w:t xml:space="preserve">отсутствует, </w:t>
-      </w:r>
-      <w:r>
-        <w:rPr>
-          <w:lang w:val="ru-RU"/>
-        </w:rPr>
-        <w:t xml:space="preserve">то </w:t>
-      </w:r>
-      <w:r>
-        <w:rPr>
-          <w:lang w:val="ru-RU"/>
-        </w:rPr>
-        <w:t>загрузится MSX-DOS2</w:t>
-      </w:r>
-      <w:r>
-        <w:rPr>
-          <w:lang w:val="ru-RU"/>
-        </w:rPr>
-        <w:t xml:space="preserve"> с картриджа</w:t>
-      </w:r>
-      <w:r>
-        <w:rPr>
-          <w:lang w:val="ru-RU"/>
-        </w:rPr>
-        <w:t>, но при попытке прочитать директорию, система будет "ругаться" на ошибку диска A:.</w:t>
-      </w:r>
-      <w:r>
-        <w:rPr>
-          <w:lang w:val="ru-RU"/>
-        </w:rPr>
-        <w:t xml:space="preserve"> П</w:t>
-      </w:r>
-      <w:r>
-        <w:rPr>
-          <w:lang w:val="ru-RU"/>
-        </w:rPr>
-        <w:t>оэтому было принято решение добавить в уже готовый к выкладыванию репозиторий альтернативный файл для прошивки чипа программируемой логики U33.</w:t>
-      </w:r>
-      <w:r>
-        <w:rPr>
-          <w:lang w:val="ru-RU"/>
-        </w:rPr>
-        <w:t xml:space="preserve"> Т</w:t>
-      </w:r>
-      <w:r>
-        <w:rPr>
-          <w:lang w:val="ru-RU"/>
-        </w:rPr>
-        <w:t>ак что, если вы планируете использовать только встроенный дисковод и игровые картриджи, запишите в микросхему программируемой логики</w:t>
-      </w:r>
-      <w:r>
-        <w:rPr>
-          <w:lang w:val="ru-RU"/>
-        </w:rPr>
-        <w:t xml:space="preserve"> U33</w:t>
-      </w:r>
-      <w:r>
-        <w:rPr>
-          <w:lang w:val="ru-RU"/>
-        </w:rPr>
-        <w:t xml:space="preserve"> файл U33.</w:t>
-      </w:r>
-      <w:r>
-        <w:t>JED</w:t>
-      </w:r>
-      <w:r>
-        <w:rPr>
-          <w:lang w:val="ru-RU"/>
-        </w:rPr>
-        <w:t>. Е</w:t>
-      </w:r>
-      <w:r>
-        <w:rPr>
-          <w:lang w:val="ru-RU"/>
-        </w:rPr>
-        <w:t>сли</w:t>
-      </w:r>
-      <w:r>
-        <w:rPr>
-          <w:lang w:val="ru-RU"/>
-        </w:rPr>
-        <w:t xml:space="preserve"> же</w:t>
-      </w:r>
-      <w:r>
-        <w:rPr>
-          <w:lang w:val="ru-RU"/>
-        </w:rPr>
-        <w:t xml:space="preserve"> планируется использовать картриджи с </w:t>
-      </w:r>
-      <w:r>
-        <w:rPr>
-          <w:lang w:val="ru-RU"/>
-        </w:rPr>
-        <w:t>дисковыми устройствами</w:t>
-      </w:r>
-      <w:r>
-        <w:rPr>
-          <w:lang w:val="ru-RU"/>
-        </w:rPr>
-        <w:t>, например Carnivore2 или 2+, то во избе</w:t>
-      </w:r>
-      <w:r>
-        <w:rPr>
-          <w:lang w:val="ru-RU"/>
-        </w:rPr>
-        <w:t>ж</w:t>
-      </w:r>
-      <w:r>
-        <w:rPr>
-          <w:lang w:val="ru-RU"/>
-        </w:rPr>
-        <w:t>ание конфликтов с приоритетом загрузки</w:t>
-      </w:r>
-      <w:r>
-        <w:rPr>
-          <w:lang w:val="ru-RU"/>
-        </w:rPr>
-        <w:t>,</w:t>
-      </w:r>
-      <w:r>
-        <w:rPr>
-          <w:lang w:val="ru-RU"/>
-        </w:rPr>
-        <w:t xml:space="preserve"> в микросхему программируемой логики U33 необходимо </w:t>
-      </w:r>
-      <w:r>
-        <w:rPr>
-          <w:lang w:val="ru-RU"/>
-        </w:rPr>
-        <w:t xml:space="preserve">записать файл </w:t>
-      </w:r>
-      <w:r>
-        <w:rPr>
-          <w:b/>
-          <w:lang w:val="ru-RU"/>
-        </w:rPr>
-        <w:t>U33_DSL2.JED</w:t>
-      </w:r>
-      <w:r>
-        <w:rPr>
-          <w:lang w:val="ru-RU"/>
-        </w:rPr>
-        <w:t xml:space="preserve">. В результате, приоритет загрузки будет у </w:t>
-      </w:r>
-      <w:r>
-        <w:rPr>
-          <w:lang w:val="ru-RU"/>
-        </w:rPr>
-        <w:t>дискового устройства в</w:t>
-      </w:r>
-      <w:r>
-        <w:rPr>
-          <w:lang w:val="ru-RU"/>
-        </w:rPr>
-        <w:t xml:space="preserve"> слоте 1</w:t>
-      </w:r>
-      <w:r>
-        <w:rPr>
-          <w:lang w:val="ru-RU"/>
-        </w:rPr>
-        <w:t>, а не у встроенного 3.5-дюймового дисковода</w:t>
-      </w:r>
-      <w:r>
-        <w:rPr>
-          <w:lang w:val="ru-RU"/>
-        </w:rPr>
-        <w:t>.</w:t>
-      </w:r>
-    </w:p>
-    <w:p>
-      <w:pPr>
-        <w:contextualSpacing/>
-        <w:jc w:val="both"/>
-        <w:rPr>
-          <w:lang w:val="ru-RU"/>
-        </w:rPr>
-      </w:pPr>
-    </w:p>
-    <w:p>
-      <w:pPr>
-        <w:contextualSpacing/>
-        <w:jc w:val="both"/>
-        <w:rPr>
-          <w:b/>
-          <w:lang w:val="ru-RU"/>
-        </w:rPr>
-      </w:pPr>
-      <w:r>
-        <w:rPr>
-          <w:b/>
+        <w:t xml:space="preserve">3. </w:t>
+      </w:r>
+      <w:r>
+        <w:rPr>
           <w:lang w:val="ru-RU"/>
         </w:rPr>
         <w:t>Цели</w:t>
       </w:r>
       <w:r>
         <w:rPr>
-          <w:b/>
           <w:lang w:val="ru-RU"/>
         </w:rPr>
         <w:t xml:space="preserve"> проекта</w:t>
       </w:r>
-      <w:r>
-        <w:rPr>
-          <w:b/>
-          <w:lang w:val="ru-RU"/>
-        </w:rPr>
-        <w:t>.</w:t>
-      </w:r>
-    </w:p>
-    <w:p>
-      <w:pPr>
-        <w:contextualSpacing/>
-        <w:jc w:val="both"/>
-        <w:rPr>
-          <w:lang w:val="ru-RU"/>
-        </w:rPr>
-      </w:pPr>
+      <w:bookmarkEnd w:id="2"/>
     </w:p>
     <w:p>
       <w:pPr>
@@ -2212,7 +3508,19 @@
         <w:rPr>
           <w:lang w:val="ru-RU"/>
         </w:rPr>
-        <w:t xml:space="preserve">комплейт </w:t>
+        <w:t>компле</w:t>
+      </w:r>
+      <w:r>
+        <w:rPr>
+          <w:lang w:val="ru-RU"/>
+        </w:rPr>
+        <w:t>к</w:t>
+      </w:r>
+      <w:r>
+        <w:rPr>
+          <w:lang w:val="ru-RU"/>
+        </w:rPr>
+        <w:t xml:space="preserve">т </w:t>
       </w:r>
       <w:r>
         <w:rPr>
@@ -2972,7 +4280,6 @@
         <w:rPr>
           <w:lang w:val="ru-RU"/>
         </w:rPr>
-        <w:lastRenderedPageBreak/>
         <w:tab/>
         <w:t>Тогда</w:t>
       </w:r>
@@ -3178,7 +4485,14 @@
         <w:rPr>
           <w:lang w:val="ru-RU"/>
         </w:rPr>
-        <w:t>Тесты показали, что к</w:t>
+        <w:t xml:space="preserve">Тесты </w:t>
+      </w:r>
+      <w:r>
+        <w:rPr>
+          <w:lang w:val="ru-RU"/>
+        </w:rPr>
+        <w:lastRenderedPageBreak/>
+        <w:t>показали, что к</w:t>
       </w:r>
       <w:r>
         <w:rPr>
@@ -3225,54 +4539,33 @@
     </w:p>
     <w:p>
       <w:pPr>
+        <w:pStyle w:val="Heading3"/>
+        <w:spacing w:before="100" w:after="100"/>
         <w:contextualSpacing/>
-        <w:jc w:val="both"/>
-        <w:rPr>
-          <w:b/>
-          <w:lang w:val="ru-RU"/>
-        </w:rPr>
-      </w:pPr>
-    </w:p>
-    <w:p>
-      <w:pPr>
-        <w:contextualSpacing/>
-        <w:jc w:val="both"/>
-        <w:rPr>
-          <w:b/>
-          <w:lang w:val="ru-RU"/>
-        </w:rPr>
-      </w:pPr>
-      <w:r>
-        <w:rPr>
-          <w:b/>
+        <w:rPr>
+          <w:lang w:val="ru-RU"/>
+        </w:rPr>
+      </w:pPr>
+      <w:bookmarkStart w:id="3" w:name="_Toc226586704"/>
+      <w:r>
+        <w:rPr>
+          <w:lang w:val="ru-RU"/>
+        </w:rPr>
+        <w:t xml:space="preserve">4. </w:t>
+      </w:r>
+      <w:r>
+        <w:rPr>
           <w:lang w:val="ru-RU"/>
         </w:rPr>
         <w:t>Анализ</w:t>
       </w:r>
       <w:r>
         <w:rPr>
-          <w:b/>
           <w:lang w:val="ru-RU"/>
         </w:rPr>
         <w:t xml:space="preserve"> и начальная модификация</w:t>
       </w:r>
-      <w:r>
-        <w:rPr>
-          <w:b/>
-          <w:lang w:val="ru-RU"/>
-        </w:rPr>
-        <w:t>.</w:t>
-      </w:r>
-    </w:p>
-    <w:p>
-      <w:pPr>
-        <w:contextualSpacing/>
-        <w:jc w:val="both"/>
-        <w:rPr>
-          <w:b/>
-          <w:lang w:val="ru-RU"/>
-        </w:rPr>
-      </w:pPr>
+      <w:bookmarkEnd w:id="3"/>
     </w:p>
     <w:p>
       <w:pPr>
@@ -5260,7 +6553,6 @@
         <w:rPr>
           <w:lang w:val="ru-RU"/>
         </w:rPr>
-        <w:lastRenderedPageBreak/>
         <w:t>Дисковое ПЗУ</w:t>
       </w:r>
       <w:r>
@@ -5583,6 +6875,7 @@
         <w:rPr>
           <w:lang w:val="ru-RU"/>
         </w:rPr>
+        <w:lastRenderedPageBreak/>
         <w:tab/>
         <w:t>И вот теперь можно было "пример</w:t>
       </w:r>
@@ -5762,39 +7055,21 @@
     </w:p>
     <w:p>
       <w:pPr>
+        <w:pStyle w:val="Heading3"/>
+        <w:spacing w:before="100" w:after="100"/>
         <w:contextualSpacing/>
-        <w:jc w:val="both"/>
-        <w:rPr>
-          <w:b/>
-          <w:lang w:val="ru-RU"/>
-        </w:rPr>
-      </w:pPr>
-    </w:p>
-    <w:p>
-      <w:pPr>
-        <w:contextualSpacing/>
-        <w:jc w:val="both"/>
-        <w:rPr>
-          <w:b/>
-          <w:lang w:val="ru-RU"/>
-        </w:rPr>
-      </w:pPr>
-      <w:r>
-        <w:rPr>
-          <w:b/>
-          <w:lang w:val="ru-RU"/>
-        </w:rPr>
-        <w:t>Первые трудности и их решение.</w:t>
-      </w:r>
-    </w:p>
-    <w:p>
-      <w:pPr>
-        <w:contextualSpacing/>
-        <w:jc w:val="both"/>
-        <w:rPr>
-          <w:lang w:val="ru-RU"/>
-        </w:rPr>
-      </w:pPr>
+        <w:rPr>
+          <w:lang w:val="ru-RU"/>
+        </w:rPr>
+      </w:pPr>
+      <w:bookmarkStart w:id="4" w:name="_Toc226586705"/>
+      <w:r>
+        <w:rPr>
+          <w:lang w:val="ru-RU"/>
+        </w:rPr>
+        <w:t>5. Первые трудности и их решение</w:t>
+      </w:r>
+      <w:bookmarkEnd w:id="4"/>
     </w:p>
     <w:p>
       <w:pPr>
@@ -5821,7 +7096,19 @@
         <w:rPr>
           <w:lang w:val="ru-RU"/>
         </w:rPr>
-        <w:t>MSX Engine и нет никакой возможности его отключить. Мало того, если в систему поставить другое ОЗУ, например на плате Андрея Корякина, то между маппером Daewoo и маппером на плате ОЗУ будет конфликт, даже если убрать все чипы ОЗУ с материнской платы. А убрать их придётся, так как встроенный маппер неотключаемый и набортное ОЗУ всегда будеть иметь приоритет в системе.</w:t>
+        <w:t xml:space="preserve">MSX Engine и </w:t>
+      </w:r>
+      <w:r>
+        <w:rPr>
+          <w:lang w:val="ru-RU"/>
+        </w:rPr>
+        <w:t>для его отключения на плате не было никаких джамперов</w:t>
+      </w:r>
+      <w:r>
+        <w:rPr>
+          <w:lang w:val="ru-RU"/>
+        </w:rPr>
+        <w:t>. Мало того, если в систему поставить другое ОЗУ, например на плате Андрея Корякина, то между маппером Daewoo и маппером на плате ОЗУ будет конфликт, даже если убрать все чипы ОЗУ с материнской платы. А убрать их придётся, так как встроенный маппер неотключаемый и набортное ОЗУ всегда будеть иметь приоритет в системе.</w:t>
       </w:r>
       <w:r>
         <w:rPr>
@@ -6044,40 +7331,21 @@
     </w:p>
     <w:p>
       <w:pPr>
+        <w:pStyle w:val="Heading3"/>
+        <w:spacing w:before="100" w:after="100"/>
         <w:contextualSpacing/>
-        <w:jc w:val="both"/>
-        <w:rPr>
-          <w:b/>
-          <w:lang w:val="ru-RU"/>
-        </w:rPr>
-      </w:pPr>
-    </w:p>
-    <w:p>
-      <w:pPr>
-        <w:contextualSpacing/>
-        <w:jc w:val="both"/>
-        <w:rPr>
-          <w:b/>
-          <w:lang w:val="ru-RU"/>
-        </w:rPr>
-      </w:pPr>
-      <w:r>
-        <w:rPr>
-          <w:b/>
-          <w:lang w:val="ru-RU"/>
-        </w:rPr>
-        <w:t>Внешние модули.</w:t>
-      </w:r>
-    </w:p>
-    <w:p>
-      <w:pPr>
-        <w:contextualSpacing/>
-        <w:jc w:val="both"/>
-        <w:rPr>
-          <w:b/>
-          <w:lang w:val="ru-RU"/>
-        </w:rPr>
-      </w:pPr>
+        <w:rPr>
+          <w:lang w:val="ru-RU"/>
+        </w:rPr>
+      </w:pPr>
+      <w:bookmarkStart w:id="5" w:name="_Toc226586706"/>
+      <w:r>
+        <w:rPr>
+          <w:lang w:val="ru-RU"/>
+        </w:rPr>
+        <w:t>6. Внешние модули</w:t>
+      </w:r>
+      <w:bookmarkEnd w:id="5"/>
     </w:p>
     <w:p>
       <w:pPr>
@@ -6429,6 +7697,7 @@
         <w:rPr>
           <w:lang w:val="ru-RU"/>
         </w:rPr>
+        <w:lastRenderedPageBreak/>
         <w:tab/>
         <w:t xml:space="preserve">Также была сделана </w:t>
       </w:r>
@@ -6531,134 +7800,120 @@
     </w:p>
     <w:p>
       <w:pPr>
+        <w:pStyle w:val="Heading3"/>
+        <w:spacing w:before="100" w:after="100"/>
         <w:contextualSpacing/>
-        <w:jc w:val="both"/>
-        <w:rPr>
-          <w:b/>
-          <w:lang w:val="ru-RU"/>
-        </w:rPr>
-      </w:pPr>
+        <w:rPr>
+          <w:lang w:val="ru-RU"/>
+        </w:rPr>
+      </w:pPr>
+      <w:bookmarkStart w:id="6" w:name="_Toc226586707"/>
+      <w:r>
+        <w:rPr>
+          <w:lang w:val="ru-RU"/>
+        </w:rPr>
+        <w:t xml:space="preserve">7. </w:t>
+      </w:r>
+      <w:r>
+        <w:rPr>
+          <w:lang w:val="ru-RU"/>
+        </w:rPr>
+        <w:t xml:space="preserve">Первая прошивка на </w:t>
+      </w:r>
+      <w:r>
+        <w:t>VHDL</w:t>
+      </w:r>
+      <w:bookmarkEnd w:id="6"/>
     </w:p>
     <w:p>
       <w:pPr>
         <w:contextualSpacing/>
         <w:jc w:val="both"/>
         <w:rPr>
-          <w:b/>
-          <w:lang w:val="ru-RU"/>
-        </w:rPr>
-      </w:pPr>
-      <w:r>
-        <w:rPr>
-          <w:b/>
-          <w:lang w:val="ru-RU"/>
-        </w:rPr>
-        <w:t xml:space="preserve">Первая прошивка на </w:t>
-      </w:r>
-      <w:r>
-        <w:rPr>
-          <w:b/>
-        </w:rPr>
-        <w:t>VHDL</w:t>
-      </w:r>
-      <w:r>
-        <w:rPr>
-          <w:b/>
+          <w:lang w:val="ru-RU"/>
+        </w:rPr>
+      </w:pPr>
+      <w:r>
+        <w:rPr>
+          <w:lang w:val="ru-RU"/>
+        </w:rPr>
+        <w:tab/>
+      </w:r>
+      <w:r>
+        <w:rPr>
+          <w:lang w:val="ru-RU"/>
+        </w:rPr>
+        <w:t>До того момента я уже немного изучил VHDL и даже написал примитивную прошивку для картриджа iBolit2, которая мигала светодиодиками четырьмя разными способами. Я уже чуть-чуть освоил програмный пакет Quartus,</w:t>
+      </w:r>
+      <w:r>
+        <w:rPr>
+          <w:lang w:val="ru-RU"/>
+        </w:rPr>
+        <w:t xml:space="preserve"> мог </w:t>
+      </w:r>
+      <w:r>
+        <w:rPr>
+          <w:lang w:val="ru-RU"/>
+        </w:rPr>
+        <w:t>создавать проекты для ПЛИС, делать правильную распиновку и компилировать прошивки</w:t>
+      </w:r>
+      <w:r>
+        <w:rPr>
           <w:lang w:val="ru-RU"/>
         </w:rPr>
         <w:t>.</w:t>
       </w:r>
+      <w:r>
+        <w:rPr>
+          <w:lang w:val="ru-RU"/>
+        </w:rPr>
+        <w:t xml:space="preserve"> А вот всего год назад я даже боялся взглянуть на исходники прошивки для картриджа Carnivore2. Я</w:t>
+      </w:r>
+      <w:r>
+        <w:rPr>
+          <w:lang w:val="ru-RU"/>
+        </w:rPr>
+        <w:t xml:space="preserve"> тогда</w:t>
+      </w:r>
+      <w:r>
+        <w:rPr>
+          <w:lang w:val="ru-RU"/>
+        </w:rPr>
+        <w:t xml:space="preserve"> вообще не понимал как VHDL описывает схему работы устройства. Такое "шаманство" было слишком сложно для меня. Но</w:t>
+      </w:r>
+      <w:r>
+        <w:rPr>
+          <w:lang w:val="ru-RU"/>
+        </w:rPr>
+        <w:t xml:space="preserve"> для завершения проекта</w:t>
+      </w:r>
+      <w:r>
+        <w:rPr>
+          <w:lang w:val="ru-RU"/>
+        </w:rPr>
+        <w:t xml:space="preserve"> пришлось</w:t>
+      </w:r>
+      <w:r>
+        <w:rPr>
+          <w:lang w:val="ru-RU"/>
+        </w:rPr>
+        <w:t xml:space="preserve"> всё-таки</w:t>
+      </w:r>
+      <w:r>
+        <w:rPr>
+          <w:lang w:val="ru-RU"/>
+        </w:rPr>
+        <w:t xml:space="preserve"> заняться изучением вопроса, и это заняло какое-то время.</w:t>
+      </w:r>
     </w:p>
     <w:p>
       <w:pPr>
         <w:contextualSpacing/>
         <w:jc w:val="both"/>
         <w:rPr>
-          <w:b/>
-          <w:lang w:val="ru-RU"/>
-        </w:rPr>
-      </w:pPr>
-    </w:p>
-    <w:p>
-      <w:pPr>
-        <w:contextualSpacing/>
-        <w:jc w:val="both"/>
-        <w:rPr>
-          <w:lang w:val="ru-RU"/>
-        </w:rPr>
-      </w:pPr>
-      <w:r>
-        <w:rPr>
-          <w:lang w:val="ru-RU"/>
-        </w:rPr>
-        <w:tab/>
-      </w:r>
-      <w:r>
-        <w:rPr>
-          <w:lang w:val="ru-RU"/>
-        </w:rPr>
-        <w:t>До того момента я уже немного изучил VHDL и даже написал примитивную прошивку для картриджа iBolit2, которая мигала светодиодиками четырьмя разными способами. Я уже чуть-чуть освоил програмный пакет Quartus,</w:t>
-      </w:r>
-      <w:r>
-        <w:rPr>
-          <w:lang w:val="ru-RU"/>
-        </w:rPr>
-        <w:t xml:space="preserve"> мог </w:t>
-      </w:r>
-      <w:r>
-        <w:rPr>
-          <w:lang w:val="ru-RU"/>
-        </w:rPr>
-        <w:t>создавать проекты для ПЛИС, делать правильную распиновку и компилировать прошивки</w:t>
-      </w:r>
-      <w:r>
-        <w:rPr>
-          <w:lang w:val="ru-RU"/>
-        </w:rPr>
-        <w:t>.</w:t>
-      </w:r>
-      <w:r>
-        <w:rPr>
-          <w:lang w:val="ru-RU"/>
-        </w:rPr>
-        <w:t xml:space="preserve"> А вот всего год назад я даже боялся взглянуть на исходники прошивки для картриджа Carnivore2. Я</w:t>
-      </w:r>
-      <w:r>
-        <w:rPr>
-          <w:lang w:val="ru-RU"/>
-        </w:rPr>
-        <w:t xml:space="preserve"> тогда</w:t>
-      </w:r>
-      <w:r>
-        <w:rPr>
-          <w:lang w:val="ru-RU"/>
-        </w:rPr>
-        <w:t xml:space="preserve"> вообще не понимал как VHDL описывает схему работы устройства. Такое "шаманство" было слишком сложно для меня. Но</w:t>
-      </w:r>
-      <w:r>
-        <w:rPr>
-          <w:lang w:val="ru-RU"/>
-        </w:rPr>
-        <w:t xml:space="preserve"> для завершения проекта</w:t>
-      </w:r>
-      <w:r>
-        <w:rPr>
-          <w:lang w:val="ru-RU"/>
-        </w:rPr>
-        <w:t xml:space="preserve"> пришлось</w:t>
-      </w:r>
-      <w:r>
-        <w:rPr>
-          <w:lang w:val="ru-RU"/>
-        </w:rPr>
-        <w:t xml:space="preserve"> всё-таки</w:t>
-      </w:r>
-      <w:r>
-        <w:rPr>
-          <w:lang w:val="ru-RU"/>
-        </w:rPr>
-        <w:t xml:space="preserve"> заняться изучением вопроса, и это заняло какое-то время.</w:t>
-      </w:r>
+          <w:lang w:val="ru-RU"/>
+        </w:rPr>
+      </w:pPr>
     </w:p>
     <w:p>
       <w:pPr>
@@ -6871,7 +8126,19 @@
         <w:rPr>
           <w:lang w:val="ru-RU"/>
         </w:rPr>
-        <w:t xml:space="preserve">в пакете Quartus разработчики сделали грубую ошибку и прошивка компилилась правильно только в первый </w:t>
+        <w:t>в пакете Quartus разработчики сделали грубую ошибку и прошивка компили</w:t>
+      </w:r>
+      <w:r>
+        <w:rPr>
+          <w:lang w:val="ru-RU"/>
+        </w:rPr>
+        <w:t>рова</w:t>
+      </w:r>
+      <w:r>
+        <w:rPr>
+          <w:lang w:val="ru-RU"/>
+        </w:rPr>
+        <w:t xml:space="preserve">лась правильно только в первый </w:t>
       </w:r>
       <w:r>
         <w:rPr>
@@ -6901,7 +8168,30 @@
         <w:rPr>
           <w:lang w:val="ru-RU"/>
         </w:rPr>
-        <w:t xml:space="preserve"> Так что мы ещё и баг нашли, кроме всего.</w:t>
+        <w:t xml:space="preserve"> Так что мы ещё и баг </w:t>
+      </w:r>
+      <w:r>
+        <w:rPr>
+          <w:lang w:val="ru-RU"/>
+        </w:rPr>
+        <w:t xml:space="preserve">в программном продукте </w:t>
+      </w:r>
+      <w:proofErr w:type="spellStart"/>
+      <w:r>
+        <w:t>Quartus</w:t>
+      </w:r>
+      <w:proofErr w:type="spellEnd"/>
+      <w:r>
+        <w:rPr>
+          <w:lang w:val="ru-RU"/>
+        </w:rPr>
+        <w:t xml:space="preserve"> </w:t>
+      </w:r>
+      <w:r>
+        <w:rPr>
+          <w:lang w:val="ru-RU"/>
+        </w:rPr>
+        <w:t>нашли, кроме всего.</w:t>
       </w:r>
     </w:p>
     <w:p>
@@ -7145,51 +8435,1293 @@
     </w:p>
     <w:p>
       <w:pPr>
+        <w:pStyle w:val="Heading3"/>
+        <w:spacing w:before="100" w:after="100"/>
         <w:contextualSpacing/>
-        <w:jc w:val="both"/>
-        <w:rPr>
-          <w:b/>
-          <w:lang w:val="ru-RU"/>
-        </w:rPr>
-      </w:pPr>
+        <w:rPr>
+          <w:lang w:val="ru-RU"/>
+        </w:rPr>
+      </w:pPr>
+      <w:bookmarkStart w:id="7" w:name="_Toc226586708"/>
+      <w:r>
+        <w:rPr>
+          <w:lang w:val="ru-RU"/>
+        </w:rPr>
+        <w:t xml:space="preserve">8. </w:t>
+      </w:r>
+      <w:r>
+        <w:rPr>
+          <w:lang w:val="ru-RU"/>
+        </w:rPr>
+        <w:t xml:space="preserve">Новые проблемы - </w:t>
+      </w:r>
+      <w:r>
+        <w:rPr>
+          <w:lang w:val="ru-RU"/>
+        </w:rPr>
+        <w:t>дисковое ПЗУ</w:t>
+      </w:r>
+      <w:bookmarkEnd w:id="7"/>
     </w:p>
     <w:p>
       <w:pPr>
         <w:contextualSpacing/>
         <w:jc w:val="both"/>
         <w:rPr>
-          <w:b/>
-          <w:lang w:val="ru-RU"/>
-        </w:rPr>
-      </w:pPr>
-      <w:r>
-        <w:rPr>
-          <w:b/>
-          <w:lang w:val="ru-RU"/>
-        </w:rPr>
-        <w:t xml:space="preserve">Новые проблемы - </w:t>
-      </w:r>
-      <w:r>
-        <w:rPr>
-          <w:b/>
+          <w:lang w:val="ru-RU"/>
+        </w:rPr>
+      </w:pPr>
+      <w:r>
+        <w:rPr>
+          <w:lang w:val="ru-RU"/>
+        </w:rPr>
+        <w:tab/>
+      </w:r>
+      <w:r>
+        <w:rPr>
+          <w:lang w:val="ru-RU"/>
+        </w:rPr>
+        <w:t>После решения проблемы с ОЗУ пришла</w:t>
+      </w:r>
+      <w:r>
+        <w:rPr>
+          <w:lang w:val="ru-RU"/>
+        </w:rPr>
+        <w:t xml:space="preserve"> пора переносить </w:t>
+      </w:r>
+      <w:r>
+        <w:rPr>
           <w:lang w:val="ru-RU"/>
         </w:rPr>
         <w:t>дисковое ПЗУ</w:t>
       </w:r>
       <w:r>
         <w:rPr>
-          <w:b/>
+          <w:lang w:val="ru-RU"/>
+        </w:rPr>
+        <w:t xml:space="preserve"> в </w:t>
+      </w:r>
+      <w:r>
+        <w:rPr>
+          <w:lang w:val="ru-RU"/>
+        </w:rPr>
+        <w:t>другой слот</w:t>
+      </w:r>
+      <w:r>
+        <w:rPr>
+          <w:lang w:val="ru-RU"/>
+        </w:rPr>
+        <w:t xml:space="preserve">, разместив его с адреса </w:t>
+      </w:r>
+      <w:r>
+        <w:rPr>
+          <w:lang w:val="ru-RU"/>
+        </w:rPr>
+        <w:t>0x4000</w:t>
+      </w:r>
+      <w:r>
+        <w:rPr>
+          <w:lang w:val="ru-RU"/>
+        </w:rPr>
+        <w:t xml:space="preserve"> в слоте </w:t>
+      </w:r>
+      <w:r>
+        <w:rPr>
+          <w:lang w:val="ru-RU"/>
+        </w:rPr>
+        <w:t>0</w:t>
+      </w:r>
+      <w:r>
+        <w:rPr>
           <w:lang w:val="ru-RU"/>
         </w:rPr>
         <w:t>.</w:t>
       </w:r>
+      <w:r>
+        <w:rPr>
+          <w:lang w:val="ru-RU"/>
+        </w:rPr>
+        <w:t>3</w:t>
+      </w:r>
+      <w:r>
+        <w:rPr>
+          <w:lang w:val="ru-RU"/>
+        </w:rPr>
+        <w:t>.</w:t>
+      </w:r>
+      <w:r>
+        <w:rPr>
+          <w:lang w:val="ru-RU"/>
+        </w:rPr>
+        <w:t xml:space="preserve"> Для этого была изменена прошивка микросхемы программируемой логики U33.</w:t>
+      </w:r>
+      <w:r>
+        <w:rPr>
+          <w:lang w:val="ru-RU"/>
+        </w:rPr>
+        <w:t xml:space="preserve"> И вот тут нашла коса на камень</w:t>
+      </w:r>
+      <w:r>
+        <w:rPr>
+          <w:lang w:val="ru-RU"/>
+        </w:rPr>
+        <w:t>.</w:t>
+      </w:r>
+      <w:r>
+        <w:rPr>
+          <w:lang w:val="ru-RU"/>
+        </w:rPr>
+        <w:t xml:space="preserve"> </w:t>
+      </w:r>
+      <w:r>
+        <w:rPr>
+          <w:lang w:val="ru-RU"/>
+        </w:rPr>
+        <w:t>Дисковое ПЗУ</w:t>
+      </w:r>
+      <w:r>
+        <w:rPr>
+          <w:lang w:val="ru-RU"/>
+        </w:rPr>
+        <w:t xml:space="preserve"> наотрез отказывал</w:t>
+      </w:r>
+      <w:r>
+        <w:rPr>
+          <w:lang w:val="ru-RU"/>
+        </w:rPr>
+        <w:t>о</w:t>
+      </w:r>
+      <w:r>
+        <w:rPr>
+          <w:lang w:val="ru-RU"/>
+        </w:rPr>
+        <w:t>с</w:t>
+      </w:r>
+      <w:r>
+        <w:rPr>
+          <w:lang w:val="ru-RU"/>
+        </w:rPr>
+        <w:t>ь</w:t>
+      </w:r>
+      <w:r>
+        <w:rPr>
+          <w:lang w:val="ru-RU"/>
+        </w:rPr>
+        <w:t xml:space="preserve"> работать</w:t>
+      </w:r>
+      <w:r>
+        <w:rPr>
+          <w:lang w:val="ru-RU"/>
+        </w:rPr>
+        <w:t xml:space="preserve"> в расширенном слоте</w:t>
+      </w:r>
+      <w:r>
+        <w:rPr>
+          <w:lang w:val="ru-RU"/>
+        </w:rPr>
+        <w:t>!</w:t>
+      </w:r>
+      <w:r>
+        <w:rPr>
+          <w:lang w:val="ru-RU"/>
+        </w:rPr>
+        <w:t xml:space="preserve"> Попытка заменить это </w:t>
+      </w:r>
+      <w:r>
+        <w:rPr>
+          <w:lang w:val="ru-RU"/>
+        </w:rPr>
+        <w:t>дисковое ПЗУ</w:t>
+      </w:r>
+      <w:r>
+        <w:rPr>
+          <w:lang w:val="ru-RU"/>
+        </w:rPr>
+        <w:t xml:space="preserve"> на друго</w:t>
+      </w:r>
+      <w:r>
+        <w:rPr>
+          <w:lang w:val="ru-RU"/>
+        </w:rPr>
+        <w:t>е</w:t>
+      </w:r>
+      <w:r>
+        <w:rPr>
+          <w:lang w:val="ru-RU"/>
+        </w:rPr>
+        <w:t>, например от КУВТ2 потерпела неудачу. Были опробованы</w:t>
+      </w:r>
+      <w:r>
+        <w:rPr>
+          <w:lang w:val="ru-RU"/>
+        </w:rPr>
+        <w:t xml:space="preserve"> аж</w:t>
+      </w:r>
+      <w:r>
+        <w:rPr>
+          <w:lang w:val="ru-RU"/>
+        </w:rPr>
+        <w:t xml:space="preserve"> 18 (!) других дисковых ПЗУ со всех MSX2 компьютеров</w:t>
+      </w:r>
+      <w:r>
+        <w:rPr>
+          <w:lang w:val="ru-RU"/>
+        </w:rPr>
+        <w:t xml:space="preserve"> -</w:t>
+      </w:r>
+      <w:r>
+        <w:rPr>
+          <w:lang w:val="ru-RU"/>
+        </w:rPr>
+        <w:t xml:space="preserve"> от бразильских до японских. Результат</w:t>
+      </w:r>
+      <w:r>
+        <w:rPr>
+          <w:lang w:val="ru-RU"/>
+        </w:rPr>
+        <w:t xml:space="preserve"> был</w:t>
+      </w:r>
+      <w:r>
+        <w:rPr>
+          <w:lang w:val="ru-RU"/>
+        </w:rPr>
+        <w:t xml:space="preserve"> нулевой! Вот уж где я не ждал проблем, так это</w:t>
+      </w:r>
+      <w:r>
+        <w:rPr>
+          <w:lang w:val="ru-RU"/>
+        </w:rPr>
+        <w:t xml:space="preserve"> от</w:t>
+      </w:r>
+      <w:r>
+        <w:rPr>
+          <w:lang w:val="ru-RU"/>
+        </w:rPr>
+        <w:t xml:space="preserve"> дисков</w:t>
+      </w:r>
+      <w:r>
+        <w:rPr>
+          <w:lang w:val="ru-RU"/>
+        </w:rPr>
+        <w:t>ого ПЗУ...</w:t>
+      </w:r>
     </w:p>
     <w:p>
       <w:pPr>
         <w:contextualSpacing/>
         <w:jc w:val="both"/>
         <w:rPr>
-          <w:b/>
+          <w:lang w:val="ru-RU"/>
+        </w:rPr>
+      </w:pPr>
+    </w:p>
+    <w:p>
+      <w:pPr>
+        <w:contextualSpacing/>
+        <w:jc w:val="both"/>
+        <w:rPr>
+          <w:lang w:val="ru-RU"/>
+        </w:rPr>
+      </w:pPr>
+      <w:r>
+        <w:rPr>
+          <w:lang w:val="ru-RU"/>
+        </w:rPr>
+        <w:tab/>
+        <w:t xml:space="preserve">На изучение работы дискового </w:t>
+      </w:r>
+      <w:r>
+        <w:rPr>
+          <w:lang w:val="ru-RU"/>
+        </w:rPr>
+        <w:t>ПЗУ</w:t>
+      </w:r>
+      <w:r>
+        <w:rPr>
+          <w:lang w:val="ru-RU"/>
+        </w:rPr>
+        <w:t xml:space="preserve"> в эмуляторе openMSX были потрачены </w:t>
+      </w:r>
+      <w:r>
+        <w:rPr>
+          <w:lang w:val="ru-RU"/>
+        </w:rPr>
+        <w:t>несколько дней</w:t>
+      </w:r>
+      <w:r>
+        <w:rPr>
+          <w:lang w:val="ru-RU"/>
+        </w:rPr>
+        <w:t>. Для начала, была воссоздана конфигурация уже обновлённой Daewoo</w:t>
+      </w:r>
+      <w:r>
+        <w:rPr>
+          <w:lang w:val="ru-RU"/>
+        </w:rPr>
+        <w:t xml:space="preserve"> в эмуляторе</w:t>
+      </w:r>
+      <w:r>
+        <w:rPr>
+          <w:lang w:val="ru-RU"/>
+        </w:rPr>
+        <w:t>, подключены пропатченные модули, а также оригинальн</w:t>
+      </w:r>
+      <w:r>
+        <w:rPr>
+          <w:lang w:val="ru-RU"/>
+        </w:rPr>
+        <w:t>о</w:t>
+      </w:r>
+      <w:r>
+        <w:rPr>
+          <w:lang w:val="ru-RU"/>
+        </w:rPr>
+        <w:t>е</w:t>
+      </w:r>
+      <w:r>
+        <w:rPr>
+          <w:lang w:val="ru-RU"/>
+        </w:rPr>
+        <w:t xml:space="preserve"> </w:t>
+      </w:r>
+      <w:r>
+        <w:rPr>
+          <w:lang w:val="ru-RU"/>
+        </w:rPr>
+        <w:t>дисковое ПЗУ</w:t>
+      </w:r>
+      <w:r>
+        <w:rPr>
+          <w:lang w:val="ru-RU"/>
+        </w:rPr>
+        <w:t>. Как и на реальном компьютере он</w:t>
+      </w:r>
+      <w:r>
+        <w:rPr>
+          <w:lang w:val="ru-RU"/>
+        </w:rPr>
+        <w:t>о</w:t>
+      </w:r>
+      <w:r>
+        <w:rPr>
+          <w:lang w:val="ru-RU"/>
+        </w:rPr>
+        <w:t xml:space="preserve"> отлично работал</w:t>
+      </w:r>
+      <w:r>
+        <w:rPr>
+          <w:lang w:val="ru-RU"/>
+        </w:rPr>
+        <w:t>о</w:t>
+      </w:r>
+      <w:r>
+        <w:rPr>
+          <w:lang w:val="ru-RU"/>
+        </w:rPr>
+        <w:t xml:space="preserve"> </w:t>
+      </w:r>
+      <w:r>
+        <w:rPr>
+          <w:lang w:val="ru-RU"/>
+        </w:rPr>
+        <w:t>слоте 2</w:t>
+      </w:r>
+      <w:r>
+        <w:rPr>
+          <w:lang w:val="ru-RU"/>
+        </w:rPr>
+        <w:t>, но отказыв</w:t>
+      </w:r>
+      <w:r>
+        <w:rPr>
+          <w:lang w:val="ru-RU"/>
+        </w:rPr>
+        <w:t>алось</w:t>
+      </w:r>
+      <w:r>
+        <w:rPr>
+          <w:lang w:val="ru-RU"/>
+        </w:rPr>
+        <w:t xml:space="preserve"> что-то делать будучи в слоте </w:t>
+      </w:r>
+      <w:r>
+        <w:rPr>
+          <w:lang w:val="ru-RU"/>
+        </w:rPr>
+        <w:t>0.3</w:t>
+      </w:r>
+      <w:r>
+        <w:rPr>
+          <w:lang w:val="ru-RU"/>
+        </w:rPr>
+        <w:t xml:space="preserve">. Сначала я попробовал пропатчить </w:t>
+      </w:r>
+      <w:r>
+        <w:rPr>
+          <w:lang w:val="ru-RU"/>
+        </w:rPr>
+        <w:t>дисковое ПЗУ</w:t>
+      </w:r>
+      <w:r>
+        <w:rPr>
+          <w:lang w:val="ru-RU"/>
+        </w:rPr>
+        <w:t xml:space="preserve"> от КУВТ2, чтобы драйвер давал правильные команды контроллеру и чтобы регистры находились по нужным адресам в области данных. Но это не помогло. Затем была попытка </w:t>
+      </w:r>
+      <w:r>
+        <w:rPr>
+          <w:lang w:val="ru-RU"/>
+        </w:rPr>
+        <w:t>"</w:t>
+      </w:r>
+      <w:r>
+        <w:rPr>
+          <w:lang w:val="ru-RU"/>
+        </w:rPr>
+        <w:t>оторвать</w:t>
+      </w:r>
+      <w:r>
+        <w:rPr>
+          <w:lang w:val="ru-RU"/>
+        </w:rPr>
+        <w:t>"</w:t>
+      </w:r>
+      <w:r>
+        <w:rPr>
+          <w:lang w:val="ru-RU"/>
+        </w:rPr>
+        <w:t xml:space="preserve"> драйвер </w:t>
+      </w:r>
+      <w:r>
+        <w:rPr>
+          <w:lang w:val="ru-RU"/>
+        </w:rPr>
+        <w:t>от</w:t>
+      </w:r>
+      <w:r>
+        <w:rPr>
+          <w:lang w:val="ru-RU"/>
+        </w:rPr>
+        <w:t xml:space="preserve"> дискового ПЗУ Daewoo и вставить его в дисковое ПЗУ от КУВТ2.</w:t>
+      </w:r>
+      <w:r>
+        <w:rPr>
+          <w:lang w:val="ru-RU"/>
+        </w:rPr>
+        <w:t xml:space="preserve"> </w:t>
+      </w:r>
+      <w:r>
+        <w:rPr>
+          <w:lang w:val="ru-RU"/>
+        </w:rPr>
+        <w:t>И опять меня постигла</w:t>
+      </w:r>
+      <w:r>
+        <w:rPr>
+          <w:lang w:val="ru-RU"/>
+        </w:rPr>
+        <w:t xml:space="preserve"> неудача...</w:t>
+      </w:r>
+    </w:p>
+    <w:p>
+      <w:pPr>
+        <w:contextualSpacing/>
+        <w:jc w:val="both"/>
+        <w:rPr>
+          <w:lang w:val="ru-RU"/>
+        </w:rPr>
+      </w:pPr>
+    </w:p>
+    <w:p>
+      <w:pPr>
+        <w:contextualSpacing/>
+        <w:jc w:val="both"/>
+        <w:rPr>
+          <w:lang w:val="ru-RU"/>
+        </w:rPr>
+      </w:pPr>
+      <w:r>
+        <w:rPr>
+          <w:lang w:val="ru-RU"/>
+        </w:rPr>
+        <w:tab/>
+        <w:t>В какой-то момент я</w:t>
+      </w:r>
+      <w:r>
+        <w:rPr>
+          <w:lang w:val="ru-RU"/>
+        </w:rPr>
+        <w:t xml:space="preserve"> от отчаяния </w:t>
+      </w:r>
+      <w:r>
+        <w:rPr>
+          <w:lang w:val="ru-RU"/>
+        </w:rPr>
+        <w:t xml:space="preserve">обратился к Максиму за советом и он даже начал работать над адаптацией ямаховского дискового </w:t>
+      </w:r>
+      <w:r>
+        <w:rPr>
+          <w:lang w:val="ru-RU"/>
+        </w:rPr>
+        <w:t>ПЗУ</w:t>
+      </w:r>
+      <w:r>
+        <w:rPr>
+          <w:lang w:val="ru-RU"/>
+        </w:rPr>
+        <w:t xml:space="preserve"> </w:t>
+      </w:r>
+      <w:r>
+        <w:rPr>
+          <w:lang w:val="ru-RU"/>
+        </w:rPr>
+        <w:t xml:space="preserve">специально </w:t>
+      </w:r>
+      <w:r>
+        <w:rPr>
+          <w:lang w:val="ru-RU"/>
+        </w:rPr>
+        <w:t xml:space="preserve">для Daewoo. </w:t>
+      </w:r>
+      <w:r>
+        <w:rPr>
+          <w:lang w:val="ru-RU"/>
+        </w:rPr>
+        <w:t>Н</w:t>
+      </w:r>
+      <w:r>
+        <w:rPr>
+          <w:lang w:val="ru-RU"/>
+        </w:rPr>
+        <w:t>о потратив десятки часов в эмуляторе, мне всё же удалось решить эту проблему и пропатчить оригинальн</w:t>
+      </w:r>
+      <w:r>
+        <w:rPr>
+          <w:lang w:val="ru-RU"/>
+        </w:rPr>
+        <w:t>ое</w:t>
+      </w:r>
+      <w:r>
+        <w:rPr>
+          <w:lang w:val="ru-RU"/>
+        </w:rPr>
+        <w:t xml:space="preserve"> </w:t>
+      </w:r>
+      <w:r>
+        <w:rPr>
+          <w:lang w:val="ru-RU"/>
+        </w:rPr>
+        <w:t>дисковое ПЗУ</w:t>
+      </w:r>
+      <w:r>
+        <w:rPr>
+          <w:lang w:val="ru-RU"/>
+        </w:rPr>
+        <w:t xml:space="preserve"> </w:t>
+      </w:r>
+      <w:r>
+        <w:t>Daewoo</w:t>
+      </w:r>
+      <w:r>
+        <w:rPr>
+          <w:lang w:val="ru-RU"/>
+        </w:rPr>
+        <w:t>, чтобы оно заработало в других слотах.</w:t>
+      </w:r>
+    </w:p>
+    <w:p>
+      <w:pPr>
+        <w:pStyle w:val="Heading3"/>
+        <w:spacing w:before="100" w:after="100"/>
+        <w:contextualSpacing/>
+        <w:rPr>
+          <w:lang w:val="ru-RU"/>
+        </w:rPr>
+      </w:pPr>
+      <w:bookmarkStart w:id="8" w:name="_Toc226586709"/>
+      <w:r>
+        <w:rPr>
+          <w:lang w:val="ru-RU"/>
+        </w:rPr>
+        <w:t xml:space="preserve">9. </w:t>
+      </w:r>
+      <w:r>
+        <w:rPr>
+          <w:lang w:val="ru-RU"/>
+        </w:rPr>
+        <w:t>"</w:t>
+      </w:r>
+      <w:r>
+        <w:rPr>
+          <w:lang w:val="ru-RU"/>
+        </w:rPr>
+        <w:t>Самоубийство</w:t>
+      </w:r>
+      <w:r>
+        <w:rPr>
+          <w:lang w:val="ru-RU"/>
+        </w:rPr>
+        <w:t>"</w:t>
+      </w:r>
+      <w:r>
+        <w:rPr>
+          <w:lang w:val="ru-RU"/>
+        </w:rPr>
+        <w:t xml:space="preserve"> дискового ПЗУ</w:t>
+      </w:r>
+      <w:bookmarkEnd w:id="8"/>
+    </w:p>
+    <w:p>
+      <w:pPr>
+        <w:contextualSpacing/>
+        <w:jc w:val="both"/>
+        <w:rPr>
+          <w:lang w:val="ru-RU"/>
+        </w:rPr>
+      </w:pPr>
+      <w:r>
+        <w:rPr>
+          <w:lang w:val="ru-RU"/>
+        </w:rPr>
+        <w:tab/>
+        <w:t xml:space="preserve">Отладчик в последней версии эмулятора openMSX </w:t>
+      </w:r>
+      <w:r>
+        <w:rPr>
+          <w:lang w:val="ru-RU"/>
+        </w:rPr>
+        <w:t xml:space="preserve">стал </w:t>
+      </w:r>
+      <w:r>
+        <w:rPr>
+          <w:lang w:val="ru-RU"/>
+        </w:rPr>
+        <w:t xml:space="preserve">просто оличный - можно утыкать весь экран окнами с дампом памяти, регистрами, дизассемблированным кодом и так далее. Главная сложность - отловить момент, когда всё </w:t>
+      </w:r>
+      <w:r>
+        <w:rPr>
+          <w:lang w:val="ru-RU"/>
+        </w:rPr>
+        <w:t>"</w:t>
+      </w:r>
+      <w:r>
+        <w:rPr>
+          <w:lang w:val="ru-RU"/>
+        </w:rPr>
+        <w:t xml:space="preserve">идёт по бороде", а потом прокрутить всё </w:t>
+      </w:r>
+      <w:r>
+        <w:rPr>
+          <w:lang w:val="ru-RU"/>
+        </w:rPr>
+        <w:t xml:space="preserve">немного </w:t>
+      </w:r>
+      <w:r>
+        <w:rPr>
+          <w:lang w:val="ru-RU"/>
+        </w:rPr>
+        <w:t xml:space="preserve">назад и посмотреть что приводит к этому событию. Десятки часов были потрачены на изучение работы дискового </w:t>
+      </w:r>
+      <w:r>
+        <w:rPr>
+          <w:lang w:val="ru-RU"/>
+        </w:rPr>
+        <w:t>ПЗУ</w:t>
+      </w:r>
+      <w:r>
+        <w:rPr>
+          <w:lang w:val="ru-RU"/>
+        </w:rPr>
+        <w:t xml:space="preserve"> и отслеживания</w:t>
+      </w:r>
+      <w:r>
+        <w:rPr>
+          <w:lang w:val="ru-RU"/>
+        </w:rPr>
+        <w:t xml:space="preserve"> источника</w:t>
+      </w:r>
+      <w:r>
+        <w:rPr>
+          <w:lang w:val="ru-RU"/>
+        </w:rPr>
+        <w:t xml:space="preserve"> проблемы. Если кратко - оказалось, что в коде есть одна проверка, которая должна была </w:t>
+      </w:r>
+      <w:r>
+        <w:rPr>
+          <w:lang w:val="ru-RU"/>
+        </w:rPr>
+        <w:t>определять</w:t>
+      </w:r>
+      <w:r>
+        <w:rPr>
+          <w:lang w:val="ru-RU"/>
+        </w:rPr>
+        <w:t xml:space="preserve"> в каком слоте дисковое ПЗУ работает в текущий момент. Но эта проверка выполнялась </w:t>
+      </w:r>
+      <w:r>
+        <w:rPr>
+          <w:lang w:val="ru-RU"/>
+        </w:rPr>
+        <w:t xml:space="preserve">не </w:t>
+      </w:r>
+      <w:r>
+        <w:rPr>
+          <w:lang w:val="ru-RU"/>
+        </w:rPr>
+        <w:t xml:space="preserve">полностью. В итоге, </w:t>
+      </w:r>
+      <w:r>
+        <w:rPr>
+          <w:lang w:val="ru-RU"/>
+        </w:rPr>
+        <w:t xml:space="preserve">портился </w:t>
+      </w:r>
+      <w:r>
+        <w:rPr>
+          <w:lang w:val="ru-RU"/>
+        </w:rPr>
+        <w:t>адрес стека</w:t>
+      </w:r>
+      <w:r>
+        <w:rPr>
+          <w:lang w:val="ru-RU"/>
+        </w:rPr>
+        <w:t>, стек попадал в рабочую область</w:t>
+      </w:r>
+      <w:r>
+        <w:rPr>
+          <w:lang w:val="ru-RU"/>
+        </w:rPr>
+        <w:t xml:space="preserve"> и затирал часть драйвера</w:t>
+      </w:r>
+      <w:r>
+        <w:rPr>
+          <w:lang w:val="ru-RU"/>
+        </w:rPr>
+        <w:t xml:space="preserve"> диска</w:t>
+      </w:r>
+      <w:r>
+        <w:rPr>
+          <w:lang w:val="ru-RU"/>
+        </w:rPr>
+        <w:t>, расположенного в ОЗУ. Причём затирал</w:t>
+      </w:r>
+      <w:r>
+        <w:rPr>
+          <w:lang w:val="ru-RU"/>
+        </w:rPr>
+        <w:t>ось всё</w:t>
+      </w:r>
+      <w:r>
+        <w:rPr>
+          <w:lang w:val="ru-RU"/>
+        </w:rPr>
+        <w:t xml:space="preserve"> в цикле, так что система просто умирала</w:t>
+      </w:r>
+      <w:r>
+        <w:rPr>
+          <w:lang w:val="ru-RU"/>
+        </w:rPr>
+        <w:t xml:space="preserve"> после нескольких дисковых операций</w:t>
+      </w:r>
+      <w:r>
+        <w:rPr>
+          <w:lang w:val="ru-RU"/>
+        </w:rPr>
+        <w:t>, так как рабочая область за</w:t>
+      </w:r>
+      <w:r>
+        <w:rPr>
+          <w:lang w:val="ru-RU"/>
+        </w:rPr>
+        <w:t>б</w:t>
+      </w:r>
+      <w:r>
+        <w:rPr>
+          <w:lang w:val="ru-RU"/>
+        </w:rPr>
+        <w:t>и</w:t>
+      </w:r>
+      <w:r>
+        <w:rPr>
+          <w:lang w:val="ru-RU"/>
+        </w:rPr>
+        <w:t>в</w:t>
+      </w:r>
+      <w:r>
+        <w:rPr>
+          <w:lang w:val="ru-RU"/>
+        </w:rPr>
+        <w:t xml:space="preserve">алась мусором. Вот такое </w:t>
+      </w:r>
+      <w:r>
+        <w:rPr>
+          <w:lang w:val="ru-RU"/>
+        </w:rPr>
+        <w:t>происходило</w:t>
+      </w:r>
+      <w:r>
+        <w:rPr>
+          <w:lang w:val="ru-RU"/>
+        </w:rPr>
+        <w:t xml:space="preserve"> "самоубийство"</w:t>
+      </w:r>
+      <w:r>
+        <w:rPr>
+          <w:lang w:val="ru-RU"/>
+        </w:rPr>
+        <w:t xml:space="preserve"> дискового ПЗУ</w:t>
+      </w:r>
+      <w:r>
+        <w:rPr>
+          <w:lang w:val="ru-RU"/>
+        </w:rPr>
+        <w:t>.</w:t>
+      </w:r>
+    </w:p>
+    <w:p>
+      <w:pPr>
+        <w:contextualSpacing/>
+        <w:jc w:val="both"/>
+        <w:rPr>
+          <w:lang w:val="ru-RU"/>
+        </w:rPr>
+      </w:pPr>
+    </w:p>
+    <w:p>
+      <w:pPr>
+        <w:contextualSpacing/>
+        <w:jc w:val="both"/>
+        <w:rPr>
+          <w:lang w:val="ru-RU"/>
+        </w:rPr>
+      </w:pPr>
+      <w:r>
+        <w:rPr>
+          <w:lang w:val="ru-RU"/>
+        </w:rPr>
+        <w:tab/>
+        <w:t xml:space="preserve">Но стоило включить эту проверку как обязательную, ситуация сразу исправилась, порча стека прекратилась и </w:t>
+      </w:r>
+      <w:r>
+        <w:rPr>
+          <w:lang w:val="ru-RU"/>
+        </w:rPr>
+        <w:t>дисковое ПЗУ</w:t>
+      </w:r>
+      <w:r>
+        <w:rPr>
+          <w:lang w:val="ru-RU"/>
+        </w:rPr>
+        <w:t xml:space="preserve"> стал работать в слоте </w:t>
+      </w:r>
+      <w:r>
+        <w:rPr>
+          <w:lang w:val="ru-RU"/>
+        </w:rPr>
+        <w:t>0</w:t>
+      </w:r>
+      <w:r>
+        <w:rPr>
+          <w:lang w:val="ru-RU"/>
+        </w:rPr>
+        <w:t>.</w:t>
+      </w:r>
+      <w:r>
+        <w:rPr>
+          <w:lang w:val="ru-RU"/>
+        </w:rPr>
+        <w:t>3</w:t>
+      </w:r>
+      <w:r>
+        <w:rPr>
+          <w:lang w:val="ru-RU"/>
+        </w:rPr>
+        <w:t>,</w:t>
+      </w:r>
+      <w:r>
+        <w:rPr>
+          <w:lang w:val="ru-RU"/>
+        </w:rPr>
+        <w:t xml:space="preserve"> </w:t>
+      </w:r>
+      <w:r>
+        <w:rPr>
+          <w:lang w:val="ru-RU"/>
+        </w:rPr>
+        <w:t>к</w:t>
+      </w:r>
+      <w:r>
+        <w:rPr>
+          <w:lang w:val="ru-RU"/>
+        </w:rPr>
+        <w:t>ак и планировалось.</w:t>
+      </w:r>
+      <w:r>
+        <w:rPr>
+          <w:lang w:val="ru-RU"/>
+        </w:rPr>
+        <w:t xml:space="preserve"> </w:t>
+      </w:r>
+      <w:r>
+        <w:rPr>
+          <w:lang w:val="ru-RU"/>
+        </w:rPr>
+        <w:t xml:space="preserve">В итоге, </w:t>
+      </w:r>
+      <w:r>
+        <w:rPr>
+          <w:lang w:val="ru-RU"/>
+        </w:rPr>
+        <w:t>дисковое ПЗУ осталось там же где оно было - в микросхеме ПЗУ</w:t>
+      </w:r>
+      <w:r>
+        <w:rPr>
+          <w:lang w:val="ru-RU"/>
+        </w:rPr>
+        <w:t xml:space="preserve"> </w:t>
+      </w:r>
+      <w:r>
+        <w:t>U</w:t>
+      </w:r>
+      <w:r>
+        <w:rPr>
+          <w:lang w:val="ru-RU"/>
+        </w:rPr>
+        <w:t xml:space="preserve">38, но с помощью изменённой логики работы микросхемы программируемой логики </w:t>
+      </w:r>
+      <w:r>
+        <w:t>U</w:t>
+      </w:r>
+      <w:r>
+        <w:rPr>
+          <w:lang w:val="ru-RU"/>
+        </w:rPr>
+        <w:t>33, оно было перенесено в новый слот, освободив тем самым слот 2.</w:t>
+      </w:r>
+    </w:p>
+    <w:p>
+      <w:pPr>
+        <w:contextualSpacing/>
+        <w:jc w:val="both"/>
+        <w:rPr>
+          <w:lang w:val="ru-RU"/>
+        </w:rPr>
+      </w:pPr>
+    </w:p>
+    <w:p>
+      <w:pPr>
+        <w:contextualSpacing/>
+        <w:jc w:val="both"/>
+        <w:rPr>
+          <w:lang w:val="ru-RU"/>
+        </w:rPr>
+      </w:pPr>
+      <w:r>
+        <w:rPr>
+          <w:lang w:val="ru-RU"/>
+        </w:rPr>
+        <w:tab/>
+        <w:t xml:space="preserve">Стоит отметить, что можно оставить SUBROM </w:t>
+      </w:r>
+      <w:r>
+        <w:rPr>
+          <w:lang w:val="ru-RU"/>
+        </w:rPr>
+        <w:t>вместе с</w:t>
+      </w:r>
+      <w:r>
+        <w:rPr>
+          <w:lang w:val="ru-RU"/>
+        </w:rPr>
+        <w:t xml:space="preserve"> дисков</w:t>
+      </w:r>
+      <w:r>
+        <w:rPr>
+          <w:lang w:val="ru-RU"/>
+        </w:rPr>
+        <w:t>ым</w:t>
+      </w:r>
+      <w:r>
+        <w:rPr>
+          <w:lang w:val="ru-RU"/>
+        </w:rPr>
+        <w:t xml:space="preserve"> ПЗУ в слоте 0.3 - </w:t>
+      </w:r>
+      <w:r>
+        <w:rPr>
+          <w:lang w:val="ru-RU"/>
+        </w:rPr>
+        <w:t>система</w:t>
+      </w:r>
+      <w:r>
+        <w:rPr>
+          <w:lang w:val="ru-RU"/>
+        </w:rPr>
+        <w:t xml:space="preserve"> тоже</w:t>
+      </w:r>
+      <w:r>
+        <w:rPr>
+          <w:lang w:val="ru-RU"/>
+        </w:rPr>
+        <w:t xml:space="preserve"> будет отлично работать. Даже расширитель слота не потребуется. Но только в одном случае - если у вас есть новый модуль ОЗУ, который может работать отдельно</w:t>
+      </w:r>
+      <w:r>
+        <w:rPr>
+          <w:lang w:val="ru-RU"/>
+        </w:rPr>
+        <w:t xml:space="preserve"> будучи установленным в задний слот 3</w:t>
+      </w:r>
+      <w:r>
+        <w:rPr>
+          <w:lang w:val="ru-RU"/>
+        </w:rPr>
+        <w:t>.</w:t>
+      </w:r>
+    </w:p>
+    <w:p>
+      <w:pPr>
+        <w:pStyle w:val="Heading3"/>
+        <w:spacing w:before="100" w:after="100"/>
+        <w:contextualSpacing/>
+        <w:rPr>
+          <w:lang w:val="ru-RU"/>
+        </w:rPr>
+      </w:pPr>
+      <w:bookmarkStart w:id="9" w:name="_Toc226586710"/>
+      <w:r>
+        <w:rPr>
+          <w:lang w:val="ru-RU"/>
+        </w:rPr>
+        <w:t>10. Новые версии плат</w:t>
+      </w:r>
+      <w:bookmarkEnd w:id="9"/>
+    </w:p>
+    <w:p>
+      <w:pPr>
+        <w:contextualSpacing/>
+        <w:jc w:val="both"/>
+        <w:rPr>
+          <w:lang w:val="ru-RU"/>
+        </w:rPr>
+      </w:pPr>
+      <w:r>
+        <w:rPr>
+          <w:lang w:val="ru-RU"/>
+        </w:rPr>
+        <w:tab/>
+      </w:r>
+      <w:r>
+        <w:rPr>
+          <w:lang w:val="ru-RU"/>
+        </w:rPr>
+        <w:t>Предыдущий</w:t>
+      </w:r>
+      <w:r>
+        <w:rPr>
+          <w:lang w:val="ru-RU"/>
+        </w:rPr>
+        <w:t xml:space="preserve"> модуль ОЗУ на дискретной логике, как вы помните, не работал нормально будучи </w:t>
+      </w:r>
+      <w:r>
+        <w:rPr>
+          <w:lang w:val="ru-RU"/>
+        </w:rPr>
+        <w:t>вставленным</w:t>
+      </w:r>
+      <w:r>
+        <w:rPr>
+          <w:lang w:val="ru-RU"/>
+        </w:rPr>
+        <w:t xml:space="preserve"> в слот 3. Он заработал нормально</w:t>
+      </w:r>
+      <w:r>
+        <w:rPr>
+          <w:lang w:val="ru-RU"/>
+        </w:rPr>
+        <w:t xml:space="preserve"> только</w:t>
+      </w:r>
+      <w:r>
+        <w:rPr>
+          <w:lang w:val="ru-RU"/>
+        </w:rPr>
+        <w:t xml:space="preserve"> с</w:t>
+      </w:r>
+      <w:r>
+        <w:rPr>
+          <w:lang w:val="ru-RU"/>
+        </w:rPr>
+        <w:t>о специальной</w:t>
+      </w:r>
+      <w:r>
+        <w:rPr>
+          <w:lang w:val="ru-RU"/>
+        </w:rPr>
+        <w:t xml:space="preserve"> модифицированной прошивкой</w:t>
+      </w:r>
+      <w:r>
+        <w:rPr>
+          <w:lang w:val="ru-RU"/>
+        </w:rPr>
+        <w:t xml:space="preserve"> ПЛИС</w:t>
+      </w:r>
+      <w:r>
+        <w:rPr>
+          <w:lang w:val="ru-RU"/>
+        </w:rPr>
+        <w:t xml:space="preserve"> расширителя слотов</w:t>
+      </w:r>
+      <w:r>
+        <w:rPr>
+          <w:lang w:val="ru-RU"/>
+        </w:rPr>
+        <w:t>.</w:t>
+      </w:r>
+      <w:r>
+        <w:rPr>
+          <w:lang w:val="ru-RU"/>
+        </w:rPr>
+        <w:t xml:space="preserve"> </w:t>
+      </w:r>
+      <w:r>
+        <w:rPr>
+          <w:lang w:val="ru-RU"/>
+        </w:rPr>
+        <w:t>Н</w:t>
+      </w:r>
+      <w:r>
+        <w:rPr>
+          <w:lang w:val="ru-RU"/>
+        </w:rPr>
+        <w:t>о мне такой расклад показался не очень хорошим</w:t>
+      </w:r>
+      <w:r>
+        <w:rPr>
+          <w:lang w:val="ru-RU"/>
+        </w:rPr>
+        <w:t xml:space="preserve"> - это всё же "костыль"</w:t>
+      </w:r>
+      <w:r>
+        <w:rPr>
+          <w:lang w:val="ru-RU"/>
+        </w:rPr>
+        <w:t xml:space="preserve">. В итоге, было принято решение сделать новые ревизии всех </w:t>
+      </w:r>
+      <w:r>
+        <w:rPr>
+          <w:lang w:val="ru-RU"/>
+        </w:rPr>
+        <w:t xml:space="preserve">внешних </w:t>
+      </w:r>
+      <w:r>
+        <w:rPr>
+          <w:lang w:val="ru-RU"/>
+        </w:rPr>
+        <w:t>плат. А также, на волне успеха ко мне пришла идея сделать возможность апгрейда Daewoo в полноценный MSX2+.</w:t>
+      </w:r>
+    </w:p>
+    <w:p>
+      <w:pPr>
+        <w:contextualSpacing/>
+        <w:jc w:val="both"/>
+        <w:rPr>
+          <w:lang w:val="ru-RU"/>
+        </w:rPr>
+      </w:pPr>
+    </w:p>
+    <w:p>
+      <w:pPr>
+        <w:contextualSpacing/>
+        <w:jc w:val="both"/>
+        <w:rPr>
+          <w:lang w:val="ru-RU"/>
+        </w:rPr>
+      </w:pPr>
+      <w:r>
+        <w:rPr>
+          <w:lang w:val="ru-RU"/>
+        </w:rPr>
+        <w:tab/>
+        <w:t xml:space="preserve">Для апгрейда в MSX2+ необходимо несколько вещей: реализация однобитного порта F4, звуковая карта FMPAC, замена видеопроцессора на v9958, а также замена всех модулей </w:t>
+      </w:r>
+      <w:r>
+        <w:rPr>
+          <w:lang w:val="ru-RU"/>
+        </w:rPr>
+        <w:t>ПЗУ</w:t>
+      </w:r>
+      <w:r>
+        <w:rPr>
+          <w:lang w:val="ru-RU"/>
+        </w:rPr>
+        <w:t xml:space="preserve">. О самом апгрейде я напишу позже, для начала сосредоточимся на реализации порта F4. Где его удобнее всего </w:t>
+      </w:r>
+      <w:r>
+        <w:rPr>
+          <w:lang w:val="ru-RU"/>
+        </w:rPr>
+        <w:t>реализовать</w:t>
+      </w:r>
+      <w:r>
+        <w:rPr>
+          <w:lang w:val="ru-RU"/>
+        </w:rPr>
+        <w:t>? Да, в расширителе слотов, который работает на ПЛИС</w:t>
+      </w:r>
+      <w:r>
+        <w:rPr>
+          <w:lang w:val="ru-RU"/>
+        </w:rPr>
+        <w:t>!</w:t>
+      </w:r>
+      <w:r>
+        <w:rPr>
+          <w:lang w:val="ru-RU"/>
+        </w:rPr>
+        <w:t xml:space="preserve"> Осталось</w:t>
+      </w:r>
+      <w:r>
+        <w:rPr>
+          <w:lang w:val="ru-RU"/>
+        </w:rPr>
+        <w:t xml:space="preserve"> только</w:t>
+      </w:r>
+      <w:r>
+        <w:rPr>
+          <w:lang w:val="ru-RU"/>
+        </w:rPr>
+        <w:t xml:space="preserve"> завести </w:t>
+      </w:r>
+      <w:r>
+        <w:rPr>
+          <w:lang w:val="ru-RU"/>
+        </w:rPr>
+        <w:t>на</w:t>
+      </w:r>
+      <w:r>
+        <w:rPr>
+          <w:lang w:val="ru-RU"/>
+        </w:rPr>
+        <w:t xml:space="preserve"> ПЛИС несколько дополнительных сигналов</w:t>
+      </w:r>
+      <w:r>
+        <w:rPr>
+          <w:lang w:val="ru-RU"/>
+        </w:rPr>
+        <w:t xml:space="preserve"> с шины MSX</w:t>
+      </w:r>
+      <w:r>
+        <w:rPr>
+          <w:lang w:val="ru-RU"/>
+        </w:rPr>
+        <w:t xml:space="preserve"> и дело в шляпе! И именно для этого была сделана новая ревизия платы расширителя слотов.</w:t>
+      </w:r>
+    </w:p>
+    <w:p>
+      <w:pPr>
+        <w:contextualSpacing/>
+        <w:jc w:val="both"/>
+        <w:rPr>
           <w:lang w:val="ru-RU"/>
         </w:rPr>
       </w:pPr>
@@ -7208,1305 +9740,6 @@
         </w:rPr>
         <w:lastRenderedPageBreak/>
         <w:tab/>
-      </w:r>
-      <w:r>
-        <w:rPr>
-          <w:lang w:val="ru-RU"/>
-        </w:rPr>
-        <w:t>После решения проблемы с ОЗУ пришла</w:t>
-      </w:r>
-      <w:r>
-        <w:rPr>
-          <w:lang w:val="ru-RU"/>
-        </w:rPr>
-        <w:t xml:space="preserve"> пора переносить </w:t>
-      </w:r>
-      <w:r>
-        <w:rPr>
-          <w:lang w:val="ru-RU"/>
-        </w:rPr>
-        <w:t>дисковое ПЗУ</w:t>
-      </w:r>
-      <w:r>
-        <w:rPr>
-          <w:lang w:val="ru-RU"/>
-        </w:rPr>
-        <w:t xml:space="preserve"> в </w:t>
-      </w:r>
-      <w:r>
-        <w:rPr>
-          <w:lang w:val="ru-RU"/>
-        </w:rPr>
-        <w:t>другой слот</w:t>
-      </w:r>
-      <w:r>
-        <w:rPr>
-          <w:lang w:val="ru-RU"/>
-        </w:rPr>
-        <w:t xml:space="preserve">, разместив его с адреса </w:t>
-      </w:r>
-      <w:r>
-        <w:rPr>
-          <w:lang w:val="ru-RU"/>
-        </w:rPr>
-        <w:t>0x4000</w:t>
-      </w:r>
-      <w:r>
-        <w:rPr>
-          <w:lang w:val="ru-RU"/>
-        </w:rPr>
-        <w:t xml:space="preserve"> в слоте </w:t>
-      </w:r>
-      <w:r>
-        <w:rPr>
-          <w:lang w:val="ru-RU"/>
-        </w:rPr>
-        <w:t>0</w:t>
-      </w:r>
-      <w:r>
-        <w:rPr>
-          <w:lang w:val="ru-RU"/>
-        </w:rPr>
-        <w:t>.</w:t>
-      </w:r>
-      <w:r>
-        <w:rPr>
-          <w:lang w:val="ru-RU"/>
-        </w:rPr>
-        <w:t>3</w:t>
-      </w:r>
-      <w:r>
-        <w:rPr>
-          <w:lang w:val="ru-RU"/>
-        </w:rPr>
-        <w:t>.</w:t>
-      </w:r>
-      <w:r>
-        <w:rPr>
-          <w:lang w:val="ru-RU"/>
-        </w:rPr>
-        <w:t xml:space="preserve"> Для этого была изменена прошивка микросхемы программируемой логики U33.</w:t>
-      </w:r>
-      <w:r>
-        <w:rPr>
-          <w:lang w:val="ru-RU"/>
-        </w:rPr>
-        <w:t xml:space="preserve"> И вот тут нашла коса на камень</w:t>
-      </w:r>
-      <w:r>
-        <w:rPr>
-          <w:lang w:val="ru-RU"/>
-        </w:rPr>
-        <w:t>.</w:t>
-      </w:r>
-      <w:r>
-        <w:rPr>
-          <w:lang w:val="ru-RU"/>
-        </w:rPr>
-        <w:t xml:space="preserve"> </w:t>
-      </w:r>
-      <w:r>
-        <w:rPr>
-          <w:lang w:val="ru-RU"/>
-        </w:rPr>
-        <w:t>Дисковое ПЗУ</w:t>
-      </w:r>
-      <w:r>
-        <w:rPr>
-          <w:lang w:val="ru-RU"/>
-        </w:rPr>
-        <w:t xml:space="preserve"> наотрез отказывал</w:t>
-      </w:r>
-      <w:r>
-        <w:rPr>
-          <w:lang w:val="ru-RU"/>
-        </w:rPr>
-        <w:t>о</w:t>
-      </w:r>
-      <w:r>
-        <w:rPr>
-          <w:lang w:val="ru-RU"/>
-        </w:rPr>
-        <w:t>с</w:t>
-      </w:r>
-      <w:r>
-        <w:rPr>
-          <w:lang w:val="ru-RU"/>
-        </w:rPr>
-        <w:t>ь</w:t>
-      </w:r>
-      <w:r>
-        <w:rPr>
-          <w:lang w:val="ru-RU"/>
-        </w:rPr>
-        <w:t xml:space="preserve"> работать</w:t>
-      </w:r>
-      <w:r>
-        <w:rPr>
-          <w:lang w:val="ru-RU"/>
-        </w:rPr>
-        <w:t xml:space="preserve"> в расширенном слоте</w:t>
-      </w:r>
-      <w:r>
-        <w:rPr>
-          <w:lang w:val="ru-RU"/>
-        </w:rPr>
-        <w:t>!</w:t>
-      </w:r>
-      <w:r>
-        <w:rPr>
-          <w:lang w:val="ru-RU"/>
-        </w:rPr>
-        <w:t xml:space="preserve"> Попытка заменить это </w:t>
-      </w:r>
-      <w:r>
-        <w:rPr>
-          <w:lang w:val="ru-RU"/>
-        </w:rPr>
-        <w:t>дисковое ПЗУ</w:t>
-      </w:r>
-      <w:r>
-        <w:rPr>
-          <w:lang w:val="ru-RU"/>
-        </w:rPr>
-        <w:t xml:space="preserve"> на друго</w:t>
-      </w:r>
-      <w:r>
-        <w:rPr>
-          <w:lang w:val="ru-RU"/>
-        </w:rPr>
-        <w:t>е</w:t>
-      </w:r>
-      <w:r>
-        <w:rPr>
-          <w:lang w:val="ru-RU"/>
-        </w:rPr>
-        <w:t>, например от КУВТ2 потерпела неудачу. Были опробованы</w:t>
-      </w:r>
-      <w:r>
-        <w:rPr>
-          <w:lang w:val="ru-RU"/>
-        </w:rPr>
-        <w:t xml:space="preserve"> аж</w:t>
-      </w:r>
-      <w:r>
-        <w:rPr>
-          <w:lang w:val="ru-RU"/>
-        </w:rPr>
-        <w:t xml:space="preserve"> 18 (!) других дисковых ПЗУ со всех MSX2 компьютеров</w:t>
-      </w:r>
-      <w:r>
-        <w:rPr>
-          <w:lang w:val="ru-RU"/>
-        </w:rPr>
-        <w:t xml:space="preserve"> -</w:t>
-      </w:r>
-      <w:r>
-        <w:rPr>
-          <w:lang w:val="ru-RU"/>
-        </w:rPr>
-        <w:t xml:space="preserve"> от бразильских до японских. Результат</w:t>
-      </w:r>
-      <w:r>
-        <w:rPr>
-          <w:lang w:val="ru-RU"/>
-        </w:rPr>
-        <w:t xml:space="preserve"> был</w:t>
-      </w:r>
-      <w:r>
-        <w:rPr>
-          <w:lang w:val="ru-RU"/>
-        </w:rPr>
-        <w:t xml:space="preserve"> нулевой! Вот уж где я не ждал проблем, так это</w:t>
-      </w:r>
-      <w:r>
-        <w:rPr>
-          <w:lang w:val="ru-RU"/>
-        </w:rPr>
-        <w:t xml:space="preserve"> от</w:t>
-      </w:r>
-      <w:r>
-        <w:rPr>
-          <w:lang w:val="ru-RU"/>
-        </w:rPr>
-        <w:t xml:space="preserve"> дисков</w:t>
-      </w:r>
-      <w:r>
-        <w:rPr>
-          <w:lang w:val="ru-RU"/>
-        </w:rPr>
-        <w:t>ого ПЗУ...</w:t>
-      </w:r>
-    </w:p>
-    <w:p>
-      <w:pPr>
-        <w:contextualSpacing/>
-        <w:jc w:val="both"/>
-        <w:rPr>
-          <w:lang w:val="ru-RU"/>
-        </w:rPr>
-      </w:pPr>
-    </w:p>
-    <w:p>
-      <w:pPr>
-        <w:contextualSpacing/>
-        <w:jc w:val="both"/>
-        <w:rPr>
-          <w:lang w:val="ru-RU"/>
-        </w:rPr>
-      </w:pPr>
-      <w:r>
-        <w:rPr>
-          <w:lang w:val="ru-RU"/>
-        </w:rPr>
-        <w:tab/>
-        <w:t xml:space="preserve">На изучение работы дискового </w:t>
-      </w:r>
-      <w:r>
-        <w:rPr>
-          <w:lang w:val="ru-RU"/>
-        </w:rPr>
-        <w:t>ПЗУ</w:t>
-      </w:r>
-      <w:r>
-        <w:rPr>
-          <w:lang w:val="ru-RU"/>
-        </w:rPr>
-        <w:t xml:space="preserve"> в эмуляторе openMSX были потрачены </w:t>
-      </w:r>
-      <w:r>
-        <w:rPr>
-          <w:lang w:val="ru-RU"/>
-        </w:rPr>
-        <w:t>несколько дней</w:t>
-      </w:r>
-      <w:r>
-        <w:rPr>
-          <w:lang w:val="ru-RU"/>
-        </w:rPr>
-        <w:t>. Для начала, была воссоздана конфигурация уже обновлённой Daewoo</w:t>
-      </w:r>
-      <w:r>
-        <w:rPr>
-          <w:lang w:val="ru-RU"/>
-        </w:rPr>
-        <w:t xml:space="preserve"> в эмуляторе</w:t>
-      </w:r>
-      <w:r>
-        <w:rPr>
-          <w:lang w:val="ru-RU"/>
-        </w:rPr>
-        <w:t>, подключены пропатченные модули, а также оригинальн</w:t>
-      </w:r>
-      <w:r>
-        <w:rPr>
-          <w:lang w:val="ru-RU"/>
-        </w:rPr>
-        <w:t>ой</w:t>
-      </w:r>
-      <w:r>
-        <w:rPr>
-          <w:lang w:val="ru-RU"/>
-        </w:rPr>
-        <w:t xml:space="preserve"> </w:t>
-      </w:r>
-      <w:r>
-        <w:rPr>
-          <w:lang w:val="ru-RU"/>
-        </w:rPr>
-        <w:t>дисковое ПЗУ</w:t>
-      </w:r>
-      <w:r>
-        <w:rPr>
-          <w:lang w:val="ru-RU"/>
-        </w:rPr>
-        <w:t>. Как и на реальном компьютере он</w:t>
-      </w:r>
-      <w:r>
-        <w:rPr>
-          <w:lang w:val="ru-RU"/>
-        </w:rPr>
-        <w:t>о</w:t>
-      </w:r>
-      <w:r>
-        <w:rPr>
-          <w:lang w:val="ru-RU"/>
-        </w:rPr>
-        <w:t xml:space="preserve"> отлично работал</w:t>
-      </w:r>
-      <w:r>
-        <w:rPr>
-          <w:lang w:val="ru-RU"/>
-        </w:rPr>
-        <w:t>о</w:t>
-      </w:r>
-      <w:r>
-        <w:rPr>
-          <w:lang w:val="ru-RU"/>
-        </w:rPr>
-        <w:t xml:space="preserve"> </w:t>
-      </w:r>
-      <w:r>
-        <w:rPr>
-          <w:lang w:val="ru-RU"/>
-        </w:rPr>
-        <w:t>слоте 2</w:t>
-      </w:r>
-      <w:r>
-        <w:rPr>
-          <w:lang w:val="ru-RU"/>
-        </w:rPr>
-        <w:t>, но отказыв</w:t>
-      </w:r>
-      <w:r>
-        <w:rPr>
-          <w:lang w:val="ru-RU"/>
-        </w:rPr>
-        <w:t>алось</w:t>
-      </w:r>
-      <w:r>
-        <w:rPr>
-          <w:lang w:val="ru-RU"/>
-        </w:rPr>
-        <w:t xml:space="preserve"> что-то делать будучи в слоте </w:t>
-      </w:r>
-      <w:r>
-        <w:rPr>
-          <w:lang w:val="ru-RU"/>
-        </w:rPr>
-        <w:t>0.3</w:t>
-      </w:r>
-      <w:r>
-        <w:rPr>
-          <w:lang w:val="ru-RU"/>
-        </w:rPr>
-        <w:t xml:space="preserve">. Сначала я попробовал пропатчить </w:t>
-      </w:r>
-      <w:r>
-        <w:rPr>
-          <w:lang w:val="ru-RU"/>
-        </w:rPr>
-        <w:t>дисковое ПЗУ</w:t>
-      </w:r>
-      <w:r>
-        <w:rPr>
-          <w:lang w:val="ru-RU"/>
-        </w:rPr>
-        <w:t xml:space="preserve"> от КУВТ2, чтобы драйвер давал правильные команды контроллеру и чтобы регистры находились по нужным адресам в области данных. Но это не помогло. Затем была попытка </w:t>
-      </w:r>
-      <w:r>
-        <w:rPr>
-          <w:lang w:val="ru-RU"/>
-        </w:rPr>
-        <w:t>"</w:t>
-      </w:r>
-      <w:r>
-        <w:rPr>
-          <w:lang w:val="ru-RU"/>
-        </w:rPr>
-        <w:t>оторвать</w:t>
-      </w:r>
-      <w:r>
-        <w:rPr>
-          <w:lang w:val="ru-RU"/>
-        </w:rPr>
-        <w:t>"</w:t>
-      </w:r>
-      <w:r>
-        <w:rPr>
-          <w:lang w:val="ru-RU"/>
-        </w:rPr>
-        <w:t xml:space="preserve"> драйвер </w:t>
-      </w:r>
-      <w:r>
-        <w:rPr>
-          <w:lang w:val="ru-RU"/>
-        </w:rPr>
-        <w:t>от</w:t>
-      </w:r>
-      <w:r>
-        <w:rPr>
-          <w:lang w:val="ru-RU"/>
-        </w:rPr>
-        <w:t xml:space="preserve"> дискового ПЗУ Daewoo и вставить его в дисковое ПЗУ от КУВТ2.</w:t>
-      </w:r>
-      <w:r>
-        <w:rPr>
-          <w:lang w:val="ru-RU"/>
-        </w:rPr>
-        <w:t xml:space="preserve"> </w:t>
-      </w:r>
-      <w:r>
-        <w:rPr>
-          <w:lang w:val="ru-RU"/>
-        </w:rPr>
-        <w:t>И опять меня постигла</w:t>
-      </w:r>
-      <w:r>
-        <w:rPr>
-          <w:lang w:val="ru-RU"/>
-        </w:rPr>
-        <w:t xml:space="preserve"> неудача...</w:t>
-      </w:r>
-    </w:p>
-    <w:p>
-      <w:pPr>
-        <w:contextualSpacing/>
-        <w:jc w:val="both"/>
-        <w:rPr>
-          <w:lang w:val="ru-RU"/>
-        </w:rPr>
-      </w:pPr>
-    </w:p>
-    <w:p>
-      <w:pPr>
-        <w:contextualSpacing/>
-        <w:jc w:val="both"/>
-        <w:rPr>
-          <w:lang w:val="ru-RU"/>
-        </w:rPr>
-      </w:pPr>
-      <w:r>
-        <w:rPr>
-          <w:lang w:val="ru-RU"/>
-        </w:rPr>
-        <w:tab/>
-        <w:t>В какой-то момент я</w:t>
-      </w:r>
-      <w:r>
-        <w:rPr>
-          <w:lang w:val="ru-RU"/>
-        </w:rPr>
-        <w:t xml:space="preserve"> от отчаяния </w:t>
-      </w:r>
-      <w:r>
-        <w:rPr>
-          <w:lang w:val="ru-RU"/>
-        </w:rPr>
-        <w:t xml:space="preserve">обратился к Максиму за советом и он даже начал работать над адаптацией ямаховского дискового </w:t>
-      </w:r>
-      <w:r>
-        <w:rPr>
-          <w:lang w:val="ru-RU"/>
-        </w:rPr>
-        <w:t>ПЗУ</w:t>
-      </w:r>
-      <w:r>
-        <w:rPr>
-          <w:lang w:val="ru-RU"/>
-        </w:rPr>
-        <w:t xml:space="preserve"> </w:t>
-      </w:r>
-      <w:r>
-        <w:rPr>
-          <w:lang w:val="ru-RU"/>
-        </w:rPr>
-        <w:t xml:space="preserve">специально </w:t>
-      </w:r>
-      <w:r>
-        <w:rPr>
-          <w:lang w:val="ru-RU"/>
-        </w:rPr>
-        <w:t xml:space="preserve">для Daewoo. </w:t>
-      </w:r>
-      <w:r>
-        <w:rPr>
-          <w:lang w:val="ru-RU"/>
-        </w:rPr>
-        <w:t>Н</w:t>
-      </w:r>
-      <w:r>
-        <w:rPr>
-          <w:lang w:val="ru-RU"/>
-        </w:rPr>
-        <w:t>о потратив десятки часов в эмуляторе, мне всё же удалось решить эту проблему и пропатчить оригинальн</w:t>
-      </w:r>
-      <w:r>
-        <w:rPr>
-          <w:lang w:val="ru-RU"/>
-        </w:rPr>
-        <w:t>ое</w:t>
-      </w:r>
-      <w:r>
-        <w:rPr>
-          <w:lang w:val="ru-RU"/>
-        </w:rPr>
-        <w:t xml:space="preserve"> </w:t>
-      </w:r>
-      <w:r>
-        <w:rPr>
-          <w:lang w:val="ru-RU"/>
-        </w:rPr>
-        <w:t>дисковое ПЗУ</w:t>
-      </w:r>
-      <w:r>
-        <w:rPr>
-          <w:lang w:val="ru-RU"/>
-        </w:rPr>
-        <w:t xml:space="preserve"> </w:t>
-      </w:r>
-      <w:r>
-        <w:t>Daewoo</w:t>
-      </w:r>
-      <w:r>
-        <w:rPr>
-          <w:lang w:val="ru-RU"/>
-        </w:rPr>
-        <w:t>, чтобы оно заработало в других слотах.</w:t>
-      </w:r>
-    </w:p>
-    <w:p>
-      <w:pPr>
-        <w:contextualSpacing/>
-        <w:jc w:val="both"/>
-        <w:rPr>
-          <w:b/>
-          <w:lang w:val="ru-RU"/>
-        </w:rPr>
-      </w:pPr>
-    </w:p>
-    <w:p>
-      <w:pPr>
-        <w:contextualSpacing/>
-        <w:jc w:val="both"/>
-        <w:rPr>
-          <w:b/>
-          <w:lang w:val="ru-RU"/>
-        </w:rPr>
-      </w:pPr>
-      <w:r>
-        <w:rPr>
-          <w:b/>
-          <w:lang w:val="ru-RU"/>
-        </w:rPr>
-        <w:t>"</w:t>
-      </w:r>
-      <w:r>
-        <w:rPr>
-          <w:b/>
-          <w:lang w:val="ru-RU"/>
-        </w:rPr>
-        <w:t>Самоубийство</w:t>
-      </w:r>
-      <w:r>
-        <w:rPr>
-          <w:b/>
-          <w:lang w:val="ru-RU"/>
-        </w:rPr>
-        <w:t>"</w:t>
-      </w:r>
-      <w:r>
-        <w:rPr>
-          <w:b/>
-          <w:lang w:val="ru-RU"/>
-        </w:rPr>
-        <w:t xml:space="preserve"> дискового ПЗУ.</w:t>
-      </w:r>
-    </w:p>
-    <w:p>
-      <w:pPr>
-        <w:contextualSpacing/>
-        <w:jc w:val="both"/>
-        <w:rPr>
-          <w:b/>
-          <w:lang w:val="ru-RU"/>
-        </w:rPr>
-      </w:pPr>
-    </w:p>
-    <w:p>
-      <w:pPr>
-        <w:contextualSpacing/>
-        <w:jc w:val="both"/>
-        <w:rPr>
-          <w:lang w:val="ru-RU"/>
-        </w:rPr>
-      </w:pPr>
-      <w:r>
-        <w:rPr>
-          <w:lang w:val="ru-RU"/>
-        </w:rPr>
-        <w:tab/>
-        <w:t xml:space="preserve">Отладчик в последней версии эмулятора openMSX </w:t>
-      </w:r>
-      <w:r>
-        <w:rPr>
-          <w:lang w:val="ru-RU"/>
-        </w:rPr>
-        <w:t xml:space="preserve">стал </w:t>
-      </w:r>
-      <w:r>
-        <w:rPr>
-          <w:lang w:val="ru-RU"/>
-        </w:rPr>
-        <w:t xml:space="preserve">просто оличный - можно утыкать весь экран окнами с дампом памяти, регистрами, дизассемблированным кодом и так далее. Главная сложность - отловить момент, когда всё </w:t>
-      </w:r>
-      <w:r>
-        <w:rPr>
-          <w:lang w:val="ru-RU"/>
-        </w:rPr>
-        <w:t>"</w:t>
-      </w:r>
-      <w:r>
-        <w:rPr>
-          <w:lang w:val="ru-RU"/>
-        </w:rPr>
-        <w:t xml:space="preserve">идёт по бороде", а потом прокрутить всё </w:t>
-      </w:r>
-      <w:r>
-        <w:rPr>
-          <w:lang w:val="ru-RU"/>
-        </w:rPr>
-        <w:t xml:space="preserve">немного </w:t>
-      </w:r>
-      <w:r>
-        <w:rPr>
-          <w:lang w:val="ru-RU"/>
-        </w:rPr>
-        <w:t xml:space="preserve">назад и посмотреть что приводит к этому событию. Десятки часов были потрачены на изучение работы дискового </w:t>
-      </w:r>
-      <w:r>
-        <w:rPr>
-          <w:lang w:val="ru-RU"/>
-        </w:rPr>
-        <w:t>ПЗУ</w:t>
-      </w:r>
-      <w:r>
-        <w:rPr>
-          <w:lang w:val="ru-RU"/>
-        </w:rPr>
-        <w:t xml:space="preserve"> и отслеживания</w:t>
-      </w:r>
-      <w:r>
-        <w:rPr>
-          <w:lang w:val="ru-RU"/>
-        </w:rPr>
-        <w:t xml:space="preserve"> источника</w:t>
-      </w:r>
-      <w:r>
-        <w:rPr>
-          <w:lang w:val="ru-RU"/>
-        </w:rPr>
-        <w:t xml:space="preserve"> проблемы. Если кратко - оказалось, что в коде есть одна проверка, которая должна была </w:t>
-      </w:r>
-      <w:r>
-        <w:rPr>
-          <w:lang w:val="ru-RU"/>
-        </w:rPr>
-        <w:t>определять</w:t>
-      </w:r>
-      <w:r>
-        <w:rPr>
-          <w:lang w:val="ru-RU"/>
-        </w:rPr>
-        <w:t xml:space="preserve"> в каком слоте дисковое ПЗУ работает в текущий момент. Но эта проверка выполнялась </w:t>
-      </w:r>
-      <w:r>
-        <w:rPr>
-          <w:lang w:val="ru-RU"/>
-        </w:rPr>
-        <w:t xml:space="preserve">не </w:t>
-      </w:r>
-      <w:r>
-        <w:rPr>
-          <w:lang w:val="ru-RU"/>
-        </w:rPr>
-        <w:t xml:space="preserve">полностью. В итоге, </w:t>
-      </w:r>
-      <w:r>
-        <w:rPr>
-          <w:lang w:val="ru-RU"/>
-        </w:rPr>
-        <w:t xml:space="preserve">портился </w:t>
-      </w:r>
-      <w:r>
-        <w:rPr>
-          <w:lang w:val="ru-RU"/>
-        </w:rPr>
-        <w:t>адрес стека</w:t>
-      </w:r>
-      <w:r>
-        <w:rPr>
-          <w:lang w:val="ru-RU"/>
-        </w:rPr>
-        <w:t>, стек попадал в рабочую область</w:t>
-      </w:r>
-      <w:r>
-        <w:rPr>
-          <w:lang w:val="ru-RU"/>
-        </w:rPr>
-        <w:t xml:space="preserve"> и затирал часть драйвера</w:t>
-      </w:r>
-      <w:r>
-        <w:rPr>
-          <w:lang w:val="ru-RU"/>
-        </w:rPr>
-        <w:t xml:space="preserve"> диска</w:t>
-      </w:r>
-      <w:r>
-        <w:rPr>
-          <w:lang w:val="ru-RU"/>
-        </w:rPr>
-        <w:t>, расположенного в ОЗУ. Причём затирал</w:t>
-      </w:r>
-      <w:r>
-        <w:rPr>
-          <w:lang w:val="ru-RU"/>
-        </w:rPr>
-        <w:t>ось всё</w:t>
-      </w:r>
-      <w:r>
-        <w:rPr>
-          <w:lang w:val="ru-RU"/>
-        </w:rPr>
-        <w:t xml:space="preserve"> в цикле, так что система просто умирала</w:t>
-      </w:r>
-      <w:r>
-        <w:rPr>
-          <w:lang w:val="ru-RU"/>
-        </w:rPr>
-        <w:t xml:space="preserve"> после нескольких дисковых операций</w:t>
-      </w:r>
-      <w:r>
-        <w:rPr>
-          <w:lang w:val="ru-RU"/>
-        </w:rPr>
-        <w:t>, так как рабочая область за</w:t>
-      </w:r>
-      <w:r>
-        <w:rPr>
-          <w:lang w:val="ru-RU"/>
-        </w:rPr>
-        <w:t>б</w:t>
-      </w:r>
-      <w:r>
-        <w:rPr>
-          <w:lang w:val="ru-RU"/>
-        </w:rPr>
-        <w:t>и</w:t>
-      </w:r>
-      <w:r>
-        <w:rPr>
-          <w:lang w:val="ru-RU"/>
-        </w:rPr>
-        <w:t>в</w:t>
-      </w:r>
-      <w:r>
-        <w:rPr>
-          <w:lang w:val="ru-RU"/>
-        </w:rPr>
-        <w:t xml:space="preserve">алась мусором. Вот такое </w:t>
-      </w:r>
-      <w:r>
-        <w:rPr>
-          <w:lang w:val="ru-RU"/>
-        </w:rPr>
-        <w:t>происходило</w:t>
-      </w:r>
-      <w:r>
-        <w:rPr>
-          <w:lang w:val="ru-RU"/>
-        </w:rPr>
-        <w:t xml:space="preserve"> "самоубийство"</w:t>
-      </w:r>
-      <w:r>
-        <w:rPr>
-          <w:lang w:val="ru-RU"/>
-        </w:rPr>
-        <w:t xml:space="preserve"> дискового ПЗУ</w:t>
-      </w:r>
-      <w:r>
-        <w:rPr>
-          <w:lang w:val="ru-RU"/>
-        </w:rPr>
-        <w:t>.</w:t>
-      </w:r>
-    </w:p>
-    <w:p>
-      <w:pPr>
-        <w:contextualSpacing/>
-        <w:jc w:val="both"/>
-        <w:rPr>
-          <w:lang w:val="ru-RU"/>
-        </w:rPr>
-      </w:pPr>
-    </w:p>
-    <w:p>
-      <w:pPr>
-        <w:contextualSpacing/>
-        <w:jc w:val="both"/>
-        <w:rPr>
-          <w:lang w:val="ru-RU"/>
-        </w:rPr>
-      </w:pPr>
-      <w:r>
-        <w:rPr>
-          <w:lang w:val="ru-RU"/>
-        </w:rPr>
-        <w:tab/>
-        <w:t xml:space="preserve">Но стоило включить эту проверку как обязательную, ситуация сразу исправилась, порча стека прекратилась и </w:t>
-      </w:r>
-      <w:r>
-        <w:rPr>
-          <w:lang w:val="ru-RU"/>
-        </w:rPr>
-        <w:t>дисковое ПЗУ</w:t>
-      </w:r>
-      <w:r>
-        <w:rPr>
-          <w:lang w:val="ru-RU"/>
-        </w:rPr>
-        <w:t xml:space="preserve"> стал работать в слоте </w:t>
-      </w:r>
-      <w:r>
-        <w:rPr>
-          <w:lang w:val="ru-RU"/>
-        </w:rPr>
-        <w:t>0</w:t>
-      </w:r>
-      <w:r>
-        <w:rPr>
-          <w:lang w:val="ru-RU"/>
-        </w:rPr>
-        <w:t>.</w:t>
-      </w:r>
-      <w:r>
-        <w:rPr>
-          <w:lang w:val="ru-RU"/>
-        </w:rPr>
-        <w:t>3</w:t>
-      </w:r>
-      <w:r>
-        <w:rPr>
-          <w:lang w:val="ru-RU"/>
-        </w:rPr>
-        <w:t>,</w:t>
-      </w:r>
-      <w:r>
-        <w:rPr>
-          <w:lang w:val="ru-RU"/>
-        </w:rPr>
-        <w:t xml:space="preserve"> </w:t>
-      </w:r>
-      <w:r>
-        <w:rPr>
-          <w:lang w:val="ru-RU"/>
-        </w:rPr>
-        <w:t>к</w:t>
-      </w:r>
-      <w:r>
-        <w:rPr>
-          <w:lang w:val="ru-RU"/>
-        </w:rPr>
-        <w:t>ак и планировалось.</w:t>
-      </w:r>
-      <w:r>
-        <w:rPr>
-          <w:lang w:val="ru-RU"/>
-        </w:rPr>
-        <w:t xml:space="preserve"> </w:t>
-      </w:r>
-      <w:r>
-        <w:rPr>
-          <w:lang w:val="ru-RU"/>
-        </w:rPr>
-        <w:t xml:space="preserve">В итоге, </w:t>
-      </w:r>
-      <w:r>
-        <w:rPr>
-          <w:lang w:val="ru-RU"/>
-        </w:rPr>
-        <w:t>дисковое ПЗУ осталось там же где оно было - в микросхеме ПЗУ</w:t>
-      </w:r>
-      <w:r>
-        <w:rPr>
-          <w:lang w:val="ru-RU"/>
-        </w:rPr>
-        <w:t xml:space="preserve"> </w:t>
-      </w:r>
-      <w:r>
-        <w:t>U</w:t>
-      </w:r>
-      <w:r>
-        <w:rPr>
-          <w:lang w:val="ru-RU"/>
-        </w:rPr>
-        <w:t xml:space="preserve">38, но с помощью изменённой логики работы микросхемы программируемой логики </w:t>
-      </w:r>
-      <w:r>
-        <w:t>U</w:t>
-      </w:r>
-      <w:r>
-        <w:rPr>
-          <w:lang w:val="ru-RU"/>
-        </w:rPr>
-        <w:t>33, оно было перенесено в новый слот, освободив тем самым слот 2.</w:t>
-      </w:r>
-    </w:p>
-    <w:p>
-      <w:pPr>
-        <w:contextualSpacing/>
-        <w:jc w:val="both"/>
-        <w:rPr>
-          <w:lang w:val="ru-RU"/>
-        </w:rPr>
-      </w:pPr>
-    </w:p>
-    <w:p>
-      <w:pPr>
-        <w:contextualSpacing/>
-        <w:jc w:val="both"/>
-        <w:rPr>
-          <w:lang w:val="ru-RU"/>
-        </w:rPr>
-      </w:pPr>
-      <w:r>
-        <w:rPr>
-          <w:lang w:val="ru-RU"/>
-        </w:rPr>
-        <w:tab/>
-        <w:t xml:space="preserve">Стоит отметить, что можно оставить SUBROM </w:t>
-      </w:r>
-      <w:r>
-        <w:rPr>
-          <w:lang w:val="ru-RU"/>
-        </w:rPr>
-        <w:t>вместе с</w:t>
-      </w:r>
-      <w:r>
-        <w:rPr>
-          <w:lang w:val="ru-RU"/>
-        </w:rPr>
-        <w:t xml:space="preserve"> дисков</w:t>
-      </w:r>
-      <w:r>
-        <w:rPr>
-          <w:lang w:val="ru-RU"/>
-        </w:rPr>
-        <w:t>ым</w:t>
-      </w:r>
-      <w:r>
-        <w:rPr>
-          <w:lang w:val="ru-RU"/>
-        </w:rPr>
-        <w:t xml:space="preserve"> ПЗУ в слоте 0.3 - </w:t>
-      </w:r>
-      <w:r>
-        <w:rPr>
-          <w:lang w:val="ru-RU"/>
-        </w:rPr>
-        <w:t>система</w:t>
-      </w:r>
-      <w:r>
-        <w:rPr>
-          <w:lang w:val="ru-RU"/>
-        </w:rPr>
-        <w:t xml:space="preserve"> тоже</w:t>
-      </w:r>
-      <w:r>
-        <w:rPr>
-          <w:lang w:val="ru-RU"/>
-        </w:rPr>
-        <w:t xml:space="preserve"> будет отлично работать. Даже расширитель слота не потребуется. Но только в одном случае - если у вас есть новый модуль ОЗУ, который может работать отдельно</w:t>
-      </w:r>
-      <w:r>
-        <w:rPr>
-          <w:lang w:val="ru-RU"/>
-        </w:rPr>
-        <w:t xml:space="preserve"> будучи установленным в задний слот 3</w:t>
-      </w:r>
-      <w:r>
-        <w:rPr>
-          <w:lang w:val="ru-RU"/>
-        </w:rPr>
-        <w:t>.</w:t>
-      </w:r>
-    </w:p>
-    <w:p>
-      <w:pPr>
-        <w:contextualSpacing/>
-        <w:jc w:val="both"/>
-        <w:rPr>
-          <w:b/>
-          <w:lang w:val="ru-RU"/>
-        </w:rPr>
-      </w:pPr>
-    </w:p>
-    <w:p>
-      <w:pPr>
-        <w:contextualSpacing/>
-        <w:jc w:val="both"/>
-        <w:rPr>
-          <w:b/>
-          <w:lang w:val="ru-RU"/>
-        </w:rPr>
-      </w:pPr>
-      <w:r>
-        <w:rPr>
-          <w:b/>
-          <w:lang w:val="ru-RU"/>
-        </w:rPr>
-        <w:t>Новые версии плат.</w:t>
-      </w:r>
-    </w:p>
-    <w:p>
-      <w:pPr>
-        <w:contextualSpacing/>
-        <w:jc w:val="both"/>
-        <w:rPr>
-          <w:b/>
-          <w:lang w:val="ru-RU"/>
-        </w:rPr>
-      </w:pPr>
-    </w:p>
-    <w:p>
-      <w:pPr>
-        <w:contextualSpacing/>
-        <w:jc w:val="both"/>
-        <w:rPr>
-          <w:lang w:val="ru-RU"/>
-        </w:rPr>
-      </w:pPr>
-      <w:r>
-        <w:rPr>
-          <w:lang w:val="ru-RU"/>
-        </w:rPr>
-        <w:tab/>
-      </w:r>
-      <w:r>
-        <w:rPr>
-          <w:lang w:val="ru-RU"/>
-        </w:rPr>
-        <w:t>Предыдущий</w:t>
-      </w:r>
-      <w:r>
-        <w:rPr>
-          <w:lang w:val="ru-RU"/>
-        </w:rPr>
-        <w:t xml:space="preserve"> модуль ОЗУ на дискретной логике, как вы помните, не работал нормально будучи </w:t>
-      </w:r>
-      <w:r>
-        <w:rPr>
-          <w:lang w:val="ru-RU"/>
-        </w:rPr>
-        <w:t>вставленным</w:t>
-      </w:r>
-      <w:r>
-        <w:rPr>
-          <w:lang w:val="ru-RU"/>
-        </w:rPr>
-        <w:t xml:space="preserve"> в слот 3. Он заработал нормально</w:t>
-      </w:r>
-      <w:r>
-        <w:rPr>
-          <w:lang w:val="ru-RU"/>
-        </w:rPr>
-        <w:t xml:space="preserve"> только</w:t>
-      </w:r>
-      <w:r>
-        <w:rPr>
-          <w:lang w:val="ru-RU"/>
-        </w:rPr>
-        <w:t xml:space="preserve"> с</w:t>
-      </w:r>
-      <w:r>
-        <w:rPr>
-          <w:lang w:val="ru-RU"/>
-        </w:rPr>
-        <w:t>о специальной</w:t>
-      </w:r>
-      <w:r>
-        <w:rPr>
-          <w:lang w:val="ru-RU"/>
-        </w:rPr>
-        <w:t xml:space="preserve"> модифицированной прошивкой</w:t>
-      </w:r>
-      <w:r>
-        <w:rPr>
-          <w:lang w:val="ru-RU"/>
-        </w:rPr>
-        <w:t xml:space="preserve"> ПЛИС</w:t>
-      </w:r>
-      <w:r>
-        <w:rPr>
-          <w:lang w:val="ru-RU"/>
-        </w:rPr>
-        <w:t xml:space="preserve"> расширителя слотов</w:t>
-      </w:r>
-      <w:r>
-        <w:rPr>
-          <w:lang w:val="ru-RU"/>
-        </w:rPr>
-        <w:t>.</w:t>
-      </w:r>
-      <w:r>
-        <w:rPr>
-          <w:lang w:val="ru-RU"/>
-        </w:rPr>
-        <w:t xml:space="preserve"> </w:t>
-      </w:r>
-      <w:r>
-        <w:rPr>
-          <w:lang w:val="ru-RU"/>
-        </w:rPr>
-        <w:t>Н</w:t>
-      </w:r>
-      <w:r>
-        <w:rPr>
-          <w:lang w:val="ru-RU"/>
-        </w:rPr>
-        <w:t>о мне такой расклад показался не очень хорошим</w:t>
-      </w:r>
-      <w:r>
-        <w:rPr>
-          <w:lang w:val="ru-RU"/>
-        </w:rPr>
-        <w:t xml:space="preserve"> - это всё же "костыль"</w:t>
-      </w:r>
-      <w:r>
-        <w:rPr>
-          <w:lang w:val="ru-RU"/>
-        </w:rPr>
-        <w:t xml:space="preserve">. В итоге, было принято решение сделать новые ревизии всех </w:t>
-      </w:r>
-      <w:r>
-        <w:rPr>
-          <w:lang w:val="ru-RU"/>
-        </w:rPr>
-        <w:t xml:space="preserve">внешних </w:t>
-      </w:r>
-      <w:r>
-        <w:rPr>
-          <w:lang w:val="ru-RU"/>
-        </w:rPr>
-        <w:t>плат. А также, на волне успеха ко мне пришла идея сделать возможность апгрейда Daewoo в полноценный MSX2+.</w:t>
-      </w:r>
-    </w:p>
-    <w:p>
-      <w:pPr>
-        <w:contextualSpacing/>
-        <w:jc w:val="both"/>
-        <w:rPr>
-          <w:lang w:val="ru-RU"/>
-        </w:rPr>
-      </w:pPr>
-    </w:p>
-    <w:p>
-      <w:pPr>
-        <w:contextualSpacing/>
-        <w:jc w:val="both"/>
-        <w:rPr>
-          <w:lang w:val="ru-RU"/>
-        </w:rPr>
-      </w:pPr>
-      <w:r>
-        <w:rPr>
-          <w:lang w:val="ru-RU"/>
-        </w:rPr>
-        <w:tab/>
-        <w:t xml:space="preserve">Для апгрейда в MSX2+ необходимо несколько вещей: реализация однобитного порта F4, звуковая карта FMPAC, замена видеопроцессора на v9958, а также замена всех модулей </w:t>
-      </w:r>
-      <w:r>
-        <w:rPr>
-          <w:lang w:val="ru-RU"/>
-        </w:rPr>
-        <w:t>ПЗУ</w:t>
-      </w:r>
-      <w:r>
-        <w:rPr>
-          <w:lang w:val="ru-RU"/>
-        </w:rPr>
-        <w:t xml:space="preserve">. О самом апгрейде я </w:t>
-      </w:r>
-      <w:r>
-        <w:rPr>
-          <w:lang w:val="ru-RU"/>
-        </w:rPr>
-        <w:lastRenderedPageBreak/>
-        <w:t xml:space="preserve">напишу позже, для начала сосредоточимся на реализации порта F4. Где его удобнее всего </w:t>
-      </w:r>
-      <w:r>
-        <w:rPr>
-          <w:lang w:val="ru-RU"/>
-        </w:rPr>
-        <w:t>реализовать</w:t>
-      </w:r>
-      <w:r>
-        <w:rPr>
-          <w:lang w:val="ru-RU"/>
-        </w:rPr>
-        <w:t>? Да, в расширителе слотов, который работает на ПЛИС</w:t>
-      </w:r>
-      <w:r>
-        <w:rPr>
-          <w:lang w:val="ru-RU"/>
-        </w:rPr>
-        <w:t>!</w:t>
-      </w:r>
-      <w:r>
-        <w:rPr>
-          <w:lang w:val="ru-RU"/>
-        </w:rPr>
-        <w:t xml:space="preserve"> Осталось</w:t>
-      </w:r>
-      <w:r>
-        <w:rPr>
-          <w:lang w:val="ru-RU"/>
-        </w:rPr>
-        <w:t xml:space="preserve"> только</w:t>
-      </w:r>
-      <w:r>
-        <w:rPr>
-          <w:lang w:val="ru-RU"/>
-        </w:rPr>
-        <w:t xml:space="preserve"> завести </w:t>
-      </w:r>
-      <w:r>
-        <w:rPr>
-          <w:lang w:val="ru-RU"/>
-        </w:rPr>
-        <w:t>на</w:t>
-      </w:r>
-      <w:r>
-        <w:rPr>
-          <w:lang w:val="ru-RU"/>
-        </w:rPr>
-        <w:t xml:space="preserve"> ПЛИС несколько дополнительных сигналов</w:t>
-      </w:r>
-      <w:r>
-        <w:rPr>
-          <w:lang w:val="ru-RU"/>
-        </w:rPr>
-        <w:t xml:space="preserve"> с шины MSX</w:t>
-      </w:r>
-      <w:r>
-        <w:rPr>
-          <w:lang w:val="ru-RU"/>
-        </w:rPr>
-        <w:t xml:space="preserve"> и дело в шляпе! И именно для этого была сделана новая ревизия платы расширителя слотов.</w:t>
-      </w:r>
-    </w:p>
-    <w:p>
-      <w:pPr>
-        <w:contextualSpacing/>
-        <w:jc w:val="both"/>
-        <w:rPr>
-          <w:lang w:val="ru-RU"/>
-        </w:rPr>
-      </w:pPr>
-    </w:p>
-    <w:p>
-      <w:pPr>
-        <w:contextualSpacing/>
-        <w:jc w:val="both"/>
-        <w:rPr>
-          <w:lang w:val="ru-RU"/>
-        </w:rPr>
-      </w:pPr>
-      <w:r>
-        <w:rPr>
-          <w:lang w:val="ru-RU"/>
-        </w:rPr>
-        <w:tab/>
         <w:t>Следует отметить, что изначально я не планировал устанавливать звуковые карты в этот расширитель слотов, так что я не подключал ничего к пину SNDIN</w:t>
       </w:r>
       <w:r>
@@ -8777,53 +10010,39 @@
     </w:p>
     <w:p>
       <w:pPr>
+        <w:pStyle w:val="Heading3"/>
+        <w:spacing w:before="100" w:after="100"/>
         <w:contextualSpacing/>
-        <w:jc w:val="both"/>
-        <w:rPr>
-          <w:lang w:val="ru-RU"/>
-        </w:rPr>
-      </w:pPr>
-    </w:p>
-    <w:p>
-      <w:pPr>
-        <w:contextualSpacing/>
-        <w:jc w:val="both"/>
-        <w:rPr>
-          <w:b/>
-          <w:lang w:val="ru-RU"/>
-        </w:rPr>
-      </w:pPr>
-      <w:r>
-        <w:rPr>
-          <w:b/>
+        <w:rPr>
+          <w:lang w:val="ru-RU"/>
+        </w:rPr>
+      </w:pPr>
+      <w:bookmarkStart w:id="10" w:name="_Toc226586711"/>
+      <w:r>
+        <w:rPr>
+          <w:lang w:val="ru-RU"/>
+        </w:rPr>
+        <w:t xml:space="preserve">11. </w:t>
+      </w:r>
+      <w:r>
+        <w:rPr>
           <w:lang w:val="ru-RU"/>
         </w:rPr>
         <w:t xml:space="preserve">Через тернии к звёздам. И </w:t>
       </w:r>
       <w:r>
         <w:rPr>
-          <w:b/>
           <w:lang w:val="ru-RU"/>
         </w:rPr>
         <w:t xml:space="preserve">ещё </w:t>
       </w:r>
       <w:r>
         <w:rPr>
-          <w:b/>
-          <w:lang w:val="ru-RU"/>
-        </w:rPr>
-        <w:t>дальше.</w:t>
-      </w:r>
-    </w:p>
-    <w:p>
-      <w:pPr>
-        <w:contextualSpacing/>
-        <w:jc w:val="both"/>
-        <w:rPr>
-          <w:b/>
-          <w:lang w:val="ru-RU"/>
-        </w:rPr>
-      </w:pPr>
+          <w:lang w:val="ru-RU"/>
+        </w:rPr>
+        <w:t>дальше</w:t>
+      </w:r>
+      <w:bookmarkEnd w:id="10"/>
     </w:p>
     <w:p>
       <w:pPr>
@@ -9162,58 +10381,39 @@
     </w:p>
     <w:p>
       <w:pPr>
+        <w:pStyle w:val="Heading3"/>
+        <w:spacing w:before="100" w:after="100"/>
         <w:contextualSpacing/>
-        <w:jc w:val="both"/>
-        <w:rPr>
-          <w:lang w:val="ru-RU"/>
-        </w:rPr>
-      </w:pPr>
-    </w:p>
-    <w:p>
-      <w:pPr>
-        <w:contextualSpacing/>
-        <w:jc w:val="both"/>
-        <w:rPr>
-          <w:b/>
-          <w:lang w:val="ru-RU"/>
-        </w:rPr>
-      </w:pPr>
-      <w:r>
-        <w:rPr>
-          <w:b/>
-        </w:rPr>
+        <w:rPr>
+          <w:lang w:val="ru-RU"/>
+        </w:rPr>
+      </w:pPr>
+      <w:bookmarkStart w:id="11" w:name="_Toc226586712"/>
+      <w:r>
+        <w:rPr>
+          <w:lang w:val="ru-RU"/>
+        </w:rPr>
+        <w:t xml:space="preserve">12. </w:t>
+      </w:r>
+      <w:r>
         <w:t>MSX</w:t>
       </w:r>
       <w:r>
         <w:rPr>
-          <w:b/>
           <w:lang w:val="ru-RU"/>
         </w:rPr>
         <w:t xml:space="preserve">2+ всегда лучше чем </w:t>
       </w:r>
       <w:r>
-        <w:rPr>
-          <w:b/>
-        </w:rPr>
         <w:t>MSX</w:t>
       </w:r>
       <w:r>
         <w:rPr>
-          <w:b/>
-          <w:lang w:val="ru-RU"/>
-        </w:rPr>
-        <w:t>2.</w:t>
-      </w:r>
-    </w:p>
-    <w:p>
-      <w:pPr>
-        <w:contextualSpacing/>
-        <w:jc w:val="both"/>
-        <w:rPr>
-          <w:b/>
-          <w:lang w:val="ru-RU"/>
-        </w:rPr>
-      </w:pPr>
+          <w:lang w:val="ru-RU"/>
+        </w:rPr>
+        <w:t>2</w:t>
+      </w:r>
+      <w:bookmarkEnd w:id="11"/>
     </w:p>
     <w:p>
       <w:pPr>
@@ -9541,127 +10741,121 @@
         <w:rPr>
           <w:lang w:val="ru-RU"/>
         </w:rPr>
-        <w:t xml:space="preserve"> кусок с </w:t>
-      </w:r>
+        <w:t xml:space="preserve"> кусок с изменённой раскладкой клавиатуры и добавил пропатченн</w:t>
+      </w:r>
+      <w:r>
+        <w:rPr>
+          <w:lang w:val="ru-RU"/>
+        </w:rPr>
+        <w:t>ое</w:t>
+      </w:r>
+      <w:r>
+        <w:rPr>
+          <w:lang w:val="ru-RU"/>
+        </w:rPr>
+        <w:t xml:space="preserve"> </w:t>
+      </w:r>
+      <w:r>
+        <w:rPr>
+          <w:lang w:val="ru-RU"/>
+        </w:rPr>
+        <w:t>дисковое ПЗУ</w:t>
+      </w:r>
+      <w:r>
+        <w:rPr>
+          <w:lang w:val="ru-RU"/>
+        </w:rPr>
+        <w:t xml:space="preserve">. </w:t>
+      </w:r>
+      <w:r>
+        <w:rPr>
+          <w:lang w:val="ru-RU"/>
+        </w:rPr>
+        <w:t>Р</w:t>
+      </w:r>
+      <w:r>
+        <w:rPr>
+          <w:lang w:val="ru-RU"/>
+        </w:rPr>
+        <w:t xml:space="preserve">асширитель слотов позволил мне установить 64кб микросхему ПЗУ с новым SUBROM и драйвером KANJI - они оба занимают 49кб и отлично </w:t>
+      </w:r>
+      <w:r>
+        <w:rPr>
+          <w:lang w:val="ru-RU"/>
+        </w:rPr>
+        <w:t>пом</w:t>
+      </w:r>
+      <w:r>
+        <w:rPr>
+          <w:lang w:val="ru-RU"/>
+        </w:rPr>
+        <w:t xml:space="preserve">естились в слот 3.0. </w:t>
+      </w:r>
+      <w:r>
+        <w:rPr>
+          <w:lang w:val="ru-RU"/>
+        </w:rPr>
+        <w:t>Д</w:t>
+      </w:r>
+      <w:r>
+        <w:rPr>
+          <w:lang w:val="ru-RU"/>
+        </w:rPr>
+        <w:t>исковое ПЗУ</w:t>
+      </w:r>
+      <w:r>
+        <w:rPr>
+          <w:lang w:val="ru-RU"/>
+        </w:rPr>
+        <w:t xml:space="preserve"> </w:t>
+      </w:r>
+      <w:r>
+        <w:rPr>
+          <w:lang w:val="ru-RU"/>
+        </w:rPr>
+        <w:t>нам не мешало - оно осталось в слоте</w:t>
+      </w:r>
+      <w:r>
+        <w:rPr>
+          <w:lang w:val="ru-RU"/>
+        </w:rPr>
+        <w:t xml:space="preserve"> 0.3</w:t>
+      </w:r>
+      <w:r>
+        <w:rPr>
+          <w:lang w:val="ru-RU"/>
+        </w:rPr>
+        <w:t>, а вот при апгрейде Ямахи YIS-805 до MSX2+ дисковое ПЗУ пришлось переносить в другой слот</w:t>
+      </w:r>
+      <w:r>
+        <w:rPr>
+          <w:lang w:val="ru-RU"/>
+        </w:rPr>
+        <w:t>.</w:t>
+      </w:r>
+    </w:p>
+    <w:p>
+      <w:pPr>
+        <w:contextualSpacing/>
+        <w:jc w:val="both"/>
+        <w:rPr>
+          <w:lang w:val="ru-RU"/>
+        </w:rPr>
+      </w:pPr>
+    </w:p>
+    <w:p>
+      <w:pPr>
+        <w:contextualSpacing/>
+        <w:jc w:val="both"/>
+        <w:rPr>
+          <w:lang w:val="ru-RU"/>
+        </w:rPr>
+      </w:pPr>
       <w:r>
         <w:rPr>
           <w:lang w:val="ru-RU"/>
         </w:rPr>
         <w:lastRenderedPageBreak/>
-        <w:t>изменённой раскладкой клавиатуры и добавил пропатченн</w:t>
-      </w:r>
-      <w:r>
-        <w:rPr>
-          <w:lang w:val="ru-RU"/>
-        </w:rPr>
-        <w:t>ое</w:t>
-      </w:r>
-      <w:r>
-        <w:rPr>
-          <w:lang w:val="ru-RU"/>
-        </w:rPr>
-        <w:t xml:space="preserve"> </w:t>
-      </w:r>
-      <w:r>
-        <w:rPr>
-          <w:lang w:val="ru-RU"/>
-        </w:rPr>
-        <w:t>дисковое ПЗУ</w:t>
-      </w:r>
-      <w:r>
-        <w:rPr>
-          <w:lang w:val="ru-RU"/>
-        </w:rPr>
-        <w:t xml:space="preserve">. </w:t>
-      </w:r>
-      <w:r>
-        <w:rPr>
-          <w:lang w:val="ru-RU"/>
-        </w:rPr>
-        <w:t>Р</w:t>
-      </w:r>
-      <w:r>
-        <w:rPr>
-          <w:lang w:val="ru-RU"/>
-        </w:rPr>
-        <w:t xml:space="preserve">асширитель слотов позволил мне установить 64кб микросхему ПЗУ с новым SUBROM и драйвером KANJI - они оба занимают 49кб и отлично </w:t>
-      </w:r>
-      <w:r>
-        <w:rPr>
-          <w:lang w:val="ru-RU"/>
-        </w:rPr>
-        <w:t>пом</w:t>
-      </w:r>
-      <w:r>
-        <w:rPr>
-          <w:lang w:val="ru-RU"/>
-        </w:rPr>
-        <w:t xml:space="preserve">естились в слот 3.0. </w:t>
-      </w:r>
-      <w:r>
-        <w:rPr>
-          <w:lang w:val="ru-RU"/>
-        </w:rPr>
-        <w:t>Д</w:t>
-      </w:r>
-      <w:r>
-        <w:rPr>
-          <w:lang w:val="ru-RU"/>
-        </w:rPr>
-        <w:t>исковое ПЗУ</w:t>
-      </w:r>
-      <w:r>
-        <w:rPr>
-          <w:lang w:val="ru-RU"/>
-        </w:rPr>
-        <w:t xml:space="preserve"> </w:t>
-      </w:r>
-      <w:r>
-        <w:rPr>
-          <w:lang w:val="ru-RU"/>
-        </w:rPr>
-        <w:t>нам не мешало - оно осталось в слоте</w:t>
-      </w:r>
-      <w:r>
-        <w:rPr>
-          <w:lang w:val="ru-RU"/>
-        </w:rPr>
-        <w:t xml:space="preserve"> 0.3</w:t>
-      </w:r>
-      <w:r>
-        <w:rPr>
-          <w:lang w:val="ru-RU"/>
-        </w:rPr>
-        <w:t>, а вот при апгрейде Ямахи YIS-805 до MSX2+ дисковое ПЗУ пришлось переносить в другой слот</w:t>
-      </w:r>
-      <w:r>
-        <w:rPr>
-          <w:lang w:val="ru-RU"/>
-        </w:rPr>
-        <w:t>.</w:t>
-      </w:r>
-    </w:p>
-    <w:p>
-      <w:pPr>
-        <w:contextualSpacing/>
-        <w:jc w:val="both"/>
-        <w:rPr>
-          <w:lang w:val="ru-RU"/>
-        </w:rPr>
-      </w:pPr>
-    </w:p>
-    <w:p>
-      <w:pPr>
-        <w:contextualSpacing/>
-        <w:jc w:val="both"/>
-        <w:rPr>
-          <w:lang w:val="ru-RU"/>
-        </w:rPr>
-      </w:pPr>
-      <w:r>
-        <w:rPr>
-          <w:lang w:val="ru-RU"/>
-        </w:rPr>
         <w:tab/>
         <w:t>Оставалось сделать плату FMPAC</w:t>
       </w:r>
@@ -10188,39 +11382,21 @@
     </w:p>
     <w:p>
       <w:pPr>
+        <w:pStyle w:val="Heading3"/>
+        <w:spacing w:before="100" w:after="100"/>
         <w:contextualSpacing/>
-        <w:jc w:val="both"/>
-        <w:rPr>
-          <w:lang w:val="ru-RU"/>
-        </w:rPr>
-      </w:pPr>
-    </w:p>
-    <w:p>
-      <w:pPr>
-        <w:contextualSpacing/>
-        <w:jc w:val="both"/>
-        <w:rPr>
-          <w:b/>
-          <w:lang w:val="ru-RU"/>
-        </w:rPr>
-      </w:pPr>
-      <w:r>
-        <w:rPr>
-          <w:b/>
-          <w:lang w:val="ru-RU"/>
-        </w:rPr>
-        <w:t>Как повторить проект.</w:t>
-      </w:r>
-    </w:p>
-    <w:p>
-      <w:pPr>
-        <w:contextualSpacing/>
-        <w:jc w:val="both"/>
-        <w:rPr>
-          <w:b/>
-          <w:lang w:val="ru-RU"/>
-        </w:rPr>
-      </w:pPr>
+        <w:rPr>
+          <w:lang w:val="ru-RU"/>
+        </w:rPr>
+      </w:pPr>
+      <w:bookmarkStart w:id="12" w:name="_Toc226586713"/>
+      <w:r>
+        <w:rPr>
+          <w:lang w:val="ru-RU"/>
+        </w:rPr>
+        <w:t>13. Как повторить проект</w:t>
+      </w:r>
+      <w:bookmarkEnd w:id="12"/>
     </w:p>
     <w:p>
       <w:pPr>
@@ -10884,7 +12060,6 @@
         <w:rPr>
           <w:lang w:val="ru-RU"/>
         </w:rPr>
-        <w:lastRenderedPageBreak/>
         <w:t>Замена микросхемы программируемой логики (или обеих микросхем)</w:t>
       </w:r>
     </w:p>
@@ -11061,6 +12236,7 @@
         <w:rPr>
           <w:lang w:val="ru-RU"/>
         </w:rPr>
+        <w:lastRenderedPageBreak/>
         <w:t>Замена</w:t>
       </w:r>
       <w:r>
@@ -11736,65 +12912,48 @@
     </w:p>
     <w:p>
       <w:pPr>
+        <w:pStyle w:val="Heading3"/>
+        <w:spacing w:before="100" w:after="100"/>
         <w:contextualSpacing/>
-        <w:jc w:val="both"/>
-        <w:rPr>
-          <w:lang w:val="ru-RU"/>
-        </w:rPr>
-      </w:pPr>
-    </w:p>
-    <w:p>
-      <w:pPr>
-        <w:contextualSpacing/>
-        <w:jc w:val="both"/>
-        <w:rPr>
-          <w:b/>
-          <w:lang w:val="ru-RU"/>
-        </w:rPr>
-      </w:pPr>
-      <w:r>
-        <w:rPr>
-          <w:b/>
+        <w:rPr>
+          <w:lang w:val="ru-RU"/>
+        </w:rPr>
+      </w:pPr>
+      <w:bookmarkStart w:id="13" w:name="_Toc226586714"/>
+      <w:r>
+        <w:rPr>
+          <w:lang w:val="ru-RU"/>
+        </w:rPr>
+        <w:t xml:space="preserve">14. </w:t>
+      </w:r>
+      <w:r>
+        <w:rPr>
           <w:lang w:val="ru-RU"/>
         </w:rPr>
         <w:t>Новая к</w:t>
       </w:r>
       <w:r>
         <w:rPr>
-          <w:b/>
           <w:lang w:val="ru-RU"/>
         </w:rPr>
         <w:t xml:space="preserve">онфигурации модулей </w:t>
       </w:r>
       <w:r>
-        <w:rPr>
-          <w:b/>
-        </w:rPr>
         <w:t>BIOS</w:t>
       </w:r>
       <w:r>
         <w:rPr>
-          <w:b/>
           <w:lang w:val="ru-RU"/>
         </w:rPr>
         <w:t xml:space="preserve"> </w:t>
       </w:r>
       <w:r>
         <w:rPr>
-          <w:b/>
-          <w:lang w:val="ru-RU"/>
-        </w:rPr>
-        <w:t>по слотам.</w:t>
-      </w:r>
-    </w:p>
-    <w:p>
-      <w:pPr>
-        <w:contextualSpacing/>
-        <w:jc w:val="both"/>
-        <w:rPr>
-          <w:lang w:val="ru-RU"/>
-        </w:rPr>
-      </w:pPr>
+          <w:lang w:val="ru-RU"/>
+        </w:rPr>
+        <w:t>по слотам</w:t>
+      </w:r>
+      <w:bookmarkEnd w:id="13"/>
     </w:p>
     <w:p>
       <w:pPr>
@@ -12089,25 +13248,36 @@
     <w:p>
       <w:pPr>
         <w:contextualSpacing/>
-        <w:jc w:val="both"/>
-        <w:rPr>
-          <w:lang w:val="ru-RU"/>
-        </w:rPr>
-      </w:pPr>
+        <w:rPr>
+          <w:lang w:val="ru-RU"/>
+        </w:rPr>
+      </w:pPr>
+      <w:r>
+        <w:rPr>
+          <w:lang w:val="ru-RU"/>
+        </w:rPr>
+        <w:br w:type="page"/>
+      </w:r>
     </w:p>
     <w:p>
       <w:pPr>
         <w:contextualSpacing/>
         <w:jc w:val="both"/>
-      </w:pPr>
-      <w:r>
-        <w:rPr>
-          <w:lang w:val="ru-RU"/>
-        </w:rPr>
+        <w:rPr>
+          <w:b/>
+        </w:rPr>
+      </w:pPr>
+      <w:r>
+        <w:rPr>
+          <w:b/>
+          <w:lang w:val="ru-RU"/>
+        </w:rPr>
+        <w:lastRenderedPageBreak/>
         <w:t>Оригинальная конфигурация</w:t>
       </w:r>
       <w:r>
         <w:rPr>
+          <w:b/>
           <w:lang w:val="ru-RU"/>
         </w:rPr>
         <w:t>:</w:t>
@@ -12131,7 +13301,6 @@
         <w:rPr>
           <w:noProof/>
         </w:rPr>
-        <w:lastRenderedPageBreak/>
         <w:drawing>
           <wp:inline distT="0" distB="0" distL="0" distR="0">
             <wp:extent cx="4680000" cy="3516978"/>
@@ -12150,7 +13319,7 @@
                     </pic:cNvPicPr>
                   </pic:nvPicPr>
                   <pic:blipFill>
-                    <a:blip r:embed="rId7" cstate="print"/>
+                    <a:blip r:embed="rId9" cstate="print"/>
                     <a:srcRect/>
                     <a:stretch>
                       <a:fillRect/>
@@ -12182,6 +13351,30 @@
     <w:p>
       <w:pPr>
         <w:contextualSpacing/>
+        <w:jc w:val="center"/>
+        <w:rPr>
+          <w:i/>
+          <w:lang w:val="ru-RU"/>
+        </w:rPr>
+      </w:pPr>
+      <w:r>
+        <w:rPr>
+          <w:i/>
+          <w:lang w:val="ru-RU"/>
+        </w:rPr>
+        <w:t>Скриншот 1</w:t>
+      </w:r>
+      <w:r>
+        <w:rPr>
+          <w:i/>
+          <w:lang w:val="ru-RU"/>
+        </w:rPr>
+        <w:t>. Оригинальная конфигурация</w:t>
+      </w:r>
+    </w:p>
+    <w:p>
+      <w:pPr>
+        <w:contextualSpacing/>
         <w:jc w:val="both"/>
         <w:rPr>
           <w:lang w:val="ru-RU"/>
@@ -12231,11 +13424,16 @@
     <w:p>
       <w:pPr>
         <w:contextualSpacing/>
-        <w:jc w:val="both"/>
-        <w:rPr>
-          <w:lang w:val="ru-RU"/>
-        </w:rPr>
-      </w:pPr>
+        <w:rPr>
+          <w:lang w:val="ru-RU"/>
+        </w:rPr>
+      </w:pPr>
+      <w:r>
+        <w:rPr>
+          <w:lang w:val="ru-RU"/>
+        </w:rPr>
+        <w:br w:type="page"/>
+      </w:r>
     </w:p>
     <w:p>
       <w:pPr>
@@ -12245,17 +13443,31 @@
           <w:lang w:val="ru-RU"/>
         </w:rPr>
       </w:pPr>
-      <w:r>
-        <w:rPr>
+    </w:p>
+    <w:p>
+      <w:pPr>
+        <w:contextualSpacing/>
+        <w:jc w:val="both"/>
+        <w:rPr>
+          <w:b/>
+        </w:rPr>
+      </w:pPr>
+      <w:r>
+        <w:rPr>
+          <w:b/>
           <w:lang w:val="ru-RU"/>
         </w:rPr>
         <w:t xml:space="preserve">Конфигурация </w:t>
       </w:r>
       <w:r>
+        <w:rPr>
+          <w:b/>
+        </w:rPr>
         <w:t>A</w:t>
       </w:r>
       <w:r>
         <w:rPr>
+          <w:b/>
           <w:lang w:val="ru-RU"/>
         </w:rPr>
         <w:t>:</w:t>
@@ -12266,7 +13478,7 @@
         <w:contextualSpacing/>
         <w:jc w:val="both"/>
         <w:rPr>
-          <w:lang w:val="ru-RU"/>
+          <w:b/>
         </w:rPr>
       </w:pPr>
     </w:p>
@@ -12282,7 +13494,6 @@
         <w:rPr>
           <w:noProof/>
         </w:rPr>
-        <w:lastRenderedPageBreak/>
         <w:drawing>
           <wp:inline distT="0" distB="0" distL="0" distR="0">
             <wp:extent cx="4680000" cy="3514649"/>
@@ -12301,7 +13512,7 @@
                     </pic:cNvPicPr>
                   </pic:nvPicPr>
                   <pic:blipFill>
-                    <a:blip r:embed="rId8" cstate="print"/>
+                    <a:blip r:embed="rId10" cstate="print"/>
                     <a:srcRect/>
                     <a:stretch>
                       <a:fillRect/>
@@ -12333,11 +13544,32 @@
     <w:p>
       <w:pPr>
         <w:contextualSpacing/>
-        <w:jc w:val="both"/>
-        <w:rPr>
-          <w:lang w:val="ru-RU"/>
-        </w:rPr>
-      </w:pPr>
+        <w:jc w:val="center"/>
+        <w:rPr>
+          <w:i/>
+          <w:lang w:val="ru-RU"/>
+        </w:rPr>
+      </w:pPr>
+      <w:r>
+        <w:rPr>
+          <w:i/>
+          <w:lang w:val="ru-RU"/>
+        </w:rPr>
+        <w:t>Скриншот 2</w:t>
+      </w:r>
+      <w:r>
+        <w:rPr>
+          <w:i/>
+          <w:lang w:val="ru-RU"/>
+        </w:rPr>
+        <w:t xml:space="preserve">. Конфигурация </w:t>
+      </w:r>
+      <w:r>
+        <w:rPr>
+          <w:i/>
+        </w:rPr>
+        <w:t>A</w:t>
+      </w:r>
     </w:p>
     <w:p>
       <w:pPr>
@@ -12347,17 +13579,32 @@
           <w:lang w:val="ru-RU"/>
         </w:rPr>
       </w:pPr>
-      <w:r>
-        <w:rPr>
+    </w:p>
+    <w:p>
+      <w:pPr>
+        <w:contextualSpacing/>
+        <w:jc w:val="both"/>
+        <w:rPr>
+          <w:b/>
+          <w:lang w:val="ru-RU"/>
+        </w:rPr>
+      </w:pPr>
+      <w:r>
+        <w:rPr>
+          <w:b/>
           <w:lang w:val="ru-RU"/>
         </w:rPr>
         <w:t xml:space="preserve">Конфигурация </w:t>
       </w:r>
       <w:r>
+        <w:rPr>
+          <w:b/>
+        </w:rPr>
         <w:t>B</w:t>
       </w:r>
       <w:r>
         <w:rPr>
+          <w:b/>
           <w:lang w:val="ru-RU"/>
         </w:rPr>
         <w:t>:</w:t>
@@ -12397,247 +13644,6 @@
                 <pic:pic xmlns:pic="http://schemas.openxmlformats.org/drawingml/2006/picture">
                   <pic:nvPicPr>
                     <pic:cNvPr id="0" name="Picture 10"/>
-                    <pic:cNvPicPr>
-                      <a:picLocks noChangeAspect="1" noChangeArrowheads="1"/>
-                    </pic:cNvPicPr>
-                  </pic:nvPicPr>
-                  <pic:blipFill>
-                    <a:blip r:embed="rId9" cstate="print"/>
-                    <a:srcRect/>
-                    <a:stretch>
-                      <a:fillRect/>
-                    </a:stretch>
-                  </pic:blipFill>
-                  <pic:spPr bwMode="auto">
-                    <a:xfrm>
-                      <a:off x="0" y="0"/>
-                      <a:ext cx="4680000" cy="3511393"/>
-                    </a:xfrm>
-                    <a:prstGeom prst="rect">
-                      <a:avLst/>
-                    </a:prstGeom>
-                    <a:noFill/>
-                    <a:ln w="9525">
-                      <a:noFill/>
-                      <a:miter lim="800000"/>
-                      <a:headEnd/>
-                      <a:tailEnd/>
-                    </a:ln>
-                  </pic:spPr>
-                </pic:pic>
-              </a:graphicData>
-            </a:graphic>
-          </wp:inline>
-        </w:drawing>
-      </w:r>
-    </w:p>
-    <w:p>
-      <w:pPr>
-        <w:contextualSpacing/>
-        <w:jc w:val="both"/>
-        <w:rPr>
-          <w:lang w:val="ru-RU"/>
-        </w:rPr>
-      </w:pPr>
-    </w:p>
-    <w:p>
-      <w:pPr>
-        <w:contextualSpacing/>
-        <w:jc w:val="both"/>
-        <w:rPr>
-          <w:lang w:val="ru-RU"/>
-        </w:rPr>
-      </w:pPr>
-      <w:r>
-        <w:rPr>
-          <w:lang w:val="ru-RU"/>
-        </w:rPr>
-        <w:t xml:space="preserve">Конфигурация </w:t>
-      </w:r>
-      <w:r>
-        <w:t>C</w:t>
-      </w:r>
-      <w:r>
-        <w:rPr>
-          <w:lang w:val="ru-RU"/>
-        </w:rPr>
-        <w:t xml:space="preserve"> (</w:t>
-      </w:r>
-      <w:r>
-        <w:rPr>
-          <w:b/>
-          <w:lang w:val="ru-RU"/>
-        </w:rPr>
-        <w:t>рекомендуемая</w:t>
-      </w:r>
-      <w:r>
-        <w:rPr>
-          <w:lang w:val="ru-RU"/>
-        </w:rPr>
-        <w:t>)</w:t>
-      </w:r>
-      <w:r>
-        <w:rPr>
-          <w:lang w:val="ru-RU"/>
-        </w:rPr>
-        <w:t>:</w:t>
-      </w:r>
-    </w:p>
-    <w:p>
-      <w:pPr>
-        <w:contextualSpacing/>
-        <w:jc w:val="both"/>
-        <w:rPr>
-          <w:lang w:val="ru-RU"/>
-        </w:rPr>
-      </w:pPr>
-    </w:p>
-    <w:p>
-      <w:pPr>
-        <w:contextualSpacing/>
-        <w:jc w:val="center"/>
-        <w:rPr>
-          <w:lang w:val="ru-RU"/>
-        </w:rPr>
-      </w:pPr>
-      <w:r>
-        <w:rPr>
-          <w:noProof/>
-        </w:rPr>
-        <w:lastRenderedPageBreak/>
-        <w:drawing>
-          <wp:inline distT="0" distB="0" distL="0" distR="0">
-            <wp:extent cx="4680000" cy="3511393"/>
-            <wp:effectExtent l="19050" t="0" r="6300" b="0"/>
-            <wp:docPr id="1" name="Picture 1"/>
-            <wp:cNvGraphicFramePr>
-              <a:graphicFrameLocks xmlns:a="http://schemas.openxmlformats.org/drawingml/2006/main" noChangeAspect="1"/>
-            </wp:cNvGraphicFramePr>
-            <a:graphic xmlns:a="http://schemas.openxmlformats.org/drawingml/2006/main">
-              <a:graphicData uri="http://schemas.openxmlformats.org/drawingml/2006/picture">
-                <pic:pic xmlns:pic="http://schemas.openxmlformats.org/drawingml/2006/picture">
-                  <pic:nvPicPr>
-                    <pic:cNvPr id="0" name="Picture 1"/>
-                    <pic:cNvPicPr>
-                      <a:picLocks noChangeAspect="1" noChangeArrowheads="1"/>
-                    </pic:cNvPicPr>
-                  </pic:nvPicPr>
-                  <pic:blipFill>
-                    <a:blip r:embed="rId10" cstate="print"/>
-                    <a:srcRect/>
-                    <a:stretch>
-                      <a:fillRect/>
-                    </a:stretch>
-                  </pic:blipFill>
-                  <pic:spPr bwMode="auto">
-                    <a:xfrm>
-                      <a:off x="0" y="0"/>
-                      <a:ext cx="4680000" cy="3511393"/>
-                    </a:xfrm>
-                    <a:prstGeom prst="rect">
-                      <a:avLst/>
-                    </a:prstGeom>
-                    <a:noFill/>
-                    <a:ln w="9525">
-                      <a:noFill/>
-                      <a:miter lim="800000"/>
-                      <a:headEnd/>
-                      <a:tailEnd/>
-                    </a:ln>
-                  </pic:spPr>
-                </pic:pic>
-              </a:graphicData>
-            </a:graphic>
-          </wp:inline>
-        </w:drawing>
-      </w:r>
-    </w:p>
-    <w:p>
-      <w:pPr>
-        <w:contextualSpacing/>
-        <w:jc w:val="both"/>
-        <w:rPr>
-          <w:lang w:val="ru-RU"/>
-        </w:rPr>
-      </w:pPr>
-    </w:p>
-    <w:p>
-      <w:pPr>
-        <w:contextualSpacing/>
-        <w:jc w:val="both"/>
-        <w:rPr>
-          <w:lang w:val="ru-RU"/>
-        </w:rPr>
-      </w:pPr>
-      <w:r>
-        <w:rPr>
-          <w:lang w:val="ru-RU"/>
-        </w:rPr>
-        <w:t xml:space="preserve">Конфигурация </w:t>
-      </w:r>
-      <w:r>
-        <w:t>D</w:t>
-      </w:r>
-      <w:r>
-        <w:rPr>
-          <w:lang w:val="ru-RU"/>
-        </w:rPr>
-        <w:t xml:space="preserve"> (</w:t>
-      </w:r>
-      <w:r>
-        <w:rPr>
-          <w:b/>
-          <w:lang w:val="ru-RU"/>
-        </w:rPr>
-        <w:t>рекомендуемая</w:t>
-      </w:r>
-      <w:r>
-        <w:rPr>
-          <w:lang w:val="ru-RU"/>
-        </w:rPr>
-        <w:t>)</w:t>
-      </w:r>
-      <w:r>
-        <w:rPr>
-          <w:lang w:val="ru-RU"/>
-        </w:rPr>
-        <w:t>:</w:t>
-      </w:r>
-    </w:p>
-    <w:p>
-      <w:pPr>
-        <w:contextualSpacing/>
-        <w:jc w:val="both"/>
-        <w:rPr>
-          <w:lang w:val="ru-RU"/>
-        </w:rPr>
-      </w:pPr>
-    </w:p>
-    <w:p>
-      <w:pPr>
-        <w:contextualSpacing/>
-        <w:jc w:val="center"/>
-        <w:rPr>
-          <w:lang w:val="ru-RU"/>
-        </w:rPr>
-      </w:pPr>
-      <w:r>
-        <w:rPr>
-          <w:noProof/>
-        </w:rPr>
-        <w:drawing>
-          <wp:inline distT="0" distB="0" distL="0" distR="0">
-            <wp:extent cx="4680000" cy="3511393"/>
-            <wp:effectExtent l="19050" t="0" r="6300" b="0"/>
-            <wp:docPr id="12" name="Picture 12"/>
-            <wp:cNvGraphicFramePr>
-              <a:graphicFrameLocks xmlns:a="http://schemas.openxmlformats.org/drawingml/2006/main" noChangeAspect="1"/>
-            </wp:cNvGraphicFramePr>
-            <a:graphic xmlns:a="http://schemas.openxmlformats.org/drawingml/2006/main">
-              <a:graphicData uri="http://schemas.openxmlformats.org/drawingml/2006/picture">
-                <pic:pic xmlns:pic="http://schemas.openxmlformats.org/drawingml/2006/picture">
-                  <pic:nvPicPr>
-                    <pic:cNvPr id="0" name="Picture 12"/>
                     <pic:cNvPicPr>
                       <a:picLocks noChangeAspect="1" noChangeArrowheads="1"/>
                     </pic:cNvPicPr>
@@ -12675,158 +13681,83 @@
     <w:p>
       <w:pPr>
         <w:contextualSpacing/>
-        <w:jc w:val="both"/>
-        <w:rPr>
-          <w:lang w:val="ru-RU"/>
-        </w:rPr>
-      </w:pPr>
+        <w:jc w:val="center"/>
+        <w:rPr>
+          <w:i/>
+          <w:lang w:val="ru-RU"/>
+        </w:rPr>
+      </w:pPr>
+      <w:r>
+        <w:rPr>
+          <w:i/>
+          <w:lang w:val="ru-RU"/>
+        </w:rPr>
+        <w:t>Скриншот 3</w:t>
+      </w:r>
+      <w:r>
+        <w:rPr>
+          <w:i/>
+          <w:lang w:val="ru-RU"/>
+        </w:rPr>
+        <w:t xml:space="preserve">. Конфигурация </w:t>
+      </w:r>
+      <w:r>
+        <w:rPr>
+          <w:i/>
+        </w:rPr>
+        <w:t>B</w:t>
+      </w:r>
     </w:p>
     <w:p>
       <w:pPr>
         <w:contextualSpacing/>
-        <w:jc w:val="both"/>
-        <w:rPr>
-          <w:lang w:val="ru-RU"/>
-        </w:rPr>
-      </w:pPr>
-      <w:r>
-        <w:rPr>
-          <w:lang w:val="ru-RU"/>
-        </w:rPr>
-        <w:tab/>
-      </w:r>
-      <w:r>
-        <w:rPr>
-          <w:lang w:val="ru-RU"/>
-        </w:rPr>
-        <w:t>Как видно на скриншотах</w:t>
-      </w:r>
-      <w:r>
-        <w:rPr>
-          <w:lang w:val="ru-RU"/>
-        </w:rPr>
-        <w:t xml:space="preserve"> новых конфигураций</w:t>
-      </w:r>
-      <w:r>
-        <w:rPr>
-          <w:lang w:val="ru-RU"/>
-        </w:rPr>
-        <w:t xml:space="preserve">, дисковое ПЗУ всегда находится в слоте 0.3 с адреса 0x4000. Это происходит потому, что на чип программируемой логики U33 заведены только синалы со слотов 0.1, 0.3 и 2, а сигнала со слота 3 нет. </w:t>
-      </w:r>
-      <w:r>
-        <w:rPr>
-          <w:lang w:val="ru-RU"/>
-        </w:rPr>
-        <w:t>Теоретически, возможно полностью повторить конфигурацию</w:t>
-      </w:r>
-      <w:r>
-        <w:rPr>
-          <w:lang w:val="ru-RU"/>
-        </w:rPr>
-        <w:t xml:space="preserve"> Ямахи YIS-805/128R и поместить дисковое ПЗУ в слот 3.0 с адреса 0x4000. Но для этого потребуются дополнительные изменения на плате</w:t>
-      </w:r>
-      <w:r>
-        <w:rPr>
-          <w:lang w:val="ru-RU"/>
-        </w:rPr>
-        <w:t xml:space="preserve"> (нужно будет завести сигнал со слота 3.0)</w:t>
-      </w:r>
-      <w:r>
-        <w:rPr>
-          <w:lang w:val="ru-RU"/>
-        </w:rPr>
-        <w:t>, другая прошивка микросхемы</w:t>
-      </w:r>
-      <w:r>
-        <w:rPr>
-          <w:lang w:val="ru-RU"/>
-        </w:rPr>
-        <w:t xml:space="preserve"> программируемой логики</w:t>
-      </w:r>
-      <w:r>
-        <w:rPr>
-          <w:lang w:val="ru-RU"/>
-        </w:rPr>
-        <w:t xml:space="preserve"> U33, а также и другое расположение модулей в микросхеме ПЗУ для расширителя </w:t>
-      </w:r>
-      <w:r>
-        <w:rPr>
+        <w:rPr>
+          <w:lang w:val="ru-RU"/>
+        </w:rPr>
+      </w:pPr>
+      <w:r>
+        <w:rPr>
+          <w:lang w:val="ru-RU"/>
+        </w:rPr>
+        <w:br w:type="page"/>
+      </w:r>
+    </w:p>
+    <w:p>
+      <w:pPr>
+        <w:contextualSpacing/>
+        <w:jc w:val="both"/>
+        <w:rPr>
+          <w:b/>
+          <w:lang w:val="ru-RU"/>
+        </w:rPr>
+      </w:pPr>
+      <w:r>
+        <w:rPr>
+          <w:b/>
           <w:lang w:val="ru-RU"/>
         </w:rPr>
         <w:lastRenderedPageBreak/>
-        <w:t>слотов. Данная конфигурация не входит в планы этого проекта модернизации, но может быть предпринята поз</w:t>
-      </w:r>
-      <w:r>
-        <w:rPr>
-          <w:lang w:val="ru-RU"/>
-        </w:rPr>
-        <w:t>ж</w:t>
-      </w:r>
-      <w:r>
-        <w:rPr>
-          <w:lang w:val="ru-RU"/>
-        </w:rPr>
-        <w:t>е.</w:t>
-      </w:r>
-    </w:p>
-    <w:p>
-      <w:pPr>
-        <w:contextualSpacing/>
-        <w:jc w:val="both"/>
-        <w:rPr>
-          <w:lang w:val="ru-RU"/>
-        </w:rPr>
-      </w:pPr>
-    </w:p>
-    <w:p>
-      <w:pPr>
-        <w:contextualSpacing/>
-        <w:jc w:val="both"/>
-        <w:rPr>
-          <w:lang w:val="ru-RU"/>
-        </w:rPr>
-      </w:pPr>
-      <w:r>
-        <w:rPr>
-          <w:lang w:val="ru-RU"/>
-        </w:rPr>
-        <w:tab/>
-      </w:r>
-      <w:r>
-        <w:rPr>
-          <w:lang w:val="ru-RU"/>
-        </w:rPr>
-        <w:t>Как указывалось выше, при использовании</w:t>
-      </w:r>
-      <w:r>
-        <w:rPr>
-          <w:lang w:val="ru-RU"/>
-        </w:rPr>
-        <w:t xml:space="preserve"> файла U33.JED для прошивки чипа программируемой логики U33, могут возникать проблемы при использовании в слоте 1 других дисковых устройств, например мультикартридж</w:t>
-      </w:r>
-      <w:r>
-        <w:rPr>
-          <w:lang w:val="ru-RU"/>
-        </w:rPr>
-        <w:t>ей</w:t>
-      </w:r>
-      <w:r>
-        <w:rPr>
-          <w:lang w:val="ru-RU"/>
-        </w:rPr>
-        <w:t xml:space="preserve"> Carnivore2 и 2+</w:t>
-      </w:r>
-      <w:r>
-        <w:rPr>
-          <w:lang w:val="ru-RU"/>
-        </w:rPr>
-        <w:t>. В</w:t>
-      </w:r>
-      <w:r>
-        <w:rPr>
-          <w:lang w:val="ru-RU"/>
-        </w:rPr>
-        <w:t xml:space="preserve"> этом случае, рекомендовалось использовать альтернативную прошивку U33_DSL2.JED для чипа программирумой логики. Эта прошивка возвращает дисковое ПЗУ в слот 2, так что приоритет загрузки будет у дискового устройства в слоте 1. Вот пример конфигурации MSX2+ с дисковым ПЗУ в нерасширенном слоте 2:</w:t>
+        <w:t xml:space="preserve">Конфигурация </w:t>
+      </w:r>
+      <w:r>
+        <w:rPr>
+          <w:b/>
+        </w:rPr>
+        <w:t>C</w:t>
+      </w:r>
+      <w:r>
+        <w:rPr>
+          <w:b/>
+          <w:lang w:val="ru-RU"/>
+        </w:rPr>
+        <w:t xml:space="preserve"> (рекомендуемая)</w:t>
+      </w:r>
+      <w:r>
+        <w:rPr>
+          <w:b/>
+          <w:lang w:val="ru-RU"/>
+        </w:rPr>
+        <w:t>:</w:t>
       </w:r>
     </w:p>
     <w:p>
@@ -12854,7 +13785,7 @@
           <wp:inline distT="0" distB="0" distL="0" distR="0">
             <wp:extent cx="4680000" cy="3511393"/>
             <wp:effectExtent l="19050" t="0" r="6300" b="0"/>
-            <wp:docPr id="2" name="Picture 1"/>
+            <wp:docPr id="1" name="Picture 1"/>
             <wp:cNvGraphicFramePr>
               <a:graphicFrameLocks xmlns:a="http://schemas.openxmlformats.org/drawingml/2006/main" noChangeAspect="1"/>
             </wp:cNvGraphicFramePr>
@@ -12900,43 +13831,482 @@
     <w:p>
       <w:pPr>
         <w:contextualSpacing/>
+        <w:jc w:val="center"/>
+        <w:rPr>
+          <w:i/>
+          <w:lang w:val="ru-RU"/>
+        </w:rPr>
+      </w:pPr>
+      <w:r>
+        <w:rPr>
+          <w:i/>
+          <w:lang w:val="ru-RU"/>
+        </w:rPr>
+        <w:t>Скриншот 4</w:t>
+      </w:r>
+      <w:r>
+        <w:rPr>
+          <w:i/>
+          <w:lang w:val="ru-RU"/>
+        </w:rPr>
+        <w:t xml:space="preserve">. Конфигурация </w:t>
+      </w:r>
+      <w:r>
+        <w:rPr>
+          <w:i/>
+        </w:rPr>
+        <w:t>C</w:t>
+      </w:r>
+    </w:p>
+    <w:p>
+      <w:pPr>
+        <w:contextualSpacing/>
+        <w:jc w:val="both"/>
+        <w:rPr>
+          <w:lang w:val="ru-RU"/>
+        </w:rPr>
+      </w:pPr>
+    </w:p>
+    <w:p>
+      <w:pPr>
+        <w:contextualSpacing/>
         <w:jc w:val="both"/>
         <w:rPr>
           <w:b/>
           <w:lang w:val="ru-RU"/>
         </w:rPr>
       </w:pPr>
+      <w:r>
+        <w:rPr>
+          <w:b/>
+          <w:lang w:val="ru-RU"/>
+        </w:rPr>
+        <w:t xml:space="preserve">Конфигурация </w:t>
+      </w:r>
+      <w:r>
+        <w:rPr>
+          <w:b/>
+        </w:rPr>
+        <w:t>D</w:t>
+      </w:r>
+      <w:r>
+        <w:rPr>
+          <w:b/>
+          <w:lang w:val="ru-RU"/>
+        </w:rPr>
+        <w:t xml:space="preserve"> (рекомендуемая)</w:t>
+      </w:r>
+      <w:r>
+        <w:rPr>
+          <w:b/>
+          <w:lang w:val="ru-RU"/>
+        </w:rPr>
+        <w:t>:</w:t>
+      </w:r>
     </w:p>
     <w:p>
       <w:pPr>
         <w:contextualSpacing/>
         <w:jc w:val="both"/>
         <w:rPr>
-          <w:b/>
-          <w:lang w:val="ru-RU"/>
-        </w:rPr>
-      </w:pPr>
-      <w:r>
-        <w:rPr>
-          <w:b/>
+          <w:lang w:val="ru-RU"/>
+        </w:rPr>
+      </w:pPr>
+    </w:p>
+    <w:p>
+      <w:pPr>
+        <w:contextualSpacing/>
+        <w:jc w:val="center"/>
+        <w:rPr>
+          <w:lang w:val="ru-RU"/>
+        </w:rPr>
+      </w:pPr>
+      <w:r>
+        <w:rPr>
+          <w:noProof/>
+        </w:rPr>
+        <w:drawing>
+          <wp:inline distT="0" distB="0" distL="0" distR="0">
+            <wp:extent cx="4680000" cy="3511393"/>
+            <wp:effectExtent l="19050" t="0" r="6300" b="0"/>
+            <wp:docPr id="12" name="Picture 12"/>
+            <wp:cNvGraphicFramePr>
+              <a:graphicFrameLocks xmlns:a="http://schemas.openxmlformats.org/drawingml/2006/main" noChangeAspect="1"/>
+            </wp:cNvGraphicFramePr>
+            <a:graphic xmlns:a="http://schemas.openxmlformats.org/drawingml/2006/main">
+              <a:graphicData uri="http://schemas.openxmlformats.org/drawingml/2006/picture">
+                <pic:pic xmlns:pic="http://schemas.openxmlformats.org/drawingml/2006/picture">
+                  <pic:nvPicPr>
+                    <pic:cNvPr id="0" name="Picture 12"/>
+                    <pic:cNvPicPr>
+                      <a:picLocks noChangeAspect="1" noChangeArrowheads="1"/>
+                    </pic:cNvPicPr>
+                  </pic:nvPicPr>
+                  <pic:blipFill>
+                    <a:blip r:embed="rId13" cstate="print"/>
+                    <a:srcRect/>
+                    <a:stretch>
+                      <a:fillRect/>
+                    </a:stretch>
+                  </pic:blipFill>
+                  <pic:spPr bwMode="auto">
+                    <a:xfrm>
+                      <a:off x="0" y="0"/>
+                      <a:ext cx="4680000" cy="3511393"/>
+                    </a:xfrm>
+                    <a:prstGeom prst="rect">
+                      <a:avLst/>
+                    </a:prstGeom>
+                    <a:noFill/>
+                    <a:ln w="9525">
+                      <a:noFill/>
+                      <a:miter lim="800000"/>
+                      <a:headEnd/>
+                      <a:tailEnd/>
+                    </a:ln>
+                  </pic:spPr>
+                </pic:pic>
+              </a:graphicData>
+            </a:graphic>
+          </wp:inline>
+        </w:drawing>
+      </w:r>
+    </w:p>
+    <w:p>
+      <w:pPr>
+        <w:contextualSpacing/>
+        <w:jc w:val="center"/>
+        <w:rPr>
+          <w:i/>
+          <w:lang w:val="ru-RU"/>
+        </w:rPr>
+      </w:pPr>
+      <w:r>
+        <w:rPr>
+          <w:i/>
+          <w:lang w:val="ru-RU"/>
+        </w:rPr>
+        <w:t>Скриншот 5</w:t>
+      </w:r>
+      <w:r>
+        <w:rPr>
+          <w:i/>
+          <w:lang w:val="ru-RU"/>
+        </w:rPr>
+        <w:t xml:space="preserve">. Конфигурация </w:t>
+      </w:r>
+      <w:r>
+        <w:rPr>
+          <w:i/>
+        </w:rPr>
+        <w:t>D</w:t>
+      </w:r>
+    </w:p>
+    <w:p>
+      <w:pPr>
+        <w:contextualSpacing/>
+        <w:jc w:val="both"/>
+        <w:rPr>
+          <w:lang w:val="ru-RU"/>
+        </w:rPr>
+      </w:pPr>
+    </w:p>
+    <w:p>
+      <w:pPr>
+        <w:contextualSpacing/>
+        <w:jc w:val="both"/>
+        <w:rPr>
+          <w:lang w:val="ru-RU"/>
+        </w:rPr>
+      </w:pPr>
+      <w:r>
+        <w:rPr>
+          <w:lang w:val="ru-RU"/>
+        </w:rPr>
+        <w:tab/>
+      </w:r>
+      <w:r>
+        <w:rPr>
+          <w:lang w:val="ru-RU"/>
+        </w:rPr>
+        <w:t>Как видно на скриншотах</w:t>
+      </w:r>
+      <w:r>
+        <w:rPr>
+          <w:lang w:val="ru-RU"/>
+        </w:rPr>
+        <w:t xml:space="preserve"> новых конфигураций</w:t>
+      </w:r>
+      <w:r>
+        <w:rPr>
+          <w:lang w:val="ru-RU"/>
+        </w:rPr>
+        <w:t xml:space="preserve">, дисковое ПЗУ всегда находится в слоте 0.3 с адреса 0x4000. Это происходит потому, что на чип программируемой логики U33 заведены только синалы со слотов 0.1, 0.3 и 2, а сигнала со слота 3 нет. </w:t>
+      </w:r>
+      <w:r>
+        <w:rPr>
+          <w:lang w:val="ru-RU"/>
+        </w:rPr>
+        <w:t>Теоретически, возможно полностью повторить конфигурацию</w:t>
+      </w:r>
+      <w:r>
+        <w:rPr>
+          <w:lang w:val="ru-RU"/>
+        </w:rPr>
+        <w:t xml:space="preserve"> Ямахи YIS-</w:t>
+      </w:r>
+      <w:r>
+        <w:rPr>
+          <w:lang w:val="ru-RU"/>
+        </w:rPr>
+        <w:lastRenderedPageBreak/>
+        <w:t>805/128R и поместить дисковое ПЗУ в слот 3.0 с адреса 0x4000. Но для этого потребуются дополнительные изменения на плате</w:t>
+      </w:r>
+      <w:r>
+        <w:rPr>
+          <w:lang w:val="ru-RU"/>
+        </w:rPr>
+        <w:t xml:space="preserve"> (нужно будет завести сигнал со слота 3.0)</w:t>
+      </w:r>
+      <w:r>
+        <w:rPr>
+          <w:lang w:val="ru-RU"/>
+        </w:rPr>
+        <w:t>, другая прошивка микросхемы</w:t>
+      </w:r>
+      <w:r>
+        <w:rPr>
+          <w:lang w:val="ru-RU"/>
+        </w:rPr>
+        <w:t xml:space="preserve"> программируемой логики</w:t>
+      </w:r>
+      <w:r>
+        <w:rPr>
+          <w:lang w:val="ru-RU"/>
+        </w:rPr>
+        <w:t xml:space="preserve"> U33, а также и другое расположение модулей в микросхеме ПЗУ для расширителя слотов. Данная конфигурация не входит в планы этого проекта модернизации, но может быть предпринята поз</w:t>
+      </w:r>
+      <w:r>
+        <w:rPr>
+          <w:lang w:val="ru-RU"/>
+        </w:rPr>
+        <w:t>ж</w:t>
+      </w:r>
+      <w:r>
+        <w:rPr>
+          <w:lang w:val="ru-RU"/>
+        </w:rPr>
+        <w:t>е.</w:t>
+      </w:r>
+    </w:p>
+    <w:p>
+      <w:pPr>
+        <w:contextualSpacing/>
+        <w:jc w:val="both"/>
+        <w:rPr>
+          <w:lang w:val="ru-RU"/>
+        </w:rPr>
+      </w:pPr>
+    </w:p>
+    <w:p>
+      <w:pPr>
+        <w:contextualSpacing/>
+        <w:jc w:val="both"/>
+        <w:rPr>
+          <w:lang w:val="ru-RU"/>
+        </w:rPr>
+      </w:pPr>
+      <w:r>
+        <w:rPr>
+          <w:lang w:val="ru-RU"/>
+        </w:rPr>
+        <w:tab/>
+      </w:r>
+      <w:r>
+        <w:rPr>
+          <w:lang w:val="ru-RU"/>
+        </w:rPr>
+        <w:t>Как указывалось выше, при использовании</w:t>
+      </w:r>
+      <w:r>
+        <w:rPr>
+          <w:lang w:val="ru-RU"/>
+        </w:rPr>
+        <w:t xml:space="preserve"> файла U33.JED для прошивки чипа программируемой логики U33, могут возникать проблемы при использовании в слоте 1 других дисковых устройств, например мультикартридж</w:t>
+      </w:r>
+      <w:r>
+        <w:rPr>
+          <w:lang w:val="ru-RU"/>
+        </w:rPr>
+        <w:t>ей</w:t>
+      </w:r>
+      <w:r>
+        <w:rPr>
+          <w:lang w:val="ru-RU"/>
+        </w:rPr>
+        <w:t xml:space="preserve"> Carnivore2 и 2+</w:t>
+      </w:r>
+      <w:r>
+        <w:rPr>
+          <w:lang w:val="ru-RU"/>
+        </w:rPr>
+        <w:t>. В</w:t>
+      </w:r>
+      <w:r>
+        <w:rPr>
+          <w:lang w:val="ru-RU"/>
+        </w:rPr>
+        <w:t xml:space="preserve"> этом случае, рекомендовалось использовать альтернативную прошивку U33_DSL2.JED для чипа программирумой логики. Эта прошивка возвращает дисковое ПЗУ в слот 2, так что приоритет загрузки будет у дискового устройства в слоте 1. Вот пример конфигурации MSX2+ с дисковым ПЗУ в нерасширенном слоте 2:</w:t>
+      </w:r>
+    </w:p>
+    <w:p>
+      <w:pPr>
+        <w:contextualSpacing/>
+        <w:jc w:val="both"/>
+        <w:rPr>
+          <w:lang w:val="ru-RU"/>
+        </w:rPr>
+      </w:pPr>
+    </w:p>
+    <w:p>
+      <w:pPr>
+        <w:contextualSpacing/>
+        <w:jc w:val="center"/>
+        <w:rPr>
+          <w:lang w:val="ru-RU"/>
+        </w:rPr>
+      </w:pPr>
+      <w:r>
+        <w:rPr>
+          <w:noProof/>
+        </w:rPr>
+        <w:drawing>
+          <wp:inline distT="0" distB="0" distL="0" distR="0">
+            <wp:extent cx="4680000" cy="3511393"/>
+            <wp:effectExtent l="19050" t="0" r="6300" b="0"/>
+            <wp:docPr id="2" name="Picture 1"/>
+            <wp:cNvGraphicFramePr>
+              <a:graphicFrameLocks xmlns:a="http://schemas.openxmlformats.org/drawingml/2006/main" noChangeAspect="1"/>
+            </wp:cNvGraphicFramePr>
+            <a:graphic xmlns:a="http://schemas.openxmlformats.org/drawingml/2006/main">
+              <a:graphicData uri="http://schemas.openxmlformats.org/drawingml/2006/picture">
+                <pic:pic xmlns:pic="http://schemas.openxmlformats.org/drawingml/2006/picture">
+                  <pic:nvPicPr>
+                    <pic:cNvPr id="0" name="Picture 1"/>
+                    <pic:cNvPicPr>
+                      <a:picLocks noChangeAspect="1" noChangeArrowheads="1"/>
+                    </pic:cNvPicPr>
+                  </pic:nvPicPr>
+                  <pic:blipFill>
+                    <a:blip r:embed="rId14" cstate="print"/>
+                    <a:srcRect/>
+                    <a:stretch>
+                      <a:fillRect/>
+                    </a:stretch>
+                  </pic:blipFill>
+                  <pic:spPr bwMode="auto">
+                    <a:xfrm>
+                      <a:off x="0" y="0"/>
+                      <a:ext cx="4680000" cy="3511393"/>
+                    </a:xfrm>
+                    <a:prstGeom prst="rect">
+                      <a:avLst/>
+                    </a:prstGeom>
+                    <a:noFill/>
+                    <a:ln w="9525">
+                      <a:noFill/>
+                      <a:miter lim="800000"/>
+                      <a:headEnd/>
+                      <a:tailEnd/>
+                    </a:ln>
+                  </pic:spPr>
+                </pic:pic>
+              </a:graphicData>
+            </a:graphic>
+          </wp:inline>
+        </w:drawing>
+      </w:r>
+    </w:p>
+    <w:p>
+      <w:pPr>
+        <w:contextualSpacing/>
+        <w:jc w:val="center"/>
+        <w:rPr>
+          <w:i/>
+          <w:lang w:val="ru-RU"/>
+        </w:rPr>
+      </w:pPr>
+      <w:r>
+        <w:rPr>
+          <w:i/>
+          <w:lang w:val="ru-RU"/>
+        </w:rPr>
+        <w:t>Скриншот 6</w:t>
+      </w:r>
+      <w:r>
+        <w:rPr>
+          <w:i/>
+          <w:lang w:val="ru-RU"/>
+        </w:rPr>
+        <w:t xml:space="preserve">. </w:t>
+      </w:r>
+      <w:r>
+        <w:rPr>
+          <w:i/>
+          <w:lang w:val="ru-RU"/>
+        </w:rPr>
+        <w:t>Альтернативная</w:t>
+      </w:r>
+      <w:r>
+        <w:rPr>
+          <w:i/>
+          <w:lang w:val="ru-RU"/>
+        </w:rPr>
+        <w:t xml:space="preserve"> </w:t>
+      </w:r>
+      <w:r>
+        <w:rPr>
+          <w:i/>
+          <w:lang w:val="ru-RU"/>
+        </w:rPr>
+        <w:t>конфигурация</w:t>
+      </w:r>
+    </w:p>
+    <w:p>
+      <w:pPr>
+        <w:pStyle w:val="Heading3"/>
+        <w:spacing w:before="100" w:after="100"/>
+        <w:contextualSpacing/>
+        <w:rPr>
+          <w:lang w:val="ru-RU"/>
+        </w:rPr>
+      </w:pPr>
+      <w:bookmarkStart w:id="14" w:name="_Toc226586715"/>
+      <w:r>
+        <w:rPr>
+          <w:lang w:val="ru-RU"/>
+        </w:rPr>
+        <w:t xml:space="preserve">15. </w:t>
+      </w:r>
+      <w:r>
+        <w:rPr>
           <w:lang w:val="ru-RU"/>
         </w:rPr>
         <w:t>ВАЖН</w:t>
       </w:r>
       <w:r>
         <w:rPr>
-          <w:b/>
           <w:lang w:val="ru-RU"/>
         </w:rPr>
         <w:t>АЯ ИНФОРМАЦИЯ</w:t>
       </w:r>
       <w:r>
         <w:rPr>
-          <w:b/>
           <w:lang w:val="ru-RU"/>
         </w:rPr>
         <w:t>!</w:t>
       </w:r>
+      <w:bookmarkEnd w:id="14"/>
     </w:p>
     <w:p>
       <w:pPr>
@@ -13232,7 +14602,7 @@
         </w:rPr>
         <w:t xml:space="preserve">(видео: </w:t>
       </w:r>
-      <w:hyperlink r:id="rId13" w:history="1">
+      <w:hyperlink r:id="rId15" w:history="1">
         <w:r>
           <w:rPr>
             <w:rStyle w:val="Hyperlink"/>
@@ -13379,15 +14749,85 @@
         </w:rPr>
         <w:t xml:space="preserve"> (видеo: </w:t>
       </w:r>
-      <w:hyperlink r:id="rId14" w:history="1">
-        <w:r>
-          <w:rPr>
-            <w:rStyle w:val="Hyperlink"/>
-            <w:lang w:val="ru-RU"/>
-          </w:rPr>
-          <w:t>https://youtu.be/dz-oaFYrFdg?t=1015</w:t>
-        </w:r>
-      </w:hyperlink>
+      <w:r>
+        <w:fldChar w:fldCharType="begin"/>
+      </w:r>
+      <w:r>
+        <w:instrText>HYPERLINK</w:instrText>
+      </w:r>
+      <w:r>
+        <w:rPr>
+          <w:lang w:val="ru-RU"/>
+        </w:rPr>
+        <w:instrText xml:space="preserve"> "</w:instrText>
+      </w:r>
+      <w:r>
+        <w:instrText>https</w:instrText>
+      </w:r>
+      <w:r>
+        <w:rPr>
+          <w:lang w:val="ru-RU"/>
+        </w:rPr>
+        <w:instrText>://</w:instrText>
+      </w:r>
+      <w:r>
+        <w:instrText>youtu</w:instrText>
+      </w:r>
+      <w:r>
+        <w:rPr>
+          <w:lang w:val="ru-RU"/>
+        </w:rPr>
+        <w:instrText>.</w:instrText>
+      </w:r>
+      <w:r>
+        <w:instrText>be</w:instrText>
+      </w:r>
+      <w:r>
+        <w:rPr>
+          <w:lang w:val="ru-RU"/>
+        </w:rPr>
+        <w:instrText>/</w:instrText>
+      </w:r>
+      <w:r>
+        <w:instrText>dz</w:instrText>
+      </w:r>
+      <w:r>
+        <w:rPr>
+          <w:lang w:val="ru-RU"/>
+        </w:rPr>
+        <w:instrText>-</w:instrText>
+      </w:r>
+      <w:r>
+        <w:instrText>oaFYrFdg</w:instrText>
+      </w:r>
+      <w:r>
+        <w:rPr>
+          <w:lang w:val="ru-RU"/>
+        </w:rPr>
+        <w:instrText>?</w:instrText>
+      </w:r>
+      <w:r>
+        <w:instrText>t</w:instrText>
+      </w:r>
+      <w:r>
+        <w:rPr>
+          <w:lang w:val="ru-RU"/>
+        </w:rPr>
+        <w:instrText>=1015"</w:instrText>
+      </w:r>
+      <w:r>
+        <w:fldChar w:fldCharType="separate"/>
+      </w:r>
+      <w:r>
+        <w:rPr>
+          <w:rStyle w:val="Hyperlink"/>
+          <w:lang w:val="ru-RU"/>
+        </w:rPr>
+        <w:t>https://youtu.be/dz-oaFYrFdg?t=1015</w:t>
+      </w:r>
+      <w:r>
+        <w:fldChar w:fldCharType="end"/>
+      </w:r>
       <w:r>
         <w:rPr>
           <w:lang w:val="ru-RU"/>
@@ -13411,6 +14851,7 @@
         <w:rPr>
           <w:lang w:val="ru-RU"/>
         </w:rPr>
+        <w:lastRenderedPageBreak/>
         <w:t>Если в плату со слотом MSX установлена</w:t>
       </w:r>
       <w:r>
@@ -13556,14 +14997,7 @@
         <w:rPr>
           <w:lang w:val="ru-RU"/>
         </w:rPr>
-        <w:t xml:space="preserve">. Не следует этим пренебрегать. Половинки </w:t>
-      </w:r>
-      <w:r>
-        <w:rPr>
-          <w:lang w:val="ru-RU"/>
-        </w:rPr>
-        <w:lastRenderedPageBreak/>
-        <w:t>корпусов следует соединять</w:t>
+        <w:t>. Не следует этим пренебрегать. Половинки корпусов следует соединять</w:t>
       </w:r>
       <w:r>
         <w:rPr>
@@ -13660,40 +15094,92 @@
     </w:p>
     <w:p>
       <w:pPr>
+        <w:pStyle w:val="Heading3"/>
+        <w:spacing w:before="100" w:after="100"/>
         <w:contextualSpacing/>
-        <w:jc w:val="both"/>
-        <w:rPr>
-          <w:b/>
-        </w:rPr>
-      </w:pPr>
+        <w:rPr>
+          <w:lang w:val="ru-RU"/>
+        </w:rPr>
+      </w:pPr>
+      <w:bookmarkStart w:id="15" w:name="_Toc226586716"/>
+      <w:r>
+        <w:rPr>
+          <w:lang w:val="ru-RU"/>
+        </w:rPr>
+        <w:t xml:space="preserve">16. </w:t>
+      </w:r>
       <w:proofErr w:type="spellStart"/>
       <w:r>
-        <w:rPr>
-          <w:b/>
-        </w:rPr>
         <w:t>Репозиторий</w:t>
       </w:r>
       <w:proofErr w:type="spellEnd"/>
       <w:r>
         <w:rPr>
-          <w:b/>
           <w:lang w:val="ru-RU"/>
         </w:rPr>
         <w:t xml:space="preserve"> проекта</w:t>
       </w:r>
-      <w:r>
-        <w:rPr>
-          <w:b/>
+      <w:bookmarkEnd w:id="15"/>
+    </w:p>
+    <w:p>
+      <w:pPr>
+        <w:contextualSpacing/>
+        <w:jc w:val="both"/>
+        <w:rPr>
+          <w:lang w:val="ru-RU"/>
+        </w:rPr>
+      </w:pPr>
+      <w:r>
+        <w:rPr>
+          <w:lang w:val="ru-RU"/>
+        </w:rPr>
+        <w:tab/>
+      </w:r>
+      <w:r>
+        <w:rPr>
+          <w:lang w:val="ru-RU"/>
+        </w:rPr>
+        <w:t>Р</w:t>
+      </w:r>
+      <w:r>
+        <w:rPr>
+          <w:lang w:val="ru-RU"/>
+        </w:rPr>
+        <w:t>епозиторий этого проекта находится в основном репозитории группы RBSC</w:t>
+      </w:r>
+      <w:r>
+        <w:rPr>
+          <w:lang w:val="ru-RU"/>
+        </w:rPr>
+        <w:t xml:space="preserve"> на платформе </w:t>
+      </w:r>
+      <w:r>
+        <w:t>Github</w:t>
+      </w:r>
+      <w:r>
+        <w:rPr>
+          <w:lang w:val="ru-RU"/>
         </w:rPr>
         <w:t>.</w:t>
       </w:r>
+      <w:r>
+        <w:rPr>
+          <w:lang w:val="ru-RU"/>
+        </w:rPr>
+        <w:t xml:space="preserve"> </w:t>
+      </w:r>
+      <w:r>
+        <w:rPr>
+          <w:lang w:val="ru-RU"/>
+        </w:rPr>
+        <w:t>Документация по проекту может периодически обновляться, так что обязательно проверяйте скачана ли у вас последняя доступная версия.</w:t>
+      </w:r>
     </w:p>
     <w:p>
       <w:pPr>
         <w:contextualSpacing/>
         <w:jc w:val="both"/>
         <w:rPr>
-          <w:b/>
           <w:lang w:val="ru-RU"/>
         </w:rPr>
       </w:pPr>
@@ -13710,16 +15196,7 @@
         <w:rPr>
           <w:lang w:val="ru-RU"/>
         </w:rPr>
-        <w:tab/>
-      </w:r>
-      <w:r>
-        <w:t>Github</w:t>
-      </w:r>
-      <w:r>
-        <w:rPr>
-          <w:lang w:val="ru-RU"/>
-        </w:rPr>
-        <w:t xml:space="preserve"> репозиторий этого проекта находится в основном репозитории группы RBSC. Перманентный линк на этот репозиторий: </w:t>
+        <w:t xml:space="preserve">Перманентный линк на этот репозиторий: </w:t>
       </w:r>
       <w:r>
         <w:fldChar w:fldCharType="begin"/>
@@ -13891,46 +15368,27 @@
     </w:p>
     <w:p>
       <w:pPr>
+        <w:pStyle w:val="Heading3"/>
+        <w:spacing w:before="100" w:after="100"/>
         <w:contextualSpacing/>
-        <w:jc w:val="both"/>
-        <w:rPr>
-          <w:b/>
-          <w:lang w:val="ru-RU"/>
-        </w:rPr>
-      </w:pPr>
-    </w:p>
-    <w:p>
-      <w:pPr>
-        <w:contextualSpacing/>
-        <w:jc w:val="both"/>
-        <w:rPr>
-          <w:b/>
-          <w:lang w:val="ru-RU"/>
-        </w:rPr>
-      </w:pPr>
-      <w:r>
-        <w:rPr>
-          <w:b/>
+        <w:rPr>
+          <w:lang w:val="ru-RU"/>
+        </w:rPr>
+      </w:pPr>
+      <w:bookmarkStart w:id="16" w:name="_Toc226586717"/>
+      <w:r>
+        <w:rPr>
+          <w:lang w:val="ru-RU"/>
+        </w:rPr>
+        <w:t xml:space="preserve">17. </w:t>
+      </w:r>
+      <w:r>
+        <w:rPr>
           <w:lang w:val="ru-RU"/>
         </w:rPr>
         <w:t>Контактная информация</w:t>
       </w:r>
-      <w:r>
-        <w:rPr>
-          <w:b/>
-          <w:lang w:val="ru-RU"/>
-        </w:rPr>
-        <w:t>.</w:t>
-      </w:r>
-    </w:p>
-    <w:p>
-      <w:pPr>
-        <w:contextualSpacing/>
-        <w:jc w:val="both"/>
-        <w:rPr>
-          <w:lang w:val="ru-RU"/>
-        </w:rPr>
-      </w:pPr>
+      <w:bookmarkEnd w:id="16"/>
     </w:p>
     <w:p>
       <w:pPr>
@@ -14147,7 +15605,7 @@
         </w:rPr>
         <w:t xml:space="preserve"> </w:t>
       </w:r>
-      <w:hyperlink r:id="rId15" w:history="1">
+      <w:hyperlink r:id="rId16" w:history="1">
         <w:r>
           <w:rPr>
             <w:rStyle w:val="Hyperlink"/>
@@ -14251,7 +15709,7 @@
         </w:rPr>
         <w:t xml:space="preserve"> </w:t>
       </w:r>
-      <w:hyperlink r:id="rId16" w:history="1">
+      <w:hyperlink r:id="rId17" w:history="1">
         <w:r>
           <w:rPr>
             <w:rStyle w:val="Hyperlink"/>
@@ -14317,7 +15775,7 @@
           <w:lang w:val="ru-RU"/>
         </w:rPr>
       </w:pPr>
-      <w:hyperlink r:id="rId17" w:history="1">
+      <w:hyperlink r:id="rId18" w:history="1">
         <w:r>
           <w:rPr>
             <w:rStyle w:val="Hyperlink"/>
@@ -14371,7 +15829,7 @@
           <w:lang w:val="ru-RU"/>
         </w:rPr>
       </w:pPr>
-      <w:hyperlink r:id="rId18" w:history="1">
+      <w:hyperlink r:id="rId19" w:history="1">
         <w:r>
           <w:rPr>
             <w:rStyle w:val="Hyperlink"/>
@@ -14496,7 +15954,7 @@
           <w:lang w:val="ru-RU"/>
         </w:rPr>
       </w:pPr>
-      <w:hyperlink r:id="rId19" w:history="1">
+      <w:hyperlink r:id="rId20" w:history="1">
         <w:r>
           <w:rPr>
             <w:rStyle w:val="Hyperlink"/>
@@ -14640,7 +16098,7 @@
           <w:lang w:val="ru-RU"/>
         </w:rPr>
       </w:pPr>
-      <w:hyperlink r:id="rId20" w:history="1">
+      <w:hyperlink r:id="rId21" w:history="1">
         <w:r>
           <w:rPr>
             <w:rStyle w:val="Hyperlink"/>
@@ -14768,10 +16226,11 @@
       </w:pPr>
     </w:p>
     <w:sectPr>
-      <w:footerReference w:type="default" r:id="rId21"/>
+      <w:footerReference w:type="default" r:id="rId22"/>
       <w:pgSz w:w="12240" w:h="15840"/>
       <w:pgMar w:top="709" w:right="850" w:bottom="567" w:left="993" w:header="708" w:footer="0" w:gutter="0"/>
       <w:cols w:space="708"/>
+      <w:titlePg/>
       <w:docGrid w:linePitch="360"/>
     </w:sectPr>
   </w:body>
@@ -14824,7 +16283,7 @@
             <w:rPr>
               <w:noProof/>
             </w:rPr>
-            <w:t>1</w:t>
+            <w:t>4</w:t>
           </w:r>
         </w:fldSimple>
       </w:p>
@@ -15724,6 +17183,75 @@
     <w:name w:val="Normal"/>
     <w:qFormat/>
     <w:rsid w:val="00EE6A0B"/>
+  </w:style>
+  <w:style w:type="paragraph" w:styleId="Heading1">
+    <w:name w:val="heading 1"/>
+    <w:basedOn w:val="Normal"/>
+    <w:next w:val="Normal"/>
+    <w:link w:val="Heading1Char"/>
+    <w:uiPriority w:val="9"/>
+    <w:qFormat/>
+    <w:rsid w:val="005857C0"/>
+    <w:pPr>
+      <w:keepNext/>
+      <w:keepLines/>
+      <w:spacing w:before="480" w:after="0"/>
+      <w:outlineLvl w:val="0"/>
+    </w:pPr>
+    <w:rPr>
+      <w:rFonts w:asciiTheme="majorHAnsi" w:eastAsiaTheme="majorEastAsia" w:hAnsiTheme="majorHAnsi" w:cstheme="majorBidi"/>
+      <w:b/>
+      <w:bCs/>
+      <w:color w:val="365F91" w:themeColor="accent1" w:themeShade="BF"/>
+      <w:sz w:val="28"/>
+      <w:szCs w:val="28"/>
+    </w:rPr>
+  </w:style>
+  <w:style w:type="paragraph" w:styleId="Heading2">
+    <w:name w:val="heading 2"/>
+    <w:basedOn w:val="Normal"/>
+    <w:next w:val="Normal"/>
+    <w:link w:val="Heading2Char"/>
+    <w:uiPriority w:val="9"/>
+    <w:unhideWhenUsed/>
+    <w:qFormat/>
+    <w:rsid w:val="00581002"/>
+    <w:pPr>
+      <w:keepNext/>
+      <w:keepLines/>
+      <w:spacing w:before="200" w:after="0"/>
+      <w:outlineLvl w:val="1"/>
+    </w:pPr>
+    <w:rPr>
+      <w:rFonts w:asciiTheme="majorHAnsi" w:eastAsiaTheme="majorEastAsia" w:hAnsiTheme="majorHAnsi" w:cstheme="majorBidi"/>
+      <w:b/>
+      <w:bCs/>
+      <w:color w:val="4F81BD" w:themeColor="accent1"/>
+      <w:sz w:val="26"/>
+      <w:szCs w:val="26"/>
+    </w:rPr>
+  </w:style>
+  <w:style w:type="paragraph" w:styleId="Heading3">
+    <w:name w:val="heading 3"/>
+    <w:basedOn w:val="Normal"/>
+    <w:next w:val="Normal"/>
+    <w:link w:val="Heading3Char"/>
+    <w:uiPriority w:val="9"/>
+    <w:unhideWhenUsed/>
+    <w:qFormat/>
+    <w:rsid w:val="00581002"/>
+    <w:pPr>
+      <w:keepNext/>
+      <w:keepLines/>
+      <w:spacing w:before="200" w:after="0"/>
+      <w:outlineLvl w:val="2"/>
+    </w:pPr>
+    <w:rPr>
+      <w:rFonts w:asciiTheme="majorHAnsi" w:eastAsiaTheme="majorEastAsia" w:hAnsiTheme="majorHAnsi" w:cstheme="majorBidi"/>
+      <w:b/>
+      <w:bCs/>
+      <w:color w:val="4F81BD" w:themeColor="accent1"/>
+    </w:rPr>
   </w:style>
   <w:style w:type="character" w:default="1" w:styleId="DefaultParagraphFont">
     <w:name w:val="Default Paragraph Font"/>
@@ -15898,7 +17426,521 @@
       <w:rFonts w:eastAsiaTheme="minorEastAsia"/>
     </w:rPr>
   </w:style>
+  <w:style w:type="character" w:customStyle="1" w:styleId="Heading1Char">
+    <w:name w:val="Heading 1 Char"/>
+    <w:basedOn w:val="DefaultParagraphFont"/>
+    <w:link w:val="Heading1"/>
+    <w:uiPriority w:val="9"/>
+    <w:rsid w:val="005857C0"/>
+    <w:rPr>
+      <w:rFonts w:asciiTheme="majorHAnsi" w:eastAsiaTheme="majorEastAsia" w:hAnsiTheme="majorHAnsi" w:cstheme="majorBidi"/>
+      <w:b/>
+      <w:bCs/>
+      <w:color w:val="365F91" w:themeColor="accent1" w:themeShade="BF"/>
+      <w:sz w:val="28"/>
+      <w:szCs w:val="28"/>
+    </w:rPr>
+  </w:style>
+  <w:style w:type="character" w:customStyle="1" w:styleId="Heading2Char">
+    <w:name w:val="Heading 2 Char"/>
+    <w:basedOn w:val="DefaultParagraphFont"/>
+    <w:link w:val="Heading2"/>
+    <w:uiPriority w:val="9"/>
+    <w:rsid w:val="00581002"/>
+    <w:rPr>
+      <w:rFonts w:asciiTheme="majorHAnsi" w:eastAsiaTheme="majorEastAsia" w:hAnsiTheme="majorHAnsi" w:cstheme="majorBidi"/>
+      <w:b/>
+      <w:bCs/>
+      <w:color w:val="4F81BD" w:themeColor="accent1"/>
+      <w:sz w:val="26"/>
+      <w:szCs w:val="26"/>
+    </w:rPr>
+  </w:style>
+  <w:style w:type="character" w:customStyle="1" w:styleId="Heading3Char">
+    <w:name w:val="Heading 3 Char"/>
+    <w:basedOn w:val="DefaultParagraphFont"/>
+    <w:link w:val="Heading3"/>
+    <w:uiPriority w:val="9"/>
+    <w:rsid w:val="00581002"/>
+    <w:rPr>
+      <w:rFonts w:asciiTheme="majorHAnsi" w:eastAsiaTheme="majorEastAsia" w:hAnsiTheme="majorHAnsi" w:cstheme="majorBidi"/>
+      <w:b/>
+      <w:bCs/>
+      <w:color w:val="4F81BD" w:themeColor="accent1"/>
+    </w:rPr>
+  </w:style>
+  <w:style w:type="paragraph" w:styleId="TOCHeading">
+    <w:name w:val="TOC Heading"/>
+    <w:basedOn w:val="Heading1"/>
+    <w:next w:val="Normal"/>
+    <w:uiPriority w:val="39"/>
+    <w:semiHidden/>
+    <w:unhideWhenUsed/>
+    <w:qFormat/>
+    <w:rsid w:val="00445CCE"/>
+    <w:pPr>
+      <w:spacing w:beforeAutospacing="0" w:afterAutospacing="0" w:line="276" w:lineRule="auto"/>
+      <w:outlineLvl w:val="9"/>
+    </w:pPr>
+  </w:style>
+  <w:style w:type="paragraph" w:styleId="TOC3">
+    <w:name w:val="toc 3"/>
+    <w:basedOn w:val="Normal"/>
+    <w:next w:val="Normal"/>
+    <w:autoRedefine/>
+    <w:uiPriority w:val="39"/>
+    <w:unhideWhenUsed/>
+    <w:rsid w:val="00445CCE"/>
+    <w:pPr>
+      <w:ind w:left="440"/>
+    </w:pPr>
+  </w:style>
 </w:styles>
+</file>
+
+<file path=word/glossary/document.xml><?xml version="1.0" encoding="utf-8"?>
+<w:glossaryDocument xmlns:ve="http://schemas.openxmlformats.org/markup-compatibility/2006" xmlns:o="urn:schemas-microsoft-com:office:office" xmlns:r="http://schemas.openxmlformats.org/officeDocument/2006/relationships" xmlns:m="http://schemas.openxmlformats.org/officeDocument/2006/math" xmlns:v="urn:schemas-microsoft-com:vml" xmlns:wp="http://schemas.openxmlformats.org/drawingml/2006/wordprocessingDrawing" xmlns:w10="urn:schemas-microsoft-com:office:word" xmlns:w="http://schemas.openxmlformats.org/wordprocessingml/2006/main" xmlns:wne="http://schemas.microsoft.com/office/word/2006/wordml">
+  <w:docParts>
+    <w:docPart>
+      <w:docPartPr>
+        <w:name w:val="249B6B104B5845E2A43F8676D3696F69"/>
+        <w:category>
+          <w:name w:val="General"/>
+          <w:gallery w:val="placeholder"/>
+        </w:category>
+        <w:types>
+          <w:type w:val="bbPlcHdr"/>
+        </w:types>
+        <w:behaviors>
+          <w:behavior w:val="content"/>
+        </w:behaviors>
+        <w:guid w:val="{6A7C5ECC-B37C-4C7E-BA91-00BF000A188C}"/>
+      </w:docPartPr>
+      <w:docPartBody>
+        <w:p>
+          <w:pPr>
+            <w:pStyle w:val="249B6B104B5845E2A43F8676D3696F69"/>
+          </w:pPr>
+          <w:r>
+            <w:rPr>
+              <w:rFonts w:asciiTheme="majorHAnsi" w:eastAsiaTheme="majorEastAsia" w:hAnsiTheme="majorHAnsi" w:cstheme="majorBidi"/>
+              <w:caps/>
+            </w:rPr>
+            <w:t>[Type the company name]</w:t>
+          </w:r>
+        </w:p>
+      </w:docPartBody>
+    </w:docPart>
+    <w:docPart>
+      <w:docPartPr>
+        <w:name w:val="9A56F0D68074435C9995E63A14F33311"/>
+        <w:category>
+          <w:name w:val="General"/>
+          <w:gallery w:val="placeholder"/>
+        </w:category>
+        <w:types>
+          <w:type w:val="bbPlcHdr"/>
+        </w:types>
+        <w:behaviors>
+          <w:behavior w:val="content"/>
+        </w:behaviors>
+        <w:guid w:val="{53E73CC8-2C5B-4F9C-8E68-C0E7E51F11E0}"/>
+      </w:docPartPr>
+      <w:docPartBody>
+        <w:p>
+          <w:pPr>
+            <w:pStyle w:val="9A56F0D68074435C9995E63A14F33311"/>
+          </w:pPr>
+          <w:r>
+            <w:rPr>
+              <w:rFonts w:asciiTheme="majorHAnsi" w:eastAsiaTheme="majorEastAsia" w:hAnsiTheme="majorHAnsi" w:cstheme="majorBidi"/>
+              <w:sz w:val="80"/>
+              <w:szCs w:val="80"/>
+            </w:rPr>
+            <w:t>[Type the document title]</w:t>
+          </w:r>
+        </w:p>
+      </w:docPartBody>
+    </w:docPart>
+    <w:docPart>
+      <w:docPartPr>
+        <w:name w:val="6E283FAE7EC848F582846D9048A3467E"/>
+        <w:category>
+          <w:name w:val="General"/>
+          <w:gallery w:val="placeholder"/>
+        </w:category>
+        <w:types>
+          <w:type w:val="bbPlcHdr"/>
+        </w:types>
+        <w:behaviors>
+          <w:behavior w:val="content"/>
+        </w:behaviors>
+        <w:guid w:val="{07722935-932D-469D-968E-8819C8A4517B}"/>
+      </w:docPartPr>
+      <w:docPartBody>
+        <w:p>
+          <w:pPr>
+            <w:pStyle w:val="6E283FAE7EC848F582846D9048A3467E"/>
+          </w:pPr>
+          <w:r>
+            <w:rPr>
+              <w:rFonts w:asciiTheme="majorHAnsi" w:eastAsiaTheme="majorEastAsia" w:hAnsiTheme="majorHAnsi" w:cstheme="majorBidi"/>
+              <w:sz w:val="44"/>
+              <w:szCs w:val="44"/>
+            </w:rPr>
+            <w:t>[Type the document subtitle]</w:t>
+          </w:r>
+        </w:p>
+      </w:docPartBody>
+    </w:docPart>
+    <w:docPart>
+      <w:docPartPr>
+        <w:name w:val="CD58E3A522FE41BC81F85F88DD79C5AD"/>
+        <w:category>
+          <w:name w:val="General"/>
+          <w:gallery w:val="placeholder"/>
+        </w:category>
+        <w:types>
+          <w:type w:val="bbPlcHdr"/>
+        </w:types>
+        <w:behaviors>
+          <w:behavior w:val="content"/>
+        </w:behaviors>
+        <w:guid w:val="{DEB063E8-0285-41B8-8EEF-366D6942A9AA}"/>
+      </w:docPartPr>
+      <w:docPartBody>
+        <w:p>
+          <w:pPr>
+            <w:pStyle w:val="CD58E3A522FE41BC81F85F88DD79C5AD"/>
+          </w:pPr>
+          <w:r>
+            <w:rPr>
+              <w:b/>
+              <w:bCs/>
+            </w:rPr>
+            <w:t>[Type the author name]</w:t>
+          </w:r>
+        </w:p>
+      </w:docPartBody>
+    </w:docPart>
+  </w:docParts>
+</w:glossaryDocument>
+</file>
+
+<file path=word/glossary/fontTable.xml><?xml version="1.0" encoding="utf-8"?>
+<w:fonts xmlns:r="http://schemas.openxmlformats.org/officeDocument/2006/relationships" xmlns:w="http://schemas.openxmlformats.org/wordprocessingml/2006/main">
+  <w:font w:name="Symbol">
+    <w:panose1 w:val="05050102010706020507"/>
+    <w:charset w:val="02"/>
+    <w:family w:val="roman"/>
+    <w:pitch w:val="variable"/>
+    <w:sig w:usb0="00000000" w:usb1="10000000" w:usb2="00000000" w:usb3="00000000" w:csb0="80000000" w:csb1="00000000"/>
+  </w:font>
+  <w:font w:name="Times New Roman">
+    <w:panose1 w:val="02020603050405020304"/>
+    <w:charset w:val="CC"/>
+    <w:family w:val="roman"/>
+    <w:pitch w:val="variable"/>
+    <w:sig w:usb0="E0002EFF" w:usb1="C000785B" w:usb2="00000009" w:usb3="00000000" w:csb0="000001FF" w:csb1="00000000"/>
+  </w:font>
+  <w:font w:name="Courier New">
+    <w:panose1 w:val="02070309020205020404"/>
+    <w:charset w:val="CC"/>
+    <w:family w:val="modern"/>
+    <w:pitch w:val="fixed"/>
+    <w:sig w:usb0="E0002EFF" w:usb1="C0007843" w:usb2="00000009" w:usb3="00000000" w:csb0="000001FF" w:csb1="00000000"/>
+  </w:font>
+  <w:font w:name="Wingdings">
+    <w:panose1 w:val="05000000000000000000"/>
+    <w:charset w:val="02"/>
+    <w:family w:val="auto"/>
+    <w:pitch w:val="variable"/>
+    <w:sig w:usb0="00000000" w:usb1="10000000" w:usb2="00000000" w:usb3="00000000" w:csb0="80000000" w:csb1="00000000"/>
+  </w:font>
+  <w:font w:name="Calibri">
+    <w:panose1 w:val="020F0502020204030204"/>
+    <w:charset w:val="CC"/>
+    <w:family w:val="swiss"/>
+    <w:pitch w:val="variable"/>
+    <w:sig w:usb0="E4002EFF" w:usb1="C000247B" w:usb2="00000009" w:usb3="00000000" w:csb0="000001FF" w:csb1="00000000"/>
+  </w:font>
+  <w:font w:name="Cambria">
+    <w:panose1 w:val="02040503050406030204"/>
+    <w:charset w:val="CC"/>
+    <w:family w:val="roman"/>
+    <w:pitch w:val="variable"/>
+    <w:sig w:usb0="E00006FF" w:usb1="420024FF" w:usb2="02000000" w:usb3="00000000" w:csb0="0000019F" w:csb1="00000000"/>
+  </w:font>
+  <w:font w:name="Tahoma">
+    <w:panose1 w:val="020B0604030504040204"/>
+    <w:charset w:val="CC"/>
+    <w:family w:val="swiss"/>
+    <w:pitch w:val="variable"/>
+    <w:sig w:usb0="E1002EFF" w:usb1="C000605B" w:usb2="00000029" w:usb3="00000000" w:csb0="000101FF" w:csb1="00000000"/>
+  </w:font>
+  <w:font w:name="Malgun Gothic">
+    <w:panose1 w:val="020B0503020000020004"/>
+    <w:charset w:val="81"/>
+    <w:family w:val="swiss"/>
+    <w:pitch w:val="variable"/>
+    <w:sig w:usb0="9000002F" w:usb1="29D77CFB" w:usb2="00000012" w:usb3="00000000" w:csb0="00080001" w:csb1="00000000"/>
+  </w:font>
+</w:fonts>
+</file>
+
+<file path=word/glossary/settings.xml><?xml version="1.0" encoding="utf-8"?>
+<w:settings xmlns:o="urn:schemas-microsoft-com:office:office" xmlns:r="http://schemas.openxmlformats.org/officeDocument/2006/relationships" xmlns:m="http://schemas.openxmlformats.org/officeDocument/2006/math" xmlns:v="urn:schemas-microsoft-com:vml" xmlns:w10="urn:schemas-microsoft-com:office:word" xmlns:w="http://schemas.openxmlformats.org/wordprocessingml/2006/main" xmlns:sl="http://schemas.openxmlformats.org/schemaLibrary/2006/main">
+  <w:view w:val="normal"/>
+  <w:defaultTabStop w:val="720"/>
+  <w:characterSpacingControl w:val="doNotCompress"/>
+  <w:compat>
+    <w:useFELayout/>
+  </w:compat>
+  <w:rsids>
+    <w:rsidRoot w:val="007C75C0"/>
+    <w:rsid w:val="007C75C0"/>
+    <w:rsid w:val="00BA6B2E"/>
+  </w:rsids>
+  <m:mathPr>
+    <m:mathFont m:val="Cambria Math"/>
+    <m:brkBin m:val="before"/>
+    <m:brkBinSub m:val="--"/>
+    <m:smallFrac m:val="off"/>
+    <m:dispDef/>
+    <m:lMargin m:val="0"/>
+    <m:rMargin m:val="0"/>
+    <m:defJc m:val="centerGroup"/>
+    <m:wrapIndent m:val="1440"/>
+    <m:intLim m:val="subSup"/>
+    <m:naryLim m:val="undOvr"/>
+  </m:mathPr>
+  <w:themeFontLang w:val="en-US"/>
+  <w:clrSchemeMapping w:bg1="light1" w:t1="dark1" w:bg2="light2" w:t2="dark2" w:accent1="accent1" w:accent2="accent2" w:accent3="accent3" w:accent4="accent4" w:accent5="accent5" w:accent6="accent6" w:hyperlink="hyperlink" w:followedHyperlink="followedHyperlink"/>
+  <w:decimalSymbol w:val=","/>
+  <w:listSeparator w:val=","/>
+</w:settings>
+</file>
+
+<file path=word/glossary/styles.xml><?xml version="1.0" encoding="utf-8"?>
+<w:styles xmlns:r="http://schemas.openxmlformats.org/officeDocument/2006/relationships" xmlns:w="http://schemas.openxmlformats.org/wordprocessingml/2006/main">
+  <w:docDefaults>
+    <w:rPrDefault>
+      <w:rPr>
+        <w:rFonts w:asciiTheme="minorHAnsi" w:eastAsiaTheme="minorEastAsia" w:hAnsiTheme="minorHAnsi" w:cstheme="minorBidi"/>
+        <w:sz w:val="22"/>
+        <w:szCs w:val="22"/>
+        <w:lang w:val="en-US" w:eastAsia="en-US" w:bidi="ar-SA"/>
+      </w:rPr>
+    </w:rPrDefault>
+    <w:pPrDefault>
+      <w:pPr>
+        <w:spacing w:after="200" w:line="276" w:lineRule="auto"/>
+      </w:pPr>
+    </w:pPrDefault>
+  </w:docDefaults>
+  <w:latentStyles w:defLockedState="0" w:defUIPriority="99" w:defSemiHidden="1" w:defUnhideWhenUsed="1" w:defQFormat="0" w:count="267">
+    <w:lsdException w:name="Normal" w:semiHidden="0" w:uiPriority="0" w:unhideWhenUsed="0" w:qFormat="1"/>
+    <w:lsdException w:name="heading 1" w:semiHidden="0" w:uiPriority="9" w:unhideWhenUsed="0" w:qFormat="1"/>
+    <w:lsdException w:name="heading 2" w:uiPriority="9" w:qFormat="1"/>
+    <w:lsdException w:name="heading 3" w:uiPriority="9" w:qFormat="1"/>
+    <w:lsdException w:name="heading 4" w:uiPriority="9" w:qFormat="1"/>
+    <w:lsdException w:name="heading 5" w:uiPriority="9" w:qFormat="1"/>
+    <w:lsdException w:name="heading 6" w:uiPriority="9" w:qFormat="1"/>
+    <w:lsdException w:name="heading 7" w:uiPriority="9" w:qFormat="1"/>
+    <w:lsdException w:name="heading 8" w:uiPriority="9" w:qFormat="1"/>
+    <w:lsdException w:name="heading 9" w:uiPriority="9" w:qFormat="1"/>
+    <w:lsdException w:name="toc 1" w:uiPriority="39"/>
+    <w:lsdException w:name="toc 2" w:uiPriority="39"/>
+    <w:lsdException w:name="toc 3" w:uiPriority="39"/>
+    <w:lsdException w:name="toc 4" w:uiPriority="39"/>
+    <w:lsdException w:name="toc 5" w:uiPriority="39"/>
+    <w:lsdException w:name="toc 6" w:uiPriority="39"/>
+    <w:lsdException w:name="toc 7" w:uiPriority="39"/>
+    <w:lsdException w:name="toc 8" w:uiPriority="39"/>
+    <w:lsdException w:name="toc 9" w:uiPriority="39"/>
+    <w:lsdException w:name="caption" w:uiPriority="35" w:qFormat="1"/>
+    <w:lsdException w:name="Title" w:semiHidden="0" w:uiPriority="10" w:unhideWhenUsed="0" w:qFormat="1"/>
+    <w:lsdException w:name="Default Paragraph Font" w:uiPriority="1"/>
+    <w:lsdException w:name="Subtitle" w:semiHidden="0" w:uiPriority="11" w:unhideWhenUsed="0" w:qFormat="1"/>
+    <w:lsdException w:name="Strong" w:semiHidden="0" w:uiPriority="22" w:unhideWhenUsed="0" w:qFormat="1"/>
+    <w:lsdException w:name="Emphasis" w:semiHidden="0" w:uiPriority="20" w:unhideWhenUsed="0" w:qFormat="1"/>
+    <w:lsdException w:name="Table Grid" w:semiHidden="0" w:uiPriority="59" w:unhideWhenUsed="0"/>
+    <w:lsdException w:name="Placeholder Text" w:unhideWhenUsed="0"/>
+    <w:lsdException w:name="No Spacing" w:semiHidden="0" w:uiPriority="1" w:unhideWhenUsed="0" w:qFormat="1"/>
+    <w:lsdException w:name="Light Shading" w:semiHidden="0" w:uiPriority="60" w:unhideWhenUsed="0"/>
+    <w:lsdException w:name="Light List" w:semiHidden="0" w:uiPriority="61" w:unhideWhenUsed="0"/>
+    <w:lsdException w:name="Light Grid" w:semiHidden="0" w:uiPriority="62" w:unhideWhenUsed="0"/>
+    <w:lsdException w:name="Medium Shading 1" w:semiHidden="0" w:uiPriority="63" w:unhideWhenUsed="0"/>
+    <w:lsdException w:name="Medium Shading 2" w:semiHidden="0" w:uiPriority="64" w:unhideWhenUsed="0"/>
+    <w:lsdException w:name="Medium List 1" w:semiHidden="0" w:uiPriority="65" w:unhideWhenUsed="0"/>
+    <w:lsdException w:name="Medium List 2" w:semiHidden="0" w:uiPriority="66" w:unhideWhenUsed="0"/>
+    <w:lsdException w:name="Medium Grid 1" w:semiHidden="0" w:uiPriority="67" w:unhideWhenUsed="0"/>
+    <w:lsdException w:name="Medium Grid 2" w:semiHidden="0" w:uiPriority="68" w:unhideWhenUsed="0"/>
+    <w:lsdException w:name="Medium Grid 3" w:semiHidden="0" w:uiPriority="69" w:unhideWhenUsed="0"/>
+    <w:lsdException w:name="Dark List" w:semiHidden="0" w:uiPriority="70" w:unhideWhenUsed="0"/>
+    <w:lsdException w:name="Colorful Shading" w:semiHidden="0" w:uiPriority="71" w:unhideWhenUsed="0"/>
+    <w:lsdException w:name="Colorful List" w:semiHidden="0" w:uiPriority="72" w:unhideWhenUsed="0"/>
+    <w:lsdException w:name="Colorful Grid" w:semiHidden="0" w:uiPriority="73" w:unhideWhenUsed="0"/>
+    <w:lsdException w:name="Light Shading Accent 1" w:semiHidden="0" w:uiPriority="60" w:unhideWhenUsed="0"/>
+    <w:lsdException w:name="Light List Accent 1" w:semiHidden="0" w:uiPriority="61" w:unhideWhenUsed="0"/>
+    <w:lsdException w:name="Light Grid Accent 1" w:semiHidden="0" w:uiPriority="62" w:unhideWhenUsed="0"/>
+    <w:lsdException w:name="Medium Shading 1 Accent 1" w:semiHidden="0" w:uiPriority="63" w:unhideWhenUsed="0"/>
+    <w:lsdException w:name="Medium Shading 2 Accent 1" w:semiHidden="0" w:uiPriority="64" w:unhideWhenUsed="0"/>
+    <w:lsdException w:name="Medium List 1 Accent 1" w:semiHidden="0" w:uiPriority="65" w:unhideWhenUsed="0"/>
+    <w:lsdException w:name="Revision" w:unhideWhenUsed="0"/>
+    <w:lsdException w:name="List Paragraph" w:semiHidden="0" w:uiPriority="34" w:unhideWhenUsed="0" w:qFormat="1"/>
+    <w:lsdException w:name="Quote" w:semiHidden="0" w:uiPriority="29" w:unhideWhenUsed="0" w:qFormat="1"/>
+    <w:lsdException w:name="Intense Quote" w:semiHidden="0" w:uiPriority="30" w:unhideWhenUsed="0" w:qFormat="1"/>
+    <w:lsdException w:name="Medium List 2 Accent 1" w:semiHidden="0" w:uiPriority="66" w:unhideWhenUsed="0"/>
+    <w:lsdException w:name="Medium Grid 1 Accent 1" w:semiHidden="0" w:uiPriority="67" w:unhideWhenUsed="0"/>
+    <w:lsdException w:name="Medium Grid 2 Accent 1" w:semiHidden="0" w:uiPriority="68" w:unhideWhenUsed="0"/>
+    <w:lsdException w:name="Medium Grid 3 Accent 1" w:semiHidden="0" w:uiPriority="69" w:unhideWhenUsed="0"/>
+    <w:lsdException w:name="Dark List Accent 1" w:semiHidden="0" w:uiPriority="70" w:unhideWhenUsed="0"/>
+    <w:lsdException w:name="Colorful Shading Accent 1" w:semiHidden="0" w:uiPriority="71" w:unhideWhenUsed="0"/>
+    <w:lsdException w:name="Colorful List Accent 1" w:semiHidden="0" w:uiPriority="72" w:unhideWhenUsed="0"/>
+    <w:lsdException w:name="Colorful Grid Accent 1" w:semiHidden="0" w:uiPriority="73" w:unhideWhenUsed="0"/>
+    <w:lsdException w:name="Light Shading Accent 2" w:semiHidden="0" w:uiPriority="60" w:unhideWhenUsed="0"/>
+    <w:lsdException w:name="Light List Accent 2" w:semiHidden="0" w:uiPriority="61" w:unhideWhenUsed="0"/>
+    <w:lsdException w:name="Light Grid Accent 2" w:semiHidden="0" w:uiPriority="62" w:unhideWhenUsed="0"/>
+    <w:lsdException w:name="Medium Shading 1 Accent 2" w:semiHidden="0" w:uiPriority="63" w:unhideWhenUsed="0"/>
+    <w:lsdException w:name="Medium Shading 2 Accent 2" w:semiHidden="0" w:uiPriority="64" w:unhideWhenUsed="0"/>
+    <w:lsdException w:name="Medium List 1 Accent 2" w:semiHidden="0" w:uiPriority="65" w:unhideWhenUsed="0"/>
+    <w:lsdException w:name="Medium List 2 Accent 2" w:semiHidden="0" w:uiPriority="66" w:unhideWhenUsed="0"/>
+    <w:lsdException w:name="Medium Grid 1 Accent 2" w:semiHidden="0" w:uiPriority="67" w:unhideWhenUsed="0"/>
+    <w:lsdException w:name="Medium Grid 2 Accent 2" w:semiHidden="0" w:uiPriority="68" w:unhideWhenUsed="0"/>
+    <w:lsdException w:name="Medium Grid 3 Accent 2" w:semiHidden="0" w:uiPriority="69" w:unhideWhenUsed="0"/>
+    <w:lsdException w:name="Dark List Accent 2" w:semiHidden="0" w:uiPriority="70" w:unhideWhenUsed="0"/>
+    <w:lsdException w:name="Colorful Shading Accent 2" w:semiHidden="0" w:uiPriority="71" w:unhideWhenUsed="0"/>
+    <w:lsdException w:name="Colorful List Accent 2" w:semiHidden="0" w:uiPriority="72" w:unhideWhenUsed="0"/>
+    <w:lsdException w:name="Colorful Grid Accent 2" w:semiHidden="0" w:uiPriority="73" w:unhideWhenUsed="0"/>
+    <w:lsdException w:name="Light Shading Accent 3" w:semiHidden="0" w:uiPriority="60" w:unhideWhenUsed="0"/>
+    <w:lsdException w:name="Light List Accent 3" w:semiHidden="0" w:uiPriority="61" w:unhideWhenUsed="0"/>
+    <w:lsdException w:name="Light Grid Accent 3" w:semiHidden="0" w:uiPriority="62" w:unhideWhenUsed="0"/>
+    <w:lsdException w:name="Medium Shading 1 Accent 3" w:semiHidden="0" w:uiPriority="63" w:unhideWhenUsed="0"/>
+    <w:lsdException w:name="Medium Shading 2 Accent 3" w:semiHidden="0" w:uiPriority="64" w:unhideWhenUsed="0"/>
+    <w:lsdException w:name="Medium List 1 Accent 3" w:semiHidden="0" w:uiPriority="65" w:unhideWhenUsed="0"/>
+    <w:lsdException w:name="Medium List 2 Accent 3" w:semiHidden="0" w:uiPriority="66" w:unhideWhenUsed="0"/>
+    <w:lsdException w:name="Medium Grid 1 Accent 3" w:semiHidden="0" w:uiPriority="67" w:unhideWhenUsed="0"/>
+    <w:lsdException w:name="Medium Grid 2 Accent 3" w:semiHidden="0" w:uiPriority="68" w:unhideWhenUsed="0"/>
+    <w:lsdException w:name="Medium Grid 3 Accent 3" w:semiHidden="0" w:uiPriority="69" w:unhideWhenUsed="0"/>
+    <w:lsdException w:name="Dark List Accent 3" w:semiHidden="0" w:uiPriority="70" w:unhideWhenUsed="0"/>
+    <w:lsdException w:name="Colorful Shading Accent 3" w:semiHidden="0" w:uiPriority="71" w:unhideWhenUsed="0"/>
+    <w:lsdException w:name="Colorful List Accent 3" w:semiHidden="0" w:uiPriority="72" w:unhideWhenUsed="0"/>
+    <w:lsdException w:name="Colorful Grid Accent 3" w:semiHidden="0" w:uiPriority="73" w:unhideWhenUsed="0"/>
+    <w:lsdException w:name="Light Shading Accent 4" w:semiHidden="0" w:uiPriority="60" w:unhideWhenUsed="0"/>
+    <w:lsdException w:name="Light List Accent 4" w:semiHidden="0" w:uiPriority="61" w:unhideWhenUsed="0"/>
+    <w:lsdException w:name="Light Grid Accent 4" w:semiHidden="0" w:uiPriority="62" w:unhideWhenUsed="0"/>
+    <w:lsdException w:name="Medium Shading 1 Accent 4" w:semiHidden="0" w:uiPriority="63" w:unhideWhenUsed="0"/>
+    <w:lsdException w:name="Medium Shading 2 Accent 4" w:semiHidden="0" w:uiPriority="64" w:unhideWhenUsed="0"/>
+    <w:lsdException w:name="Medium List 1 Accent 4" w:semiHidden="0" w:uiPriority="65" w:unhideWhenUsed="0"/>
+    <w:lsdException w:name="Medium List 2 Accent 4" w:semiHidden="0" w:uiPriority="66" w:unhideWhenUsed="0"/>
+    <w:lsdException w:name="Medium Grid 1 Accent 4" w:semiHidden="0" w:uiPriority="67" w:unhideWhenUsed="0"/>
+    <w:lsdException w:name="Medium Grid 2 Accent 4" w:semiHidden="0" w:uiPriority="68" w:unhideWhenUsed="0"/>
+    <w:lsdException w:name="Medium Grid 3 Accent 4" w:semiHidden="0" w:uiPriority="69" w:unhideWhenUsed="0"/>
+    <w:lsdException w:name="Dark List Accent 4" w:semiHidden="0" w:uiPriority="70" w:unhideWhenUsed="0"/>
+    <w:lsdException w:name="Colorful Shading Accent 4" w:semiHidden="0" w:uiPriority="71" w:unhideWhenUsed="0"/>
+    <w:lsdException w:name="Colorful List Accent 4" w:semiHidden="0" w:uiPriority="72" w:unhideWhenUsed="0"/>
+    <w:lsdException w:name="Colorful Grid Accent 4" w:semiHidden="0" w:uiPriority="73" w:unhideWhenUsed="0"/>
+    <w:lsdException w:name="Light Shading Accent 5" w:semiHidden="0" w:uiPriority="60" w:unhideWhenUsed="0"/>
+    <w:lsdException w:name="Light List Accent 5" w:semiHidden="0" w:uiPriority="61" w:unhideWhenUsed="0"/>
+    <w:lsdException w:name="Light Grid Accent 5" w:semiHidden="0" w:uiPriority="62" w:unhideWhenUsed="0"/>
+    <w:lsdException w:name="Medium Shading 1 Accent 5" w:semiHidden="0" w:uiPriority="63" w:unhideWhenUsed="0"/>
+    <w:lsdException w:name="Medium Shading 2 Accent 5" w:semiHidden="0" w:uiPriority="64" w:unhideWhenUsed="0"/>
+    <w:lsdException w:name="Medium List 1 Accent 5" w:semiHidden="0" w:uiPriority="65" w:unhideWhenUsed="0"/>
+    <w:lsdException w:name="Medium List 2 Accent 5" w:semiHidden="0" w:uiPriority="66" w:unhideWhenUsed="0"/>
+    <w:lsdException w:name="Medium Grid 1 Accent 5" w:semiHidden="0" w:uiPriority="67" w:unhideWhenUsed="0"/>
+    <w:lsdException w:name="Medium Grid 2 Accent 5" w:semiHidden="0" w:uiPriority="68" w:unhideWhenUsed="0"/>
+    <w:lsdException w:name="Medium Grid 3 Accent 5" w:semiHidden="0" w:uiPriority="69" w:unhideWhenUsed="0"/>
+    <w:lsdException w:name="Dark List Accent 5" w:semiHidden="0" w:uiPriority="70" w:unhideWhenUsed="0"/>
+    <w:lsdException w:name="Colorful Shading Accent 5" w:semiHidden="0" w:uiPriority="71" w:unhideWhenUsed="0"/>
+    <w:lsdException w:name="Colorful List Accent 5" w:semiHidden="0" w:uiPriority="72" w:unhideWhenUsed="0"/>
+    <w:lsdException w:name="Colorful Grid Accent 5" w:semiHidden="0" w:uiPriority="73" w:unhideWhenUsed="0"/>
+    <w:lsdException w:name="Light Shading Accent 6" w:semiHidden="0" w:uiPriority="60" w:unhideWhenUsed="0"/>
+    <w:lsdException w:name="Light List Accent 6" w:semiHidden="0" w:uiPriority="61" w:unhideWhenUsed="0"/>
+    <w:lsdException w:name="Light Grid Accent 6" w:semiHidden="0" w:uiPriority="62" w:unhideWhenUsed="0"/>
+    <w:lsdException w:name="Medium Shading 1 Accent 6" w:semiHidden="0" w:uiPriority="63" w:unhideWhenUsed="0"/>
+    <w:lsdException w:name="Medium Shading 2 Accent 6" w:semiHidden="0" w:uiPriority="64" w:unhideWhenUsed="0"/>
+    <w:lsdException w:name="Medium List 1 Accent 6" w:semiHidden="0" w:uiPriority="65" w:unhideWhenUsed="0"/>
+    <w:lsdException w:name="Medium List 2 Accent 6" w:semiHidden="0" w:uiPriority="66" w:unhideWhenUsed="0"/>
+    <w:lsdException w:name="Medium Grid 1 Accent 6" w:semiHidden="0" w:uiPriority="67" w:unhideWhenUsed="0"/>
+    <w:lsdException w:name="Medium Grid 2 Accent 6" w:semiHidden="0" w:uiPriority="68" w:unhideWhenUsed="0"/>
+    <w:lsdException w:name="Medium Grid 3 Accent 6" w:semiHidden="0" w:uiPriority="69" w:unhideWhenUsed="0"/>
+    <w:lsdException w:name="Dark List Accent 6" w:semiHidden="0" w:uiPriority="70" w:unhideWhenUsed="0"/>
+    <w:lsdException w:name="Colorful Shading Accent 6" w:semiHidden="0" w:uiPriority="71" w:unhideWhenUsed="0"/>
+    <w:lsdException w:name="Colorful List Accent 6" w:semiHidden="0" w:uiPriority="72" w:unhideWhenUsed="0"/>
+    <w:lsdException w:name="Colorful Grid Accent 6" w:semiHidden="0" w:uiPriority="73" w:unhideWhenUsed="0"/>
+    <w:lsdException w:name="Subtle Emphasis" w:semiHidden="0" w:uiPriority="19" w:unhideWhenUsed="0" w:qFormat="1"/>
+    <w:lsdException w:name="Intense Emphasis" w:semiHidden="0" w:uiPriority="21" w:unhideWhenUsed="0" w:qFormat="1"/>
+    <w:lsdException w:name="Subtle Reference" w:semiHidden="0" w:uiPriority="31" w:unhideWhenUsed="0" w:qFormat="1"/>
+    <w:lsdException w:name="Intense Reference" w:semiHidden="0" w:uiPriority="32" w:unhideWhenUsed="0" w:qFormat="1"/>
+    <w:lsdException w:name="Book Title" w:semiHidden="0" w:uiPriority="33" w:unhideWhenUsed="0" w:qFormat="1"/>
+    <w:lsdException w:name="Bibliography" w:uiPriority="37"/>
+    <w:lsdException w:name="TOC Heading" w:uiPriority="39" w:qFormat="1"/>
+  </w:latentStyles>
+  <w:style w:type="paragraph" w:default="1" w:styleId="Normal">
+    <w:name w:val="Normal"/>
+    <w:qFormat/>
+    <w:rsid w:val="00BA6B2E"/>
+  </w:style>
+  <w:style w:type="character" w:default="1" w:styleId="DefaultParagraphFont">
+    <w:name w:val="Default Paragraph Font"/>
+    <w:uiPriority w:val="1"/>
+    <w:semiHidden/>
+    <w:unhideWhenUsed/>
+  </w:style>
+  <w:style w:type="table" w:default="1" w:styleId="TableNormal">
+    <w:name w:val="Normal Table"/>
+    <w:uiPriority w:val="99"/>
+    <w:semiHidden/>
+    <w:unhideWhenUsed/>
+    <w:qFormat/>
+    <w:tblPr>
+      <w:tblInd w:w="0" w:type="dxa"/>
+      <w:tblCellMar>
+        <w:top w:w="0" w:type="dxa"/>
+        <w:left w:w="108" w:type="dxa"/>
+        <w:bottom w:w="0" w:type="dxa"/>
+        <w:right w:w="108" w:type="dxa"/>
+      </w:tblCellMar>
+    </w:tblPr>
+  </w:style>
+  <w:style w:type="numbering" w:default="1" w:styleId="NoList">
+    <w:name w:val="No List"/>
+    <w:uiPriority w:val="99"/>
+    <w:semiHidden/>
+    <w:unhideWhenUsed/>
+  </w:style>
+  <w:style w:type="paragraph" w:customStyle="1" w:styleId="249B6B104B5845E2A43F8676D3696F69">
+    <w:name w:val="249B6B104B5845E2A43F8676D3696F69"/>
+    <w:rsid w:val="007C75C0"/>
+  </w:style>
+  <w:style w:type="paragraph" w:customStyle="1" w:styleId="9A56F0D68074435C9995E63A14F33311">
+    <w:name w:val="9A56F0D68074435C9995E63A14F33311"/>
+    <w:rsid w:val="007C75C0"/>
+  </w:style>
+  <w:style w:type="paragraph" w:customStyle="1" w:styleId="6E283FAE7EC848F582846D9048A3467E">
+    <w:name w:val="6E283FAE7EC848F582846D9048A3467E"/>
+    <w:rsid w:val="007C75C0"/>
+  </w:style>
+  <w:style w:type="paragraph" w:customStyle="1" w:styleId="CD58E3A522FE41BC81F85F88DD79C5AD">
+    <w:name w:val="CD58E3A522FE41BC81F85F88DD79C5AD"/>
+    <w:rsid w:val="007C75C0"/>
+  </w:style>
+  <w:style w:type="paragraph" w:customStyle="1" w:styleId="9683BF740071483CAAC3E41915CF47AA">
+    <w:name w:val="9683BF740071483CAAC3E41915CF47AA"/>
+    <w:rsid w:val="007C75C0"/>
+  </w:style>
+  <w:style w:type="paragraph" w:customStyle="1" w:styleId="958CABFCF8A64341951587A63733688B">
+    <w:name w:val="958CABFCF8A64341951587A63733688B"/>
+    <w:rsid w:val="007C75C0"/>
+  </w:style>
+</w:styles>
+</file>
+
+<file path=word/glossary/webSettings.xml><?xml version="1.0" encoding="utf-8"?>
+<w:webSettings xmlns:r="http://schemas.openxmlformats.org/officeDocument/2006/relationships" xmlns:w="http://schemas.openxmlformats.org/wordprocessingml/2006/main">
+  <w:optimizeForBrowser/>
+</w:webSettings>
 </file>
 
 <file path=word/theme/theme1.xml><?xml version="1.0" encoding="utf-8"?>
@@ -16182,4 +18224,35 @@
   <a:objectDefaults/>
   <a:extraClrSchemeLst/>
 </a:theme>
+</file>
+
+<file path=customXml/item1.xml><?xml version="1.0" encoding="utf-8"?>
+<CoverPageProperties xmlns="http://schemas.microsoft.com/office/2006/coverPageProps">
+  <PublishDate>2026-04-09T00:00:00</PublishDate>
+  <Abstract>Данный документ рассказывает о процессе превращения корейского компьютера Daewoo CPC-400/400S в полноценный компьютер с японско-русской версией BIOS. В документе описана не только замена ПЗУ MSX2 на более совместимые, но и апгрейд этого компьютера в полноценный MSX2+ с портом F4, звуковой картой FMPAC Light и двумя мегабайтами внешнего ОЗУ.</Abstract>
+  <CompanyAddress/>
+  <CompanyPhone/>
+  <CompanyFax/>
+  <CompanyEmail/>
+</CoverPageProperties>
+</file>
+
+<file path=customXml/item2.xml><?xml version="1.0" encoding="utf-8"?>
+<b:Sources xmlns:b="http://schemas.openxmlformats.org/officeDocument/2006/bibliography" xmlns="http://schemas.openxmlformats.org/officeDocument/2006/bibliography" SelectedStyle="\APA.XSL" StyleName="APA Fifth Edition"/>
+</file>
+
+<file path=customXml/itemProps1.xml><?xml version="1.0" encoding="utf-8"?>
+<ds:datastoreItem xmlns:ds="http://schemas.openxmlformats.org/officeDocument/2006/customXml" ds:itemID="{55AF091B-3C7A-41E3-B477-F2FDAA23CFDA}">
+  <ds:schemaRefs>
+    <ds:schemaRef ds:uri="http://schemas.microsoft.com/office/2006/coverPageProps"/>
+  </ds:schemaRefs>
+</ds:datastoreItem>
+</file>
+
+<file path=customXml/itemProps2.xml><?xml version="1.0" encoding="utf-8"?>
+<ds:datastoreItem xmlns:ds="http://schemas.openxmlformats.org/officeDocument/2006/customXml" ds:itemID="{D7ED701C-6675-4423-8ECE-F1179B1C5722}">
+  <ds:schemaRefs>
+    <ds:schemaRef ds:uri="http://schemas.openxmlformats.org/officeDocument/2006/bibliography"/>
+  </ds:schemaRefs>
+</ds:datastoreItem>
 </file>